--- a/Báo Cáo Dự Án Database.docx
+++ b/Báo Cáo Dự Án Database.docx
@@ -279,7 +279,7 @@
       </w:r>
       <w:r>
         <w:rPr>
-          <w:rStyle w:val="13"/>
+          <w:rStyle w:val="14"/>
           <w:bCs/>
           <w:color w:val="000000" w:themeColor="text1"/>
           <w14:textFill>
@@ -292,7 +292,7 @@
       </w:r>
       <w:r>
         <w:rPr>
-          <w:rStyle w:val="13"/>
+          <w:rStyle w:val="14"/>
           <w:bCs/>
           <w:color w:val="000000" w:themeColor="text1"/>
           <w14:textFill>
@@ -352,7 +352,7 @@
       </w:r>
       <w:r>
         <w:rPr>
-          <w:rStyle w:val="13"/>
+          <w:rStyle w:val="14"/>
           <w:bCs/>
           <w:color w:val="000000" w:themeColor="text1"/>
           <w14:textFill>
@@ -365,7 +365,7 @@
       </w:r>
       <w:r>
         <w:rPr>
-          <w:rStyle w:val="13"/>
+          <w:rStyle w:val="14"/>
           <w:bCs/>
           <w:color w:val="000000" w:themeColor="text1"/>
           <w14:textFill>
@@ -425,7 +425,7 @@
       </w:r>
       <w:r>
         <w:rPr>
-          <w:rStyle w:val="13"/>
+          <w:rStyle w:val="14"/>
           <w:bCs/>
           <w:color w:val="000000" w:themeColor="text1"/>
           <w14:textFill>
@@ -438,7 +438,7 @@
       </w:r>
       <w:r>
         <w:rPr>
-          <w:rStyle w:val="13"/>
+          <w:rStyle w:val="14"/>
           <w:bCs/>
           <w:color w:val="000000" w:themeColor="text1"/>
           <w14:textFill>
@@ -529,7 +529,7 @@
     </w:p>
     <w:p>
       <w:pPr>
-        <w:pStyle w:val="32"/>
+        <w:pStyle w:val="33"/>
         <w:numPr>
           <w:ilvl w:val="0"/>
           <w:numId w:val="1"/>
@@ -565,7 +565,7 @@
     </w:p>
     <w:p>
       <w:pPr>
-        <w:pStyle w:val="32"/>
+        <w:pStyle w:val="33"/>
         <w:numPr>
           <w:ilvl w:val="1"/>
           <w:numId w:val="1"/>
@@ -601,7 +601,7 @@
     </w:p>
     <w:p>
       <w:pPr>
-        <w:pStyle w:val="32"/>
+        <w:pStyle w:val="33"/>
         <w:numPr>
           <w:ilvl w:val="0"/>
           <w:numId w:val="2"/>
@@ -629,7 +629,7 @@
     </w:p>
     <w:p>
       <w:pPr>
-        <w:pStyle w:val="32"/>
+        <w:pStyle w:val="33"/>
         <w:numPr>
           <w:ilvl w:val="0"/>
           <w:numId w:val="3"/>
@@ -657,7 +657,7 @@
     </w:p>
     <w:p>
       <w:pPr>
-        <w:pStyle w:val="32"/>
+        <w:pStyle w:val="33"/>
         <w:numPr>
           <w:ilvl w:val="0"/>
           <w:numId w:val="3"/>
@@ -685,7 +685,7 @@
     </w:p>
     <w:p>
       <w:pPr>
-        <w:pStyle w:val="32"/>
+        <w:pStyle w:val="33"/>
         <w:numPr>
           <w:ilvl w:val="0"/>
           <w:numId w:val="3"/>
@@ -713,7 +713,7 @@
     </w:p>
     <w:p>
       <w:pPr>
-        <w:pStyle w:val="32"/>
+        <w:pStyle w:val="33"/>
         <w:numPr>
           <w:ilvl w:val="0"/>
           <w:numId w:val="3"/>
@@ -741,7 +741,7 @@
     </w:p>
     <w:p>
       <w:pPr>
-        <w:pStyle w:val="32"/>
+        <w:pStyle w:val="33"/>
         <w:numPr>
           <w:ilvl w:val="0"/>
           <w:numId w:val="2"/>
@@ -769,7 +769,7 @@
     </w:p>
     <w:p>
       <w:pPr>
-        <w:pStyle w:val="32"/>
+        <w:pStyle w:val="33"/>
         <w:numPr>
           <w:ilvl w:val="0"/>
           <w:numId w:val="4"/>
@@ -798,7 +798,7 @@
     </w:p>
     <w:p>
       <w:pPr>
-        <w:pStyle w:val="32"/>
+        <w:pStyle w:val="33"/>
         <w:numPr>
           <w:ilvl w:val="0"/>
           <w:numId w:val="4"/>
@@ -827,7 +827,7 @@
     </w:p>
     <w:p>
       <w:pPr>
-        <w:pStyle w:val="32"/>
+        <w:pStyle w:val="33"/>
         <w:numPr>
           <w:ilvl w:val="0"/>
           <w:numId w:val="4"/>
@@ -856,7 +856,7 @@
     </w:p>
     <w:p>
       <w:pPr>
-        <w:pStyle w:val="32"/>
+        <w:pStyle w:val="33"/>
         <w:numPr>
           <w:ilvl w:val="0"/>
           <w:numId w:val="4"/>
@@ -885,7 +885,7 @@
     </w:p>
     <w:p>
       <w:pPr>
-        <w:pStyle w:val="32"/>
+        <w:pStyle w:val="33"/>
         <w:numPr>
           <w:ilvl w:val="0"/>
           <w:numId w:val="4"/>
@@ -914,7 +914,7 @@
     </w:p>
     <w:p>
       <w:pPr>
-        <w:pStyle w:val="32"/>
+        <w:pStyle w:val="33"/>
         <w:numPr>
           <w:ilvl w:val="0"/>
           <w:numId w:val="2"/>
@@ -942,7 +942,7 @@
     </w:p>
     <w:p>
       <w:pPr>
-        <w:pStyle w:val="32"/>
+        <w:pStyle w:val="33"/>
         <w:numPr>
           <w:ilvl w:val="0"/>
           <w:numId w:val="5"/>
@@ -970,7 +970,7 @@
     </w:p>
     <w:p>
       <w:pPr>
-        <w:pStyle w:val="32"/>
+        <w:pStyle w:val="33"/>
         <w:numPr>
           <w:ilvl w:val="0"/>
           <w:numId w:val="5"/>
@@ -998,7 +998,7 @@
     </w:p>
     <w:p>
       <w:pPr>
-        <w:pStyle w:val="32"/>
+        <w:pStyle w:val="33"/>
         <w:numPr>
           <w:ilvl w:val="0"/>
           <w:numId w:val="5"/>
@@ -1026,7 +1026,7 @@
     </w:p>
     <w:p>
       <w:pPr>
-        <w:pStyle w:val="32"/>
+        <w:pStyle w:val="33"/>
         <w:numPr>
           <w:ilvl w:val="0"/>
           <w:numId w:val="5"/>
@@ -1054,7 +1054,7 @@
     </w:p>
     <w:p>
       <w:pPr>
-        <w:pStyle w:val="32"/>
+        <w:pStyle w:val="33"/>
         <w:numPr>
           <w:ilvl w:val="0"/>
           <w:numId w:val="5"/>
@@ -1082,7 +1082,7 @@
     </w:p>
     <w:p>
       <w:pPr>
-        <w:pStyle w:val="32"/>
+        <w:pStyle w:val="33"/>
         <w:numPr>
           <w:ilvl w:val="0"/>
           <w:numId w:val="5"/>
@@ -1110,7 +1110,7 @@
     </w:p>
     <w:p>
       <w:pPr>
-        <w:pStyle w:val="32"/>
+        <w:pStyle w:val="33"/>
         <w:numPr>
           <w:ilvl w:val="1"/>
           <w:numId w:val="1"/>
@@ -1170,7 +1170,7 @@
     </w:p>
     <w:p>
       <w:pPr>
-        <w:pStyle w:val="32"/>
+        <w:pStyle w:val="33"/>
         <w:numPr>
           <w:ilvl w:val="0"/>
           <w:numId w:val="6"/>
@@ -1211,7 +1211,7 @@
     </w:p>
     <w:p>
       <w:pPr>
-        <w:pStyle w:val="32"/>
+        <w:pStyle w:val="33"/>
         <w:numPr>
           <w:ilvl w:val="0"/>
           <w:numId w:val="7"/>
@@ -1254,7 +1254,7 @@
     </w:p>
     <w:p>
       <w:pPr>
-        <w:pStyle w:val="32"/>
+        <w:pStyle w:val="33"/>
         <w:numPr>
           <w:ilvl w:val="0"/>
           <w:numId w:val="7"/>
@@ -1282,7 +1282,7 @@
     </w:p>
     <w:p>
       <w:pPr>
-        <w:pStyle w:val="32"/>
+        <w:pStyle w:val="33"/>
         <w:numPr>
           <w:ilvl w:val="0"/>
           <w:numId w:val="6"/>
@@ -1323,7 +1323,7 @@
     </w:p>
     <w:p>
       <w:pPr>
-        <w:pStyle w:val="32"/>
+        <w:pStyle w:val="33"/>
         <w:numPr>
           <w:ilvl w:val="0"/>
           <w:numId w:val="7"/>
@@ -1351,7 +1351,7 @@
     </w:p>
     <w:p>
       <w:pPr>
-        <w:pStyle w:val="32"/>
+        <w:pStyle w:val="33"/>
         <w:numPr>
           <w:ilvl w:val="0"/>
           <w:numId w:val="7"/>
@@ -1379,7 +1379,7 @@
     </w:p>
     <w:p>
       <w:pPr>
-        <w:pStyle w:val="32"/>
+        <w:pStyle w:val="33"/>
         <w:numPr>
           <w:ilvl w:val="0"/>
           <w:numId w:val="8"/>
@@ -1407,7 +1407,7 @@
     </w:p>
     <w:p>
       <w:pPr>
-        <w:pStyle w:val="32"/>
+        <w:pStyle w:val="33"/>
         <w:numPr>
           <w:ilvl w:val="0"/>
           <w:numId w:val="8"/>
@@ -1435,7 +1435,7 @@
     </w:p>
     <w:p>
       <w:pPr>
-        <w:pStyle w:val="32"/>
+        <w:pStyle w:val="33"/>
         <w:numPr>
           <w:ilvl w:val="0"/>
           <w:numId w:val="8"/>
@@ -1463,7 +1463,7 @@
     </w:p>
     <w:p>
       <w:pPr>
-        <w:pStyle w:val="32"/>
+        <w:pStyle w:val="33"/>
         <w:numPr>
           <w:ilvl w:val="0"/>
           <w:numId w:val="6"/>
@@ -1503,7 +1503,7 @@
     </w:p>
     <w:p>
       <w:pPr>
-        <w:pStyle w:val="32"/>
+        <w:pStyle w:val="33"/>
         <w:ind w:left="2061"/>
         <w:rPr>
           <w:i/>
@@ -1532,7 +1532,7 @@
     </w:p>
     <w:p>
       <w:pPr>
-        <w:pStyle w:val="32"/>
+        <w:pStyle w:val="33"/>
         <w:ind w:left="2061"/>
         <w:rPr>
           <w:i/>
@@ -1548,7 +1548,7 @@
     </w:p>
     <w:p>
       <w:pPr>
-        <w:pStyle w:val="32"/>
+        <w:pStyle w:val="33"/>
         <w:numPr>
           <w:ilvl w:val="0"/>
           <w:numId w:val="7"/>
@@ -1624,7 +1624,7 @@
     </w:p>
     <w:p>
       <w:pPr>
-        <w:pStyle w:val="32"/>
+        <w:pStyle w:val="33"/>
         <w:numPr>
           <w:ilvl w:val="0"/>
           <w:numId w:val="7"/>
@@ -1652,7 +1652,7 @@
     </w:p>
     <w:p>
       <w:pPr>
-        <w:pStyle w:val="32"/>
+        <w:pStyle w:val="33"/>
         <w:numPr>
           <w:ilvl w:val="0"/>
           <w:numId w:val="7"/>
@@ -1680,7 +1680,7 @@
     </w:p>
     <w:p>
       <w:pPr>
-        <w:pStyle w:val="32"/>
+        <w:pStyle w:val="33"/>
         <w:numPr>
           <w:ilvl w:val="0"/>
           <w:numId w:val="6"/>
@@ -1720,7 +1720,7 @@
     </w:p>
     <w:p>
       <w:pPr>
-        <w:pStyle w:val="32"/>
+        <w:pStyle w:val="33"/>
         <w:ind w:left="2061"/>
         <w:rPr>
           <w:i/>
@@ -1749,7 +1749,7 @@
     </w:p>
     <w:p>
       <w:pPr>
-        <w:pStyle w:val="32"/>
+        <w:pStyle w:val="33"/>
         <w:ind w:left="2061"/>
         <w:rPr>
           <w:i/>
@@ -1765,7 +1765,7 @@
     </w:p>
     <w:p>
       <w:pPr>
-        <w:pStyle w:val="32"/>
+        <w:pStyle w:val="33"/>
         <w:numPr>
           <w:ilvl w:val="0"/>
           <w:numId w:val="7"/>
@@ -1817,7 +1817,7 @@
     </w:p>
     <w:p>
       <w:pPr>
-        <w:pStyle w:val="32"/>
+        <w:pStyle w:val="33"/>
         <w:numPr>
           <w:ilvl w:val="0"/>
           <w:numId w:val="7"/>
@@ -1869,7 +1869,7 @@
     </w:p>
     <w:p>
       <w:pPr>
-        <w:pStyle w:val="32"/>
+        <w:pStyle w:val="33"/>
         <w:numPr>
           <w:ilvl w:val="0"/>
           <w:numId w:val="9"/>
@@ -1912,7 +1912,7 @@
     </w:p>
     <w:p>
       <w:pPr>
-        <w:pStyle w:val="32"/>
+        <w:pStyle w:val="33"/>
         <w:ind w:left="0"/>
         <w:rPr>
           <w:color w:val="000000" w:themeColor="text1"/>
@@ -1926,7 +1926,7 @@
     </w:p>
     <w:p>
       <w:pPr>
-        <w:pStyle w:val="32"/>
+        <w:pStyle w:val="33"/>
         <w:ind w:firstLine="720"/>
         <w:rPr>
           <w:rFonts w:ascii="Calibri" w:hAnsi="Calibri" w:eastAsia="SimSun" w:cs="Calibri"/>
@@ -1949,7 +1949,7 @@
     </w:p>
     <w:p>
       <w:pPr>
-        <w:pStyle w:val="32"/>
+        <w:pStyle w:val="33"/>
         <w:ind w:left="1680"/>
         <w:rPr>
           <w:rFonts w:ascii="Calibri" w:hAnsi="Calibri" w:eastAsia="SimSun" w:cs="Calibri"/>
@@ -1964,7 +1964,7 @@
     </w:p>
     <w:p>
       <w:pPr>
-        <w:pStyle w:val="32"/>
+        <w:pStyle w:val="33"/>
         <w:ind w:firstLine="720"/>
         <w:rPr>
           <w:rFonts w:ascii="Calibri" w:hAnsi="Calibri" w:eastAsia="SimSun" w:cs="Calibri"/>
@@ -1983,7 +1983,7 @@
     </w:p>
     <w:p>
       <w:pPr>
-        <w:pStyle w:val="32"/>
+        <w:pStyle w:val="33"/>
         <w:numPr>
           <w:ilvl w:val="0"/>
           <w:numId w:val="10"/>
@@ -2005,7 +2005,7 @@
     </w:p>
     <w:p>
       <w:pPr>
-        <w:pStyle w:val="32"/>
+        <w:pStyle w:val="33"/>
         <w:numPr>
           <w:ilvl w:val="0"/>
           <w:numId w:val="10"/>
@@ -2027,7 +2027,7 @@
     </w:p>
     <w:p>
       <w:pPr>
-        <w:pStyle w:val="32"/>
+        <w:pStyle w:val="33"/>
         <w:numPr>
           <w:ilvl w:val="0"/>
           <w:numId w:val="10"/>
@@ -2049,7 +2049,7 @@
     </w:p>
     <w:p>
       <w:pPr>
-        <w:pStyle w:val="32"/>
+        <w:pStyle w:val="33"/>
         <w:numPr>
           <w:ilvl w:val="0"/>
           <w:numId w:val="10"/>
@@ -2071,7 +2071,7 @@
     </w:p>
     <w:p>
       <w:pPr>
-        <w:pStyle w:val="32"/>
+        <w:pStyle w:val="33"/>
         <w:ind w:firstLine="720"/>
         <w:rPr>
           <w:rFonts w:ascii="Calibri" w:hAnsi="Calibri" w:eastAsia="SimSun" w:cs="Calibri"/>
@@ -2090,7 +2090,7 @@
     </w:p>
     <w:p>
       <w:pPr>
-        <w:pStyle w:val="32"/>
+        <w:pStyle w:val="33"/>
         <w:numPr>
           <w:ilvl w:val="0"/>
           <w:numId w:val="10"/>
@@ -2109,7 +2109,7 @@
     </w:p>
     <w:p>
       <w:pPr>
-        <w:pStyle w:val="32"/>
+        <w:pStyle w:val="33"/>
         <w:numPr>
           <w:ilvl w:val="0"/>
           <w:numId w:val="10"/>
@@ -2128,7 +2128,7 @@
     </w:p>
     <w:p>
       <w:pPr>
-        <w:pStyle w:val="32"/>
+        <w:pStyle w:val="33"/>
         <w:numPr>
           <w:ilvl w:val="0"/>
           <w:numId w:val="10"/>
@@ -2147,7 +2147,7 @@
     </w:p>
     <w:p>
       <w:pPr>
-        <w:pStyle w:val="32"/>
+        <w:pStyle w:val="33"/>
         <w:numPr>
           <w:ilvl w:val="0"/>
           <w:numId w:val="10"/>
@@ -2166,7 +2166,7 @@
     </w:p>
     <w:p>
       <w:pPr>
-        <w:pStyle w:val="32"/>
+        <w:pStyle w:val="33"/>
         <w:ind w:firstLine="720"/>
         <w:rPr>
           <w:rFonts w:ascii="Calibri" w:hAnsi="Calibri" w:eastAsia="SimSun" w:cs="Calibri"/>
@@ -2185,7 +2185,7 @@
     </w:p>
     <w:p>
       <w:pPr>
-        <w:pStyle w:val="32"/>
+        <w:pStyle w:val="33"/>
         <w:numPr>
           <w:ilvl w:val="0"/>
           <w:numId w:val="10"/>
@@ -2204,7 +2204,7 @@
     </w:p>
     <w:p>
       <w:pPr>
-        <w:pStyle w:val="32"/>
+        <w:pStyle w:val="33"/>
         <w:numPr>
           <w:ilvl w:val="0"/>
           <w:numId w:val="10"/>
@@ -2223,7 +2223,7 @@
     </w:p>
     <w:p>
       <w:pPr>
-        <w:pStyle w:val="32"/>
+        <w:pStyle w:val="33"/>
         <w:numPr>
           <w:ilvl w:val="0"/>
           <w:numId w:val="10"/>
@@ -2242,7 +2242,7 @@
     </w:p>
     <w:p>
       <w:pPr>
-        <w:pStyle w:val="32"/>
+        <w:pStyle w:val="33"/>
         <w:numPr>
           <w:ilvl w:val="0"/>
           <w:numId w:val="10"/>
@@ -2261,7 +2261,7 @@
     </w:p>
     <w:p>
       <w:pPr>
-        <w:pStyle w:val="32"/>
+        <w:pStyle w:val="33"/>
         <w:numPr>
           <w:ilvl w:val="0"/>
           <w:numId w:val="10"/>
@@ -2280,7 +2280,7 @@
     </w:p>
     <w:p>
       <w:pPr>
-        <w:pStyle w:val="32"/>
+        <w:pStyle w:val="33"/>
         <w:numPr>
           <w:ilvl w:val="0"/>
           <w:numId w:val="10"/>
@@ -2294,12 +2294,20 @@
         <w:rPr>
           <w:rFonts w:ascii="Calibri" w:hAnsi="Calibri" w:eastAsia="SimSun" w:cs="Calibri"/>
         </w:rPr>
-        <w:t>Nếu ngày trả thực tế (Return_Date) có giá trị thì phải lớn hơn hoặc bằng ngày mượn (Loan_Date).</w:t>
-      </w:r>
-    </w:p>
-    <w:p>
-      <w:pPr>
-        <w:pStyle w:val="32"/>
+        <w:t xml:space="preserve">Nếu ngày trả thực tế (Return_Date) có giá trị thì phải lớn hơn hoặc bằng ngày </w:t>
+      </w:r>
+      <w:bookmarkStart w:id="0" w:name="_GoBack"/>
+      <w:bookmarkEnd w:id="0"/>
+      <w:r>
+        <w:rPr>
+          <w:rFonts w:ascii="Calibri" w:hAnsi="Calibri" w:eastAsia="SimSun" w:cs="Calibri"/>
+        </w:rPr>
+        <w:t>mượn (Loan_Date).</w:t>
+      </w:r>
+    </w:p>
+    <w:p>
+      <w:pPr>
+        <w:pStyle w:val="33"/>
         <w:numPr>
           <w:ilvl w:val="0"/>
           <w:numId w:val="10"/>
@@ -2313,12 +2321,12 @@
         <w:rPr>
           <w:rFonts w:ascii="Calibri" w:hAnsi="Calibri" w:eastAsia="SimSun" w:cs="Calibri"/>
         </w:rPr>
-        <w:t>Hạn mức mượn tối đa: Một Member chỉ được mượn tối đa 05 Book_Copy cùng một thời điểm (tính trên tổng số Loaned_Copy chưa trả).</w:t>
-      </w:r>
-    </w:p>
-    <w:p>
-      <w:pPr>
-        <w:pStyle w:val="32"/>
+        <w:t>Hạn mức mượn tối đa: Một Member chỉ được mượn tối đa 05 Book_Copy cùng một thời điểm, được tính trên tổng số Loaned_Copy chưa trả (Return_Date IS NULL).</w:t>
+      </w:r>
+    </w:p>
+    <w:p>
+      <w:pPr>
+        <w:pStyle w:val="33"/>
         <w:numPr>
           <w:ilvl w:val="0"/>
           <w:numId w:val="10"/>
@@ -2332,12 +2340,120 @@
         <w:rPr>
           <w:rFonts w:ascii="Calibri" w:hAnsi="Calibri" w:eastAsia="SimSun" w:cs="Calibri"/>
         </w:rPr>
-        <w:t>Điều kiện tạm dừng mượn: Member không được phép tạo Loan_Record mới nếu đang có ít nhất một Loaned_Copy quá hạn chưa trả</w:t>
-      </w:r>
-    </w:p>
-    <w:p>
-      <w:pPr>
-        <w:pStyle w:val="32"/>
+        <w:t>Member không được phép tạo Loan_Record mới nếu đang có ít nhất một Loaned_Copy quá hạn chưa trả</w:t>
+      </w:r>
+      <w:r>
+        <w:rPr>
+          <w:rFonts w:hint="default" w:ascii="Calibri" w:hAnsi="Calibri" w:eastAsia="SimSun" w:cs="Calibri"/>
+          <w:lang w:val="en-US"/>
+        </w:rPr>
+        <w:t xml:space="preserve"> (Return_Date IS NULL và Ngày hiện tại &gt; Due_Date)</w:t>
+      </w:r>
+    </w:p>
+    <w:p>
+      <w:pPr>
+        <w:pStyle w:val="33"/>
+        <w:numPr>
+          <w:ilvl w:val="0"/>
+          <w:numId w:val="10"/>
+        </w:numPr>
+        <w:ind w:left="2105"/>
+        <w:rPr>
+          <w:rFonts w:ascii="Calibri" w:hAnsi="Calibri" w:eastAsia="SimSun" w:cs="Calibri"/>
+        </w:rPr>
+      </w:pPr>
+      <w:r>
+        <w:rPr>
+          <w:rFonts w:ascii="Calibri" w:hAnsi="Calibri" w:eastAsia="SimSun" w:cs="Calibri"/>
+        </w:rPr>
+        <w:t>Member không được phép tạo Loan_Record mới nếu còn ít nhất một Fine chưa được thanh toán</w:t>
+      </w:r>
+      <w:r>
+        <w:rPr>
+          <w:rFonts w:hint="default" w:ascii="Calibri" w:hAnsi="Calibri" w:eastAsia="SimSun" w:cs="Calibri"/>
+          <w:lang w:val="en-US"/>
+        </w:rPr>
+        <w:t xml:space="preserve"> (Paid_Status = ‘Unpaid’)</w:t>
+      </w:r>
+      <w:r>
+        <w:rPr>
+          <w:rFonts w:ascii="Calibri" w:hAnsi="Calibri" w:eastAsia="SimSun" w:cs="Calibri"/>
+        </w:rPr>
+        <w:t>.</w:t>
+      </w:r>
+    </w:p>
+    <w:p>
+      <w:pPr>
+        <w:pStyle w:val="33"/>
+        <w:numPr>
+          <w:ilvl w:val="0"/>
+          <w:numId w:val="10"/>
+        </w:numPr>
+        <w:ind w:left="2105"/>
+        <w:rPr>
+          <w:rFonts w:ascii="Calibri" w:hAnsi="Calibri" w:eastAsia="SimSun" w:cs="Calibri"/>
+        </w:rPr>
+      </w:pPr>
+      <w:r>
+        <w:rPr>
+          <w:rFonts w:ascii="Calibri" w:hAnsi="Calibri" w:eastAsia="SimSun" w:cs="Calibri"/>
+          <w:b/>
+          <w:bCs/>
+        </w:rPr>
+        <w:t>Điều kiện được phép mượn tiếp</w:t>
+      </w:r>
+      <w:r>
+        <w:rPr>
+          <w:rFonts w:ascii="Calibri" w:hAnsi="Calibri" w:eastAsia="SimSun" w:cs="Calibri"/>
+        </w:rPr>
+        <w:t xml:space="preserve">: Member chỉ được phép tạo Loan_Record mới khi đồng thời thỏa mãn các điều kiện tại </w:t>
+      </w:r>
+      <w:r>
+        <w:rPr>
+          <w:rFonts w:ascii="Calibri" w:hAnsi="Calibri" w:eastAsia="SimSun" w:cs="Calibri"/>
+          <w:b/>
+          <w:bCs/>
+        </w:rPr>
+        <w:t>Quy tắc 15</w:t>
+      </w:r>
+      <w:r>
+        <w:rPr>
+          <w:rFonts w:ascii="Calibri" w:hAnsi="Calibri" w:eastAsia="SimSun" w:cs="Calibri"/>
+        </w:rPr>
+        <w:t xml:space="preserve">, </w:t>
+      </w:r>
+      <w:r>
+        <w:rPr>
+          <w:rFonts w:ascii="Calibri" w:hAnsi="Calibri" w:eastAsia="SimSun" w:cs="Calibri"/>
+          <w:b/>
+          <w:bCs/>
+        </w:rPr>
+        <w:t xml:space="preserve">16 </w:t>
+      </w:r>
+      <w:r>
+        <w:rPr>
+          <w:rFonts w:ascii="Calibri" w:hAnsi="Calibri" w:eastAsia="SimSun" w:cs="Calibri"/>
+        </w:rPr>
+        <w:t xml:space="preserve">và </w:t>
+      </w:r>
+      <w:r>
+        <w:rPr>
+          <w:rFonts w:ascii="Calibri" w:hAnsi="Calibri" w:eastAsia="SimSun" w:cs="Calibri"/>
+          <w:b/>
+          <w:bCs/>
+        </w:rPr>
+        <w:t>17</w:t>
+      </w:r>
+      <w:r>
+        <w:rPr>
+          <w:rFonts w:ascii="Calibri" w:hAnsi="Calibri" w:eastAsia="SimSun" w:cs="Calibri"/>
+        </w:rPr>
+        <w:t>. Cụ thể, số lượng sách đang mượn phải nhỏ hơn 05, không có sách quá hạn chưa trả và không còn tiền phạt chưa thanh toán.</w:t>
+      </w:r>
+    </w:p>
+    <w:p>
+      <w:pPr>
+        <w:pStyle w:val="33"/>
         <w:ind w:firstLine="720"/>
         <w:rPr>
           <w:rFonts w:ascii="Calibri" w:hAnsi="Calibri" w:eastAsia="SimSun" w:cs="Calibri"/>
@@ -2356,7 +2472,7 @@
     </w:p>
     <w:p>
       <w:pPr>
-        <w:pStyle w:val="32"/>
+        <w:pStyle w:val="33"/>
         <w:numPr>
           <w:ilvl w:val="0"/>
           <w:numId w:val="10"/>
@@ -2375,7 +2491,7 @@
     </w:p>
     <w:p>
       <w:pPr>
-        <w:pStyle w:val="32"/>
+        <w:pStyle w:val="33"/>
         <w:numPr>
           <w:ilvl w:val="0"/>
           <w:numId w:val="10"/>
@@ -2394,7 +2510,7 @@
     </w:p>
     <w:p>
       <w:pPr>
-        <w:pStyle w:val="32"/>
+        <w:pStyle w:val="33"/>
         <w:ind w:firstLine="720"/>
         <w:rPr>
           <w:rFonts w:ascii="Calibri" w:hAnsi="Calibri" w:eastAsia="SimSun" w:cs="Calibri"/>
@@ -2413,7 +2529,7 @@
     </w:p>
     <w:p>
       <w:pPr>
-        <w:pStyle w:val="32"/>
+        <w:pStyle w:val="33"/>
         <w:numPr>
           <w:ilvl w:val="0"/>
           <w:numId w:val="10"/>
@@ -2432,7 +2548,7 @@
     </w:p>
     <w:p>
       <w:pPr>
-        <w:pStyle w:val="32"/>
+        <w:pStyle w:val="33"/>
         <w:numPr>
           <w:ilvl w:val="0"/>
           <w:numId w:val="10"/>
@@ -2451,7 +2567,7 @@
     </w:p>
     <w:p>
       <w:pPr>
-        <w:pStyle w:val="32"/>
+        <w:pStyle w:val="33"/>
         <w:ind w:firstLine="720"/>
         <w:rPr>
           <w:rFonts w:ascii="Calibri" w:hAnsi="Calibri" w:eastAsia="SimSun" w:cs="Calibri"/>
@@ -2470,7 +2586,7 @@
     </w:p>
     <w:p>
       <w:pPr>
-        <w:pStyle w:val="32"/>
+        <w:pStyle w:val="33"/>
         <w:numPr>
           <w:ilvl w:val="0"/>
           <w:numId w:val="10"/>
@@ -2490,7 +2606,7 @@
     </w:p>
     <w:p>
       <w:pPr>
-        <w:pStyle w:val="32"/>
+        <w:pStyle w:val="33"/>
         <w:numPr>
           <w:ilvl w:val="0"/>
           <w:numId w:val="10"/>
@@ -2509,7 +2625,7 @@
     </w:p>
     <w:p>
       <w:pPr>
-        <w:pStyle w:val="32"/>
+        <w:pStyle w:val="33"/>
         <w:ind w:firstLine="720"/>
         <w:rPr>
           <w:rFonts w:ascii="Calibri" w:hAnsi="Calibri" w:eastAsia="SimSun" w:cs="Calibri"/>
@@ -2528,7 +2644,7 @@
     </w:p>
     <w:p>
       <w:pPr>
-        <w:pStyle w:val="32"/>
+        <w:pStyle w:val="33"/>
         <w:numPr>
           <w:ilvl w:val="0"/>
           <w:numId w:val="10"/>
@@ -2547,7 +2663,7 @@
     </w:p>
     <w:p>
       <w:pPr>
-        <w:pStyle w:val="32"/>
+        <w:pStyle w:val="33"/>
         <w:numPr>
           <w:ilvl w:val="0"/>
           <w:numId w:val="10"/>
@@ -2566,7 +2682,7 @@
     </w:p>
     <w:p>
       <w:pPr>
-        <w:pStyle w:val="32"/>
+        <w:pStyle w:val="33"/>
         <w:numPr>
           <w:ilvl w:val="0"/>
           <w:numId w:val="10"/>
@@ -2585,7 +2701,7 @@
     </w:p>
     <w:p>
       <w:pPr>
-        <w:pStyle w:val="32"/>
+        <w:pStyle w:val="33"/>
         <w:numPr>
           <w:ilvl w:val="0"/>
           <w:numId w:val="10"/>
@@ -2618,7 +2734,7 @@
     </w:p>
     <w:p>
       <w:pPr>
-        <w:pStyle w:val="32"/>
+        <w:pStyle w:val="33"/>
         <w:numPr>
           <w:ilvl w:val="0"/>
           <w:numId w:val="10"/>
@@ -2637,7 +2753,7 @@
     </w:p>
     <w:p>
       <w:pPr>
-        <w:pStyle w:val="32"/>
+        <w:pStyle w:val="33"/>
         <w:ind w:left="2160" w:firstLine="720"/>
         <w:rPr>
           <w:rFonts w:ascii="Calibri" w:hAnsi="Calibri" w:eastAsia="SimSun" w:cs="Calibri"/>
@@ -2669,7 +2785,7 @@
     </w:p>
     <w:p>
       <w:pPr>
-        <w:pStyle w:val="32"/>
+        <w:pStyle w:val="33"/>
         <w:ind w:left="2160" w:firstLine="720"/>
         <w:rPr>
           <w:rFonts w:ascii="Calibri" w:hAnsi="Calibri" w:eastAsia="SimSun" w:cs="Calibri"/>
@@ -2686,7 +2802,7 @@
     </w:p>
     <w:p>
       <w:pPr>
-        <w:pStyle w:val="32"/>
+        <w:pStyle w:val="33"/>
         <w:tabs>
           <w:tab w:val="left" w:pos="240"/>
         </w:tabs>
@@ -2721,7 +2837,7 @@
     </w:p>
     <w:p>
       <w:pPr>
-        <w:pStyle w:val="32"/>
+        <w:pStyle w:val="33"/>
         <w:tabs>
           <w:tab w:val="left" w:pos="240"/>
         </w:tabs>
@@ -2741,7 +2857,7 @@
     </w:p>
     <w:p>
       <w:pPr>
-        <w:pStyle w:val="32"/>
+        <w:pStyle w:val="33"/>
         <w:tabs>
           <w:tab w:val="left" w:pos="240"/>
         </w:tabs>
@@ -2754,7 +2870,7 @@
     </w:p>
     <w:p>
       <w:pPr>
-        <w:pStyle w:val="32"/>
+        <w:pStyle w:val="33"/>
         <w:ind w:firstLine="720"/>
         <w:rPr>
           <w:rFonts w:ascii="Calibri" w:hAnsi="Calibri" w:eastAsia="SimSun" w:cs="Calibri"/>
@@ -2773,7 +2889,7 @@
     </w:p>
     <w:p>
       <w:pPr>
-        <w:pStyle w:val="32"/>
+        <w:pStyle w:val="33"/>
         <w:numPr>
           <w:ilvl w:val="0"/>
           <w:numId w:val="10"/>
@@ -2792,7 +2908,7 @@
     </w:p>
     <w:p>
       <w:pPr>
-        <w:pStyle w:val="32"/>
+        <w:pStyle w:val="33"/>
         <w:numPr>
           <w:ilvl w:val="0"/>
           <w:numId w:val="10"/>
@@ -2811,7 +2927,7 @@
     </w:p>
     <w:p>
       <w:pPr>
-        <w:pStyle w:val="32"/>
+        <w:pStyle w:val="33"/>
         <w:numPr>
           <w:ilvl w:val="0"/>
           <w:numId w:val="10"/>
@@ -2830,7 +2946,7 @@
     </w:p>
     <w:p>
       <w:pPr>
-        <w:pStyle w:val="32"/>
+        <w:pStyle w:val="33"/>
         <w:numPr>
           <w:ilvl w:val="0"/>
           <w:numId w:val="10"/>
@@ -2849,7 +2965,7 @@
     </w:p>
     <w:p>
       <w:pPr>
-        <w:pStyle w:val="32"/>
+        <w:pStyle w:val="33"/>
         <w:ind w:firstLine="720"/>
         <w:rPr>
           <w:rFonts w:ascii="Calibri" w:hAnsi="Calibri" w:eastAsia="SimSun" w:cs="Calibri"/>
@@ -2868,7 +2984,7 @@
     </w:p>
     <w:p>
       <w:pPr>
-        <w:pStyle w:val="32"/>
+        <w:pStyle w:val="33"/>
         <w:numPr>
           <w:ilvl w:val="0"/>
           <w:numId w:val="10"/>
@@ -2887,7 +3003,7 @@
     </w:p>
     <w:p>
       <w:pPr>
-        <w:pStyle w:val="32"/>
+        <w:pStyle w:val="33"/>
         <w:numPr>
           <w:ilvl w:val="0"/>
           <w:numId w:val="10"/>
@@ -2906,7 +3022,7 @@
     </w:p>
     <w:p>
       <w:pPr>
-        <w:pStyle w:val="32"/>
+        <w:pStyle w:val="33"/>
         <w:numPr>
           <w:ilvl w:val="0"/>
           <w:numId w:val="10"/>
@@ -2925,7 +3041,7 @@
     </w:p>
     <w:p>
       <w:pPr>
-        <w:pStyle w:val="32"/>
+        <w:pStyle w:val="33"/>
         <w:numPr>
           <w:ilvl w:val="0"/>
           <w:numId w:val="10"/>
@@ -2944,7 +3060,7 @@
     </w:p>
     <w:p>
       <w:pPr>
-        <w:pStyle w:val="32"/>
+        <w:pStyle w:val="33"/>
         <w:numPr>
           <w:ilvl w:val="0"/>
           <w:numId w:val="10"/>
@@ -2963,7 +3079,7 @@
     </w:p>
     <w:p>
       <w:pPr>
-        <w:pStyle w:val="32"/>
+        <w:pStyle w:val="33"/>
         <w:ind w:firstLine="720"/>
         <w:rPr>
           <w:rFonts w:ascii="Calibri" w:hAnsi="Calibri" w:eastAsia="SimSun" w:cs="Calibri"/>
@@ -2982,7 +3098,7 @@
     </w:p>
     <w:p>
       <w:pPr>
-        <w:pStyle w:val="32"/>
+        <w:pStyle w:val="33"/>
         <w:numPr>
           <w:ilvl w:val="0"/>
           <w:numId w:val="10"/>
@@ -3001,7 +3117,7 @@
     </w:p>
     <w:p>
       <w:pPr>
-        <w:pStyle w:val="32"/>
+        <w:pStyle w:val="33"/>
         <w:numPr>
           <w:ilvl w:val="0"/>
           <w:numId w:val="10"/>
@@ -3033,7 +3149,7 @@
     </w:p>
     <w:p>
       <w:pPr>
-        <w:pStyle w:val="32"/>
+        <w:pStyle w:val="33"/>
         <w:numPr>
           <w:ilvl w:val="0"/>
           <w:numId w:val="10"/>
@@ -3052,7 +3168,7 @@
     </w:p>
     <w:p>
       <w:pPr>
-        <w:pStyle w:val="32"/>
+        <w:pStyle w:val="33"/>
         <w:numPr>
           <w:ilvl w:val="0"/>
           <w:numId w:val="10"/>
@@ -3073,7 +3189,7 @@
     </w:p>
     <w:p>
       <w:pPr>
-        <w:pStyle w:val="32"/>
+        <w:pStyle w:val="33"/>
         <w:ind w:left="0"/>
         <w:rPr>
           <w:rFonts w:ascii="Calibri" w:hAnsi="Calibri" w:eastAsia="SimSun" w:cs="Calibri"/>
@@ -3082,7 +3198,7 @@
     </w:p>
     <w:p>
       <w:pPr>
-        <w:pStyle w:val="32"/>
+        <w:pStyle w:val="33"/>
         <w:ind w:left="0"/>
         <w:rPr>
           <w:rFonts w:ascii="Calibri" w:hAnsi="Calibri" w:eastAsia="SimSun" w:cs="Calibri"/>
@@ -3091,7 +3207,7 @@
     </w:p>
     <w:p>
       <w:pPr>
-        <w:pStyle w:val="32"/>
+        <w:pStyle w:val="33"/>
         <w:ind w:left="1440"/>
         <w:rPr>
           <w:rFonts w:eastAsia="SimSun" w:cstheme="minorHAnsi"/>
@@ -3110,7 +3226,7 @@
     </w:p>
     <w:p>
       <w:pPr>
-        <w:pStyle w:val="32"/>
+        <w:pStyle w:val="33"/>
         <w:ind w:left="0"/>
         <w:rPr>
           <w:rFonts w:ascii="SimSun" w:hAnsi="SimSun" w:eastAsia="SimSun" w:cs="SimSun"/>
@@ -3119,13 +3235,12 @@
     </w:p>
     <w:p>
       <w:pPr>
-        <w:pStyle w:val="32"/>
+        <w:pStyle w:val="33"/>
         <w:ind w:left="0"/>
         <w:rPr>
           <w:rFonts w:ascii="SimSun" w:hAnsi="SimSun" w:eastAsia="SimSun" w:cs="SimSun"/>
         </w:rPr>
       </w:pPr>
-      <w:bookmarkStart w:id="0" w:name="_GoBack"/>
       <w:r>
         <w:rPr>
           <w:rFonts w:ascii="SimSun" w:hAnsi="SimSun" w:eastAsia="SimSun" w:cs="SimSun"/>
@@ -3182,11 +3297,10 @@
           </wp:anchor>
         </w:drawing>
       </w:r>
-      <w:bookmarkEnd w:id="0"/>
-    </w:p>
-    <w:p>
-      <w:pPr>
-        <w:pStyle w:val="32"/>
+    </w:p>
+    <w:p>
+      <w:pPr>
+        <w:pStyle w:val="33"/>
         <w:ind w:left="0"/>
         <w:rPr>
           <w:rFonts w:ascii="SimSun" w:hAnsi="SimSun" w:eastAsia="SimSun" w:cs="SimSun"/>
@@ -3195,7 +3309,7 @@
     </w:p>
     <w:p>
       <w:pPr>
-        <w:pStyle w:val="32"/>
+        <w:pStyle w:val="33"/>
         <w:ind w:left="0"/>
         <w:rPr>
           <w:rFonts w:ascii="SimSun" w:hAnsi="SimSun" w:eastAsia="SimSun" w:cs="SimSun"/>
@@ -3207,7 +3321,7 @@
     <w:p/>
     <w:p>
       <w:pPr>
-        <w:pStyle w:val="32"/>
+        <w:pStyle w:val="33"/>
         <w:tabs>
           <w:tab w:val="left" w:pos="4176"/>
         </w:tabs>
@@ -3221,7 +3335,7 @@
     </w:p>
     <w:p>
       <w:pPr>
-        <w:pStyle w:val="32"/>
+        <w:pStyle w:val="33"/>
         <w:tabs>
           <w:tab w:val="left" w:pos="4176"/>
         </w:tabs>
@@ -3328,7 +3442,7 @@
     </w:p>
     <w:tbl>
       <w:tblPr>
-        <w:tblStyle w:val="17"/>
+        <w:tblStyle w:val="18"/>
         <w:tblW w:w="9942" w:type="dxa"/>
         <w:jc w:val="center"/>
         <w:tblBorders>
@@ -3480,7 +3594,7 @@
             </w:r>
             <w:r>
               <w:rPr>
-                <w:rStyle w:val="13"/>
+                <w:rStyle w:val="14"/>
                 <w:bCs/>
                 <w:color w:val="000000" w:themeColor="text1"/>
                 <w14:textFill>
@@ -3493,7 +3607,7 @@
             </w:r>
             <w:r>
               <w:rPr>
-                <w:rStyle w:val="13"/>
+                <w:rStyle w:val="14"/>
                 <w:bCs/>
                 <w:color w:val="000000" w:themeColor="text1"/>
                 <w14:textFill>
@@ -3590,7 +3704,7 @@
             </w:r>
             <w:r>
               <w:rPr>
-                <w:rStyle w:val="13"/>
+                <w:rStyle w:val="14"/>
                 <w:bCs/>
                 <w:color w:val="000000" w:themeColor="text1"/>
                 <w14:textFill>
@@ -3603,7 +3717,7 @@
             </w:r>
             <w:r>
               <w:rPr>
-                <w:rStyle w:val="13"/>
+                <w:rStyle w:val="14"/>
                 <w:bCs/>
                 <w:color w:val="000000" w:themeColor="text1"/>
                 <w14:textFill>
@@ -3700,7 +3814,7 @@
             </w:r>
             <w:r>
               <w:rPr>
-                <w:rStyle w:val="13"/>
+                <w:rStyle w:val="14"/>
                 <w:bCs/>
                 <w:color w:val="000000" w:themeColor="text1"/>
                 <w14:textFill>
@@ -3713,7 +3827,7 @@
             </w:r>
             <w:r>
               <w:rPr>
-                <w:rStyle w:val="13"/>
+                <w:rStyle w:val="14"/>
                 <w:bCs/>
                 <w:color w:val="000000" w:themeColor="text1"/>
                 <w14:textFill>
@@ -5018,7 +5132,7 @@
     <w:lsdException w:uiPriority="99" w:name="HTML Sample"/>
     <w:lsdException w:uiPriority="99" w:name="HTML Typewriter"/>
     <w:lsdException w:uiPriority="99" w:name="HTML Variable"/>
-    <w:lsdException w:uiPriority="99" w:name="Normal Table"/>
+    <w:lsdException w:qFormat="1" w:uiPriority="99" w:name="Normal Table"/>
     <w:lsdException w:uiPriority="99" w:name="annotation subject"/>
     <w:lsdException w:uiPriority="99" w:name="Table Simple 1"/>
     <w:lsdException w:uiPriority="99" w:name="Table Simple 2"/>
@@ -5187,7 +5301,7 @@
     <w:name w:val="heading 1"/>
     <w:basedOn w:val="1"/>
     <w:next w:val="1"/>
-    <w:link w:val="19"/>
+    <w:link w:val="20"/>
     <w:qFormat/>
     <w:uiPriority w:val="9"/>
     <w:pPr>
@@ -5207,7 +5321,7 @@
     <w:name w:val="heading 2"/>
     <w:basedOn w:val="1"/>
     <w:next w:val="1"/>
-    <w:link w:val="20"/>
+    <w:link w:val="21"/>
     <w:semiHidden/>
     <w:unhideWhenUsed/>
     <w:qFormat/>
@@ -5229,7 +5343,7 @@
     <w:name w:val="heading 3"/>
     <w:basedOn w:val="1"/>
     <w:next w:val="1"/>
-    <w:link w:val="21"/>
+    <w:link w:val="22"/>
     <w:semiHidden/>
     <w:unhideWhenUsed/>
     <w:qFormat/>
@@ -5251,7 +5365,7 @@
     <w:name w:val="heading 4"/>
     <w:basedOn w:val="1"/>
     <w:next w:val="1"/>
-    <w:link w:val="22"/>
+    <w:link w:val="23"/>
     <w:semiHidden/>
     <w:unhideWhenUsed/>
     <w:qFormat/>
@@ -5273,7 +5387,7 @@
     <w:name w:val="heading 5"/>
     <w:basedOn w:val="1"/>
     <w:next w:val="1"/>
-    <w:link w:val="23"/>
+    <w:link w:val="24"/>
     <w:semiHidden/>
     <w:unhideWhenUsed/>
     <w:qFormat/>
@@ -5293,7 +5407,7 @@
     <w:name w:val="heading 6"/>
     <w:basedOn w:val="1"/>
     <w:next w:val="1"/>
-    <w:link w:val="24"/>
+    <w:link w:val="25"/>
     <w:semiHidden/>
     <w:unhideWhenUsed/>
     <w:qFormat/>
@@ -5323,7 +5437,7 @@
     <w:name w:val="heading 7"/>
     <w:basedOn w:val="1"/>
     <w:next w:val="1"/>
-    <w:link w:val="25"/>
+    <w:link w:val="26"/>
     <w:semiHidden/>
     <w:unhideWhenUsed/>
     <w:qFormat/>
@@ -5351,7 +5465,7 @@
     <w:name w:val="heading 8"/>
     <w:basedOn w:val="1"/>
     <w:next w:val="1"/>
-    <w:link w:val="26"/>
+    <w:link w:val="27"/>
     <w:semiHidden/>
     <w:unhideWhenUsed/>
     <w:qFormat/>
@@ -5381,7 +5495,7 @@
     <w:name w:val="heading 9"/>
     <w:basedOn w:val="1"/>
     <w:next w:val="1"/>
-    <w:link w:val="27"/>
+    <w:link w:val="28"/>
     <w:semiHidden/>
     <w:unhideWhenUsed/>
     <w:qFormat/>
@@ -5416,6 +5530,7 @@
     <w:name w:val="Normal Table"/>
     <w:semiHidden/>
     <w:unhideWhenUsed/>
+    <w:qFormat/>
     <w:uiPriority w:val="99"/>
     <w:tblPr>
       <w:tblCellMar>
@@ -5427,6 +5542,18 @@
     </w:tblPr>
   </w:style>
   <w:style w:type="character" w:styleId="13">
+    <w:name w:val="HTML Code"/>
+    <w:basedOn w:val="11"/>
+    <w:semiHidden/>
+    <w:unhideWhenUsed/>
+    <w:uiPriority w:val="99"/>
+    <w:rPr>
+      <w:rFonts w:ascii="Courier New" w:hAnsi="Courier New" w:cs="Courier New"/>
+      <w:sz w:val="20"/>
+      <w:szCs w:val="20"/>
+    </w:rPr>
+  </w:style>
+  <w:style w:type="character" w:styleId="14">
     <w:name w:val="Hyperlink"/>
     <w:basedOn w:val="11"/>
     <w:unhideWhenUsed/>
@@ -5442,7 +5569,7 @@
       </w14:textFill>
     </w:rPr>
   </w:style>
-  <w:style w:type="paragraph" w:styleId="14">
+  <w:style w:type="paragraph" w:styleId="15">
     <w:name w:val="Normal (Web)"/>
     <w:semiHidden/>
     <w:unhideWhenUsed/>
@@ -5458,7 +5585,7 @@
       <w:lang w:val="en-US" w:eastAsia="zh-CN" w:bidi="ar-SA"/>
     </w:rPr>
   </w:style>
-  <w:style w:type="character" w:styleId="15">
+  <w:style w:type="character" w:styleId="16">
     <w:name w:val="Strong"/>
     <w:basedOn w:val="11"/>
     <w:qFormat/>
@@ -5468,11 +5595,11 @@
       <w:bCs/>
     </w:rPr>
   </w:style>
-  <w:style w:type="paragraph" w:styleId="16">
+  <w:style w:type="paragraph" w:styleId="17">
     <w:name w:val="Subtitle"/>
     <w:basedOn w:val="1"/>
     <w:next w:val="1"/>
-    <w:link w:val="29"/>
+    <w:link w:val="30"/>
     <w:qFormat/>
     <w:uiPriority w:val="11"/>
     <w:rPr>
@@ -5491,7 +5618,7 @@
       </w14:textFill>
     </w:rPr>
   </w:style>
-  <w:style w:type="table" w:styleId="17">
+  <w:style w:type="table" w:styleId="18">
     <w:name w:val="Table Grid"/>
     <w:basedOn w:val="12"/>
     <w:qFormat/>
@@ -5514,11 +5641,11 @@
       </w:tblBorders>
     </w:tblPr>
   </w:style>
-  <w:style w:type="paragraph" w:styleId="18">
+  <w:style w:type="paragraph" w:styleId="19">
     <w:name w:val="Title"/>
     <w:basedOn w:val="1"/>
     <w:next w:val="1"/>
-    <w:link w:val="28"/>
+    <w:link w:val="29"/>
     <w:qFormat/>
     <w:uiPriority w:val="10"/>
     <w:pPr>
@@ -5533,7 +5660,7 @@
       <w:szCs w:val="56"/>
     </w:rPr>
   </w:style>
-  <w:style w:type="character" w:customStyle="1" w:styleId="19">
+  <w:style w:type="character" w:customStyle="1" w:styleId="20">
     <w:name w:val="Heading 1 Char"/>
     <w:basedOn w:val="11"/>
     <w:link w:val="2"/>
@@ -5546,7 +5673,7 @@
       <w:szCs w:val="40"/>
     </w:rPr>
   </w:style>
-  <w:style w:type="character" w:customStyle="1" w:styleId="20">
+  <w:style w:type="character" w:customStyle="1" w:styleId="21">
     <w:name w:val="Heading 2 Char"/>
     <w:basedOn w:val="11"/>
     <w:link w:val="3"/>
@@ -5560,7 +5687,7 @@
       <w:szCs w:val="32"/>
     </w:rPr>
   </w:style>
-  <w:style w:type="character" w:customStyle="1" w:styleId="21">
+  <w:style w:type="character" w:customStyle="1" w:styleId="22">
     <w:name w:val="Heading 3 Char"/>
     <w:basedOn w:val="11"/>
     <w:link w:val="4"/>
@@ -5574,7 +5701,7 @@
       <w:szCs w:val="28"/>
     </w:rPr>
   </w:style>
-  <w:style w:type="character" w:customStyle="1" w:styleId="22">
+  <w:style w:type="character" w:customStyle="1" w:styleId="23">
     <w:name w:val="Heading 4 Char"/>
     <w:basedOn w:val="11"/>
     <w:link w:val="5"/>
@@ -5588,7 +5715,7 @@
       <w:color w:val="2F5597" w:themeColor="accent1" w:themeShade="BF"/>
     </w:rPr>
   </w:style>
-  <w:style w:type="character" w:customStyle="1" w:styleId="23">
+  <w:style w:type="character" w:customStyle="1" w:styleId="24">
     <w:name w:val="Heading 5 Char"/>
     <w:basedOn w:val="11"/>
     <w:link w:val="6"/>
@@ -5600,7 +5727,7 @@
       <w:color w:val="2F5597" w:themeColor="accent1" w:themeShade="BF"/>
     </w:rPr>
   </w:style>
-  <w:style w:type="character" w:customStyle="1" w:styleId="24">
+  <w:style w:type="character" w:customStyle="1" w:styleId="25">
     <w:name w:val="Heading 6 Char"/>
     <w:basedOn w:val="11"/>
     <w:link w:val="7"/>
@@ -5622,7 +5749,7 @@
       </w14:textFill>
     </w:rPr>
   </w:style>
-  <w:style w:type="character" w:customStyle="1" w:styleId="25">
+  <w:style w:type="character" w:customStyle="1" w:styleId="26">
     <w:name w:val="Heading 7 Char"/>
     <w:basedOn w:val="11"/>
     <w:link w:val="8"/>
@@ -5642,7 +5769,7 @@
       </w14:textFill>
     </w:rPr>
   </w:style>
-  <w:style w:type="character" w:customStyle="1" w:styleId="26">
+  <w:style w:type="character" w:customStyle="1" w:styleId="27">
     <w:name w:val="Heading 8 Char"/>
     <w:basedOn w:val="11"/>
     <w:link w:val="9"/>
@@ -5664,7 +5791,7 @@
       </w14:textFill>
     </w:rPr>
   </w:style>
-  <w:style w:type="character" w:customStyle="1" w:styleId="27">
+  <w:style w:type="character" w:customStyle="1" w:styleId="28">
     <w:name w:val="Heading 9 Char"/>
     <w:basedOn w:val="11"/>
     <w:link w:val="10"/>
@@ -5684,10 +5811,10 @@
       </w14:textFill>
     </w:rPr>
   </w:style>
-  <w:style w:type="character" w:customStyle="1" w:styleId="28">
+  <w:style w:type="character" w:customStyle="1" w:styleId="29">
     <w:name w:val="Title Char"/>
     <w:basedOn w:val="11"/>
-    <w:link w:val="18"/>
+    <w:link w:val="19"/>
     <w:qFormat/>
     <w:uiPriority w:val="10"/>
     <w:rPr>
@@ -5698,10 +5825,10 @@
       <w:szCs w:val="56"/>
     </w:rPr>
   </w:style>
-  <w:style w:type="character" w:customStyle="1" w:styleId="29">
+  <w:style w:type="character" w:customStyle="1" w:styleId="30">
     <w:name w:val="Subtitle Char"/>
     <w:basedOn w:val="11"/>
-    <w:link w:val="16"/>
+    <w:link w:val="17"/>
     <w:qFormat/>
     <w:uiPriority w:val="11"/>
     <w:rPr>
@@ -5720,11 +5847,11 @@
       </w14:textFill>
     </w:rPr>
   </w:style>
-  <w:style w:type="paragraph" w:styleId="30">
+  <w:style w:type="paragraph" w:styleId="31">
     <w:name w:val="Quote"/>
     <w:basedOn w:val="1"/>
     <w:next w:val="1"/>
-    <w:link w:val="31"/>
+    <w:link w:val="32"/>
     <w:qFormat/>
     <w:uiPriority w:val="29"/>
     <w:pPr>
@@ -5745,10 +5872,10 @@
       </w14:textFill>
     </w:rPr>
   </w:style>
-  <w:style w:type="character" w:customStyle="1" w:styleId="31">
+  <w:style w:type="character" w:customStyle="1" w:styleId="32">
     <w:name w:val="Quote Char"/>
     <w:basedOn w:val="11"/>
-    <w:link w:val="30"/>
+    <w:link w:val="31"/>
     <w:qFormat/>
     <w:uiPriority w:val="29"/>
     <w:rPr>
@@ -5765,7 +5892,7 @@
       </w14:textFill>
     </w:rPr>
   </w:style>
-  <w:style w:type="paragraph" w:styleId="32">
+  <w:style w:type="paragraph" w:styleId="33">
     <w:name w:val="List Paragraph"/>
     <w:basedOn w:val="1"/>
     <w:qFormat/>
@@ -5775,7 +5902,7 @@
       <w:contextualSpacing/>
     </w:pPr>
   </w:style>
-  <w:style w:type="character" w:customStyle="1" w:styleId="33">
+  <w:style w:type="character" w:customStyle="1" w:styleId="34">
     <w:name w:val="Intense Emphasis1"/>
     <w:basedOn w:val="11"/>
     <w:qFormat/>
@@ -5786,11 +5913,11 @@
       <w:color w:val="2F5597" w:themeColor="accent1" w:themeShade="BF"/>
     </w:rPr>
   </w:style>
-  <w:style w:type="paragraph" w:styleId="34">
+  <w:style w:type="paragraph" w:styleId="35">
     <w:name w:val="Intense Quote"/>
     <w:basedOn w:val="1"/>
     <w:next w:val="1"/>
-    <w:link w:val="35"/>
+    <w:link w:val="36"/>
     <w:qFormat/>
     <w:uiPriority w:val="30"/>
     <w:pPr>
@@ -5808,10 +5935,10 @@
       <w:color w:val="2F5597" w:themeColor="accent1" w:themeShade="BF"/>
     </w:rPr>
   </w:style>
-  <w:style w:type="character" w:customStyle="1" w:styleId="35">
+  <w:style w:type="character" w:customStyle="1" w:styleId="36">
     <w:name w:val="Intense Quote Char"/>
     <w:basedOn w:val="11"/>
-    <w:link w:val="34"/>
+    <w:link w:val="35"/>
     <w:qFormat/>
     <w:uiPriority w:val="30"/>
     <w:rPr>
@@ -5820,7 +5947,7 @@
       <w:color w:val="2F5597" w:themeColor="accent1" w:themeShade="BF"/>
     </w:rPr>
   </w:style>
-  <w:style w:type="character" w:customStyle="1" w:styleId="36">
+  <w:style w:type="character" w:customStyle="1" w:styleId="37">
     <w:name w:val="Intense Reference1"/>
     <w:basedOn w:val="11"/>
     <w:qFormat/>
@@ -5833,7 +5960,7 @@
       <w:spacing w:val="5"/>
     </w:rPr>
   </w:style>
-  <w:style w:type="character" w:customStyle="1" w:styleId="37">
+  <w:style w:type="character" w:customStyle="1" w:styleId="38">
     <w:name w:val="Unresolved Mention1"/>
     <w:basedOn w:val="11"/>
     <w:semiHidden/>

--- a/Báo Cáo Dự Án Database.docx
+++ b/Báo Cáo Dự Án Database.docx
@@ -2294,15 +2294,7 @@
         <w:rPr>
           <w:rFonts w:ascii="Calibri" w:hAnsi="Calibri" w:eastAsia="SimSun" w:cs="Calibri"/>
         </w:rPr>
-        <w:t xml:space="preserve">Nếu ngày trả thực tế (Return_Date) có giá trị thì phải lớn hơn hoặc bằng ngày </w:t>
-      </w:r>
-      <w:bookmarkStart w:id="0" w:name="_GoBack"/>
-      <w:bookmarkEnd w:id="0"/>
-      <w:r>
-        <w:rPr>
-          <w:rFonts w:ascii="Calibri" w:hAnsi="Calibri" w:eastAsia="SimSun" w:cs="Calibri"/>
-        </w:rPr>
-        <w:t>mượn (Loan_Date).</w:t>
+        <w:t>Nếu ngày trả thực tế (Return_Date) có giá trị thì phải lớn hơn hoặc bằng ngày mượn (Loan_Date).</w:t>
       </w:r>
     </w:p>
     <w:p>
@@ -2321,7 +2313,7 @@
         <w:rPr>
           <w:rFonts w:ascii="Calibri" w:hAnsi="Calibri" w:eastAsia="SimSun" w:cs="Calibri"/>
         </w:rPr>
-        <w:t>Hạn mức mượn tối đa: Một Member chỉ được mượn tối đa 05 Book_Copy cùng một thời điểm, được tính trên tổng số Loaned_Copy chưa trả (Return_Date IS NULL).</w:t>
+        <w:t>Hạn mức mượn tối đa: Một Member chỉ được mượn tối đa 05 Book_Copy cùng một thời điểm (tính trên tổng số Loaned_Copy chưa trả).</w:t>
       </w:r>
     </w:p>
     <w:p>
@@ -2340,115 +2332,7 @@
         <w:rPr>
           <w:rFonts w:ascii="Calibri" w:hAnsi="Calibri" w:eastAsia="SimSun" w:cs="Calibri"/>
         </w:rPr>
-        <w:t>Member không được phép tạo Loan_Record mới nếu đang có ít nhất một Loaned_Copy quá hạn chưa trả</w:t>
-      </w:r>
-      <w:r>
-        <w:rPr>
-          <w:rFonts w:hint="default" w:ascii="Calibri" w:hAnsi="Calibri" w:eastAsia="SimSun" w:cs="Calibri"/>
-          <w:lang w:val="en-US"/>
-        </w:rPr>
-        <w:t xml:space="preserve"> (Return_Date IS NULL và Ngày hiện tại &gt; Due_Date)</w:t>
-      </w:r>
-    </w:p>
-    <w:p>
-      <w:pPr>
-        <w:pStyle w:val="33"/>
-        <w:numPr>
-          <w:ilvl w:val="0"/>
-          <w:numId w:val="10"/>
-        </w:numPr>
-        <w:ind w:left="2105"/>
-        <w:rPr>
-          <w:rFonts w:ascii="Calibri" w:hAnsi="Calibri" w:eastAsia="SimSun" w:cs="Calibri"/>
-        </w:rPr>
-      </w:pPr>
-      <w:r>
-        <w:rPr>
-          <w:rFonts w:ascii="Calibri" w:hAnsi="Calibri" w:eastAsia="SimSun" w:cs="Calibri"/>
-        </w:rPr>
-        <w:t>Member không được phép tạo Loan_Record mới nếu còn ít nhất một Fine chưa được thanh toán</w:t>
-      </w:r>
-      <w:r>
-        <w:rPr>
-          <w:rFonts w:hint="default" w:ascii="Calibri" w:hAnsi="Calibri" w:eastAsia="SimSun" w:cs="Calibri"/>
-          <w:lang w:val="en-US"/>
-        </w:rPr>
-        <w:t xml:space="preserve"> (Paid_Status = ‘Unpaid’)</w:t>
-      </w:r>
-      <w:r>
-        <w:rPr>
-          <w:rFonts w:ascii="Calibri" w:hAnsi="Calibri" w:eastAsia="SimSun" w:cs="Calibri"/>
-        </w:rPr>
-        <w:t>.</w:t>
-      </w:r>
-    </w:p>
-    <w:p>
-      <w:pPr>
-        <w:pStyle w:val="33"/>
-        <w:numPr>
-          <w:ilvl w:val="0"/>
-          <w:numId w:val="10"/>
-        </w:numPr>
-        <w:ind w:left="2105"/>
-        <w:rPr>
-          <w:rFonts w:ascii="Calibri" w:hAnsi="Calibri" w:eastAsia="SimSun" w:cs="Calibri"/>
-        </w:rPr>
-      </w:pPr>
-      <w:r>
-        <w:rPr>
-          <w:rFonts w:ascii="Calibri" w:hAnsi="Calibri" w:eastAsia="SimSun" w:cs="Calibri"/>
-          <w:b/>
-          <w:bCs/>
-        </w:rPr>
-        <w:t>Điều kiện được phép mượn tiếp</w:t>
-      </w:r>
-      <w:r>
-        <w:rPr>
-          <w:rFonts w:ascii="Calibri" w:hAnsi="Calibri" w:eastAsia="SimSun" w:cs="Calibri"/>
-        </w:rPr>
-        <w:t xml:space="preserve">: Member chỉ được phép tạo Loan_Record mới khi đồng thời thỏa mãn các điều kiện tại </w:t>
-      </w:r>
-      <w:r>
-        <w:rPr>
-          <w:rFonts w:ascii="Calibri" w:hAnsi="Calibri" w:eastAsia="SimSun" w:cs="Calibri"/>
-          <w:b/>
-          <w:bCs/>
-        </w:rPr>
-        <w:t>Quy tắc 15</w:t>
-      </w:r>
-      <w:r>
-        <w:rPr>
-          <w:rFonts w:ascii="Calibri" w:hAnsi="Calibri" w:eastAsia="SimSun" w:cs="Calibri"/>
-        </w:rPr>
-        <w:t xml:space="preserve">, </w:t>
-      </w:r>
-      <w:r>
-        <w:rPr>
-          <w:rFonts w:ascii="Calibri" w:hAnsi="Calibri" w:eastAsia="SimSun" w:cs="Calibri"/>
-          <w:b/>
-          <w:bCs/>
-        </w:rPr>
-        <w:t xml:space="preserve">16 </w:t>
-      </w:r>
-      <w:r>
-        <w:rPr>
-          <w:rFonts w:ascii="Calibri" w:hAnsi="Calibri" w:eastAsia="SimSun" w:cs="Calibri"/>
-        </w:rPr>
-        <w:t xml:space="preserve">và </w:t>
-      </w:r>
-      <w:r>
-        <w:rPr>
-          <w:rFonts w:ascii="Calibri" w:hAnsi="Calibri" w:eastAsia="SimSun" w:cs="Calibri"/>
-          <w:b/>
-          <w:bCs/>
-        </w:rPr>
-        <w:t>17</w:t>
-      </w:r>
-      <w:r>
-        <w:rPr>
-          <w:rFonts w:ascii="Calibri" w:hAnsi="Calibri" w:eastAsia="SimSun" w:cs="Calibri"/>
-        </w:rPr>
-        <w:t>. Cụ thể, số lượng sách đang mượn phải nhỏ hơn 05, không có sách quá hạn chưa trả và không còn tiền phạt chưa thanh toán.</w:t>
+        <w:t>Điều kiện tạm dừng mượn: Member không được phép tạo Loan_Record mới nếu đang có ít nhất một Loaned_Copy quá hạn chưa trả</w:t>
       </w:r>
     </w:p>
     <w:p>
@@ -2806,7 +2690,7 @@
         <w:tabs>
           <w:tab w:val="left" w:pos="240"/>
         </w:tabs>
-        <w:ind w:left="2160" w:right="-960" w:rightChars="-400" w:firstLine="720"/>
+        <w:ind w:left="2160" w:right="-960" w:firstLine="720"/>
         <w:rPr>
           <w:rFonts w:ascii="Calibri" w:hAnsi="Calibri" w:eastAsia="SimSun" w:cs="Calibri"/>
           <w:lang w:eastAsia="zh-CN"/>
@@ -2841,7 +2725,7 @@
         <w:tabs>
           <w:tab w:val="left" w:pos="240"/>
         </w:tabs>
-        <w:ind w:left="2160" w:right="-960" w:rightChars="-400" w:firstLine="720"/>
+        <w:ind w:left="2160" w:right="-960" w:firstLine="720"/>
         <w:rPr>
           <w:rFonts w:ascii="Calibri" w:hAnsi="Calibri" w:eastAsia="SimSun" w:cs="Calibri"/>
           <w:lang w:eastAsia="zh-CN"/>
@@ -2861,7 +2745,7 @@
         <w:tabs>
           <w:tab w:val="left" w:pos="240"/>
         </w:tabs>
-        <w:ind w:left="2160" w:right="-960" w:rightChars="-400" w:firstLine="720"/>
+        <w:ind w:left="2160" w:right="-960" w:firstLine="720"/>
         <w:rPr>
           <w:rFonts w:ascii="Calibri" w:hAnsi="Calibri" w:eastAsia="SimSun" w:cs="Calibri"/>
           <w:lang w:eastAsia="zh-CN"/>
@@ -3208,6 +3092,69 @@
     <w:p>
       <w:pPr>
         <w:pStyle w:val="33"/>
+        <w:ind w:left="0"/>
+        <w:rPr>
+          <w:rFonts w:ascii="Calibri" w:hAnsi="Calibri" w:eastAsia="SimSun" w:cs="Calibri"/>
+        </w:rPr>
+      </w:pPr>
+    </w:p>
+    <w:p>
+      <w:pPr>
+        <w:pStyle w:val="33"/>
+        <w:ind w:left="0"/>
+        <w:rPr>
+          <w:rFonts w:ascii="Calibri" w:hAnsi="Calibri" w:eastAsia="SimSun" w:cs="Calibri"/>
+        </w:rPr>
+      </w:pPr>
+    </w:p>
+    <w:p>
+      <w:pPr>
+        <w:pStyle w:val="33"/>
+        <w:ind w:left="0"/>
+        <w:rPr>
+          <w:rFonts w:ascii="Calibri" w:hAnsi="Calibri" w:eastAsia="SimSun" w:cs="Calibri"/>
+        </w:rPr>
+      </w:pPr>
+    </w:p>
+    <w:p>
+      <w:pPr>
+        <w:pStyle w:val="33"/>
+        <w:ind w:left="0"/>
+        <w:rPr>
+          <w:rFonts w:ascii="Calibri" w:hAnsi="Calibri" w:eastAsia="SimSun" w:cs="Calibri"/>
+        </w:rPr>
+      </w:pPr>
+    </w:p>
+    <w:p>
+      <w:pPr>
+        <w:pStyle w:val="33"/>
+        <w:ind w:left="0"/>
+        <w:rPr>
+          <w:rFonts w:ascii="Calibri" w:hAnsi="Calibri" w:eastAsia="SimSun" w:cs="Calibri"/>
+        </w:rPr>
+      </w:pPr>
+    </w:p>
+    <w:p>
+      <w:pPr>
+        <w:pStyle w:val="33"/>
+        <w:ind w:left="0"/>
+        <w:rPr>
+          <w:rFonts w:ascii="Calibri" w:hAnsi="Calibri" w:eastAsia="SimSun" w:cs="Calibri"/>
+        </w:rPr>
+      </w:pPr>
+    </w:p>
+    <w:p>
+      <w:pPr>
+        <w:pStyle w:val="33"/>
+        <w:ind w:left="0"/>
+        <w:rPr>
+          <w:rFonts w:ascii="Calibri" w:hAnsi="Calibri" w:eastAsia="SimSun" w:cs="Calibri"/>
+        </w:rPr>
+      </w:pPr>
+    </w:p>
+    <w:p>
+      <w:pPr>
+        <w:pStyle w:val="33"/>
         <w:ind w:left="1440"/>
         <w:rPr>
           <w:rFonts w:eastAsia="SimSun" w:cstheme="minorHAnsi"/>
@@ -3227,37 +3174,40 @@
     <w:p>
       <w:pPr>
         <w:pStyle w:val="33"/>
-        <w:ind w:left="0"/>
-        <w:rPr>
-          <w:rFonts w:ascii="SimSun" w:hAnsi="SimSun" w:eastAsia="SimSun" w:cs="SimSun"/>
-        </w:rPr>
-      </w:pPr>
-    </w:p>
-    <w:p>
-      <w:pPr>
-        <w:pStyle w:val="33"/>
-        <w:ind w:left="0"/>
-        <w:rPr>
-          <w:rFonts w:ascii="SimSun" w:hAnsi="SimSun" w:eastAsia="SimSun" w:cs="SimSun"/>
-        </w:rPr>
-      </w:pPr>
-      <w:r>
-        <w:rPr>
-          <w:rFonts w:ascii="SimSun" w:hAnsi="SimSun" w:eastAsia="SimSun" w:cs="SimSun"/>
+        <w:ind w:left="1440"/>
+        <w:rPr>
+          <w:rFonts w:eastAsia="SimSun" w:cstheme="minorHAnsi"/>
+          <w:b/>
+          <w:bCs/>
+        </w:rPr>
+      </w:pPr>
+      <w:r>
+        <w:rPr>
+          <w:rFonts w:eastAsia="SimSun" w:cstheme="minorHAnsi"/>
+          <w:b/>
+          <w:bCs/>
         </w:rPr>
         <w:drawing>
-          <wp:anchor distT="0" distB="0" distL="114300" distR="114300" simplePos="0" relativeHeight="251659264" behindDoc="0" locked="0" layoutInCell="1" allowOverlap="0">
+          <wp:anchor distT="0" distB="0" distL="114300" distR="114300" simplePos="0" relativeHeight="251659264" behindDoc="0" locked="0" layoutInCell="1" allowOverlap="1">
             <wp:simplePos x="0" y="0"/>
             <wp:positionH relativeFrom="column">
-              <wp:posOffset>1854200</wp:posOffset>
+              <wp:posOffset>-633730</wp:posOffset>
             </wp:positionH>
             <wp:positionV relativeFrom="paragraph">
-              <wp:posOffset>-10967720</wp:posOffset>
+              <wp:posOffset>341630</wp:posOffset>
             </wp:positionV>
-            <wp:extent cx="5861685" cy="4911090"/>
-            <wp:effectExtent l="0" t="0" r="5715" b="3810"/>
-            <wp:wrapTopAndBottom/>
-            <wp:docPr id="304280973" name="Picture 1"/>
+            <wp:extent cx="7315200" cy="5996305"/>
+            <wp:effectExtent l="0" t="0" r="0" b="4445"/>
+            <wp:wrapThrough wrapText="bothSides">
+              <wp:wrapPolygon>
+                <wp:start x="0" y="0"/>
+                <wp:lineTo x="0" y="21547"/>
+                <wp:lineTo x="21544" y="21547"/>
+                <wp:lineTo x="21544" y="0"/>
+                <wp:lineTo x="0" y="0"/>
+              </wp:wrapPolygon>
+            </wp:wrapThrough>
+            <wp:docPr id="2029858583" name="Picture 3"/>
             <wp:cNvGraphicFramePr>
               <a:graphicFrameLocks xmlns:a="http://schemas.openxmlformats.org/drawingml/2006/main" noChangeAspect="1"/>
             </wp:cNvGraphicFramePr>
@@ -3265,19 +3215,20 @@
               <a:graphicData uri="http://schemas.openxmlformats.org/drawingml/2006/picture">
                 <pic:pic xmlns:pic="http://schemas.openxmlformats.org/drawingml/2006/picture">
                   <pic:nvPicPr>
-                    <pic:cNvPr id="304280973" name="Picture 1"/>
+                    <pic:cNvPr id="2029858583" name="Picture 3"/>
                     <pic:cNvPicPr>
-                      <a:picLocks noChangeAspect="1"/>
+                      <a:picLocks noChangeAspect="1" noChangeArrowheads="1"/>
                     </pic:cNvPicPr>
                   </pic:nvPicPr>
                   <pic:blipFill>
-                    <a:blip r:embed="rId6" cstate="print">
+                    <a:blip r:embed="rId6">
                       <a:extLst>
                         <a:ext uri="{28A0092B-C50C-407E-A947-70E740481C1C}">
                           <a14:useLocalDpi xmlns:a14="http://schemas.microsoft.com/office/drawing/2010/main" val="0"/>
                         </a:ext>
                       </a:extLst>
                     </a:blip>
+                    <a:srcRect/>
                     <a:stretch>
                       <a:fillRect/>
                     </a:stretch>
@@ -3285,11 +3236,15 @@
                   <pic:spPr>
                     <a:xfrm>
                       <a:off x="0" y="0"/>
-                      <a:ext cx="5861685" cy="4911090"/>
+                      <a:ext cx="7315200" cy="5996305"/>
                     </a:xfrm>
                     <a:prstGeom prst="rect">
                       <a:avLst/>
                     </a:prstGeom>
+                    <a:noFill/>
+                    <a:ln>
+                      <a:noFill/>
+                    </a:ln>
                   </pic:spPr>
                 </pic:pic>
               </a:graphicData>
@@ -3298,52 +3253,7561 @@
         </w:drawing>
       </w:r>
     </w:p>
-    <w:p>
-      <w:pPr>
-        <w:pStyle w:val="33"/>
-        <w:ind w:left="0"/>
-        <w:rPr>
-          <w:rFonts w:ascii="SimSun" w:hAnsi="SimSun" w:eastAsia="SimSun" w:cs="SimSun"/>
-        </w:rPr>
-      </w:pPr>
-    </w:p>
-    <w:p>
-      <w:pPr>
-        <w:pStyle w:val="33"/>
-        <w:ind w:left="0"/>
-        <w:rPr>
-          <w:rFonts w:ascii="SimSun" w:hAnsi="SimSun" w:eastAsia="SimSun" w:cs="SimSun"/>
-        </w:rPr>
-      </w:pPr>
-    </w:p>
     <w:p/>
-    <w:p/>
-    <w:p/>
-    <w:p>
-      <w:pPr>
-        <w:pStyle w:val="33"/>
+    <w:p>
+      <w:pPr>
         <w:tabs>
           <w:tab w:val="left" w:pos="4176"/>
         </w:tabs>
-        <w:ind w:left="284"/>
         <w:jc w:val="center"/>
         <w:rPr>
           <w:sz w:val="32"/>
           <w:szCs w:val="32"/>
         </w:rPr>
       </w:pPr>
-    </w:p>
-    <w:p>
-      <w:pPr>
-        <w:pStyle w:val="33"/>
+      <w:r>
+        <w:fldChar w:fldCharType="begin"/>
+      </w:r>
+      <w:r>
+        <w:instrText xml:space="preserve"> HYPERLINK "https://drive.google.com/file/d/1SX4wWYel_MN4FzE29eD9LWwo-BkAr4_P/view?usp=sharing" </w:instrText>
+      </w:r>
+      <w:r>
+        <w:fldChar w:fldCharType="separate"/>
+      </w:r>
+      <w:r>
+        <w:rPr>
+          <w:rStyle w:val="14"/>
+          <w:sz w:val="32"/>
+          <w:szCs w:val="32"/>
+        </w:rPr>
+        <w:t>Link đến lược đồ ER</w:t>
+      </w:r>
+      <w:r>
+        <w:rPr>
+          <w:rStyle w:val="14"/>
+          <w:sz w:val="32"/>
+          <w:szCs w:val="32"/>
+        </w:rPr>
+        <w:fldChar w:fldCharType="end"/>
+      </w:r>
+    </w:p>
+    <w:p>
+      <w:pPr>
         <w:tabs>
           <w:tab w:val="left" w:pos="4176"/>
         </w:tabs>
-        <w:ind w:left="284"/>
         <w:jc w:val="center"/>
         <w:rPr>
           <w:sz w:val="32"/>
           <w:szCs w:val="32"/>
+        </w:rPr>
+      </w:pPr>
+    </w:p>
+    <w:p>
+      <w:pPr>
+        <w:tabs>
+          <w:tab w:val="left" w:pos="4176"/>
+        </w:tabs>
+        <w:jc w:val="center"/>
+        <w:rPr>
+          <w:sz w:val="32"/>
+          <w:szCs w:val="32"/>
+        </w:rPr>
+      </w:pPr>
+    </w:p>
+    <w:p>
+      <w:pPr>
+        <w:rPr>
+          <w:rFonts w:ascii="Tahoma" w:hAnsi="Tahoma" w:cs="Tahoma"/>
+        </w:rPr>
+      </w:pPr>
+      <w:r>
+        <w:rPr>
+          <w:rFonts w:ascii="Tahoma" w:hAnsi="Tahoma" w:cs="Tahoma"/>
+          <w:b/>
+        </w:rPr>
+        <w:t>`</w:t>
+      </w:r>
+      <w:r>
+        <w:rPr>
+          <w:rFonts w:hint="default" w:ascii="Tahoma" w:hAnsi="Tahoma" w:cs="Tahoma"/>
+          <w:b/>
+          <w:lang w:val="en-US"/>
+        </w:rPr>
+        <w:t>PERSON</w:t>
+      </w:r>
+      <w:r>
+        <w:rPr>
+          <w:rFonts w:ascii="Tahoma" w:hAnsi="Tahoma" w:cs="Tahoma"/>
+          <w:b/>
+        </w:rPr>
+        <w:t>`</w:t>
+      </w:r>
+      <w:r>
+        <w:rPr>
+          <w:rFonts w:ascii="Tahoma" w:hAnsi="Tahoma" w:cs="Tahoma"/>
+        </w:rPr>
+        <w:t xml:space="preserve"> (superclass)</w:t>
+      </w:r>
+    </w:p>
+    <w:tbl>
+      <w:tblPr>
+        <w:tblStyle w:val="18"/>
+        <w:tblW w:w="0" w:type="auto"/>
+        <w:jc w:val="center"/>
+        <w:tblBorders>
+          <w:top w:val="single" w:color="auto" w:sz="4" w:space="0"/>
+          <w:left w:val="single" w:color="auto" w:sz="4" w:space="0"/>
+          <w:bottom w:val="single" w:color="auto" w:sz="4" w:space="0"/>
+          <w:right w:val="single" w:color="auto" w:sz="4" w:space="0"/>
+          <w:insideH w:val="single" w:color="auto" w:sz="4" w:space="0"/>
+          <w:insideV w:val="single" w:color="auto" w:sz="4" w:space="0"/>
+        </w:tblBorders>
+        <w:tblLayout w:type="autofit"/>
+        <w:tblCellMar>
+          <w:top w:w="0" w:type="dxa"/>
+          <w:left w:w="108" w:type="dxa"/>
+          <w:bottom w:w="0" w:type="dxa"/>
+          <w:right w:w="108" w:type="dxa"/>
+        </w:tblCellMar>
+      </w:tblPr>
+      <w:tblGrid>
+        <w:gridCol w:w="2160"/>
+        <w:gridCol w:w="2160"/>
+        <w:gridCol w:w="2160"/>
+        <w:gridCol w:w="2160"/>
+      </w:tblGrid>
+      <w:tr>
+        <w:tblPrEx>
+          <w:tblBorders>
+            <w:top w:val="single" w:color="auto" w:sz="4" w:space="0"/>
+            <w:left w:val="single" w:color="auto" w:sz="4" w:space="0"/>
+            <w:bottom w:val="single" w:color="auto" w:sz="4" w:space="0"/>
+            <w:right w:val="single" w:color="auto" w:sz="4" w:space="0"/>
+            <w:insideH w:val="single" w:color="auto" w:sz="4" w:space="0"/>
+            <w:insideV w:val="single" w:color="auto" w:sz="4" w:space="0"/>
+          </w:tblBorders>
+          <w:tblCellMar>
+            <w:top w:w="0" w:type="dxa"/>
+            <w:left w:w="108" w:type="dxa"/>
+            <w:bottom w:w="0" w:type="dxa"/>
+            <w:right w:w="108" w:type="dxa"/>
+          </w:tblCellMar>
+        </w:tblPrEx>
+        <w:trPr>
+          <w:jc w:val="center"/>
+        </w:trPr>
+        <w:tc>
+          <w:tcPr>
+            <w:tcW w:w="2160" w:type="dxa"/>
+          </w:tcPr>
+          <w:p>
+            <w:pPr>
+              <w:spacing w:after="0" w:line="240" w:lineRule="auto"/>
+              <w:rPr>
+                <w:rFonts w:ascii="Tahoma" w:hAnsi="Tahoma" w:cs="Tahoma"/>
+              </w:rPr>
+            </w:pPr>
+            <w:r>
+              <w:rPr>
+                <w:rFonts w:ascii="Tahoma" w:hAnsi="Tahoma" w:cs="Tahoma"/>
+                <w:b/>
+              </w:rPr>
+              <w:t>Cột</w:t>
+            </w:r>
+          </w:p>
+        </w:tc>
+        <w:tc>
+          <w:tcPr>
+            <w:tcW w:w="2160" w:type="dxa"/>
+          </w:tcPr>
+          <w:p>
+            <w:pPr>
+              <w:spacing w:after="0" w:line="240" w:lineRule="auto"/>
+              <w:rPr>
+                <w:rFonts w:ascii="Tahoma" w:hAnsi="Tahoma" w:cs="Tahoma"/>
+              </w:rPr>
+            </w:pPr>
+            <w:r>
+              <w:rPr>
+                <w:rFonts w:ascii="Tahoma" w:hAnsi="Tahoma" w:cs="Tahoma"/>
+                <w:b/>
+              </w:rPr>
+              <w:t>Kiểu</w:t>
+            </w:r>
+          </w:p>
+        </w:tc>
+        <w:tc>
+          <w:tcPr>
+            <w:tcW w:w="2160" w:type="dxa"/>
+          </w:tcPr>
+          <w:p>
+            <w:pPr>
+              <w:spacing w:after="0" w:line="240" w:lineRule="auto"/>
+              <w:rPr>
+                <w:rFonts w:ascii="Tahoma" w:hAnsi="Tahoma" w:cs="Tahoma"/>
+              </w:rPr>
+            </w:pPr>
+            <w:r>
+              <w:rPr>
+                <w:rFonts w:ascii="Tahoma" w:hAnsi="Tahoma" w:cs="Tahoma"/>
+                <w:b/>
+              </w:rPr>
+              <w:t>Khóa</w:t>
+            </w:r>
+          </w:p>
+        </w:tc>
+        <w:tc>
+          <w:tcPr>
+            <w:tcW w:w="2160" w:type="dxa"/>
+          </w:tcPr>
+          <w:p>
+            <w:pPr>
+              <w:spacing w:after="0" w:line="240" w:lineRule="auto"/>
+              <w:rPr>
+                <w:rFonts w:ascii="Tahoma" w:hAnsi="Tahoma" w:cs="Tahoma"/>
+              </w:rPr>
+            </w:pPr>
+            <w:r>
+              <w:rPr>
+                <w:rFonts w:ascii="Tahoma" w:hAnsi="Tahoma" w:cs="Tahoma"/>
+                <w:b/>
+              </w:rPr>
+              <w:t>Nullable</w:t>
+            </w:r>
+          </w:p>
+        </w:tc>
+      </w:tr>
+      <w:tr>
+        <w:tblPrEx>
+          <w:tblBorders>
+            <w:top w:val="single" w:color="auto" w:sz="4" w:space="0"/>
+            <w:left w:val="single" w:color="auto" w:sz="4" w:space="0"/>
+            <w:bottom w:val="single" w:color="auto" w:sz="4" w:space="0"/>
+            <w:right w:val="single" w:color="auto" w:sz="4" w:space="0"/>
+            <w:insideH w:val="single" w:color="auto" w:sz="4" w:space="0"/>
+            <w:insideV w:val="single" w:color="auto" w:sz="4" w:space="0"/>
+          </w:tblBorders>
+          <w:tblCellMar>
+            <w:top w:w="0" w:type="dxa"/>
+            <w:left w:w="108" w:type="dxa"/>
+            <w:bottom w:w="0" w:type="dxa"/>
+            <w:right w:w="108" w:type="dxa"/>
+          </w:tblCellMar>
+        </w:tblPrEx>
+        <w:trPr>
+          <w:jc w:val="center"/>
+        </w:trPr>
+        <w:tc>
+          <w:tcPr>
+            <w:tcW w:w="2160" w:type="dxa"/>
+          </w:tcPr>
+          <w:p>
+            <w:pPr>
+              <w:spacing w:after="0" w:line="240" w:lineRule="auto"/>
+              <w:rPr>
+                <w:rFonts w:ascii="Tahoma" w:hAnsi="Tahoma" w:cs="Tahoma"/>
+              </w:rPr>
+            </w:pPr>
+            <w:r>
+              <w:rPr>
+                <w:rFonts w:ascii="Tahoma" w:hAnsi="Tahoma" w:cs="Tahoma"/>
+              </w:rPr>
+              <w:t>person_id</w:t>
+            </w:r>
+          </w:p>
+        </w:tc>
+        <w:tc>
+          <w:tcPr>
+            <w:tcW w:w="2160" w:type="dxa"/>
+          </w:tcPr>
+          <w:p>
+            <w:pPr>
+              <w:spacing w:after="0" w:line="240" w:lineRule="auto"/>
+              <w:rPr>
+                <w:rFonts w:ascii="Tahoma" w:hAnsi="Tahoma" w:cs="Tahoma"/>
+              </w:rPr>
+            </w:pPr>
+            <w:r>
+              <w:rPr>
+                <w:rFonts w:ascii="Tahoma" w:hAnsi="Tahoma" w:cs="Tahoma"/>
+              </w:rPr>
+              <w:t>CHAR(10)</w:t>
+            </w:r>
+          </w:p>
+        </w:tc>
+        <w:tc>
+          <w:tcPr>
+            <w:tcW w:w="2160" w:type="dxa"/>
+          </w:tcPr>
+          <w:p>
+            <w:pPr>
+              <w:spacing w:after="0" w:line="240" w:lineRule="auto"/>
+              <w:rPr>
+                <w:rFonts w:ascii="Tahoma" w:hAnsi="Tahoma" w:cs="Tahoma"/>
+              </w:rPr>
+            </w:pPr>
+            <w:r>
+              <w:rPr>
+                <w:rFonts w:ascii="Tahoma" w:hAnsi="Tahoma" w:cs="Tahoma"/>
+              </w:rPr>
+              <w:t>PK</w:t>
+            </w:r>
+          </w:p>
+        </w:tc>
+        <w:tc>
+          <w:tcPr>
+            <w:tcW w:w="2160" w:type="dxa"/>
+          </w:tcPr>
+          <w:p>
+            <w:pPr>
+              <w:spacing w:after="0" w:line="240" w:lineRule="auto"/>
+              <w:rPr>
+                <w:rFonts w:ascii="Tahoma" w:hAnsi="Tahoma" w:cs="Tahoma"/>
+              </w:rPr>
+            </w:pPr>
+            <w:r>
+              <w:rPr>
+                <w:rFonts w:ascii="Tahoma" w:hAnsi="Tahoma" w:cs="Tahoma"/>
+              </w:rPr>
+              <w:t>No</w:t>
+            </w:r>
+          </w:p>
+        </w:tc>
+      </w:tr>
+      <w:tr>
+        <w:tblPrEx>
+          <w:tblBorders>
+            <w:top w:val="single" w:color="auto" w:sz="4" w:space="0"/>
+            <w:left w:val="single" w:color="auto" w:sz="4" w:space="0"/>
+            <w:bottom w:val="single" w:color="auto" w:sz="4" w:space="0"/>
+            <w:right w:val="single" w:color="auto" w:sz="4" w:space="0"/>
+            <w:insideH w:val="single" w:color="auto" w:sz="4" w:space="0"/>
+            <w:insideV w:val="single" w:color="auto" w:sz="4" w:space="0"/>
+          </w:tblBorders>
+          <w:tblCellMar>
+            <w:top w:w="0" w:type="dxa"/>
+            <w:left w:w="108" w:type="dxa"/>
+            <w:bottom w:w="0" w:type="dxa"/>
+            <w:right w:w="108" w:type="dxa"/>
+          </w:tblCellMar>
+        </w:tblPrEx>
+        <w:trPr>
+          <w:jc w:val="center"/>
+        </w:trPr>
+        <w:tc>
+          <w:tcPr>
+            <w:tcW w:w="2160" w:type="dxa"/>
+          </w:tcPr>
+          <w:p>
+            <w:pPr>
+              <w:spacing w:after="0" w:line="240" w:lineRule="auto"/>
+              <w:rPr>
+                <w:rFonts w:ascii="Tahoma" w:hAnsi="Tahoma" w:cs="Tahoma"/>
+              </w:rPr>
+            </w:pPr>
+            <w:r>
+              <w:rPr>
+                <w:rFonts w:ascii="Tahoma" w:hAnsi="Tahoma" w:cs="Tahoma"/>
+              </w:rPr>
+              <w:t>full_name</w:t>
+            </w:r>
+          </w:p>
+        </w:tc>
+        <w:tc>
+          <w:tcPr>
+            <w:tcW w:w="2160" w:type="dxa"/>
+          </w:tcPr>
+          <w:p>
+            <w:pPr>
+              <w:spacing w:after="0" w:line="240" w:lineRule="auto"/>
+              <w:rPr>
+                <w:rFonts w:ascii="Tahoma" w:hAnsi="Tahoma" w:cs="Tahoma"/>
+              </w:rPr>
+            </w:pPr>
+            <w:r>
+              <w:rPr>
+                <w:rFonts w:ascii="Tahoma" w:hAnsi="Tahoma" w:cs="Tahoma"/>
+              </w:rPr>
+              <w:t>VARCHAR(150)</w:t>
+            </w:r>
+          </w:p>
+        </w:tc>
+        <w:tc>
+          <w:tcPr>
+            <w:tcW w:w="2160" w:type="dxa"/>
+          </w:tcPr>
+          <w:p>
+            <w:pPr>
+              <w:spacing w:after="0" w:line="240" w:lineRule="auto"/>
+              <w:rPr>
+                <w:rFonts w:ascii="Tahoma" w:hAnsi="Tahoma" w:cs="Tahoma"/>
+              </w:rPr>
+            </w:pPr>
+          </w:p>
+        </w:tc>
+        <w:tc>
+          <w:tcPr>
+            <w:tcW w:w="2160" w:type="dxa"/>
+          </w:tcPr>
+          <w:p>
+            <w:pPr>
+              <w:spacing w:after="0" w:line="240" w:lineRule="auto"/>
+              <w:rPr>
+                <w:rFonts w:ascii="Tahoma" w:hAnsi="Tahoma" w:cs="Tahoma"/>
+              </w:rPr>
+            </w:pPr>
+            <w:r>
+              <w:rPr>
+                <w:rFonts w:ascii="Tahoma" w:hAnsi="Tahoma" w:cs="Tahoma"/>
+              </w:rPr>
+              <w:t>No</w:t>
+            </w:r>
+          </w:p>
+        </w:tc>
+      </w:tr>
+      <w:tr>
+        <w:tblPrEx>
+          <w:tblBorders>
+            <w:top w:val="single" w:color="auto" w:sz="4" w:space="0"/>
+            <w:left w:val="single" w:color="auto" w:sz="4" w:space="0"/>
+            <w:bottom w:val="single" w:color="auto" w:sz="4" w:space="0"/>
+            <w:right w:val="single" w:color="auto" w:sz="4" w:space="0"/>
+            <w:insideH w:val="single" w:color="auto" w:sz="4" w:space="0"/>
+            <w:insideV w:val="single" w:color="auto" w:sz="4" w:space="0"/>
+          </w:tblBorders>
+          <w:tblCellMar>
+            <w:top w:w="0" w:type="dxa"/>
+            <w:left w:w="108" w:type="dxa"/>
+            <w:bottom w:w="0" w:type="dxa"/>
+            <w:right w:w="108" w:type="dxa"/>
+          </w:tblCellMar>
+        </w:tblPrEx>
+        <w:trPr>
+          <w:jc w:val="center"/>
+        </w:trPr>
+        <w:tc>
+          <w:tcPr>
+            <w:tcW w:w="2160" w:type="dxa"/>
+          </w:tcPr>
+          <w:p>
+            <w:pPr>
+              <w:spacing w:after="0" w:line="240" w:lineRule="auto"/>
+              <w:rPr>
+                <w:rFonts w:ascii="Tahoma" w:hAnsi="Tahoma" w:cs="Tahoma"/>
+              </w:rPr>
+            </w:pPr>
+            <w:r>
+              <w:rPr>
+                <w:rFonts w:ascii="Tahoma" w:hAnsi="Tahoma" w:cs="Tahoma"/>
+              </w:rPr>
+              <w:t>email</w:t>
+            </w:r>
+          </w:p>
+        </w:tc>
+        <w:tc>
+          <w:tcPr>
+            <w:tcW w:w="2160" w:type="dxa"/>
+          </w:tcPr>
+          <w:p>
+            <w:pPr>
+              <w:spacing w:after="0" w:line="240" w:lineRule="auto"/>
+              <w:rPr>
+                <w:rFonts w:ascii="Tahoma" w:hAnsi="Tahoma" w:cs="Tahoma"/>
+              </w:rPr>
+            </w:pPr>
+            <w:r>
+              <w:rPr>
+                <w:rFonts w:ascii="Tahoma" w:hAnsi="Tahoma" w:cs="Tahoma"/>
+              </w:rPr>
+              <w:t>VARCHAR(150)</w:t>
+            </w:r>
+          </w:p>
+        </w:tc>
+        <w:tc>
+          <w:tcPr>
+            <w:tcW w:w="2160" w:type="dxa"/>
+          </w:tcPr>
+          <w:p>
+            <w:pPr>
+              <w:spacing w:after="0" w:line="240" w:lineRule="auto"/>
+              <w:rPr>
+                <w:rFonts w:ascii="Tahoma" w:hAnsi="Tahoma" w:cs="Tahoma"/>
+              </w:rPr>
+            </w:pPr>
+            <w:r>
+              <w:rPr>
+                <w:rFonts w:ascii="Tahoma" w:hAnsi="Tahoma" w:cs="Tahoma"/>
+              </w:rPr>
+              <w:t>UK</w:t>
+            </w:r>
+          </w:p>
+        </w:tc>
+        <w:tc>
+          <w:tcPr>
+            <w:tcW w:w="2160" w:type="dxa"/>
+          </w:tcPr>
+          <w:p>
+            <w:pPr>
+              <w:spacing w:after="0" w:line="240" w:lineRule="auto"/>
+              <w:rPr>
+                <w:rFonts w:ascii="Tahoma" w:hAnsi="Tahoma" w:cs="Tahoma"/>
+              </w:rPr>
+            </w:pPr>
+            <w:r>
+              <w:rPr>
+                <w:rFonts w:ascii="Tahoma" w:hAnsi="Tahoma" w:cs="Tahoma"/>
+              </w:rPr>
+              <w:t>No</w:t>
+            </w:r>
+          </w:p>
+        </w:tc>
+      </w:tr>
+      <w:tr>
+        <w:tblPrEx>
+          <w:tblBorders>
+            <w:top w:val="single" w:color="auto" w:sz="4" w:space="0"/>
+            <w:left w:val="single" w:color="auto" w:sz="4" w:space="0"/>
+            <w:bottom w:val="single" w:color="auto" w:sz="4" w:space="0"/>
+            <w:right w:val="single" w:color="auto" w:sz="4" w:space="0"/>
+            <w:insideH w:val="single" w:color="auto" w:sz="4" w:space="0"/>
+            <w:insideV w:val="single" w:color="auto" w:sz="4" w:space="0"/>
+          </w:tblBorders>
+          <w:tblCellMar>
+            <w:top w:w="0" w:type="dxa"/>
+            <w:left w:w="108" w:type="dxa"/>
+            <w:bottom w:w="0" w:type="dxa"/>
+            <w:right w:w="108" w:type="dxa"/>
+          </w:tblCellMar>
+        </w:tblPrEx>
+        <w:trPr>
+          <w:jc w:val="center"/>
+        </w:trPr>
+        <w:tc>
+          <w:tcPr>
+            <w:tcW w:w="2160" w:type="dxa"/>
+          </w:tcPr>
+          <w:p>
+            <w:pPr>
+              <w:spacing w:after="0" w:line="240" w:lineRule="auto"/>
+              <w:rPr>
+                <w:rFonts w:ascii="Tahoma" w:hAnsi="Tahoma" w:cs="Tahoma"/>
+              </w:rPr>
+            </w:pPr>
+            <w:r>
+              <w:rPr>
+                <w:rFonts w:ascii="Tahoma" w:hAnsi="Tahoma" w:cs="Tahoma"/>
+              </w:rPr>
+              <w:t>status</w:t>
+            </w:r>
+          </w:p>
+        </w:tc>
+        <w:tc>
+          <w:tcPr>
+            <w:tcW w:w="2160" w:type="dxa"/>
+          </w:tcPr>
+          <w:p>
+            <w:pPr>
+              <w:spacing w:after="0" w:line="240" w:lineRule="auto"/>
+              <w:rPr>
+                <w:rFonts w:ascii="Tahoma" w:hAnsi="Tahoma" w:cs="Tahoma"/>
+              </w:rPr>
+            </w:pPr>
+            <w:r>
+              <w:rPr>
+                <w:rFonts w:ascii="Tahoma" w:hAnsi="Tahoma" w:cs="Tahoma"/>
+              </w:rPr>
+              <w:t>VARCHAR(20)</w:t>
+            </w:r>
+          </w:p>
+        </w:tc>
+        <w:tc>
+          <w:tcPr>
+            <w:tcW w:w="2160" w:type="dxa"/>
+          </w:tcPr>
+          <w:p>
+            <w:pPr>
+              <w:spacing w:after="0" w:line="240" w:lineRule="auto"/>
+              <w:rPr>
+                <w:rFonts w:ascii="Tahoma" w:hAnsi="Tahoma" w:cs="Tahoma"/>
+              </w:rPr>
+            </w:pPr>
+          </w:p>
+        </w:tc>
+        <w:tc>
+          <w:tcPr>
+            <w:tcW w:w="2160" w:type="dxa"/>
+          </w:tcPr>
+          <w:p>
+            <w:pPr>
+              <w:spacing w:after="0" w:line="240" w:lineRule="auto"/>
+              <w:rPr>
+                <w:rFonts w:ascii="Tahoma" w:hAnsi="Tahoma" w:cs="Tahoma"/>
+              </w:rPr>
+            </w:pPr>
+            <w:r>
+              <w:rPr>
+                <w:rFonts w:ascii="Tahoma" w:hAnsi="Tahoma" w:cs="Tahoma"/>
+              </w:rPr>
+              <w:t>No</w:t>
+            </w:r>
+          </w:p>
+        </w:tc>
+      </w:tr>
+    </w:tbl>
+    <w:p>
+      <w:pPr>
+        <w:rPr>
+          <w:rFonts w:ascii="Tahoma" w:hAnsi="Tahoma" w:cs="Tahoma"/>
+        </w:rPr>
+      </w:pPr>
+      <w:r>
+        <w:rPr>
+          <w:rFonts w:ascii="Tahoma" w:hAnsi="Tahoma" w:cs="Tahoma"/>
+          <w:b/>
+        </w:rPr>
+        <w:t>`</w:t>
+      </w:r>
+      <w:r>
+        <w:rPr>
+          <w:rFonts w:hint="default" w:ascii="Tahoma" w:hAnsi="Tahoma" w:cs="Tahoma"/>
+          <w:b/>
+          <w:lang w:val="en-US"/>
+        </w:rPr>
+        <w:t>MEMBER`</w:t>
+      </w:r>
+      <w:r>
+        <w:rPr>
+          <w:rFonts w:ascii="Tahoma" w:hAnsi="Tahoma" w:cs="Tahoma"/>
+        </w:rPr>
+        <w:t xml:space="preserve"> (subclass)</w:t>
+      </w:r>
+    </w:p>
+    <w:tbl>
+      <w:tblPr>
+        <w:tblStyle w:val="18"/>
+        <w:tblW w:w="0" w:type="auto"/>
+        <w:jc w:val="center"/>
+        <w:tblBorders>
+          <w:top w:val="single" w:color="auto" w:sz="4" w:space="0"/>
+          <w:left w:val="single" w:color="auto" w:sz="4" w:space="0"/>
+          <w:bottom w:val="single" w:color="auto" w:sz="4" w:space="0"/>
+          <w:right w:val="single" w:color="auto" w:sz="4" w:space="0"/>
+          <w:insideH w:val="single" w:color="auto" w:sz="4" w:space="0"/>
+          <w:insideV w:val="single" w:color="auto" w:sz="4" w:space="0"/>
+        </w:tblBorders>
+        <w:tblLayout w:type="autofit"/>
+        <w:tblCellMar>
+          <w:top w:w="0" w:type="dxa"/>
+          <w:left w:w="108" w:type="dxa"/>
+          <w:bottom w:w="0" w:type="dxa"/>
+          <w:right w:w="108" w:type="dxa"/>
+        </w:tblCellMar>
+      </w:tblPr>
+      <w:tblGrid>
+        <w:gridCol w:w="2160"/>
+        <w:gridCol w:w="2160"/>
+        <w:gridCol w:w="2160"/>
+        <w:gridCol w:w="2160"/>
+      </w:tblGrid>
+      <w:tr>
+        <w:tblPrEx>
+          <w:tblBorders>
+            <w:top w:val="single" w:color="auto" w:sz="4" w:space="0"/>
+            <w:left w:val="single" w:color="auto" w:sz="4" w:space="0"/>
+            <w:bottom w:val="single" w:color="auto" w:sz="4" w:space="0"/>
+            <w:right w:val="single" w:color="auto" w:sz="4" w:space="0"/>
+            <w:insideH w:val="single" w:color="auto" w:sz="4" w:space="0"/>
+            <w:insideV w:val="single" w:color="auto" w:sz="4" w:space="0"/>
+          </w:tblBorders>
+          <w:tblCellMar>
+            <w:top w:w="0" w:type="dxa"/>
+            <w:left w:w="108" w:type="dxa"/>
+            <w:bottom w:w="0" w:type="dxa"/>
+            <w:right w:w="108" w:type="dxa"/>
+          </w:tblCellMar>
+        </w:tblPrEx>
+        <w:trPr>
+          <w:jc w:val="center"/>
+        </w:trPr>
+        <w:tc>
+          <w:tcPr>
+            <w:tcW w:w="2160" w:type="dxa"/>
+          </w:tcPr>
+          <w:p>
+            <w:pPr>
+              <w:spacing w:after="0" w:line="240" w:lineRule="auto"/>
+              <w:rPr>
+                <w:rFonts w:ascii="Tahoma" w:hAnsi="Tahoma" w:cs="Tahoma"/>
+              </w:rPr>
+            </w:pPr>
+            <w:r>
+              <w:rPr>
+                <w:rFonts w:ascii="Tahoma" w:hAnsi="Tahoma" w:cs="Tahoma"/>
+                <w:b/>
+              </w:rPr>
+              <w:t>Cột</w:t>
+            </w:r>
+          </w:p>
+        </w:tc>
+        <w:tc>
+          <w:tcPr>
+            <w:tcW w:w="2160" w:type="dxa"/>
+          </w:tcPr>
+          <w:p>
+            <w:pPr>
+              <w:spacing w:after="0" w:line="240" w:lineRule="auto"/>
+              <w:rPr>
+                <w:rFonts w:ascii="Tahoma" w:hAnsi="Tahoma" w:cs="Tahoma"/>
+              </w:rPr>
+            </w:pPr>
+            <w:r>
+              <w:rPr>
+                <w:rFonts w:ascii="Tahoma" w:hAnsi="Tahoma" w:cs="Tahoma"/>
+                <w:b/>
+              </w:rPr>
+              <w:t>Kiểu</w:t>
+            </w:r>
+          </w:p>
+        </w:tc>
+        <w:tc>
+          <w:tcPr>
+            <w:tcW w:w="2160" w:type="dxa"/>
+          </w:tcPr>
+          <w:p>
+            <w:pPr>
+              <w:spacing w:after="0" w:line="240" w:lineRule="auto"/>
+              <w:rPr>
+                <w:rFonts w:ascii="Tahoma" w:hAnsi="Tahoma" w:cs="Tahoma"/>
+              </w:rPr>
+            </w:pPr>
+            <w:r>
+              <w:rPr>
+                <w:rFonts w:ascii="Tahoma" w:hAnsi="Tahoma" w:cs="Tahoma"/>
+                <w:b/>
+              </w:rPr>
+              <w:t>Khóa</w:t>
+            </w:r>
+          </w:p>
+        </w:tc>
+        <w:tc>
+          <w:tcPr>
+            <w:tcW w:w="2160" w:type="dxa"/>
+          </w:tcPr>
+          <w:p>
+            <w:pPr>
+              <w:spacing w:after="0" w:line="240" w:lineRule="auto"/>
+              <w:rPr>
+                <w:rFonts w:ascii="Tahoma" w:hAnsi="Tahoma" w:cs="Tahoma"/>
+              </w:rPr>
+            </w:pPr>
+            <w:r>
+              <w:rPr>
+                <w:rFonts w:ascii="Tahoma" w:hAnsi="Tahoma" w:cs="Tahoma"/>
+                <w:b/>
+              </w:rPr>
+              <w:t>Nullable</w:t>
+            </w:r>
+          </w:p>
+        </w:tc>
+      </w:tr>
+      <w:tr>
+        <w:tblPrEx>
+          <w:tblBorders>
+            <w:top w:val="single" w:color="auto" w:sz="4" w:space="0"/>
+            <w:left w:val="single" w:color="auto" w:sz="4" w:space="0"/>
+            <w:bottom w:val="single" w:color="auto" w:sz="4" w:space="0"/>
+            <w:right w:val="single" w:color="auto" w:sz="4" w:space="0"/>
+            <w:insideH w:val="single" w:color="auto" w:sz="4" w:space="0"/>
+            <w:insideV w:val="single" w:color="auto" w:sz="4" w:space="0"/>
+          </w:tblBorders>
+          <w:tblCellMar>
+            <w:top w:w="0" w:type="dxa"/>
+            <w:left w:w="108" w:type="dxa"/>
+            <w:bottom w:w="0" w:type="dxa"/>
+            <w:right w:w="108" w:type="dxa"/>
+          </w:tblCellMar>
+        </w:tblPrEx>
+        <w:trPr>
+          <w:jc w:val="center"/>
+        </w:trPr>
+        <w:tc>
+          <w:tcPr>
+            <w:tcW w:w="2160" w:type="dxa"/>
+          </w:tcPr>
+          <w:p>
+            <w:pPr>
+              <w:spacing w:after="0" w:line="240" w:lineRule="auto"/>
+              <w:rPr>
+                <w:rFonts w:ascii="Tahoma" w:hAnsi="Tahoma" w:cs="Tahoma"/>
+              </w:rPr>
+            </w:pPr>
+            <w:r>
+              <w:rPr>
+                <w:rFonts w:ascii="Tahoma" w:hAnsi="Tahoma" w:cs="Tahoma"/>
+              </w:rPr>
+              <w:t>member_id</w:t>
+            </w:r>
+          </w:p>
+        </w:tc>
+        <w:tc>
+          <w:tcPr>
+            <w:tcW w:w="2160" w:type="dxa"/>
+          </w:tcPr>
+          <w:p>
+            <w:pPr>
+              <w:spacing w:after="0" w:line="240" w:lineRule="auto"/>
+              <w:rPr>
+                <w:rFonts w:ascii="Tahoma" w:hAnsi="Tahoma" w:cs="Tahoma"/>
+              </w:rPr>
+            </w:pPr>
+            <w:r>
+              <w:rPr>
+                <w:rFonts w:ascii="Tahoma" w:hAnsi="Tahoma" w:cs="Tahoma"/>
+              </w:rPr>
+              <w:t>CHAR(10)</w:t>
+            </w:r>
+          </w:p>
+        </w:tc>
+        <w:tc>
+          <w:tcPr>
+            <w:tcW w:w="2160" w:type="dxa"/>
+          </w:tcPr>
+          <w:p>
+            <w:pPr>
+              <w:spacing w:after="0" w:line="240" w:lineRule="auto"/>
+              <w:rPr>
+                <w:rFonts w:ascii="Tahoma" w:hAnsi="Tahoma" w:cs="Tahoma"/>
+              </w:rPr>
+            </w:pPr>
+            <w:r>
+              <w:rPr>
+                <w:rFonts w:ascii="Tahoma" w:hAnsi="Tahoma" w:cs="Tahoma"/>
+              </w:rPr>
+              <w:t>PK, FK→person</w:t>
+            </w:r>
+          </w:p>
+        </w:tc>
+        <w:tc>
+          <w:tcPr>
+            <w:tcW w:w="2160" w:type="dxa"/>
+          </w:tcPr>
+          <w:p>
+            <w:pPr>
+              <w:spacing w:after="0" w:line="240" w:lineRule="auto"/>
+              <w:rPr>
+                <w:rFonts w:ascii="Tahoma" w:hAnsi="Tahoma" w:cs="Tahoma"/>
+              </w:rPr>
+            </w:pPr>
+            <w:r>
+              <w:rPr>
+                <w:rFonts w:ascii="Tahoma" w:hAnsi="Tahoma" w:cs="Tahoma"/>
+              </w:rPr>
+              <w:t>No</w:t>
+            </w:r>
+          </w:p>
+        </w:tc>
+      </w:tr>
+      <w:tr>
+        <w:tblPrEx>
+          <w:tblBorders>
+            <w:top w:val="single" w:color="auto" w:sz="4" w:space="0"/>
+            <w:left w:val="single" w:color="auto" w:sz="4" w:space="0"/>
+            <w:bottom w:val="single" w:color="auto" w:sz="4" w:space="0"/>
+            <w:right w:val="single" w:color="auto" w:sz="4" w:space="0"/>
+            <w:insideH w:val="single" w:color="auto" w:sz="4" w:space="0"/>
+            <w:insideV w:val="single" w:color="auto" w:sz="4" w:space="0"/>
+          </w:tblBorders>
+          <w:tblCellMar>
+            <w:top w:w="0" w:type="dxa"/>
+            <w:left w:w="108" w:type="dxa"/>
+            <w:bottom w:w="0" w:type="dxa"/>
+            <w:right w:w="108" w:type="dxa"/>
+          </w:tblCellMar>
+        </w:tblPrEx>
+        <w:trPr>
+          <w:jc w:val="center"/>
+        </w:trPr>
+        <w:tc>
+          <w:tcPr>
+            <w:tcW w:w="2160" w:type="dxa"/>
+          </w:tcPr>
+          <w:p>
+            <w:pPr>
+              <w:spacing w:after="0" w:line="240" w:lineRule="auto"/>
+              <w:rPr>
+                <w:rFonts w:ascii="Tahoma" w:hAnsi="Tahoma" w:cs="Tahoma"/>
+              </w:rPr>
+            </w:pPr>
+            <w:r>
+              <w:rPr>
+                <w:rFonts w:ascii="Tahoma" w:hAnsi="Tahoma" w:cs="Tahoma"/>
+              </w:rPr>
+              <w:t>member_type</w:t>
+            </w:r>
+          </w:p>
+        </w:tc>
+        <w:tc>
+          <w:tcPr>
+            <w:tcW w:w="2160" w:type="dxa"/>
+          </w:tcPr>
+          <w:p>
+            <w:pPr>
+              <w:spacing w:after="0" w:line="240" w:lineRule="auto"/>
+              <w:rPr>
+                <w:rFonts w:ascii="Tahoma" w:hAnsi="Tahoma" w:cs="Tahoma"/>
+              </w:rPr>
+            </w:pPr>
+            <w:r>
+              <w:rPr>
+                <w:rFonts w:ascii="Tahoma" w:hAnsi="Tahoma" w:cs="Tahoma"/>
+              </w:rPr>
+              <w:t>VARCHAR(20)</w:t>
+            </w:r>
+          </w:p>
+        </w:tc>
+        <w:tc>
+          <w:tcPr>
+            <w:tcW w:w="2160" w:type="dxa"/>
+          </w:tcPr>
+          <w:p>
+            <w:pPr>
+              <w:spacing w:after="0" w:line="240" w:lineRule="auto"/>
+              <w:rPr>
+                <w:rFonts w:ascii="Tahoma" w:hAnsi="Tahoma" w:cs="Tahoma"/>
+              </w:rPr>
+            </w:pPr>
+          </w:p>
+        </w:tc>
+        <w:tc>
+          <w:tcPr>
+            <w:tcW w:w="2160" w:type="dxa"/>
+          </w:tcPr>
+          <w:p>
+            <w:pPr>
+              <w:spacing w:after="0" w:line="240" w:lineRule="auto"/>
+              <w:rPr>
+                <w:rFonts w:ascii="Tahoma" w:hAnsi="Tahoma" w:cs="Tahoma"/>
+              </w:rPr>
+            </w:pPr>
+            <w:r>
+              <w:rPr>
+                <w:rFonts w:ascii="Tahoma" w:hAnsi="Tahoma" w:cs="Tahoma"/>
+              </w:rPr>
+              <w:t>No</w:t>
+            </w:r>
+          </w:p>
+        </w:tc>
+      </w:tr>
+      <w:tr>
+        <w:tblPrEx>
+          <w:tblBorders>
+            <w:top w:val="single" w:color="auto" w:sz="4" w:space="0"/>
+            <w:left w:val="single" w:color="auto" w:sz="4" w:space="0"/>
+            <w:bottom w:val="single" w:color="auto" w:sz="4" w:space="0"/>
+            <w:right w:val="single" w:color="auto" w:sz="4" w:space="0"/>
+            <w:insideH w:val="single" w:color="auto" w:sz="4" w:space="0"/>
+            <w:insideV w:val="single" w:color="auto" w:sz="4" w:space="0"/>
+          </w:tblBorders>
+          <w:tblCellMar>
+            <w:top w:w="0" w:type="dxa"/>
+            <w:left w:w="108" w:type="dxa"/>
+            <w:bottom w:w="0" w:type="dxa"/>
+            <w:right w:w="108" w:type="dxa"/>
+          </w:tblCellMar>
+        </w:tblPrEx>
+        <w:trPr>
+          <w:jc w:val="center"/>
+        </w:trPr>
+        <w:tc>
+          <w:tcPr>
+            <w:tcW w:w="2160" w:type="dxa"/>
+          </w:tcPr>
+          <w:p>
+            <w:pPr>
+              <w:spacing w:after="0" w:line="240" w:lineRule="auto"/>
+              <w:rPr>
+                <w:rFonts w:ascii="Tahoma" w:hAnsi="Tahoma" w:cs="Tahoma"/>
+              </w:rPr>
+            </w:pPr>
+            <w:r>
+              <w:rPr>
+                <w:rFonts w:ascii="Tahoma" w:hAnsi="Tahoma" w:cs="Tahoma"/>
+              </w:rPr>
+              <w:t>max_loan_limit</w:t>
+            </w:r>
+          </w:p>
+        </w:tc>
+        <w:tc>
+          <w:tcPr>
+            <w:tcW w:w="2160" w:type="dxa"/>
+          </w:tcPr>
+          <w:p>
+            <w:pPr>
+              <w:spacing w:after="0" w:line="240" w:lineRule="auto"/>
+              <w:rPr>
+                <w:rFonts w:ascii="Tahoma" w:hAnsi="Tahoma" w:cs="Tahoma"/>
+              </w:rPr>
+            </w:pPr>
+            <w:r>
+              <w:rPr>
+                <w:rFonts w:ascii="Tahoma" w:hAnsi="Tahoma" w:cs="Tahoma"/>
+              </w:rPr>
+              <w:t>INT</w:t>
+            </w:r>
+          </w:p>
+        </w:tc>
+        <w:tc>
+          <w:tcPr>
+            <w:tcW w:w="2160" w:type="dxa"/>
+          </w:tcPr>
+          <w:p>
+            <w:pPr>
+              <w:spacing w:after="0" w:line="240" w:lineRule="auto"/>
+              <w:rPr>
+                <w:rFonts w:ascii="Tahoma" w:hAnsi="Tahoma" w:cs="Tahoma"/>
+              </w:rPr>
+            </w:pPr>
+          </w:p>
+        </w:tc>
+        <w:tc>
+          <w:tcPr>
+            <w:tcW w:w="2160" w:type="dxa"/>
+          </w:tcPr>
+          <w:p>
+            <w:pPr>
+              <w:spacing w:after="0" w:line="240" w:lineRule="auto"/>
+              <w:rPr>
+                <w:rFonts w:ascii="Tahoma" w:hAnsi="Tahoma" w:cs="Tahoma"/>
+              </w:rPr>
+            </w:pPr>
+            <w:r>
+              <w:rPr>
+                <w:rFonts w:ascii="Tahoma" w:hAnsi="Tahoma" w:cs="Tahoma"/>
+              </w:rPr>
+              <w:t>No</w:t>
+            </w:r>
+          </w:p>
+        </w:tc>
+      </w:tr>
+    </w:tbl>
+    <w:p>
+      <w:pPr>
+        <w:rPr>
+          <w:rFonts w:ascii="Tahoma" w:hAnsi="Tahoma" w:cs="Tahoma"/>
+        </w:rPr>
+      </w:pPr>
+      <w:r>
+        <w:rPr>
+          <w:rFonts w:ascii="Tahoma" w:hAnsi="Tahoma" w:cs="Tahoma"/>
+          <w:b/>
+        </w:rPr>
+        <w:t>`</w:t>
+      </w:r>
+      <w:r>
+        <w:rPr>
+          <w:rFonts w:hint="default" w:ascii="Tahoma" w:hAnsi="Tahoma" w:cs="Tahoma"/>
+          <w:b/>
+          <w:lang w:val="en-US"/>
+        </w:rPr>
+        <w:t>AUTHOR</w:t>
+      </w:r>
+      <w:r>
+        <w:rPr>
+          <w:rFonts w:ascii="Tahoma" w:hAnsi="Tahoma" w:cs="Tahoma"/>
+          <w:b/>
+        </w:rPr>
+        <w:t>`</w:t>
+      </w:r>
+      <w:r>
+        <w:rPr>
+          <w:rFonts w:ascii="Tahoma" w:hAnsi="Tahoma" w:cs="Tahoma"/>
+        </w:rPr>
+        <w:t xml:space="preserve"> (subclass)</w:t>
+      </w:r>
+    </w:p>
+    <w:tbl>
+      <w:tblPr>
+        <w:tblStyle w:val="18"/>
+        <w:tblW w:w="0" w:type="auto"/>
+        <w:jc w:val="center"/>
+        <w:tblBorders>
+          <w:top w:val="single" w:color="auto" w:sz="4" w:space="0"/>
+          <w:left w:val="single" w:color="auto" w:sz="4" w:space="0"/>
+          <w:bottom w:val="single" w:color="auto" w:sz="4" w:space="0"/>
+          <w:right w:val="single" w:color="auto" w:sz="4" w:space="0"/>
+          <w:insideH w:val="single" w:color="auto" w:sz="4" w:space="0"/>
+          <w:insideV w:val="single" w:color="auto" w:sz="4" w:space="0"/>
+        </w:tblBorders>
+        <w:tblLayout w:type="autofit"/>
+        <w:tblCellMar>
+          <w:top w:w="0" w:type="dxa"/>
+          <w:left w:w="108" w:type="dxa"/>
+          <w:bottom w:w="0" w:type="dxa"/>
+          <w:right w:w="108" w:type="dxa"/>
+        </w:tblCellMar>
+      </w:tblPr>
+      <w:tblGrid>
+        <w:gridCol w:w="2160"/>
+        <w:gridCol w:w="2160"/>
+        <w:gridCol w:w="2160"/>
+        <w:gridCol w:w="2160"/>
+      </w:tblGrid>
+      <w:tr>
+        <w:tblPrEx>
+          <w:tblBorders>
+            <w:top w:val="single" w:color="auto" w:sz="4" w:space="0"/>
+            <w:left w:val="single" w:color="auto" w:sz="4" w:space="0"/>
+            <w:bottom w:val="single" w:color="auto" w:sz="4" w:space="0"/>
+            <w:right w:val="single" w:color="auto" w:sz="4" w:space="0"/>
+            <w:insideH w:val="single" w:color="auto" w:sz="4" w:space="0"/>
+            <w:insideV w:val="single" w:color="auto" w:sz="4" w:space="0"/>
+          </w:tblBorders>
+          <w:tblCellMar>
+            <w:top w:w="0" w:type="dxa"/>
+            <w:left w:w="108" w:type="dxa"/>
+            <w:bottom w:w="0" w:type="dxa"/>
+            <w:right w:w="108" w:type="dxa"/>
+          </w:tblCellMar>
+        </w:tblPrEx>
+        <w:trPr>
+          <w:jc w:val="center"/>
+        </w:trPr>
+        <w:tc>
+          <w:tcPr>
+            <w:tcW w:w="2160" w:type="dxa"/>
+          </w:tcPr>
+          <w:p>
+            <w:pPr>
+              <w:spacing w:after="0" w:line="240" w:lineRule="auto"/>
+              <w:rPr>
+                <w:rFonts w:ascii="Tahoma" w:hAnsi="Tahoma" w:cs="Tahoma"/>
+              </w:rPr>
+            </w:pPr>
+            <w:r>
+              <w:rPr>
+                <w:rFonts w:ascii="Tahoma" w:hAnsi="Tahoma" w:cs="Tahoma"/>
+                <w:b/>
+              </w:rPr>
+              <w:t>Cột</w:t>
+            </w:r>
+          </w:p>
+        </w:tc>
+        <w:tc>
+          <w:tcPr>
+            <w:tcW w:w="2160" w:type="dxa"/>
+          </w:tcPr>
+          <w:p>
+            <w:pPr>
+              <w:spacing w:after="0" w:line="240" w:lineRule="auto"/>
+              <w:rPr>
+                <w:rFonts w:ascii="Tahoma" w:hAnsi="Tahoma" w:cs="Tahoma"/>
+              </w:rPr>
+            </w:pPr>
+            <w:r>
+              <w:rPr>
+                <w:rFonts w:ascii="Tahoma" w:hAnsi="Tahoma" w:cs="Tahoma"/>
+                <w:b/>
+              </w:rPr>
+              <w:t>Kiểu</w:t>
+            </w:r>
+          </w:p>
+        </w:tc>
+        <w:tc>
+          <w:tcPr>
+            <w:tcW w:w="2160" w:type="dxa"/>
+          </w:tcPr>
+          <w:p>
+            <w:pPr>
+              <w:spacing w:after="0" w:line="240" w:lineRule="auto"/>
+              <w:rPr>
+                <w:rFonts w:ascii="Tahoma" w:hAnsi="Tahoma" w:cs="Tahoma"/>
+              </w:rPr>
+            </w:pPr>
+            <w:r>
+              <w:rPr>
+                <w:rFonts w:ascii="Tahoma" w:hAnsi="Tahoma" w:cs="Tahoma"/>
+                <w:b/>
+              </w:rPr>
+              <w:t>Khóa</w:t>
+            </w:r>
+          </w:p>
+        </w:tc>
+        <w:tc>
+          <w:tcPr>
+            <w:tcW w:w="2160" w:type="dxa"/>
+          </w:tcPr>
+          <w:p>
+            <w:pPr>
+              <w:spacing w:after="0" w:line="240" w:lineRule="auto"/>
+              <w:rPr>
+                <w:rFonts w:ascii="Tahoma" w:hAnsi="Tahoma" w:cs="Tahoma"/>
+              </w:rPr>
+            </w:pPr>
+            <w:r>
+              <w:rPr>
+                <w:rFonts w:ascii="Tahoma" w:hAnsi="Tahoma" w:cs="Tahoma"/>
+                <w:b/>
+              </w:rPr>
+              <w:t>Nullable</w:t>
+            </w:r>
+          </w:p>
+        </w:tc>
+      </w:tr>
+      <w:tr>
+        <w:tblPrEx>
+          <w:tblBorders>
+            <w:top w:val="single" w:color="auto" w:sz="4" w:space="0"/>
+            <w:left w:val="single" w:color="auto" w:sz="4" w:space="0"/>
+            <w:bottom w:val="single" w:color="auto" w:sz="4" w:space="0"/>
+            <w:right w:val="single" w:color="auto" w:sz="4" w:space="0"/>
+            <w:insideH w:val="single" w:color="auto" w:sz="4" w:space="0"/>
+            <w:insideV w:val="single" w:color="auto" w:sz="4" w:space="0"/>
+          </w:tblBorders>
+          <w:tblCellMar>
+            <w:top w:w="0" w:type="dxa"/>
+            <w:left w:w="108" w:type="dxa"/>
+            <w:bottom w:w="0" w:type="dxa"/>
+            <w:right w:w="108" w:type="dxa"/>
+          </w:tblCellMar>
+        </w:tblPrEx>
+        <w:trPr>
+          <w:jc w:val="center"/>
+        </w:trPr>
+        <w:tc>
+          <w:tcPr>
+            <w:tcW w:w="2160" w:type="dxa"/>
+          </w:tcPr>
+          <w:p>
+            <w:pPr>
+              <w:spacing w:after="0" w:line="240" w:lineRule="auto"/>
+              <w:rPr>
+                <w:rFonts w:ascii="Tahoma" w:hAnsi="Tahoma" w:cs="Tahoma"/>
+              </w:rPr>
+            </w:pPr>
+            <w:r>
+              <w:rPr>
+                <w:rFonts w:ascii="Tahoma" w:hAnsi="Tahoma" w:cs="Tahoma"/>
+              </w:rPr>
+              <w:t>author_id</w:t>
+            </w:r>
+          </w:p>
+        </w:tc>
+        <w:tc>
+          <w:tcPr>
+            <w:tcW w:w="2160" w:type="dxa"/>
+          </w:tcPr>
+          <w:p>
+            <w:pPr>
+              <w:spacing w:after="0" w:line="240" w:lineRule="auto"/>
+              <w:rPr>
+                <w:rFonts w:ascii="Tahoma" w:hAnsi="Tahoma" w:cs="Tahoma"/>
+              </w:rPr>
+            </w:pPr>
+            <w:r>
+              <w:rPr>
+                <w:rFonts w:ascii="Tahoma" w:hAnsi="Tahoma" w:cs="Tahoma"/>
+              </w:rPr>
+              <w:t>CHAR(10)</w:t>
+            </w:r>
+          </w:p>
+        </w:tc>
+        <w:tc>
+          <w:tcPr>
+            <w:tcW w:w="2160" w:type="dxa"/>
+          </w:tcPr>
+          <w:p>
+            <w:pPr>
+              <w:spacing w:after="0" w:line="240" w:lineRule="auto"/>
+              <w:rPr>
+                <w:rFonts w:ascii="Tahoma" w:hAnsi="Tahoma" w:cs="Tahoma"/>
+              </w:rPr>
+            </w:pPr>
+            <w:r>
+              <w:rPr>
+                <w:rFonts w:ascii="Tahoma" w:hAnsi="Tahoma" w:cs="Tahoma"/>
+              </w:rPr>
+              <w:t>PK, FK→person</w:t>
+            </w:r>
+          </w:p>
+        </w:tc>
+        <w:tc>
+          <w:tcPr>
+            <w:tcW w:w="2160" w:type="dxa"/>
+          </w:tcPr>
+          <w:p>
+            <w:pPr>
+              <w:spacing w:after="0" w:line="240" w:lineRule="auto"/>
+              <w:rPr>
+                <w:rFonts w:ascii="Tahoma" w:hAnsi="Tahoma" w:cs="Tahoma"/>
+              </w:rPr>
+            </w:pPr>
+            <w:r>
+              <w:rPr>
+                <w:rFonts w:ascii="Tahoma" w:hAnsi="Tahoma" w:cs="Tahoma"/>
+              </w:rPr>
+              <w:t>No</w:t>
+            </w:r>
+          </w:p>
+        </w:tc>
+      </w:tr>
+      <w:tr>
+        <w:tblPrEx>
+          <w:tblBorders>
+            <w:top w:val="single" w:color="auto" w:sz="4" w:space="0"/>
+            <w:left w:val="single" w:color="auto" w:sz="4" w:space="0"/>
+            <w:bottom w:val="single" w:color="auto" w:sz="4" w:space="0"/>
+            <w:right w:val="single" w:color="auto" w:sz="4" w:space="0"/>
+            <w:insideH w:val="single" w:color="auto" w:sz="4" w:space="0"/>
+            <w:insideV w:val="single" w:color="auto" w:sz="4" w:space="0"/>
+          </w:tblBorders>
+          <w:tblCellMar>
+            <w:top w:w="0" w:type="dxa"/>
+            <w:left w:w="108" w:type="dxa"/>
+            <w:bottom w:w="0" w:type="dxa"/>
+            <w:right w:w="108" w:type="dxa"/>
+          </w:tblCellMar>
+        </w:tblPrEx>
+        <w:trPr>
+          <w:jc w:val="center"/>
+        </w:trPr>
+        <w:tc>
+          <w:tcPr>
+            <w:tcW w:w="2160" w:type="dxa"/>
+          </w:tcPr>
+          <w:p>
+            <w:pPr>
+              <w:spacing w:after="0" w:line="240" w:lineRule="auto"/>
+              <w:rPr>
+                <w:rFonts w:ascii="Tahoma" w:hAnsi="Tahoma" w:cs="Tahoma"/>
+              </w:rPr>
+            </w:pPr>
+            <w:r>
+              <w:rPr>
+                <w:rFonts w:ascii="Tahoma" w:hAnsi="Tahoma" w:cs="Tahoma"/>
+              </w:rPr>
+              <w:t>affiliation</w:t>
+            </w:r>
+          </w:p>
+        </w:tc>
+        <w:tc>
+          <w:tcPr>
+            <w:tcW w:w="2160" w:type="dxa"/>
+          </w:tcPr>
+          <w:p>
+            <w:pPr>
+              <w:spacing w:after="0" w:line="240" w:lineRule="auto"/>
+              <w:rPr>
+                <w:rFonts w:ascii="Tahoma" w:hAnsi="Tahoma" w:cs="Tahoma"/>
+              </w:rPr>
+            </w:pPr>
+            <w:r>
+              <w:rPr>
+                <w:rFonts w:ascii="Tahoma" w:hAnsi="Tahoma" w:cs="Tahoma"/>
+              </w:rPr>
+              <w:t>VARCHAR(150)</w:t>
+            </w:r>
+          </w:p>
+        </w:tc>
+        <w:tc>
+          <w:tcPr>
+            <w:tcW w:w="2160" w:type="dxa"/>
+          </w:tcPr>
+          <w:p>
+            <w:pPr>
+              <w:spacing w:after="0" w:line="240" w:lineRule="auto"/>
+              <w:rPr>
+                <w:rFonts w:ascii="Tahoma" w:hAnsi="Tahoma" w:cs="Tahoma"/>
+              </w:rPr>
+            </w:pPr>
+          </w:p>
+        </w:tc>
+        <w:tc>
+          <w:tcPr>
+            <w:tcW w:w="2160" w:type="dxa"/>
+          </w:tcPr>
+          <w:p>
+            <w:pPr>
+              <w:spacing w:after="0" w:line="240" w:lineRule="auto"/>
+              <w:rPr>
+                <w:rFonts w:ascii="Tahoma" w:hAnsi="Tahoma" w:cs="Tahoma"/>
+              </w:rPr>
+            </w:pPr>
+            <w:r>
+              <w:rPr>
+                <w:rFonts w:ascii="Tahoma" w:hAnsi="Tahoma" w:cs="Tahoma"/>
+              </w:rPr>
+              <w:t>Yes</w:t>
+            </w:r>
+          </w:p>
+        </w:tc>
+      </w:tr>
+    </w:tbl>
+    <w:p>
+      <w:pPr>
+        <w:rPr>
+          <w:rFonts w:ascii="Tahoma" w:hAnsi="Tahoma" w:cs="Tahoma"/>
+        </w:rPr>
+      </w:pPr>
+      <w:r>
+        <w:rPr>
+          <w:rFonts w:ascii="Tahoma" w:hAnsi="Tahoma" w:cs="Tahoma"/>
+          <w:b/>
+        </w:rPr>
+        <w:t>`</w:t>
+      </w:r>
+      <w:r>
+        <w:rPr>
+          <w:rFonts w:hint="default" w:ascii="Tahoma" w:hAnsi="Tahoma" w:cs="Tahoma"/>
+          <w:b/>
+          <w:lang w:val="en-US"/>
+        </w:rPr>
+        <w:t>LIBRARIAN</w:t>
+      </w:r>
+      <w:r>
+        <w:rPr>
+          <w:rFonts w:ascii="Tahoma" w:hAnsi="Tahoma" w:cs="Tahoma"/>
+          <w:b/>
+        </w:rPr>
+        <w:t>`</w:t>
+      </w:r>
+      <w:r>
+        <w:rPr>
+          <w:rFonts w:ascii="Tahoma" w:hAnsi="Tahoma" w:cs="Tahoma"/>
+        </w:rPr>
+        <w:t xml:space="preserve"> (subclass)</w:t>
+      </w:r>
+    </w:p>
+    <w:tbl>
+      <w:tblPr>
+        <w:tblStyle w:val="18"/>
+        <w:tblW w:w="0" w:type="auto"/>
+        <w:jc w:val="center"/>
+        <w:tblBorders>
+          <w:top w:val="single" w:color="auto" w:sz="4" w:space="0"/>
+          <w:left w:val="single" w:color="auto" w:sz="4" w:space="0"/>
+          <w:bottom w:val="single" w:color="auto" w:sz="4" w:space="0"/>
+          <w:right w:val="single" w:color="auto" w:sz="4" w:space="0"/>
+          <w:insideH w:val="single" w:color="auto" w:sz="4" w:space="0"/>
+          <w:insideV w:val="single" w:color="auto" w:sz="4" w:space="0"/>
+        </w:tblBorders>
+        <w:tblLayout w:type="autofit"/>
+        <w:tblCellMar>
+          <w:top w:w="0" w:type="dxa"/>
+          <w:left w:w="108" w:type="dxa"/>
+          <w:bottom w:w="0" w:type="dxa"/>
+          <w:right w:w="108" w:type="dxa"/>
+        </w:tblCellMar>
+      </w:tblPr>
+      <w:tblGrid>
+        <w:gridCol w:w="2160"/>
+        <w:gridCol w:w="2160"/>
+        <w:gridCol w:w="2160"/>
+        <w:gridCol w:w="2160"/>
+      </w:tblGrid>
+      <w:tr>
+        <w:tblPrEx>
+          <w:tblBorders>
+            <w:top w:val="single" w:color="auto" w:sz="4" w:space="0"/>
+            <w:left w:val="single" w:color="auto" w:sz="4" w:space="0"/>
+            <w:bottom w:val="single" w:color="auto" w:sz="4" w:space="0"/>
+            <w:right w:val="single" w:color="auto" w:sz="4" w:space="0"/>
+            <w:insideH w:val="single" w:color="auto" w:sz="4" w:space="0"/>
+            <w:insideV w:val="single" w:color="auto" w:sz="4" w:space="0"/>
+          </w:tblBorders>
+          <w:tblCellMar>
+            <w:top w:w="0" w:type="dxa"/>
+            <w:left w:w="108" w:type="dxa"/>
+            <w:bottom w:w="0" w:type="dxa"/>
+            <w:right w:w="108" w:type="dxa"/>
+          </w:tblCellMar>
+        </w:tblPrEx>
+        <w:trPr>
+          <w:jc w:val="center"/>
+        </w:trPr>
+        <w:tc>
+          <w:tcPr>
+            <w:tcW w:w="2160" w:type="dxa"/>
+          </w:tcPr>
+          <w:p>
+            <w:pPr>
+              <w:spacing w:after="0" w:line="240" w:lineRule="auto"/>
+              <w:rPr>
+                <w:rFonts w:ascii="Tahoma" w:hAnsi="Tahoma" w:cs="Tahoma"/>
+              </w:rPr>
+            </w:pPr>
+            <w:r>
+              <w:rPr>
+                <w:rFonts w:ascii="Tahoma" w:hAnsi="Tahoma" w:cs="Tahoma"/>
+                <w:b/>
+              </w:rPr>
+              <w:t>Cột</w:t>
+            </w:r>
+          </w:p>
+        </w:tc>
+        <w:tc>
+          <w:tcPr>
+            <w:tcW w:w="2160" w:type="dxa"/>
+          </w:tcPr>
+          <w:p>
+            <w:pPr>
+              <w:spacing w:after="0" w:line="240" w:lineRule="auto"/>
+              <w:rPr>
+                <w:rFonts w:ascii="Tahoma" w:hAnsi="Tahoma" w:cs="Tahoma"/>
+              </w:rPr>
+            </w:pPr>
+            <w:r>
+              <w:rPr>
+                <w:rFonts w:ascii="Tahoma" w:hAnsi="Tahoma" w:cs="Tahoma"/>
+                <w:b/>
+              </w:rPr>
+              <w:t>Kiểu</w:t>
+            </w:r>
+          </w:p>
+        </w:tc>
+        <w:tc>
+          <w:tcPr>
+            <w:tcW w:w="2160" w:type="dxa"/>
+          </w:tcPr>
+          <w:p>
+            <w:pPr>
+              <w:spacing w:after="0" w:line="240" w:lineRule="auto"/>
+              <w:rPr>
+                <w:rFonts w:ascii="Tahoma" w:hAnsi="Tahoma" w:cs="Tahoma"/>
+              </w:rPr>
+            </w:pPr>
+            <w:r>
+              <w:rPr>
+                <w:rFonts w:ascii="Tahoma" w:hAnsi="Tahoma" w:cs="Tahoma"/>
+                <w:b/>
+              </w:rPr>
+              <w:t>Khóa</w:t>
+            </w:r>
+          </w:p>
+        </w:tc>
+        <w:tc>
+          <w:tcPr>
+            <w:tcW w:w="2160" w:type="dxa"/>
+          </w:tcPr>
+          <w:p>
+            <w:pPr>
+              <w:spacing w:after="0" w:line="240" w:lineRule="auto"/>
+              <w:rPr>
+                <w:rFonts w:ascii="Tahoma" w:hAnsi="Tahoma" w:cs="Tahoma"/>
+              </w:rPr>
+            </w:pPr>
+            <w:r>
+              <w:rPr>
+                <w:rFonts w:ascii="Tahoma" w:hAnsi="Tahoma" w:cs="Tahoma"/>
+                <w:b/>
+              </w:rPr>
+              <w:t>Nullable</w:t>
+            </w:r>
+          </w:p>
+        </w:tc>
+      </w:tr>
+      <w:tr>
+        <w:tblPrEx>
+          <w:tblBorders>
+            <w:top w:val="single" w:color="auto" w:sz="4" w:space="0"/>
+            <w:left w:val="single" w:color="auto" w:sz="4" w:space="0"/>
+            <w:bottom w:val="single" w:color="auto" w:sz="4" w:space="0"/>
+            <w:right w:val="single" w:color="auto" w:sz="4" w:space="0"/>
+            <w:insideH w:val="single" w:color="auto" w:sz="4" w:space="0"/>
+            <w:insideV w:val="single" w:color="auto" w:sz="4" w:space="0"/>
+          </w:tblBorders>
+          <w:tblCellMar>
+            <w:top w:w="0" w:type="dxa"/>
+            <w:left w:w="108" w:type="dxa"/>
+            <w:bottom w:w="0" w:type="dxa"/>
+            <w:right w:w="108" w:type="dxa"/>
+          </w:tblCellMar>
+        </w:tblPrEx>
+        <w:trPr>
+          <w:jc w:val="center"/>
+        </w:trPr>
+        <w:tc>
+          <w:tcPr>
+            <w:tcW w:w="2160" w:type="dxa"/>
+          </w:tcPr>
+          <w:p>
+            <w:pPr>
+              <w:spacing w:after="0" w:line="240" w:lineRule="auto"/>
+              <w:rPr>
+                <w:rFonts w:ascii="Tahoma" w:hAnsi="Tahoma" w:cs="Tahoma"/>
+              </w:rPr>
+            </w:pPr>
+            <w:r>
+              <w:rPr>
+                <w:rFonts w:ascii="Tahoma" w:hAnsi="Tahoma" w:cs="Tahoma"/>
+              </w:rPr>
+              <w:t>librarian_id</w:t>
+            </w:r>
+          </w:p>
+        </w:tc>
+        <w:tc>
+          <w:tcPr>
+            <w:tcW w:w="2160" w:type="dxa"/>
+          </w:tcPr>
+          <w:p>
+            <w:pPr>
+              <w:spacing w:after="0" w:line="240" w:lineRule="auto"/>
+              <w:rPr>
+                <w:rFonts w:ascii="Tahoma" w:hAnsi="Tahoma" w:cs="Tahoma"/>
+              </w:rPr>
+            </w:pPr>
+            <w:r>
+              <w:rPr>
+                <w:rFonts w:ascii="Tahoma" w:hAnsi="Tahoma" w:cs="Tahoma"/>
+              </w:rPr>
+              <w:t>CHAR(10)</w:t>
+            </w:r>
+          </w:p>
+        </w:tc>
+        <w:tc>
+          <w:tcPr>
+            <w:tcW w:w="2160" w:type="dxa"/>
+          </w:tcPr>
+          <w:p>
+            <w:pPr>
+              <w:spacing w:after="0" w:line="240" w:lineRule="auto"/>
+              <w:rPr>
+                <w:rFonts w:ascii="Tahoma" w:hAnsi="Tahoma" w:cs="Tahoma"/>
+              </w:rPr>
+            </w:pPr>
+            <w:r>
+              <w:rPr>
+                <w:rFonts w:ascii="Tahoma" w:hAnsi="Tahoma" w:cs="Tahoma"/>
+              </w:rPr>
+              <w:t>PK, FK→person</w:t>
+            </w:r>
+          </w:p>
+        </w:tc>
+        <w:tc>
+          <w:tcPr>
+            <w:tcW w:w="2160" w:type="dxa"/>
+          </w:tcPr>
+          <w:p>
+            <w:pPr>
+              <w:spacing w:after="0" w:line="240" w:lineRule="auto"/>
+              <w:rPr>
+                <w:rFonts w:ascii="Tahoma" w:hAnsi="Tahoma" w:cs="Tahoma"/>
+              </w:rPr>
+            </w:pPr>
+            <w:r>
+              <w:rPr>
+                <w:rFonts w:ascii="Tahoma" w:hAnsi="Tahoma" w:cs="Tahoma"/>
+              </w:rPr>
+              <w:t>No</w:t>
+            </w:r>
+          </w:p>
+        </w:tc>
+      </w:tr>
+      <w:tr>
+        <w:tblPrEx>
+          <w:tblBorders>
+            <w:top w:val="single" w:color="auto" w:sz="4" w:space="0"/>
+            <w:left w:val="single" w:color="auto" w:sz="4" w:space="0"/>
+            <w:bottom w:val="single" w:color="auto" w:sz="4" w:space="0"/>
+            <w:right w:val="single" w:color="auto" w:sz="4" w:space="0"/>
+            <w:insideH w:val="single" w:color="auto" w:sz="4" w:space="0"/>
+            <w:insideV w:val="single" w:color="auto" w:sz="4" w:space="0"/>
+          </w:tblBorders>
+          <w:tblCellMar>
+            <w:top w:w="0" w:type="dxa"/>
+            <w:left w:w="108" w:type="dxa"/>
+            <w:bottom w:w="0" w:type="dxa"/>
+            <w:right w:w="108" w:type="dxa"/>
+          </w:tblCellMar>
+        </w:tblPrEx>
+        <w:trPr>
+          <w:jc w:val="center"/>
+        </w:trPr>
+        <w:tc>
+          <w:tcPr>
+            <w:tcW w:w="2160" w:type="dxa"/>
+          </w:tcPr>
+          <w:p>
+            <w:pPr>
+              <w:spacing w:after="0" w:line="240" w:lineRule="auto"/>
+              <w:rPr>
+                <w:rFonts w:ascii="Tahoma" w:hAnsi="Tahoma" w:cs="Tahoma"/>
+              </w:rPr>
+            </w:pPr>
+            <w:r>
+              <w:rPr>
+                <w:rFonts w:ascii="Tahoma" w:hAnsi="Tahoma" w:cs="Tahoma"/>
+              </w:rPr>
+              <w:t>hire_date</w:t>
+            </w:r>
+          </w:p>
+        </w:tc>
+        <w:tc>
+          <w:tcPr>
+            <w:tcW w:w="2160" w:type="dxa"/>
+          </w:tcPr>
+          <w:p>
+            <w:pPr>
+              <w:spacing w:after="0" w:line="240" w:lineRule="auto"/>
+              <w:rPr>
+                <w:rFonts w:ascii="Tahoma" w:hAnsi="Tahoma" w:cs="Tahoma"/>
+              </w:rPr>
+            </w:pPr>
+            <w:r>
+              <w:rPr>
+                <w:rFonts w:ascii="Tahoma" w:hAnsi="Tahoma" w:cs="Tahoma"/>
+              </w:rPr>
+              <w:t>DATE</w:t>
+            </w:r>
+          </w:p>
+        </w:tc>
+        <w:tc>
+          <w:tcPr>
+            <w:tcW w:w="2160" w:type="dxa"/>
+          </w:tcPr>
+          <w:p>
+            <w:pPr>
+              <w:spacing w:after="0" w:line="240" w:lineRule="auto"/>
+              <w:rPr>
+                <w:rFonts w:ascii="Tahoma" w:hAnsi="Tahoma" w:cs="Tahoma"/>
+              </w:rPr>
+            </w:pPr>
+          </w:p>
+        </w:tc>
+        <w:tc>
+          <w:tcPr>
+            <w:tcW w:w="2160" w:type="dxa"/>
+          </w:tcPr>
+          <w:p>
+            <w:pPr>
+              <w:spacing w:after="0" w:line="240" w:lineRule="auto"/>
+              <w:rPr>
+                <w:rFonts w:ascii="Tahoma" w:hAnsi="Tahoma" w:cs="Tahoma"/>
+              </w:rPr>
+            </w:pPr>
+            <w:r>
+              <w:rPr>
+                <w:rFonts w:ascii="Tahoma" w:hAnsi="Tahoma" w:cs="Tahoma"/>
+              </w:rPr>
+              <w:t>Yes</w:t>
+            </w:r>
+          </w:p>
+        </w:tc>
+      </w:tr>
+    </w:tbl>
+    <w:p>
+      <w:pPr>
+        <w:rPr>
+          <w:rFonts w:ascii="Tahoma" w:hAnsi="Tahoma" w:cs="Tahoma"/>
+        </w:rPr>
+      </w:pPr>
+      <w:r>
+        <w:rPr>
+          <w:rFonts w:ascii="Tahoma" w:hAnsi="Tahoma" w:cs="Tahoma"/>
+          <w:b/>
+        </w:rPr>
+        <w:t>`</w:t>
+      </w:r>
+      <w:r>
+        <w:rPr>
+          <w:rFonts w:hint="default" w:ascii="Tahoma" w:hAnsi="Tahoma" w:cs="Tahoma"/>
+          <w:b/>
+          <w:lang w:val="en-US"/>
+        </w:rPr>
+        <w:t>RESOURCE</w:t>
+      </w:r>
+      <w:r>
+        <w:rPr>
+          <w:rFonts w:ascii="Tahoma" w:hAnsi="Tahoma" w:cs="Tahoma"/>
+          <w:b/>
+        </w:rPr>
+        <w:t>`</w:t>
+      </w:r>
+      <w:r>
+        <w:rPr>
+          <w:rFonts w:ascii="Tahoma" w:hAnsi="Tahoma" w:cs="Tahoma"/>
+        </w:rPr>
+        <w:t xml:space="preserve"> (superclass)</w:t>
+      </w:r>
+    </w:p>
+    <w:tbl>
+      <w:tblPr>
+        <w:tblStyle w:val="18"/>
+        <w:tblW w:w="0" w:type="auto"/>
+        <w:jc w:val="center"/>
+        <w:tblBorders>
+          <w:top w:val="single" w:color="auto" w:sz="4" w:space="0"/>
+          <w:left w:val="single" w:color="auto" w:sz="4" w:space="0"/>
+          <w:bottom w:val="single" w:color="auto" w:sz="4" w:space="0"/>
+          <w:right w:val="single" w:color="auto" w:sz="4" w:space="0"/>
+          <w:insideH w:val="single" w:color="auto" w:sz="4" w:space="0"/>
+          <w:insideV w:val="single" w:color="auto" w:sz="4" w:space="0"/>
+        </w:tblBorders>
+        <w:tblLayout w:type="autofit"/>
+        <w:tblCellMar>
+          <w:top w:w="0" w:type="dxa"/>
+          <w:left w:w="108" w:type="dxa"/>
+          <w:bottom w:w="0" w:type="dxa"/>
+          <w:right w:w="108" w:type="dxa"/>
+        </w:tblCellMar>
+      </w:tblPr>
+      <w:tblGrid>
+        <w:gridCol w:w="2160"/>
+        <w:gridCol w:w="2160"/>
+        <w:gridCol w:w="2160"/>
+        <w:gridCol w:w="2160"/>
+      </w:tblGrid>
+      <w:tr>
+        <w:tblPrEx>
+          <w:tblBorders>
+            <w:top w:val="single" w:color="auto" w:sz="4" w:space="0"/>
+            <w:left w:val="single" w:color="auto" w:sz="4" w:space="0"/>
+            <w:bottom w:val="single" w:color="auto" w:sz="4" w:space="0"/>
+            <w:right w:val="single" w:color="auto" w:sz="4" w:space="0"/>
+            <w:insideH w:val="single" w:color="auto" w:sz="4" w:space="0"/>
+            <w:insideV w:val="single" w:color="auto" w:sz="4" w:space="0"/>
+          </w:tblBorders>
+          <w:tblCellMar>
+            <w:top w:w="0" w:type="dxa"/>
+            <w:left w:w="108" w:type="dxa"/>
+            <w:bottom w:w="0" w:type="dxa"/>
+            <w:right w:w="108" w:type="dxa"/>
+          </w:tblCellMar>
+        </w:tblPrEx>
+        <w:trPr>
+          <w:jc w:val="center"/>
+        </w:trPr>
+        <w:tc>
+          <w:tcPr>
+            <w:tcW w:w="2160" w:type="dxa"/>
+          </w:tcPr>
+          <w:p>
+            <w:pPr>
+              <w:spacing w:after="0" w:line="240" w:lineRule="auto"/>
+              <w:rPr>
+                <w:rFonts w:ascii="Tahoma" w:hAnsi="Tahoma" w:cs="Tahoma"/>
+              </w:rPr>
+            </w:pPr>
+            <w:r>
+              <w:rPr>
+                <w:rFonts w:ascii="Tahoma" w:hAnsi="Tahoma" w:cs="Tahoma"/>
+                <w:b/>
+              </w:rPr>
+              <w:t>Cột</w:t>
+            </w:r>
+          </w:p>
+        </w:tc>
+        <w:tc>
+          <w:tcPr>
+            <w:tcW w:w="2160" w:type="dxa"/>
+          </w:tcPr>
+          <w:p>
+            <w:pPr>
+              <w:spacing w:after="0" w:line="240" w:lineRule="auto"/>
+              <w:rPr>
+                <w:rFonts w:ascii="Tahoma" w:hAnsi="Tahoma" w:cs="Tahoma"/>
+              </w:rPr>
+            </w:pPr>
+            <w:r>
+              <w:rPr>
+                <w:rFonts w:ascii="Tahoma" w:hAnsi="Tahoma" w:cs="Tahoma"/>
+                <w:b/>
+              </w:rPr>
+              <w:t>Kiểu</w:t>
+            </w:r>
+          </w:p>
+        </w:tc>
+        <w:tc>
+          <w:tcPr>
+            <w:tcW w:w="2160" w:type="dxa"/>
+          </w:tcPr>
+          <w:p>
+            <w:pPr>
+              <w:spacing w:after="0" w:line="240" w:lineRule="auto"/>
+              <w:rPr>
+                <w:rFonts w:ascii="Tahoma" w:hAnsi="Tahoma" w:cs="Tahoma"/>
+              </w:rPr>
+            </w:pPr>
+            <w:r>
+              <w:rPr>
+                <w:rFonts w:ascii="Tahoma" w:hAnsi="Tahoma" w:cs="Tahoma"/>
+                <w:b/>
+              </w:rPr>
+              <w:t>Khóa</w:t>
+            </w:r>
+          </w:p>
+        </w:tc>
+        <w:tc>
+          <w:tcPr>
+            <w:tcW w:w="2160" w:type="dxa"/>
+          </w:tcPr>
+          <w:p>
+            <w:pPr>
+              <w:spacing w:after="0" w:line="240" w:lineRule="auto"/>
+              <w:rPr>
+                <w:rFonts w:ascii="Tahoma" w:hAnsi="Tahoma" w:cs="Tahoma"/>
+              </w:rPr>
+            </w:pPr>
+            <w:r>
+              <w:rPr>
+                <w:rFonts w:ascii="Tahoma" w:hAnsi="Tahoma" w:cs="Tahoma"/>
+                <w:b/>
+              </w:rPr>
+              <w:t>Nullable</w:t>
+            </w:r>
+          </w:p>
+        </w:tc>
+      </w:tr>
+      <w:tr>
+        <w:tblPrEx>
+          <w:tblBorders>
+            <w:top w:val="single" w:color="auto" w:sz="4" w:space="0"/>
+            <w:left w:val="single" w:color="auto" w:sz="4" w:space="0"/>
+            <w:bottom w:val="single" w:color="auto" w:sz="4" w:space="0"/>
+            <w:right w:val="single" w:color="auto" w:sz="4" w:space="0"/>
+            <w:insideH w:val="single" w:color="auto" w:sz="4" w:space="0"/>
+            <w:insideV w:val="single" w:color="auto" w:sz="4" w:space="0"/>
+          </w:tblBorders>
+          <w:tblCellMar>
+            <w:top w:w="0" w:type="dxa"/>
+            <w:left w:w="108" w:type="dxa"/>
+            <w:bottom w:w="0" w:type="dxa"/>
+            <w:right w:w="108" w:type="dxa"/>
+          </w:tblCellMar>
+        </w:tblPrEx>
+        <w:trPr>
+          <w:jc w:val="center"/>
+        </w:trPr>
+        <w:tc>
+          <w:tcPr>
+            <w:tcW w:w="2160" w:type="dxa"/>
+          </w:tcPr>
+          <w:p>
+            <w:pPr>
+              <w:spacing w:after="0" w:line="240" w:lineRule="auto"/>
+              <w:rPr>
+                <w:rFonts w:ascii="Tahoma" w:hAnsi="Tahoma" w:cs="Tahoma"/>
+              </w:rPr>
+            </w:pPr>
+            <w:r>
+              <w:rPr>
+                <w:rFonts w:ascii="Tahoma" w:hAnsi="Tahoma" w:cs="Tahoma"/>
+              </w:rPr>
+              <w:t>resource_id</w:t>
+            </w:r>
+          </w:p>
+        </w:tc>
+        <w:tc>
+          <w:tcPr>
+            <w:tcW w:w="2160" w:type="dxa"/>
+          </w:tcPr>
+          <w:p>
+            <w:pPr>
+              <w:spacing w:after="0" w:line="240" w:lineRule="auto"/>
+              <w:rPr>
+                <w:rFonts w:ascii="Tahoma" w:hAnsi="Tahoma" w:cs="Tahoma"/>
+              </w:rPr>
+            </w:pPr>
+            <w:r>
+              <w:rPr>
+                <w:rFonts w:ascii="Tahoma" w:hAnsi="Tahoma" w:cs="Tahoma"/>
+              </w:rPr>
+              <w:t>CHAR(10)</w:t>
+            </w:r>
+          </w:p>
+        </w:tc>
+        <w:tc>
+          <w:tcPr>
+            <w:tcW w:w="2160" w:type="dxa"/>
+          </w:tcPr>
+          <w:p>
+            <w:pPr>
+              <w:spacing w:after="0" w:line="240" w:lineRule="auto"/>
+              <w:rPr>
+                <w:rFonts w:ascii="Tahoma" w:hAnsi="Tahoma" w:cs="Tahoma"/>
+              </w:rPr>
+            </w:pPr>
+            <w:r>
+              <w:rPr>
+                <w:rFonts w:ascii="Tahoma" w:hAnsi="Tahoma" w:cs="Tahoma"/>
+              </w:rPr>
+              <w:t>PK</w:t>
+            </w:r>
+          </w:p>
+        </w:tc>
+        <w:tc>
+          <w:tcPr>
+            <w:tcW w:w="2160" w:type="dxa"/>
+          </w:tcPr>
+          <w:p>
+            <w:pPr>
+              <w:spacing w:after="0" w:line="240" w:lineRule="auto"/>
+              <w:rPr>
+                <w:rFonts w:ascii="Tahoma" w:hAnsi="Tahoma" w:cs="Tahoma"/>
+              </w:rPr>
+            </w:pPr>
+            <w:r>
+              <w:rPr>
+                <w:rFonts w:ascii="Tahoma" w:hAnsi="Tahoma" w:cs="Tahoma"/>
+              </w:rPr>
+              <w:t>No</w:t>
+            </w:r>
+          </w:p>
+        </w:tc>
+      </w:tr>
+      <w:tr>
+        <w:tblPrEx>
+          <w:tblBorders>
+            <w:top w:val="single" w:color="auto" w:sz="4" w:space="0"/>
+            <w:left w:val="single" w:color="auto" w:sz="4" w:space="0"/>
+            <w:bottom w:val="single" w:color="auto" w:sz="4" w:space="0"/>
+            <w:right w:val="single" w:color="auto" w:sz="4" w:space="0"/>
+            <w:insideH w:val="single" w:color="auto" w:sz="4" w:space="0"/>
+            <w:insideV w:val="single" w:color="auto" w:sz="4" w:space="0"/>
+          </w:tblBorders>
+          <w:tblCellMar>
+            <w:top w:w="0" w:type="dxa"/>
+            <w:left w:w="108" w:type="dxa"/>
+            <w:bottom w:w="0" w:type="dxa"/>
+            <w:right w:w="108" w:type="dxa"/>
+          </w:tblCellMar>
+        </w:tblPrEx>
+        <w:trPr>
+          <w:jc w:val="center"/>
+        </w:trPr>
+        <w:tc>
+          <w:tcPr>
+            <w:tcW w:w="2160" w:type="dxa"/>
+          </w:tcPr>
+          <w:p>
+            <w:pPr>
+              <w:spacing w:after="0" w:line="240" w:lineRule="auto"/>
+              <w:rPr>
+                <w:rFonts w:ascii="Tahoma" w:hAnsi="Tahoma" w:cs="Tahoma"/>
+              </w:rPr>
+            </w:pPr>
+            <w:r>
+              <w:rPr>
+                <w:rFonts w:ascii="Tahoma" w:hAnsi="Tahoma" w:cs="Tahoma"/>
+              </w:rPr>
+              <w:t>title</w:t>
+            </w:r>
+          </w:p>
+        </w:tc>
+        <w:tc>
+          <w:tcPr>
+            <w:tcW w:w="2160" w:type="dxa"/>
+          </w:tcPr>
+          <w:p>
+            <w:pPr>
+              <w:spacing w:after="0" w:line="240" w:lineRule="auto"/>
+              <w:rPr>
+                <w:rFonts w:ascii="Tahoma" w:hAnsi="Tahoma" w:cs="Tahoma"/>
+              </w:rPr>
+            </w:pPr>
+            <w:r>
+              <w:rPr>
+                <w:rFonts w:ascii="Tahoma" w:hAnsi="Tahoma" w:cs="Tahoma"/>
+              </w:rPr>
+              <w:t>VARCHAR(255)</w:t>
+            </w:r>
+          </w:p>
+        </w:tc>
+        <w:tc>
+          <w:tcPr>
+            <w:tcW w:w="2160" w:type="dxa"/>
+          </w:tcPr>
+          <w:p>
+            <w:pPr>
+              <w:spacing w:after="0" w:line="240" w:lineRule="auto"/>
+              <w:rPr>
+                <w:rFonts w:ascii="Tahoma" w:hAnsi="Tahoma" w:cs="Tahoma"/>
+              </w:rPr>
+            </w:pPr>
+          </w:p>
+        </w:tc>
+        <w:tc>
+          <w:tcPr>
+            <w:tcW w:w="2160" w:type="dxa"/>
+          </w:tcPr>
+          <w:p>
+            <w:pPr>
+              <w:spacing w:after="0" w:line="240" w:lineRule="auto"/>
+              <w:rPr>
+                <w:rFonts w:ascii="Tahoma" w:hAnsi="Tahoma" w:cs="Tahoma"/>
+              </w:rPr>
+            </w:pPr>
+            <w:r>
+              <w:rPr>
+                <w:rFonts w:ascii="Tahoma" w:hAnsi="Tahoma" w:cs="Tahoma"/>
+              </w:rPr>
+              <w:t>No</w:t>
+            </w:r>
+          </w:p>
+        </w:tc>
+      </w:tr>
+      <w:tr>
+        <w:tblPrEx>
+          <w:tblBorders>
+            <w:top w:val="single" w:color="auto" w:sz="4" w:space="0"/>
+            <w:left w:val="single" w:color="auto" w:sz="4" w:space="0"/>
+            <w:bottom w:val="single" w:color="auto" w:sz="4" w:space="0"/>
+            <w:right w:val="single" w:color="auto" w:sz="4" w:space="0"/>
+            <w:insideH w:val="single" w:color="auto" w:sz="4" w:space="0"/>
+            <w:insideV w:val="single" w:color="auto" w:sz="4" w:space="0"/>
+          </w:tblBorders>
+          <w:tblCellMar>
+            <w:top w:w="0" w:type="dxa"/>
+            <w:left w:w="108" w:type="dxa"/>
+            <w:bottom w:w="0" w:type="dxa"/>
+            <w:right w:w="108" w:type="dxa"/>
+          </w:tblCellMar>
+        </w:tblPrEx>
+        <w:trPr>
+          <w:jc w:val="center"/>
+        </w:trPr>
+        <w:tc>
+          <w:tcPr>
+            <w:tcW w:w="2160" w:type="dxa"/>
+          </w:tcPr>
+          <w:p>
+            <w:pPr>
+              <w:spacing w:after="0" w:line="240" w:lineRule="auto"/>
+              <w:rPr>
+                <w:rFonts w:ascii="Tahoma" w:hAnsi="Tahoma" w:cs="Tahoma"/>
+              </w:rPr>
+            </w:pPr>
+            <w:r>
+              <w:rPr>
+                <w:rFonts w:ascii="Tahoma" w:hAnsi="Tahoma" w:cs="Tahoma"/>
+              </w:rPr>
+              <w:t>publish_date</w:t>
+            </w:r>
+          </w:p>
+        </w:tc>
+        <w:tc>
+          <w:tcPr>
+            <w:tcW w:w="2160" w:type="dxa"/>
+          </w:tcPr>
+          <w:p>
+            <w:pPr>
+              <w:spacing w:after="0" w:line="240" w:lineRule="auto"/>
+              <w:rPr>
+                <w:rFonts w:ascii="Tahoma" w:hAnsi="Tahoma" w:cs="Tahoma"/>
+              </w:rPr>
+            </w:pPr>
+            <w:r>
+              <w:rPr>
+                <w:rFonts w:ascii="Tahoma" w:hAnsi="Tahoma" w:cs="Tahoma"/>
+              </w:rPr>
+              <w:t>DATE</w:t>
+            </w:r>
+          </w:p>
+        </w:tc>
+        <w:tc>
+          <w:tcPr>
+            <w:tcW w:w="2160" w:type="dxa"/>
+          </w:tcPr>
+          <w:p>
+            <w:pPr>
+              <w:spacing w:after="0" w:line="240" w:lineRule="auto"/>
+              <w:rPr>
+                <w:rFonts w:ascii="Tahoma" w:hAnsi="Tahoma" w:cs="Tahoma"/>
+              </w:rPr>
+            </w:pPr>
+          </w:p>
+        </w:tc>
+        <w:tc>
+          <w:tcPr>
+            <w:tcW w:w="2160" w:type="dxa"/>
+          </w:tcPr>
+          <w:p>
+            <w:pPr>
+              <w:spacing w:after="0" w:line="240" w:lineRule="auto"/>
+              <w:rPr>
+                <w:rFonts w:ascii="Tahoma" w:hAnsi="Tahoma" w:cs="Tahoma"/>
+              </w:rPr>
+            </w:pPr>
+            <w:r>
+              <w:rPr>
+                <w:rFonts w:ascii="Tahoma" w:hAnsi="Tahoma" w:cs="Tahoma"/>
+              </w:rPr>
+              <w:t>Yes</w:t>
+            </w:r>
+          </w:p>
+        </w:tc>
+      </w:tr>
+    </w:tbl>
+    <w:p>
+      <w:pPr>
+        <w:rPr>
+          <w:rFonts w:ascii="Tahoma" w:hAnsi="Tahoma" w:cs="Tahoma"/>
+        </w:rPr>
+      </w:pPr>
+      <w:r>
+        <w:rPr>
+          <w:rFonts w:ascii="Tahoma" w:hAnsi="Tahoma" w:cs="Tahoma"/>
+          <w:b/>
+        </w:rPr>
+        <w:t>`</w:t>
+      </w:r>
+      <w:r>
+        <w:rPr>
+          <w:rFonts w:hint="default" w:ascii="Tahoma" w:hAnsi="Tahoma" w:cs="Tahoma"/>
+          <w:b/>
+          <w:lang w:val="en-US"/>
+        </w:rPr>
+        <w:t>PHYSICAL_BOOK</w:t>
+      </w:r>
+      <w:r>
+        <w:rPr>
+          <w:rFonts w:ascii="Tahoma" w:hAnsi="Tahoma" w:cs="Tahoma"/>
+          <w:b/>
+        </w:rPr>
+        <w:t>`</w:t>
+      </w:r>
+      <w:r>
+        <w:rPr>
+          <w:rFonts w:ascii="Tahoma" w:hAnsi="Tahoma" w:cs="Tahoma"/>
+        </w:rPr>
+        <w:t xml:space="preserve"> (subclass)</w:t>
+      </w:r>
+    </w:p>
+    <w:tbl>
+      <w:tblPr>
+        <w:tblStyle w:val="18"/>
+        <w:tblW w:w="0" w:type="auto"/>
+        <w:jc w:val="center"/>
+        <w:tblBorders>
+          <w:top w:val="single" w:color="auto" w:sz="4" w:space="0"/>
+          <w:left w:val="single" w:color="auto" w:sz="4" w:space="0"/>
+          <w:bottom w:val="single" w:color="auto" w:sz="4" w:space="0"/>
+          <w:right w:val="single" w:color="auto" w:sz="4" w:space="0"/>
+          <w:insideH w:val="single" w:color="auto" w:sz="4" w:space="0"/>
+          <w:insideV w:val="single" w:color="auto" w:sz="4" w:space="0"/>
+        </w:tblBorders>
+        <w:tblLayout w:type="autofit"/>
+        <w:tblCellMar>
+          <w:top w:w="0" w:type="dxa"/>
+          <w:left w:w="108" w:type="dxa"/>
+          <w:bottom w:w="0" w:type="dxa"/>
+          <w:right w:w="108" w:type="dxa"/>
+        </w:tblCellMar>
+      </w:tblPr>
+      <w:tblGrid>
+        <w:gridCol w:w="2160"/>
+        <w:gridCol w:w="2160"/>
+        <w:gridCol w:w="2160"/>
+        <w:gridCol w:w="2160"/>
+      </w:tblGrid>
+      <w:tr>
+        <w:tblPrEx>
+          <w:tblBorders>
+            <w:top w:val="single" w:color="auto" w:sz="4" w:space="0"/>
+            <w:left w:val="single" w:color="auto" w:sz="4" w:space="0"/>
+            <w:bottom w:val="single" w:color="auto" w:sz="4" w:space="0"/>
+            <w:right w:val="single" w:color="auto" w:sz="4" w:space="0"/>
+            <w:insideH w:val="single" w:color="auto" w:sz="4" w:space="0"/>
+            <w:insideV w:val="single" w:color="auto" w:sz="4" w:space="0"/>
+          </w:tblBorders>
+          <w:tblCellMar>
+            <w:top w:w="0" w:type="dxa"/>
+            <w:left w:w="108" w:type="dxa"/>
+            <w:bottom w:w="0" w:type="dxa"/>
+            <w:right w:w="108" w:type="dxa"/>
+          </w:tblCellMar>
+        </w:tblPrEx>
+        <w:trPr>
+          <w:jc w:val="center"/>
+        </w:trPr>
+        <w:tc>
+          <w:tcPr>
+            <w:tcW w:w="2160" w:type="dxa"/>
+          </w:tcPr>
+          <w:p>
+            <w:pPr>
+              <w:spacing w:after="0" w:line="240" w:lineRule="auto"/>
+              <w:rPr>
+                <w:rFonts w:ascii="Tahoma" w:hAnsi="Tahoma" w:cs="Tahoma"/>
+              </w:rPr>
+            </w:pPr>
+            <w:r>
+              <w:rPr>
+                <w:rFonts w:ascii="Tahoma" w:hAnsi="Tahoma" w:cs="Tahoma"/>
+                <w:b/>
+              </w:rPr>
+              <w:t>Cột</w:t>
+            </w:r>
+          </w:p>
+        </w:tc>
+        <w:tc>
+          <w:tcPr>
+            <w:tcW w:w="2160" w:type="dxa"/>
+          </w:tcPr>
+          <w:p>
+            <w:pPr>
+              <w:spacing w:after="0" w:line="240" w:lineRule="auto"/>
+              <w:rPr>
+                <w:rFonts w:ascii="Tahoma" w:hAnsi="Tahoma" w:cs="Tahoma"/>
+              </w:rPr>
+            </w:pPr>
+            <w:r>
+              <w:rPr>
+                <w:rFonts w:ascii="Tahoma" w:hAnsi="Tahoma" w:cs="Tahoma"/>
+                <w:b/>
+              </w:rPr>
+              <w:t>Kiểu</w:t>
+            </w:r>
+          </w:p>
+        </w:tc>
+        <w:tc>
+          <w:tcPr>
+            <w:tcW w:w="2160" w:type="dxa"/>
+          </w:tcPr>
+          <w:p>
+            <w:pPr>
+              <w:spacing w:after="0" w:line="240" w:lineRule="auto"/>
+              <w:rPr>
+                <w:rFonts w:ascii="Tahoma" w:hAnsi="Tahoma" w:cs="Tahoma"/>
+              </w:rPr>
+            </w:pPr>
+            <w:r>
+              <w:rPr>
+                <w:rFonts w:ascii="Tahoma" w:hAnsi="Tahoma" w:cs="Tahoma"/>
+                <w:b/>
+              </w:rPr>
+              <w:t>Khóa</w:t>
+            </w:r>
+          </w:p>
+        </w:tc>
+        <w:tc>
+          <w:tcPr>
+            <w:tcW w:w="2160" w:type="dxa"/>
+          </w:tcPr>
+          <w:p>
+            <w:pPr>
+              <w:spacing w:after="0" w:line="240" w:lineRule="auto"/>
+              <w:rPr>
+                <w:rFonts w:ascii="Tahoma" w:hAnsi="Tahoma" w:cs="Tahoma"/>
+              </w:rPr>
+            </w:pPr>
+            <w:r>
+              <w:rPr>
+                <w:rFonts w:ascii="Tahoma" w:hAnsi="Tahoma" w:cs="Tahoma"/>
+                <w:b/>
+              </w:rPr>
+              <w:t>Nullable</w:t>
+            </w:r>
+          </w:p>
+        </w:tc>
+      </w:tr>
+      <w:tr>
+        <w:tblPrEx>
+          <w:tblBorders>
+            <w:top w:val="single" w:color="auto" w:sz="4" w:space="0"/>
+            <w:left w:val="single" w:color="auto" w:sz="4" w:space="0"/>
+            <w:bottom w:val="single" w:color="auto" w:sz="4" w:space="0"/>
+            <w:right w:val="single" w:color="auto" w:sz="4" w:space="0"/>
+            <w:insideH w:val="single" w:color="auto" w:sz="4" w:space="0"/>
+            <w:insideV w:val="single" w:color="auto" w:sz="4" w:space="0"/>
+          </w:tblBorders>
+          <w:tblCellMar>
+            <w:top w:w="0" w:type="dxa"/>
+            <w:left w:w="108" w:type="dxa"/>
+            <w:bottom w:w="0" w:type="dxa"/>
+            <w:right w:w="108" w:type="dxa"/>
+          </w:tblCellMar>
+        </w:tblPrEx>
+        <w:trPr>
+          <w:jc w:val="center"/>
+        </w:trPr>
+        <w:tc>
+          <w:tcPr>
+            <w:tcW w:w="2160" w:type="dxa"/>
+          </w:tcPr>
+          <w:p>
+            <w:pPr>
+              <w:spacing w:after="0" w:line="240" w:lineRule="auto"/>
+              <w:rPr>
+                <w:rFonts w:ascii="Tahoma" w:hAnsi="Tahoma" w:cs="Tahoma"/>
+              </w:rPr>
+            </w:pPr>
+            <w:r>
+              <w:rPr>
+                <w:rFonts w:ascii="Tahoma" w:hAnsi="Tahoma" w:cs="Tahoma"/>
+              </w:rPr>
+              <w:t>resource_id</w:t>
+            </w:r>
+          </w:p>
+        </w:tc>
+        <w:tc>
+          <w:tcPr>
+            <w:tcW w:w="2160" w:type="dxa"/>
+          </w:tcPr>
+          <w:p>
+            <w:pPr>
+              <w:spacing w:after="0" w:line="240" w:lineRule="auto"/>
+              <w:rPr>
+                <w:rFonts w:ascii="Tahoma" w:hAnsi="Tahoma" w:cs="Tahoma"/>
+              </w:rPr>
+            </w:pPr>
+            <w:r>
+              <w:rPr>
+                <w:rFonts w:ascii="Tahoma" w:hAnsi="Tahoma" w:cs="Tahoma"/>
+              </w:rPr>
+              <w:t>CHAR(10)</w:t>
+            </w:r>
+          </w:p>
+        </w:tc>
+        <w:tc>
+          <w:tcPr>
+            <w:tcW w:w="2160" w:type="dxa"/>
+          </w:tcPr>
+          <w:p>
+            <w:pPr>
+              <w:spacing w:after="0" w:line="240" w:lineRule="auto"/>
+              <w:rPr>
+                <w:rFonts w:ascii="Tahoma" w:hAnsi="Tahoma" w:cs="Tahoma"/>
+              </w:rPr>
+            </w:pPr>
+            <w:r>
+              <w:rPr>
+                <w:rFonts w:ascii="Tahoma" w:hAnsi="Tahoma" w:cs="Tahoma"/>
+              </w:rPr>
+              <w:t>PK, FK→resource</w:t>
+            </w:r>
+          </w:p>
+        </w:tc>
+        <w:tc>
+          <w:tcPr>
+            <w:tcW w:w="2160" w:type="dxa"/>
+          </w:tcPr>
+          <w:p>
+            <w:pPr>
+              <w:spacing w:after="0" w:line="240" w:lineRule="auto"/>
+              <w:rPr>
+                <w:rFonts w:ascii="Tahoma" w:hAnsi="Tahoma" w:cs="Tahoma"/>
+              </w:rPr>
+            </w:pPr>
+            <w:r>
+              <w:rPr>
+                <w:rFonts w:ascii="Tahoma" w:hAnsi="Tahoma" w:cs="Tahoma"/>
+              </w:rPr>
+              <w:t>No</w:t>
+            </w:r>
+          </w:p>
+        </w:tc>
+      </w:tr>
+      <w:tr>
+        <w:tblPrEx>
+          <w:tblBorders>
+            <w:top w:val="single" w:color="auto" w:sz="4" w:space="0"/>
+            <w:left w:val="single" w:color="auto" w:sz="4" w:space="0"/>
+            <w:bottom w:val="single" w:color="auto" w:sz="4" w:space="0"/>
+            <w:right w:val="single" w:color="auto" w:sz="4" w:space="0"/>
+            <w:insideH w:val="single" w:color="auto" w:sz="4" w:space="0"/>
+            <w:insideV w:val="single" w:color="auto" w:sz="4" w:space="0"/>
+          </w:tblBorders>
+          <w:tblCellMar>
+            <w:top w:w="0" w:type="dxa"/>
+            <w:left w:w="108" w:type="dxa"/>
+            <w:bottom w:w="0" w:type="dxa"/>
+            <w:right w:w="108" w:type="dxa"/>
+          </w:tblCellMar>
+        </w:tblPrEx>
+        <w:trPr>
+          <w:jc w:val="center"/>
+        </w:trPr>
+        <w:tc>
+          <w:tcPr>
+            <w:tcW w:w="2160" w:type="dxa"/>
+          </w:tcPr>
+          <w:p>
+            <w:pPr>
+              <w:spacing w:after="0" w:line="240" w:lineRule="auto"/>
+              <w:rPr>
+                <w:rFonts w:ascii="Tahoma" w:hAnsi="Tahoma" w:cs="Tahoma"/>
+              </w:rPr>
+            </w:pPr>
+            <w:r>
+              <w:rPr>
+                <w:rFonts w:ascii="Tahoma" w:hAnsi="Tahoma" w:cs="Tahoma"/>
+              </w:rPr>
+              <w:t>isbn</w:t>
+            </w:r>
+          </w:p>
+        </w:tc>
+        <w:tc>
+          <w:tcPr>
+            <w:tcW w:w="2160" w:type="dxa"/>
+          </w:tcPr>
+          <w:p>
+            <w:pPr>
+              <w:spacing w:after="0" w:line="240" w:lineRule="auto"/>
+              <w:rPr>
+                <w:rFonts w:ascii="Tahoma" w:hAnsi="Tahoma" w:cs="Tahoma"/>
+              </w:rPr>
+            </w:pPr>
+            <w:r>
+              <w:rPr>
+                <w:rFonts w:ascii="Tahoma" w:hAnsi="Tahoma" w:cs="Tahoma"/>
+              </w:rPr>
+              <w:t>VARCHAR(20)</w:t>
+            </w:r>
+          </w:p>
+        </w:tc>
+        <w:tc>
+          <w:tcPr>
+            <w:tcW w:w="2160" w:type="dxa"/>
+          </w:tcPr>
+          <w:p>
+            <w:pPr>
+              <w:spacing w:after="0" w:line="240" w:lineRule="auto"/>
+              <w:rPr>
+                <w:rFonts w:ascii="Tahoma" w:hAnsi="Tahoma" w:cs="Tahoma"/>
+              </w:rPr>
+            </w:pPr>
+            <w:r>
+              <w:rPr>
+                <w:rFonts w:ascii="Tahoma" w:hAnsi="Tahoma" w:cs="Tahoma"/>
+              </w:rPr>
+              <w:t>UK</w:t>
+            </w:r>
+          </w:p>
+        </w:tc>
+        <w:tc>
+          <w:tcPr>
+            <w:tcW w:w="2160" w:type="dxa"/>
+          </w:tcPr>
+          <w:p>
+            <w:pPr>
+              <w:spacing w:after="0" w:line="240" w:lineRule="auto"/>
+              <w:rPr>
+                <w:rFonts w:ascii="Tahoma" w:hAnsi="Tahoma" w:cs="Tahoma"/>
+              </w:rPr>
+            </w:pPr>
+            <w:r>
+              <w:rPr>
+                <w:rFonts w:ascii="Tahoma" w:hAnsi="Tahoma" w:cs="Tahoma"/>
+              </w:rPr>
+              <w:t>No</w:t>
+            </w:r>
+          </w:p>
+        </w:tc>
+      </w:tr>
+      <w:tr>
+        <w:tblPrEx>
+          <w:tblBorders>
+            <w:top w:val="single" w:color="auto" w:sz="4" w:space="0"/>
+            <w:left w:val="single" w:color="auto" w:sz="4" w:space="0"/>
+            <w:bottom w:val="single" w:color="auto" w:sz="4" w:space="0"/>
+            <w:right w:val="single" w:color="auto" w:sz="4" w:space="0"/>
+            <w:insideH w:val="single" w:color="auto" w:sz="4" w:space="0"/>
+            <w:insideV w:val="single" w:color="auto" w:sz="4" w:space="0"/>
+          </w:tblBorders>
+          <w:tblCellMar>
+            <w:top w:w="0" w:type="dxa"/>
+            <w:left w:w="108" w:type="dxa"/>
+            <w:bottom w:w="0" w:type="dxa"/>
+            <w:right w:w="108" w:type="dxa"/>
+          </w:tblCellMar>
+        </w:tblPrEx>
+        <w:trPr>
+          <w:jc w:val="center"/>
+        </w:trPr>
+        <w:tc>
+          <w:tcPr>
+            <w:tcW w:w="2160" w:type="dxa"/>
+          </w:tcPr>
+          <w:p>
+            <w:pPr>
+              <w:spacing w:after="0" w:line="240" w:lineRule="auto"/>
+              <w:rPr>
+                <w:rFonts w:ascii="Tahoma" w:hAnsi="Tahoma" w:cs="Tahoma"/>
+              </w:rPr>
+            </w:pPr>
+            <w:r>
+              <w:rPr>
+                <w:rFonts w:ascii="Tahoma" w:hAnsi="Tahoma" w:cs="Tahoma"/>
+              </w:rPr>
+              <w:t>genre</w:t>
+            </w:r>
+          </w:p>
+        </w:tc>
+        <w:tc>
+          <w:tcPr>
+            <w:tcW w:w="2160" w:type="dxa"/>
+          </w:tcPr>
+          <w:p>
+            <w:pPr>
+              <w:spacing w:after="0" w:line="240" w:lineRule="auto"/>
+              <w:rPr>
+                <w:rFonts w:ascii="Tahoma" w:hAnsi="Tahoma" w:cs="Tahoma"/>
+              </w:rPr>
+            </w:pPr>
+            <w:r>
+              <w:rPr>
+                <w:rFonts w:ascii="Tahoma" w:hAnsi="Tahoma" w:cs="Tahoma"/>
+              </w:rPr>
+              <w:t>VARCHAR(50)</w:t>
+            </w:r>
+          </w:p>
+        </w:tc>
+        <w:tc>
+          <w:tcPr>
+            <w:tcW w:w="2160" w:type="dxa"/>
+          </w:tcPr>
+          <w:p>
+            <w:pPr>
+              <w:spacing w:after="0" w:line="240" w:lineRule="auto"/>
+              <w:rPr>
+                <w:rFonts w:ascii="Tahoma" w:hAnsi="Tahoma" w:cs="Tahoma"/>
+              </w:rPr>
+            </w:pPr>
+          </w:p>
+        </w:tc>
+        <w:tc>
+          <w:tcPr>
+            <w:tcW w:w="2160" w:type="dxa"/>
+          </w:tcPr>
+          <w:p>
+            <w:pPr>
+              <w:spacing w:after="0" w:line="240" w:lineRule="auto"/>
+              <w:rPr>
+                <w:rFonts w:ascii="Tahoma" w:hAnsi="Tahoma" w:cs="Tahoma"/>
+              </w:rPr>
+            </w:pPr>
+            <w:r>
+              <w:rPr>
+                <w:rFonts w:ascii="Tahoma" w:hAnsi="Tahoma" w:cs="Tahoma"/>
+              </w:rPr>
+              <w:t>Yes</w:t>
+            </w:r>
+          </w:p>
+        </w:tc>
+      </w:tr>
+    </w:tbl>
+    <w:p>
+      <w:pPr>
+        <w:rPr>
+          <w:rFonts w:ascii="Tahoma" w:hAnsi="Tahoma" w:cs="Tahoma"/>
+        </w:rPr>
+      </w:pPr>
+      <w:r>
+        <w:rPr>
+          <w:rFonts w:ascii="Tahoma" w:hAnsi="Tahoma" w:cs="Tahoma"/>
+          <w:b/>
+        </w:rPr>
+        <w:t>`</w:t>
+      </w:r>
+      <w:r>
+        <w:rPr>
+          <w:rFonts w:hint="default" w:ascii="Tahoma" w:hAnsi="Tahoma" w:cs="Tahoma"/>
+          <w:b/>
+          <w:lang w:val="en-US"/>
+        </w:rPr>
+        <w:t>BOOK_COPY</w:t>
+      </w:r>
+      <w:r>
+        <w:rPr>
+          <w:rFonts w:ascii="Tahoma" w:hAnsi="Tahoma" w:cs="Tahoma"/>
+          <w:b/>
+        </w:rPr>
+        <w:t>`</w:t>
+      </w:r>
+      <w:r>
+        <w:rPr>
+          <w:rFonts w:ascii="Tahoma" w:hAnsi="Tahoma" w:cs="Tahoma"/>
+        </w:rPr>
+        <w:t xml:space="preserve"> </w:t>
+      </w:r>
+    </w:p>
+    <w:tbl>
+      <w:tblPr>
+        <w:tblStyle w:val="18"/>
+        <w:tblW w:w="0" w:type="auto"/>
+        <w:jc w:val="center"/>
+        <w:tblBorders>
+          <w:top w:val="single" w:color="auto" w:sz="4" w:space="0"/>
+          <w:left w:val="single" w:color="auto" w:sz="4" w:space="0"/>
+          <w:bottom w:val="single" w:color="auto" w:sz="4" w:space="0"/>
+          <w:right w:val="single" w:color="auto" w:sz="4" w:space="0"/>
+          <w:insideH w:val="single" w:color="auto" w:sz="4" w:space="0"/>
+          <w:insideV w:val="single" w:color="auto" w:sz="4" w:space="0"/>
+        </w:tblBorders>
+        <w:tblLayout w:type="autofit"/>
+        <w:tblCellMar>
+          <w:top w:w="0" w:type="dxa"/>
+          <w:left w:w="108" w:type="dxa"/>
+          <w:bottom w:w="0" w:type="dxa"/>
+          <w:right w:w="108" w:type="dxa"/>
+        </w:tblCellMar>
+      </w:tblPr>
+      <w:tblGrid>
+        <w:gridCol w:w="2160"/>
+        <w:gridCol w:w="2160"/>
+        <w:gridCol w:w="2204"/>
+        <w:gridCol w:w="2160"/>
+      </w:tblGrid>
+      <w:tr>
+        <w:tblPrEx>
+          <w:tblBorders>
+            <w:top w:val="single" w:color="auto" w:sz="4" w:space="0"/>
+            <w:left w:val="single" w:color="auto" w:sz="4" w:space="0"/>
+            <w:bottom w:val="single" w:color="auto" w:sz="4" w:space="0"/>
+            <w:right w:val="single" w:color="auto" w:sz="4" w:space="0"/>
+            <w:insideH w:val="single" w:color="auto" w:sz="4" w:space="0"/>
+            <w:insideV w:val="single" w:color="auto" w:sz="4" w:space="0"/>
+          </w:tblBorders>
+          <w:tblCellMar>
+            <w:top w:w="0" w:type="dxa"/>
+            <w:left w:w="108" w:type="dxa"/>
+            <w:bottom w:w="0" w:type="dxa"/>
+            <w:right w:w="108" w:type="dxa"/>
+          </w:tblCellMar>
+        </w:tblPrEx>
+        <w:trPr>
+          <w:jc w:val="center"/>
+        </w:trPr>
+        <w:tc>
+          <w:tcPr>
+            <w:tcW w:w="2160" w:type="dxa"/>
+          </w:tcPr>
+          <w:p>
+            <w:pPr>
+              <w:spacing w:after="0" w:line="240" w:lineRule="auto"/>
+              <w:rPr>
+                <w:rFonts w:ascii="Tahoma" w:hAnsi="Tahoma" w:cs="Tahoma"/>
+              </w:rPr>
+            </w:pPr>
+            <w:r>
+              <w:rPr>
+                <w:rFonts w:ascii="Tahoma" w:hAnsi="Tahoma" w:cs="Tahoma"/>
+                <w:b/>
+              </w:rPr>
+              <w:t>Cột</w:t>
+            </w:r>
+          </w:p>
+        </w:tc>
+        <w:tc>
+          <w:tcPr>
+            <w:tcW w:w="2160" w:type="dxa"/>
+          </w:tcPr>
+          <w:p>
+            <w:pPr>
+              <w:spacing w:after="0" w:line="240" w:lineRule="auto"/>
+              <w:rPr>
+                <w:rFonts w:ascii="Tahoma" w:hAnsi="Tahoma" w:cs="Tahoma"/>
+              </w:rPr>
+            </w:pPr>
+            <w:r>
+              <w:rPr>
+                <w:rFonts w:ascii="Tahoma" w:hAnsi="Tahoma" w:cs="Tahoma"/>
+                <w:b/>
+              </w:rPr>
+              <w:t>Kiểu</w:t>
+            </w:r>
+          </w:p>
+        </w:tc>
+        <w:tc>
+          <w:tcPr>
+            <w:tcW w:w="2160" w:type="dxa"/>
+          </w:tcPr>
+          <w:p>
+            <w:pPr>
+              <w:spacing w:after="0" w:line="240" w:lineRule="auto"/>
+              <w:rPr>
+                <w:rFonts w:ascii="Tahoma" w:hAnsi="Tahoma" w:cs="Tahoma"/>
+              </w:rPr>
+            </w:pPr>
+            <w:r>
+              <w:rPr>
+                <w:rFonts w:ascii="Tahoma" w:hAnsi="Tahoma" w:cs="Tahoma"/>
+                <w:b/>
+              </w:rPr>
+              <w:t>Khóa</w:t>
+            </w:r>
+          </w:p>
+        </w:tc>
+        <w:tc>
+          <w:tcPr>
+            <w:tcW w:w="2160" w:type="dxa"/>
+          </w:tcPr>
+          <w:p>
+            <w:pPr>
+              <w:spacing w:after="0" w:line="240" w:lineRule="auto"/>
+              <w:rPr>
+                <w:rFonts w:ascii="Tahoma" w:hAnsi="Tahoma" w:cs="Tahoma"/>
+              </w:rPr>
+            </w:pPr>
+            <w:r>
+              <w:rPr>
+                <w:rFonts w:ascii="Tahoma" w:hAnsi="Tahoma" w:cs="Tahoma"/>
+                <w:b/>
+              </w:rPr>
+              <w:t>Nullable</w:t>
+            </w:r>
+          </w:p>
+        </w:tc>
+      </w:tr>
+      <w:tr>
+        <w:tblPrEx>
+          <w:tblBorders>
+            <w:top w:val="single" w:color="auto" w:sz="4" w:space="0"/>
+            <w:left w:val="single" w:color="auto" w:sz="4" w:space="0"/>
+            <w:bottom w:val="single" w:color="auto" w:sz="4" w:space="0"/>
+            <w:right w:val="single" w:color="auto" w:sz="4" w:space="0"/>
+            <w:insideH w:val="single" w:color="auto" w:sz="4" w:space="0"/>
+            <w:insideV w:val="single" w:color="auto" w:sz="4" w:space="0"/>
+          </w:tblBorders>
+          <w:tblCellMar>
+            <w:top w:w="0" w:type="dxa"/>
+            <w:left w:w="108" w:type="dxa"/>
+            <w:bottom w:w="0" w:type="dxa"/>
+            <w:right w:w="108" w:type="dxa"/>
+          </w:tblCellMar>
+        </w:tblPrEx>
+        <w:trPr>
+          <w:jc w:val="center"/>
+        </w:trPr>
+        <w:tc>
+          <w:tcPr>
+            <w:tcW w:w="2160" w:type="dxa"/>
+          </w:tcPr>
+          <w:p>
+            <w:pPr>
+              <w:spacing w:after="0" w:line="240" w:lineRule="auto"/>
+              <w:rPr>
+                <w:rFonts w:ascii="Tahoma" w:hAnsi="Tahoma" w:cs="Tahoma"/>
+              </w:rPr>
+            </w:pPr>
+            <w:r>
+              <w:rPr>
+                <w:rFonts w:ascii="Tahoma" w:hAnsi="Tahoma" w:cs="Tahoma"/>
+              </w:rPr>
+              <w:t>copy_id</w:t>
+            </w:r>
+          </w:p>
+        </w:tc>
+        <w:tc>
+          <w:tcPr>
+            <w:tcW w:w="2160" w:type="dxa"/>
+          </w:tcPr>
+          <w:p>
+            <w:pPr>
+              <w:spacing w:after="0" w:line="240" w:lineRule="auto"/>
+              <w:rPr>
+                <w:rFonts w:ascii="Tahoma" w:hAnsi="Tahoma" w:cs="Tahoma"/>
+              </w:rPr>
+            </w:pPr>
+            <w:r>
+              <w:rPr>
+                <w:rFonts w:ascii="Tahoma" w:hAnsi="Tahoma" w:cs="Tahoma"/>
+              </w:rPr>
+              <w:t>CHAR(10)</w:t>
+            </w:r>
+          </w:p>
+        </w:tc>
+        <w:tc>
+          <w:tcPr>
+            <w:tcW w:w="2160" w:type="dxa"/>
+          </w:tcPr>
+          <w:p>
+            <w:pPr>
+              <w:spacing w:after="0" w:line="240" w:lineRule="auto"/>
+              <w:rPr>
+                <w:rFonts w:ascii="Tahoma" w:hAnsi="Tahoma" w:cs="Tahoma"/>
+              </w:rPr>
+            </w:pPr>
+            <w:r>
+              <w:rPr>
+                <w:rFonts w:ascii="Tahoma" w:hAnsi="Tahoma" w:cs="Tahoma"/>
+              </w:rPr>
+              <w:t>PK</w:t>
+            </w:r>
+          </w:p>
+        </w:tc>
+        <w:tc>
+          <w:tcPr>
+            <w:tcW w:w="2160" w:type="dxa"/>
+          </w:tcPr>
+          <w:p>
+            <w:pPr>
+              <w:spacing w:after="0" w:line="240" w:lineRule="auto"/>
+              <w:rPr>
+                <w:rFonts w:ascii="Tahoma" w:hAnsi="Tahoma" w:cs="Tahoma"/>
+              </w:rPr>
+            </w:pPr>
+            <w:r>
+              <w:rPr>
+                <w:rFonts w:ascii="Tahoma" w:hAnsi="Tahoma" w:cs="Tahoma"/>
+              </w:rPr>
+              <w:t>No</w:t>
+            </w:r>
+          </w:p>
+        </w:tc>
+      </w:tr>
+      <w:tr>
+        <w:tblPrEx>
+          <w:tblBorders>
+            <w:top w:val="single" w:color="auto" w:sz="4" w:space="0"/>
+            <w:left w:val="single" w:color="auto" w:sz="4" w:space="0"/>
+            <w:bottom w:val="single" w:color="auto" w:sz="4" w:space="0"/>
+            <w:right w:val="single" w:color="auto" w:sz="4" w:space="0"/>
+            <w:insideH w:val="single" w:color="auto" w:sz="4" w:space="0"/>
+            <w:insideV w:val="single" w:color="auto" w:sz="4" w:space="0"/>
+          </w:tblBorders>
+          <w:tblCellMar>
+            <w:top w:w="0" w:type="dxa"/>
+            <w:left w:w="108" w:type="dxa"/>
+            <w:bottom w:w="0" w:type="dxa"/>
+            <w:right w:w="108" w:type="dxa"/>
+          </w:tblCellMar>
+        </w:tblPrEx>
+        <w:trPr>
+          <w:jc w:val="center"/>
+        </w:trPr>
+        <w:tc>
+          <w:tcPr>
+            <w:tcW w:w="2160" w:type="dxa"/>
+          </w:tcPr>
+          <w:p>
+            <w:pPr>
+              <w:spacing w:after="0" w:line="240" w:lineRule="auto"/>
+              <w:rPr>
+                <w:rFonts w:ascii="Tahoma" w:hAnsi="Tahoma" w:cs="Tahoma"/>
+              </w:rPr>
+            </w:pPr>
+            <w:r>
+              <w:rPr>
+                <w:rFonts w:ascii="Tahoma" w:hAnsi="Tahoma" w:cs="Tahoma"/>
+              </w:rPr>
+              <w:t>resource_id</w:t>
+            </w:r>
+          </w:p>
+        </w:tc>
+        <w:tc>
+          <w:tcPr>
+            <w:tcW w:w="2160" w:type="dxa"/>
+          </w:tcPr>
+          <w:p>
+            <w:pPr>
+              <w:spacing w:after="0" w:line="240" w:lineRule="auto"/>
+              <w:rPr>
+                <w:rFonts w:ascii="Tahoma" w:hAnsi="Tahoma" w:cs="Tahoma"/>
+              </w:rPr>
+            </w:pPr>
+            <w:r>
+              <w:rPr>
+                <w:rFonts w:ascii="Tahoma" w:hAnsi="Tahoma" w:cs="Tahoma"/>
+              </w:rPr>
+              <w:t>CHAR(10)</w:t>
+            </w:r>
+          </w:p>
+        </w:tc>
+        <w:tc>
+          <w:tcPr>
+            <w:tcW w:w="2160" w:type="dxa"/>
+          </w:tcPr>
+          <w:p>
+            <w:pPr>
+              <w:spacing w:after="0" w:line="240" w:lineRule="auto"/>
+              <w:rPr>
+                <w:rFonts w:ascii="Tahoma" w:hAnsi="Tahoma" w:cs="Tahoma"/>
+              </w:rPr>
+            </w:pPr>
+            <w:r>
+              <w:rPr>
+                <w:rFonts w:ascii="Tahoma" w:hAnsi="Tahoma" w:cs="Tahoma"/>
+              </w:rPr>
+              <w:t>FK→physical_book</w:t>
+            </w:r>
+          </w:p>
+        </w:tc>
+        <w:tc>
+          <w:tcPr>
+            <w:tcW w:w="2160" w:type="dxa"/>
+          </w:tcPr>
+          <w:p>
+            <w:pPr>
+              <w:spacing w:after="0" w:line="240" w:lineRule="auto"/>
+              <w:rPr>
+                <w:rFonts w:ascii="Tahoma" w:hAnsi="Tahoma" w:cs="Tahoma"/>
+              </w:rPr>
+            </w:pPr>
+            <w:r>
+              <w:rPr>
+                <w:rFonts w:ascii="Tahoma" w:hAnsi="Tahoma" w:cs="Tahoma"/>
+              </w:rPr>
+              <w:t>No</w:t>
+            </w:r>
+          </w:p>
+        </w:tc>
+      </w:tr>
+      <w:tr>
+        <w:tblPrEx>
+          <w:tblBorders>
+            <w:top w:val="single" w:color="auto" w:sz="4" w:space="0"/>
+            <w:left w:val="single" w:color="auto" w:sz="4" w:space="0"/>
+            <w:bottom w:val="single" w:color="auto" w:sz="4" w:space="0"/>
+            <w:right w:val="single" w:color="auto" w:sz="4" w:space="0"/>
+            <w:insideH w:val="single" w:color="auto" w:sz="4" w:space="0"/>
+            <w:insideV w:val="single" w:color="auto" w:sz="4" w:space="0"/>
+          </w:tblBorders>
+          <w:tblCellMar>
+            <w:top w:w="0" w:type="dxa"/>
+            <w:left w:w="108" w:type="dxa"/>
+            <w:bottom w:w="0" w:type="dxa"/>
+            <w:right w:w="108" w:type="dxa"/>
+          </w:tblCellMar>
+        </w:tblPrEx>
+        <w:trPr>
+          <w:jc w:val="center"/>
+        </w:trPr>
+        <w:tc>
+          <w:tcPr>
+            <w:tcW w:w="2160" w:type="dxa"/>
+          </w:tcPr>
+          <w:p>
+            <w:pPr>
+              <w:spacing w:after="0" w:line="240" w:lineRule="auto"/>
+              <w:rPr>
+                <w:rFonts w:ascii="Tahoma" w:hAnsi="Tahoma" w:cs="Tahoma"/>
+              </w:rPr>
+            </w:pPr>
+            <w:r>
+              <w:rPr>
+                <w:rFonts w:ascii="Tahoma" w:hAnsi="Tahoma" w:cs="Tahoma"/>
+              </w:rPr>
+              <w:t>status</w:t>
+            </w:r>
+          </w:p>
+        </w:tc>
+        <w:tc>
+          <w:tcPr>
+            <w:tcW w:w="2160" w:type="dxa"/>
+          </w:tcPr>
+          <w:p>
+            <w:pPr>
+              <w:spacing w:after="0" w:line="240" w:lineRule="auto"/>
+              <w:rPr>
+                <w:rFonts w:ascii="Tahoma" w:hAnsi="Tahoma" w:cs="Tahoma"/>
+              </w:rPr>
+            </w:pPr>
+            <w:r>
+              <w:rPr>
+                <w:rFonts w:ascii="Tahoma" w:hAnsi="Tahoma" w:cs="Tahoma"/>
+              </w:rPr>
+              <w:t>VARCHAR(20)</w:t>
+            </w:r>
+          </w:p>
+        </w:tc>
+        <w:tc>
+          <w:tcPr>
+            <w:tcW w:w="2160" w:type="dxa"/>
+          </w:tcPr>
+          <w:p>
+            <w:pPr>
+              <w:spacing w:after="0" w:line="240" w:lineRule="auto"/>
+              <w:rPr>
+                <w:rFonts w:ascii="Tahoma" w:hAnsi="Tahoma" w:cs="Tahoma"/>
+              </w:rPr>
+            </w:pPr>
+          </w:p>
+        </w:tc>
+        <w:tc>
+          <w:tcPr>
+            <w:tcW w:w="2160" w:type="dxa"/>
+          </w:tcPr>
+          <w:p>
+            <w:pPr>
+              <w:spacing w:after="0" w:line="240" w:lineRule="auto"/>
+              <w:rPr>
+                <w:rFonts w:ascii="Tahoma" w:hAnsi="Tahoma" w:cs="Tahoma"/>
+              </w:rPr>
+            </w:pPr>
+            <w:r>
+              <w:rPr>
+                <w:rFonts w:ascii="Tahoma" w:hAnsi="Tahoma" w:cs="Tahoma"/>
+              </w:rPr>
+              <w:t>No</w:t>
+            </w:r>
+          </w:p>
+        </w:tc>
+      </w:tr>
+      <w:tr>
+        <w:tblPrEx>
+          <w:tblBorders>
+            <w:top w:val="single" w:color="auto" w:sz="4" w:space="0"/>
+            <w:left w:val="single" w:color="auto" w:sz="4" w:space="0"/>
+            <w:bottom w:val="single" w:color="auto" w:sz="4" w:space="0"/>
+            <w:right w:val="single" w:color="auto" w:sz="4" w:space="0"/>
+            <w:insideH w:val="single" w:color="auto" w:sz="4" w:space="0"/>
+            <w:insideV w:val="single" w:color="auto" w:sz="4" w:space="0"/>
+          </w:tblBorders>
+          <w:tblCellMar>
+            <w:top w:w="0" w:type="dxa"/>
+            <w:left w:w="108" w:type="dxa"/>
+            <w:bottom w:w="0" w:type="dxa"/>
+            <w:right w:w="108" w:type="dxa"/>
+          </w:tblCellMar>
+        </w:tblPrEx>
+        <w:trPr>
+          <w:jc w:val="center"/>
+        </w:trPr>
+        <w:tc>
+          <w:tcPr>
+            <w:tcW w:w="2160" w:type="dxa"/>
+          </w:tcPr>
+          <w:p>
+            <w:pPr>
+              <w:spacing w:after="0" w:line="240" w:lineRule="auto"/>
+              <w:rPr>
+                <w:rFonts w:ascii="Tahoma" w:hAnsi="Tahoma" w:cs="Tahoma"/>
+              </w:rPr>
+            </w:pPr>
+            <w:r>
+              <w:rPr>
+                <w:rFonts w:ascii="Tahoma" w:hAnsi="Tahoma" w:cs="Tahoma"/>
+              </w:rPr>
+              <w:t>shelf_location</w:t>
+            </w:r>
+          </w:p>
+        </w:tc>
+        <w:tc>
+          <w:tcPr>
+            <w:tcW w:w="2160" w:type="dxa"/>
+          </w:tcPr>
+          <w:p>
+            <w:pPr>
+              <w:spacing w:after="0" w:line="240" w:lineRule="auto"/>
+              <w:rPr>
+                <w:rFonts w:ascii="Tahoma" w:hAnsi="Tahoma" w:cs="Tahoma"/>
+              </w:rPr>
+            </w:pPr>
+            <w:r>
+              <w:rPr>
+                <w:rFonts w:ascii="Tahoma" w:hAnsi="Tahoma" w:cs="Tahoma"/>
+              </w:rPr>
+              <w:t>VARCHAR(50)</w:t>
+            </w:r>
+          </w:p>
+        </w:tc>
+        <w:tc>
+          <w:tcPr>
+            <w:tcW w:w="2160" w:type="dxa"/>
+          </w:tcPr>
+          <w:p>
+            <w:pPr>
+              <w:spacing w:after="0" w:line="240" w:lineRule="auto"/>
+              <w:rPr>
+                <w:rFonts w:ascii="Tahoma" w:hAnsi="Tahoma" w:cs="Tahoma"/>
+              </w:rPr>
+            </w:pPr>
+          </w:p>
+        </w:tc>
+        <w:tc>
+          <w:tcPr>
+            <w:tcW w:w="2160" w:type="dxa"/>
+          </w:tcPr>
+          <w:p>
+            <w:pPr>
+              <w:spacing w:after="0" w:line="240" w:lineRule="auto"/>
+              <w:rPr>
+                <w:rFonts w:ascii="Tahoma" w:hAnsi="Tahoma" w:cs="Tahoma"/>
+              </w:rPr>
+            </w:pPr>
+            <w:r>
+              <w:rPr>
+                <w:rFonts w:ascii="Tahoma" w:hAnsi="Tahoma" w:cs="Tahoma"/>
+              </w:rPr>
+              <w:t>Yes</w:t>
+            </w:r>
+          </w:p>
+        </w:tc>
+      </w:tr>
+    </w:tbl>
+    <w:p>
+      <w:pPr>
+        <w:rPr>
+          <w:rFonts w:ascii="Tahoma" w:hAnsi="Tahoma" w:cs="Tahoma"/>
+        </w:rPr>
+      </w:pPr>
+      <w:r>
+        <w:rPr>
+          <w:rFonts w:ascii="Tahoma" w:hAnsi="Tahoma" w:cs="Tahoma"/>
+          <w:b/>
+        </w:rPr>
+        <w:t>`</w:t>
+      </w:r>
+      <w:r>
+        <w:rPr>
+          <w:rFonts w:hint="default" w:ascii="Tahoma" w:hAnsi="Tahoma" w:cs="Tahoma"/>
+          <w:b/>
+          <w:lang w:val="en-US"/>
+        </w:rPr>
+        <w:t>JOURNAL</w:t>
+      </w:r>
+      <w:r>
+        <w:rPr>
+          <w:rFonts w:ascii="Tahoma" w:hAnsi="Tahoma" w:cs="Tahoma"/>
+          <w:b/>
+        </w:rPr>
+        <w:t>`</w:t>
+      </w:r>
+      <w:r>
+        <w:rPr>
+          <w:rFonts w:ascii="Tahoma" w:hAnsi="Tahoma" w:cs="Tahoma"/>
+        </w:rPr>
+        <w:t xml:space="preserve"> (subclass)</w:t>
+      </w:r>
+    </w:p>
+    <w:tbl>
+      <w:tblPr>
+        <w:tblStyle w:val="18"/>
+        <w:tblW w:w="0" w:type="auto"/>
+        <w:jc w:val="center"/>
+        <w:tblBorders>
+          <w:top w:val="single" w:color="auto" w:sz="4" w:space="0"/>
+          <w:left w:val="single" w:color="auto" w:sz="4" w:space="0"/>
+          <w:bottom w:val="single" w:color="auto" w:sz="4" w:space="0"/>
+          <w:right w:val="single" w:color="auto" w:sz="4" w:space="0"/>
+          <w:insideH w:val="single" w:color="auto" w:sz="4" w:space="0"/>
+          <w:insideV w:val="single" w:color="auto" w:sz="4" w:space="0"/>
+        </w:tblBorders>
+        <w:tblLayout w:type="autofit"/>
+        <w:tblCellMar>
+          <w:top w:w="0" w:type="dxa"/>
+          <w:left w:w="108" w:type="dxa"/>
+          <w:bottom w:w="0" w:type="dxa"/>
+          <w:right w:w="108" w:type="dxa"/>
+        </w:tblCellMar>
+      </w:tblPr>
+      <w:tblGrid>
+        <w:gridCol w:w="2160"/>
+        <w:gridCol w:w="2160"/>
+        <w:gridCol w:w="2160"/>
+        <w:gridCol w:w="2160"/>
+      </w:tblGrid>
+      <w:tr>
+        <w:tblPrEx>
+          <w:tblBorders>
+            <w:top w:val="single" w:color="auto" w:sz="4" w:space="0"/>
+            <w:left w:val="single" w:color="auto" w:sz="4" w:space="0"/>
+            <w:bottom w:val="single" w:color="auto" w:sz="4" w:space="0"/>
+            <w:right w:val="single" w:color="auto" w:sz="4" w:space="0"/>
+            <w:insideH w:val="single" w:color="auto" w:sz="4" w:space="0"/>
+            <w:insideV w:val="single" w:color="auto" w:sz="4" w:space="0"/>
+          </w:tblBorders>
+          <w:tblCellMar>
+            <w:top w:w="0" w:type="dxa"/>
+            <w:left w:w="108" w:type="dxa"/>
+            <w:bottom w:w="0" w:type="dxa"/>
+            <w:right w:w="108" w:type="dxa"/>
+          </w:tblCellMar>
+        </w:tblPrEx>
+        <w:trPr>
+          <w:jc w:val="center"/>
+        </w:trPr>
+        <w:tc>
+          <w:tcPr>
+            <w:tcW w:w="2160" w:type="dxa"/>
+          </w:tcPr>
+          <w:p>
+            <w:pPr>
+              <w:spacing w:after="0" w:line="240" w:lineRule="auto"/>
+              <w:rPr>
+                <w:rFonts w:ascii="Tahoma" w:hAnsi="Tahoma" w:cs="Tahoma"/>
+              </w:rPr>
+            </w:pPr>
+            <w:r>
+              <w:rPr>
+                <w:rFonts w:ascii="Tahoma" w:hAnsi="Tahoma" w:cs="Tahoma"/>
+                <w:b/>
+              </w:rPr>
+              <w:t>Cột</w:t>
+            </w:r>
+          </w:p>
+        </w:tc>
+        <w:tc>
+          <w:tcPr>
+            <w:tcW w:w="2160" w:type="dxa"/>
+          </w:tcPr>
+          <w:p>
+            <w:pPr>
+              <w:spacing w:after="0" w:line="240" w:lineRule="auto"/>
+              <w:rPr>
+                <w:rFonts w:ascii="Tahoma" w:hAnsi="Tahoma" w:cs="Tahoma"/>
+              </w:rPr>
+            </w:pPr>
+            <w:r>
+              <w:rPr>
+                <w:rFonts w:ascii="Tahoma" w:hAnsi="Tahoma" w:cs="Tahoma"/>
+                <w:b/>
+              </w:rPr>
+              <w:t>Kiểu</w:t>
+            </w:r>
+          </w:p>
+        </w:tc>
+        <w:tc>
+          <w:tcPr>
+            <w:tcW w:w="2160" w:type="dxa"/>
+          </w:tcPr>
+          <w:p>
+            <w:pPr>
+              <w:spacing w:after="0" w:line="240" w:lineRule="auto"/>
+              <w:rPr>
+                <w:rFonts w:ascii="Tahoma" w:hAnsi="Tahoma" w:cs="Tahoma"/>
+              </w:rPr>
+            </w:pPr>
+            <w:r>
+              <w:rPr>
+                <w:rFonts w:ascii="Tahoma" w:hAnsi="Tahoma" w:cs="Tahoma"/>
+                <w:b/>
+              </w:rPr>
+              <w:t>Khóa</w:t>
+            </w:r>
+          </w:p>
+        </w:tc>
+        <w:tc>
+          <w:tcPr>
+            <w:tcW w:w="2160" w:type="dxa"/>
+          </w:tcPr>
+          <w:p>
+            <w:pPr>
+              <w:spacing w:after="0" w:line="240" w:lineRule="auto"/>
+              <w:rPr>
+                <w:rFonts w:ascii="Tahoma" w:hAnsi="Tahoma" w:cs="Tahoma"/>
+              </w:rPr>
+            </w:pPr>
+            <w:r>
+              <w:rPr>
+                <w:rFonts w:ascii="Tahoma" w:hAnsi="Tahoma" w:cs="Tahoma"/>
+                <w:b/>
+              </w:rPr>
+              <w:t>Nullable</w:t>
+            </w:r>
+          </w:p>
+        </w:tc>
+      </w:tr>
+      <w:tr>
+        <w:tblPrEx>
+          <w:tblBorders>
+            <w:top w:val="single" w:color="auto" w:sz="4" w:space="0"/>
+            <w:left w:val="single" w:color="auto" w:sz="4" w:space="0"/>
+            <w:bottom w:val="single" w:color="auto" w:sz="4" w:space="0"/>
+            <w:right w:val="single" w:color="auto" w:sz="4" w:space="0"/>
+            <w:insideH w:val="single" w:color="auto" w:sz="4" w:space="0"/>
+            <w:insideV w:val="single" w:color="auto" w:sz="4" w:space="0"/>
+          </w:tblBorders>
+          <w:tblCellMar>
+            <w:top w:w="0" w:type="dxa"/>
+            <w:left w:w="108" w:type="dxa"/>
+            <w:bottom w:w="0" w:type="dxa"/>
+            <w:right w:w="108" w:type="dxa"/>
+          </w:tblCellMar>
+        </w:tblPrEx>
+        <w:trPr>
+          <w:jc w:val="center"/>
+        </w:trPr>
+        <w:tc>
+          <w:tcPr>
+            <w:tcW w:w="2160" w:type="dxa"/>
+          </w:tcPr>
+          <w:p>
+            <w:pPr>
+              <w:spacing w:after="0" w:line="240" w:lineRule="auto"/>
+              <w:rPr>
+                <w:rFonts w:ascii="Tahoma" w:hAnsi="Tahoma" w:cs="Tahoma"/>
+              </w:rPr>
+            </w:pPr>
+            <w:r>
+              <w:rPr>
+                <w:rFonts w:ascii="Tahoma" w:hAnsi="Tahoma" w:cs="Tahoma"/>
+              </w:rPr>
+              <w:t>resource_id</w:t>
+            </w:r>
+          </w:p>
+        </w:tc>
+        <w:tc>
+          <w:tcPr>
+            <w:tcW w:w="2160" w:type="dxa"/>
+          </w:tcPr>
+          <w:p>
+            <w:pPr>
+              <w:spacing w:after="0" w:line="240" w:lineRule="auto"/>
+              <w:rPr>
+                <w:rFonts w:ascii="Tahoma" w:hAnsi="Tahoma" w:cs="Tahoma"/>
+              </w:rPr>
+            </w:pPr>
+            <w:r>
+              <w:rPr>
+                <w:rFonts w:ascii="Tahoma" w:hAnsi="Tahoma" w:cs="Tahoma"/>
+              </w:rPr>
+              <w:t>CHAR(10)</w:t>
+            </w:r>
+          </w:p>
+        </w:tc>
+        <w:tc>
+          <w:tcPr>
+            <w:tcW w:w="2160" w:type="dxa"/>
+          </w:tcPr>
+          <w:p>
+            <w:pPr>
+              <w:spacing w:after="0" w:line="240" w:lineRule="auto"/>
+              <w:rPr>
+                <w:rFonts w:ascii="Tahoma" w:hAnsi="Tahoma" w:cs="Tahoma"/>
+              </w:rPr>
+            </w:pPr>
+            <w:r>
+              <w:rPr>
+                <w:rFonts w:ascii="Tahoma" w:hAnsi="Tahoma" w:cs="Tahoma"/>
+              </w:rPr>
+              <w:t>PK, FK→resource</w:t>
+            </w:r>
+          </w:p>
+        </w:tc>
+        <w:tc>
+          <w:tcPr>
+            <w:tcW w:w="2160" w:type="dxa"/>
+          </w:tcPr>
+          <w:p>
+            <w:pPr>
+              <w:spacing w:after="0" w:line="240" w:lineRule="auto"/>
+              <w:rPr>
+                <w:rFonts w:ascii="Tahoma" w:hAnsi="Tahoma" w:cs="Tahoma"/>
+              </w:rPr>
+            </w:pPr>
+            <w:r>
+              <w:rPr>
+                <w:rFonts w:ascii="Tahoma" w:hAnsi="Tahoma" w:cs="Tahoma"/>
+              </w:rPr>
+              <w:t>No</w:t>
+            </w:r>
+          </w:p>
+        </w:tc>
+      </w:tr>
+      <w:tr>
+        <w:tblPrEx>
+          <w:tblBorders>
+            <w:top w:val="single" w:color="auto" w:sz="4" w:space="0"/>
+            <w:left w:val="single" w:color="auto" w:sz="4" w:space="0"/>
+            <w:bottom w:val="single" w:color="auto" w:sz="4" w:space="0"/>
+            <w:right w:val="single" w:color="auto" w:sz="4" w:space="0"/>
+            <w:insideH w:val="single" w:color="auto" w:sz="4" w:space="0"/>
+            <w:insideV w:val="single" w:color="auto" w:sz="4" w:space="0"/>
+          </w:tblBorders>
+          <w:tblCellMar>
+            <w:top w:w="0" w:type="dxa"/>
+            <w:left w:w="108" w:type="dxa"/>
+            <w:bottom w:w="0" w:type="dxa"/>
+            <w:right w:w="108" w:type="dxa"/>
+          </w:tblCellMar>
+        </w:tblPrEx>
+        <w:trPr>
+          <w:jc w:val="center"/>
+        </w:trPr>
+        <w:tc>
+          <w:tcPr>
+            <w:tcW w:w="2160" w:type="dxa"/>
+          </w:tcPr>
+          <w:p>
+            <w:pPr>
+              <w:spacing w:after="0" w:line="240" w:lineRule="auto"/>
+              <w:rPr>
+                <w:rFonts w:ascii="Tahoma" w:hAnsi="Tahoma" w:cs="Tahoma"/>
+              </w:rPr>
+            </w:pPr>
+            <w:r>
+              <w:rPr>
+                <w:rFonts w:ascii="Tahoma" w:hAnsi="Tahoma" w:cs="Tahoma"/>
+              </w:rPr>
+              <w:t>subject_area</w:t>
+            </w:r>
+          </w:p>
+        </w:tc>
+        <w:tc>
+          <w:tcPr>
+            <w:tcW w:w="2160" w:type="dxa"/>
+          </w:tcPr>
+          <w:p>
+            <w:pPr>
+              <w:spacing w:after="0" w:line="240" w:lineRule="auto"/>
+              <w:rPr>
+                <w:rFonts w:ascii="Tahoma" w:hAnsi="Tahoma" w:cs="Tahoma"/>
+              </w:rPr>
+            </w:pPr>
+            <w:r>
+              <w:rPr>
+                <w:rFonts w:ascii="Tahoma" w:hAnsi="Tahoma" w:cs="Tahoma"/>
+              </w:rPr>
+              <w:t>VARCHAR(100)</w:t>
+            </w:r>
+          </w:p>
+        </w:tc>
+        <w:tc>
+          <w:tcPr>
+            <w:tcW w:w="2160" w:type="dxa"/>
+          </w:tcPr>
+          <w:p>
+            <w:pPr>
+              <w:spacing w:after="0" w:line="240" w:lineRule="auto"/>
+              <w:rPr>
+                <w:rFonts w:ascii="Tahoma" w:hAnsi="Tahoma" w:cs="Tahoma"/>
+              </w:rPr>
+            </w:pPr>
+          </w:p>
+        </w:tc>
+        <w:tc>
+          <w:tcPr>
+            <w:tcW w:w="2160" w:type="dxa"/>
+          </w:tcPr>
+          <w:p>
+            <w:pPr>
+              <w:spacing w:after="0" w:line="240" w:lineRule="auto"/>
+              <w:rPr>
+                <w:rFonts w:ascii="Tahoma" w:hAnsi="Tahoma" w:cs="Tahoma"/>
+              </w:rPr>
+            </w:pPr>
+            <w:r>
+              <w:rPr>
+                <w:rFonts w:ascii="Tahoma" w:hAnsi="Tahoma" w:cs="Tahoma"/>
+              </w:rPr>
+              <w:t>Yes</w:t>
+            </w:r>
+          </w:p>
+        </w:tc>
+      </w:tr>
+    </w:tbl>
+    <w:p>
+      <w:pPr>
+        <w:rPr>
+          <w:rFonts w:ascii="Tahoma" w:hAnsi="Tahoma" w:cs="Tahoma"/>
+        </w:rPr>
+      </w:pPr>
+      <w:r>
+        <w:rPr>
+          <w:rFonts w:ascii="Tahoma" w:hAnsi="Tahoma" w:cs="Tahoma"/>
+          <w:b/>
+        </w:rPr>
+        <w:t>`</w:t>
+      </w:r>
+      <w:r>
+        <w:rPr>
+          <w:rFonts w:hint="default" w:ascii="Tahoma" w:hAnsi="Tahoma" w:cs="Tahoma"/>
+          <w:b/>
+          <w:lang w:val="en-US"/>
+        </w:rPr>
+        <w:t>OPEN_ACCESS</w:t>
+      </w:r>
+      <w:r>
+        <w:rPr>
+          <w:rFonts w:ascii="Tahoma" w:hAnsi="Tahoma" w:cs="Tahoma"/>
+          <w:b/>
+        </w:rPr>
+        <w:t>`</w:t>
+      </w:r>
+      <w:r>
+        <w:rPr>
+          <w:rFonts w:ascii="Tahoma" w:hAnsi="Tahoma" w:cs="Tahoma"/>
+        </w:rPr>
+        <w:t xml:space="preserve"> (subclass)</w:t>
+      </w:r>
+    </w:p>
+    <w:tbl>
+      <w:tblPr>
+        <w:tblStyle w:val="18"/>
+        <w:tblW w:w="0" w:type="auto"/>
+        <w:jc w:val="center"/>
+        <w:tblBorders>
+          <w:top w:val="single" w:color="auto" w:sz="4" w:space="0"/>
+          <w:left w:val="single" w:color="auto" w:sz="4" w:space="0"/>
+          <w:bottom w:val="single" w:color="auto" w:sz="4" w:space="0"/>
+          <w:right w:val="single" w:color="auto" w:sz="4" w:space="0"/>
+          <w:insideH w:val="single" w:color="auto" w:sz="4" w:space="0"/>
+          <w:insideV w:val="single" w:color="auto" w:sz="4" w:space="0"/>
+        </w:tblBorders>
+        <w:tblLayout w:type="autofit"/>
+        <w:tblCellMar>
+          <w:top w:w="0" w:type="dxa"/>
+          <w:left w:w="108" w:type="dxa"/>
+          <w:bottom w:w="0" w:type="dxa"/>
+          <w:right w:w="108" w:type="dxa"/>
+        </w:tblCellMar>
+      </w:tblPr>
+      <w:tblGrid>
+        <w:gridCol w:w="2160"/>
+        <w:gridCol w:w="2160"/>
+        <w:gridCol w:w="2160"/>
+        <w:gridCol w:w="2160"/>
+      </w:tblGrid>
+      <w:tr>
+        <w:tblPrEx>
+          <w:tblBorders>
+            <w:top w:val="single" w:color="auto" w:sz="4" w:space="0"/>
+            <w:left w:val="single" w:color="auto" w:sz="4" w:space="0"/>
+            <w:bottom w:val="single" w:color="auto" w:sz="4" w:space="0"/>
+            <w:right w:val="single" w:color="auto" w:sz="4" w:space="0"/>
+            <w:insideH w:val="single" w:color="auto" w:sz="4" w:space="0"/>
+            <w:insideV w:val="single" w:color="auto" w:sz="4" w:space="0"/>
+          </w:tblBorders>
+          <w:tblCellMar>
+            <w:top w:w="0" w:type="dxa"/>
+            <w:left w:w="108" w:type="dxa"/>
+            <w:bottom w:w="0" w:type="dxa"/>
+            <w:right w:w="108" w:type="dxa"/>
+          </w:tblCellMar>
+        </w:tblPrEx>
+        <w:trPr>
+          <w:jc w:val="center"/>
+        </w:trPr>
+        <w:tc>
+          <w:tcPr>
+            <w:tcW w:w="2160" w:type="dxa"/>
+          </w:tcPr>
+          <w:p>
+            <w:pPr>
+              <w:spacing w:after="0" w:line="240" w:lineRule="auto"/>
+              <w:rPr>
+                <w:rFonts w:ascii="Tahoma" w:hAnsi="Tahoma" w:cs="Tahoma"/>
+              </w:rPr>
+            </w:pPr>
+            <w:r>
+              <w:rPr>
+                <w:rFonts w:ascii="Tahoma" w:hAnsi="Tahoma" w:cs="Tahoma"/>
+                <w:b/>
+              </w:rPr>
+              <w:t>Cột</w:t>
+            </w:r>
+          </w:p>
+        </w:tc>
+        <w:tc>
+          <w:tcPr>
+            <w:tcW w:w="2160" w:type="dxa"/>
+          </w:tcPr>
+          <w:p>
+            <w:pPr>
+              <w:spacing w:after="0" w:line="240" w:lineRule="auto"/>
+              <w:rPr>
+                <w:rFonts w:ascii="Tahoma" w:hAnsi="Tahoma" w:cs="Tahoma"/>
+              </w:rPr>
+            </w:pPr>
+            <w:r>
+              <w:rPr>
+                <w:rFonts w:ascii="Tahoma" w:hAnsi="Tahoma" w:cs="Tahoma"/>
+                <w:b/>
+              </w:rPr>
+              <w:t>Kiểu</w:t>
+            </w:r>
+          </w:p>
+        </w:tc>
+        <w:tc>
+          <w:tcPr>
+            <w:tcW w:w="2160" w:type="dxa"/>
+          </w:tcPr>
+          <w:p>
+            <w:pPr>
+              <w:spacing w:after="0" w:line="240" w:lineRule="auto"/>
+              <w:rPr>
+                <w:rFonts w:ascii="Tahoma" w:hAnsi="Tahoma" w:cs="Tahoma"/>
+              </w:rPr>
+            </w:pPr>
+            <w:r>
+              <w:rPr>
+                <w:rFonts w:ascii="Tahoma" w:hAnsi="Tahoma" w:cs="Tahoma"/>
+                <w:b/>
+              </w:rPr>
+              <w:t>Khóa</w:t>
+            </w:r>
+          </w:p>
+        </w:tc>
+        <w:tc>
+          <w:tcPr>
+            <w:tcW w:w="2160" w:type="dxa"/>
+          </w:tcPr>
+          <w:p>
+            <w:pPr>
+              <w:spacing w:after="0" w:line="240" w:lineRule="auto"/>
+              <w:rPr>
+                <w:rFonts w:ascii="Tahoma" w:hAnsi="Tahoma" w:cs="Tahoma"/>
+              </w:rPr>
+            </w:pPr>
+            <w:r>
+              <w:rPr>
+                <w:rFonts w:ascii="Tahoma" w:hAnsi="Tahoma" w:cs="Tahoma"/>
+                <w:b/>
+              </w:rPr>
+              <w:t>Nullable</w:t>
+            </w:r>
+          </w:p>
+        </w:tc>
+      </w:tr>
+      <w:tr>
+        <w:tblPrEx>
+          <w:tblBorders>
+            <w:top w:val="single" w:color="auto" w:sz="4" w:space="0"/>
+            <w:left w:val="single" w:color="auto" w:sz="4" w:space="0"/>
+            <w:bottom w:val="single" w:color="auto" w:sz="4" w:space="0"/>
+            <w:right w:val="single" w:color="auto" w:sz="4" w:space="0"/>
+            <w:insideH w:val="single" w:color="auto" w:sz="4" w:space="0"/>
+            <w:insideV w:val="single" w:color="auto" w:sz="4" w:space="0"/>
+          </w:tblBorders>
+          <w:tblCellMar>
+            <w:top w:w="0" w:type="dxa"/>
+            <w:left w:w="108" w:type="dxa"/>
+            <w:bottom w:w="0" w:type="dxa"/>
+            <w:right w:w="108" w:type="dxa"/>
+          </w:tblCellMar>
+        </w:tblPrEx>
+        <w:trPr>
+          <w:jc w:val="center"/>
+        </w:trPr>
+        <w:tc>
+          <w:tcPr>
+            <w:tcW w:w="2160" w:type="dxa"/>
+          </w:tcPr>
+          <w:p>
+            <w:pPr>
+              <w:spacing w:after="0" w:line="240" w:lineRule="auto"/>
+              <w:rPr>
+                <w:rFonts w:ascii="Tahoma" w:hAnsi="Tahoma" w:cs="Tahoma"/>
+              </w:rPr>
+            </w:pPr>
+            <w:r>
+              <w:rPr>
+                <w:rFonts w:ascii="Tahoma" w:hAnsi="Tahoma" w:cs="Tahoma"/>
+              </w:rPr>
+              <w:t>resource_id</w:t>
+            </w:r>
+          </w:p>
+        </w:tc>
+        <w:tc>
+          <w:tcPr>
+            <w:tcW w:w="2160" w:type="dxa"/>
+          </w:tcPr>
+          <w:p>
+            <w:pPr>
+              <w:spacing w:after="0" w:line="240" w:lineRule="auto"/>
+              <w:rPr>
+                <w:rFonts w:ascii="Tahoma" w:hAnsi="Tahoma" w:cs="Tahoma"/>
+              </w:rPr>
+            </w:pPr>
+            <w:r>
+              <w:rPr>
+                <w:rFonts w:ascii="Tahoma" w:hAnsi="Tahoma" w:cs="Tahoma"/>
+              </w:rPr>
+              <w:t>CHAR(10)</w:t>
+            </w:r>
+          </w:p>
+        </w:tc>
+        <w:tc>
+          <w:tcPr>
+            <w:tcW w:w="2160" w:type="dxa"/>
+          </w:tcPr>
+          <w:p>
+            <w:pPr>
+              <w:spacing w:after="0" w:line="240" w:lineRule="auto"/>
+              <w:rPr>
+                <w:rFonts w:ascii="Tahoma" w:hAnsi="Tahoma" w:cs="Tahoma"/>
+              </w:rPr>
+            </w:pPr>
+            <w:r>
+              <w:rPr>
+                <w:rFonts w:ascii="Tahoma" w:hAnsi="Tahoma" w:cs="Tahoma"/>
+              </w:rPr>
+              <w:t>PK, FK→resource</w:t>
+            </w:r>
+          </w:p>
+        </w:tc>
+        <w:tc>
+          <w:tcPr>
+            <w:tcW w:w="2160" w:type="dxa"/>
+          </w:tcPr>
+          <w:p>
+            <w:pPr>
+              <w:spacing w:after="0" w:line="240" w:lineRule="auto"/>
+              <w:rPr>
+                <w:rFonts w:ascii="Tahoma" w:hAnsi="Tahoma" w:cs="Tahoma"/>
+              </w:rPr>
+            </w:pPr>
+            <w:r>
+              <w:rPr>
+                <w:rFonts w:ascii="Tahoma" w:hAnsi="Tahoma" w:cs="Tahoma"/>
+              </w:rPr>
+              <w:t>No</w:t>
+            </w:r>
+          </w:p>
+        </w:tc>
+      </w:tr>
+      <w:tr>
+        <w:tblPrEx>
+          <w:tblBorders>
+            <w:top w:val="single" w:color="auto" w:sz="4" w:space="0"/>
+            <w:left w:val="single" w:color="auto" w:sz="4" w:space="0"/>
+            <w:bottom w:val="single" w:color="auto" w:sz="4" w:space="0"/>
+            <w:right w:val="single" w:color="auto" w:sz="4" w:space="0"/>
+            <w:insideH w:val="single" w:color="auto" w:sz="4" w:space="0"/>
+            <w:insideV w:val="single" w:color="auto" w:sz="4" w:space="0"/>
+          </w:tblBorders>
+          <w:tblCellMar>
+            <w:top w:w="0" w:type="dxa"/>
+            <w:left w:w="108" w:type="dxa"/>
+            <w:bottom w:w="0" w:type="dxa"/>
+            <w:right w:w="108" w:type="dxa"/>
+          </w:tblCellMar>
+        </w:tblPrEx>
+        <w:trPr>
+          <w:jc w:val="center"/>
+        </w:trPr>
+        <w:tc>
+          <w:tcPr>
+            <w:tcW w:w="2160" w:type="dxa"/>
+          </w:tcPr>
+          <w:p>
+            <w:pPr>
+              <w:spacing w:after="0" w:line="240" w:lineRule="auto"/>
+              <w:rPr>
+                <w:rFonts w:ascii="Tahoma" w:hAnsi="Tahoma" w:cs="Tahoma"/>
+              </w:rPr>
+            </w:pPr>
+            <w:r>
+              <w:rPr>
+                <w:rFonts w:ascii="Tahoma" w:hAnsi="Tahoma" w:cs="Tahoma"/>
+              </w:rPr>
+              <w:t>doi</w:t>
+            </w:r>
+          </w:p>
+        </w:tc>
+        <w:tc>
+          <w:tcPr>
+            <w:tcW w:w="2160" w:type="dxa"/>
+          </w:tcPr>
+          <w:p>
+            <w:pPr>
+              <w:spacing w:after="0" w:line="240" w:lineRule="auto"/>
+              <w:rPr>
+                <w:rFonts w:ascii="Tahoma" w:hAnsi="Tahoma" w:cs="Tahoma"/>
+              </w:rPr>
+            </w:pPr>
+            <w:r>
+              <w:rPr>
+                <w:rFonts w:ascii="Tahoma" w:hAnsi="Tahoma" w:cs="Tahoma"/>
+              </w:rPr>
+              <w:t>VARCHAR(50)</w:t>
+            </w:r>
+          </w:p>
+        </w:tc>
+        <w:tc>
+          <w:tcPr>
+            <w:tcW w:w="2160" w:type="dxa"/>
+          </w:tcPr>
+          <w:p>
+            <w:pPr>
+              <w:spacing w:after="0" w:line="240" w:lineRule="auto"/>
+              <w:rPr>
+                <w:rFonts w:ascii="Tahoma" w:hAnsi="Tahoma" w:cs="Tahoma"/>
+              </w:rPr>
+            </w:pPr>
+            <w:r>
+              <w:rPr>
+                <w:rFonts w:ascii="Tahoma" w:hAnsi="Tahoma" w:cs="Tahoma"/>
+              </w:rPr>
+              <w:t>UK</w:t>
+            </w:r>
+          </w:p>
+        </w:tc>
+        <w:tc>
+          <w:tcPr>
+            <w:tcW w:w="2160" w:type="dxa"/>
+          </w:tcPr>
+          <w:p>
+            <w:pPr>
+              <w:spacing w:after="0" w:line="240" w:lineRule="auto"/>
+              <w:rPr>
+                <w:rFonts w:ascii="Tahoma" w:hAnsi="Tahoma" w:cs="Tahoma"/>
+              </w:rPr>
+            </w:pPr>
+            <w:r>
+              <w:rPr>
+                <w:rFonts w:ascii="Tahoma" w:hAnsi="Tahoma" w:cs="Tahoma"/>
+              </w:rPr>
+              <w:t>Yes</w:t>
+            </w:r>
+          </w:p>
+        </w:tc>
+      </w:tr>
+    </w:tbl>
+    <w:p>
+      <w:pPr>
+        <w:rPr>
+          <w:rFonts w:ascii="Tahoma" w:hAnsi="Tahoma" w:cs="Tahoma"/>
+          <w:b/>
+        </w:rPr>
+      </w:pPr>
+    </w:p>
+    <w:p>
+      <w:pPr>
+        <w:rPr>
+          <w:rFonts w:ascii="Tahoma" w:hAnsi="Tahoma" w:cs="Tahoma"/>
+        </w:rPr>
+      </w:pPr>
+      <w:r>
+        <w:rPr>
+          <w:rFonts w:ascii="Tahoma" w:hAnsi="Tahoma" w:cs="Tahoma"/>
+          <w:b/>
+        </w:rPr>
+        <w:t>`</w:t>
+      </w:r>
+      <w:r>
+        <w:rPr>
+          <w:rFonts w:hint="default" w:ascii="Tahoma" w:hAnsi="Tahoma" w:cs="Tahoma"/>
+          <w:b/>
+          <w:lang w:val="en-US"/>
+        </w:rPr>
+        <w:t>LOAN_RECORD</w:t>
+      </w:r>
+      <w:r>
+        <w:rPr>
+          <w:rFonts w:ascii="Tahoma" w:hAnsi="Tahoma" w:cs="Tahoma"/>
+          <w:b/>
+        </w:rPr>
+        <w:t>`</w:t>
+      </w:r>
+      <w:r>
+        <w:rPr>
+          <w:rFonts w:ascii="Tahoma" w:hAnsi="Tahoma" w:cs="Tahoma"/>
+        </w:rPr>
+        <w:t xml:space="preserve"> </w:t>
+      </w:r>
+    </w:p>
+    <w:tbl>
+      <w:tblPr>
+        <w:tblStyle w:val="18"/>
+        <w:tblW w:w="0" w:type="auto"/>
+        <w:jc w:val="center"/>
+        <w:tblBorders>
+          <w:top w:val="single" w:color="auto" w:sz="4" w:space="0"/>
+          <w:left w:val="single" w:color="auto" w:sz="4" w:space="0"/>
+          <w:bottom w:val="single" w:color="auto" w:sz="4" w:space="0"/>
+          <w:right w:val="single" w:color="auto" w:sz="4" w:space="0"/>
+          <w:insideH w:val="single" w:color="auto" w:sz="4" w:space="0"/>
+          <w:insideV w:val="single" w:color="auto" w:sz="4" w:space="0"/>
+        </w:tblBorders>
+        <w:tblLayout w:type="autofit"/>
+        <w:tblCellMar>
+          <w:top w:w="0" w:type="dxa"/>
+          <w:left w:w="108" w:type="dxa"/>
+          <w:bottom w:w="0" w:type="dxa"/>
+          <w:right w:w="108" w:type="dxa"/>
+        </w:tblCellMar>
+      </w:tblPr>
+      <w:tblGrid>
+        <w:gridCol w:w="2160"/>
+        <w:gridCol w:w="2160"/>
+        <w:gridCol w:w="2160"/>
+        <w:gridCol w:w="2160"/>
+      </w:tblGrid>
+      <w:tr>
+        <w:tblPrEx>
+          <w:tblBorders>
+            <w:top w:val="single" w:color="auto" w:sz="4" w:space="0"/>
+            <w:left w:val="single" w:color="auto" w:sz="4" w:space="0"/>
+            <w:bottom w:val="single" w:color="auto" w:sz="4" w:space="0"/>
+            <w:right w:val="single" w:color="auto" w:sz="4" w:space="0"/>
+            <w:insideH w:val="single" w:color="auto" w:sz="4" w:space="0"/>
+            <w:insideV w:val="single" w:color="auto" w:sz="4" w:space="0"/>
+          </w:tblBorders>
+          <w:tblCellMar>
+            <w:top w:w="0" w:type="dxa"/>
+            <w:left w:w="108" w:type="dxa"/>
+            <w:bottom w:w="0" w:type="dxa"/>
+            <w:right w:w="108" w:type="dxa"/>
+          </w:tblCellMar>
+        </w:tblPrEx>
+        <w:trPr>
+          <w:jc w:val="center"/>
+        </w:trPr>
+        <w:tc>
+          <w:tcPr>
+            <w:tcW w:w="2160" w:type="dxa"/>
+          </w:tcPr>
+          <w:p>
+            <w:pPr>
+              <w:spacing w:after="0" w:line="240" w:lineRule="auto"/>
+              <w:rPr>
+                <w:rFonts w:ascii="Tahoma" w:hAnsi="Tahoma" w:cs="Tahoma"/>
+              </w:rPr>
+            </w:pPr>
+            <w:r>
+              <w:rPr>
+                <w:rFonts w:ascii="Tahoma" w:hAnsi="Tahoma" w:cs="Tahoma"/>
+                <w:b/>
+              </w:rPr>
+              <w:t>Cột</w:t>
+            </w:r>
+          </w:p>
+        </w:tc>
+        <w:tc>
+          <w:tcPr>
+            <w:tcW w:w="2160" w:type="dxa"/>
+          </w:tcPr>
+          <w:p>
+            <w:pPr>
+              <w:spacing w:after="0" w:line="240" w:lineRule="auto"/>
+              <w:rPr>
+                <w:rFonts w:ascii="Tahoma" w:hAnsi="Tahoma" w:cs="Tahoma"/>
+              </w:rPr>
+            </w:pPr>
+            <w:r>
+              <w:rPr>
+                <w:rFonts w:ascii="Tahoma" w:hAnsi="Tahoma" w:cs="Tahoma"/>
+                <w:b/>
+              </w:rPr>
+              <w:t>Kiểu</w:t>
+            </w:r>
+          </w:p>
+        </w:tc>
+        <w:tc>
+          <w:tcPr>
+            <w:tcW w:w="2160" w:type="dxa"/>
+          </w:tcPr>
+          <w:p>
+            <w:pPr>
+              <w:spacing w:after="0" w:line="240" w:lineRule="auto"/>
+              <w:rPr>
+                <w:rFonts w:ascii="Tahoma" w:hAnsi="Tahoma" w:cs="Tahoma"/>
+              </w:rPr>
+            </w:pPr>
+            <w:r>
+              <w:rPr>
+                <w:rFonts w:ascii="Tahoma" w:hAnsi="Tahoma" w:cs="Tahoma"/>
+                <w:b/>
+              </w:rPr>
+              <w:t>Khóa</w:t>
+            </w:r>
+          </w:p>
+        </w:tc>
+        <w:tc>
+          <w:tcPr>
+            <w:tcW w:w="2160" w:type="dxa"/>
+          </w:tcPr>
+          <w:p>
+            <w:pPr>
+              <w:spacing w:after="0" w:line="240" w:lineRule="auto"/>
+              <w:rPr>
+                <w:rFonts w:ascii="Tahoma" w:hAnsi="Tahoma" w:cs="Tahoma"/>
+              </w:rPr>
+            </w:pPr>
+            <w:r>
+              <w:rPr>
+                <w:rFonts w:ascii="Tahoma" w:hAnsi="Tahoma" w:cs="Tahoma"/>
+                <w:b/>
+              </w:rPr>
+              <w:t>Nullable</w:t>
+            </w:r>
+          </w:p>
+        </w:tc>
+      </w:tr>
+      <w:tr>
+        <w:tblPrEx>
+          <w:tblBorders>
+            <w:top w:val="single" w:color="auto" w:sz="4" w:space="0"/>
+            <w:left w:val="single" w:color="auto" w:sz="4" w:space="0"/>
+            <w:bottom w:val="single" w:color="auto" w:sz="4" w:space="0"/>
+            <w:right w:val="single" w:color="auto" w:sz="4" w:space="0"/>
+            <w:insideH w:val="single" w:color="auto" w:sz="4" w:space="0"/>
+            <w:insideV w:val="single" w:color="auto" w:sz="4" w:space="0"/>
+          </w:tblBorders>
+          <w:tblCellMar>
+            <w:top w:w="0" w:type="dxa"/>
+            <w:left w:w="108" w:type="dxa"/>
+            <w:bottom w:w="0" w:type="dxa"/>
+            <w:right w:w="108" w:type="dxa"/>
+          </w:tblCellMar>
+        </w:tblPrEx>
+        <w:trPr>
+          <w:jc w:val="center"/>
+        </w:trPr>
+        <w:tc>
+          <w:tcPr>
+            <w:tcW w:w="2160" w:type="dxa"/>
+          </w:tcPr>
+          <w:p>
+            <w:pPr>
+              <w:spacing w:after="0" w:line="240" w:lineRule="auto"/>
+              <w:rPr>
+                <w:rFonts w:ascii="Tahoma" w:hAnsi="Tahoma" w:cs="Tahoma"/>
+              </w:rPr>
+            </w:pPr>
+            <w:r>
+              <w:rPr>
+                <w:rFonts w:ascii="Tahoma" w:hAnsi="Tahoma" w:cs="Tahoma"/>
+              </w:rPr>
+              <w:t>loan_id</w:t>
+            </w:r>
+          </w:p>
+        </w:tc>
+        <w:tc>
+          <w:tcPr>
+            <w:tcW w:w="2160" w:type="dxa"/>
+          </w:tcPr>
+          <w:p>
+            <w:pPr>
+              <w:spacing w:after="0" w:line="240" w:lineRule="auto"/>
+              <w:rPr>
+                <w:rFonts w:ascii="Tahoma" w:hAnsi="Tahoma" w:cs="Tahoma"/>
+              </w:rPr>
+            </w:pPr>
+            <w:r>
+              <w:rPr>
+                <w:rFonts w:ascii="Tahoma" w:hAnsi="Tahoma" w:cs="Tahoma"/>
+              </w:rPr>
+              <w:t>CHAR(10)</w:t>
+            </w:r>
+          </w:p>
+        </w:tc>
+        <w:tc>
+          <w:tcPr>
+            <w:tcW w:w="2160" w:type="dxa"/>
+          </w:tcPr>
+          <w:p>
+            <w:pPr>
+              <w:spacing w:after="0" w:line="240" w:lineRule="auto"/>
+              <w:rPr>
+                <w:rFonts w:ascii="Tahoma" w:hAnsi="Tahoma" w:cs="Tahoma"/>
+              </w:rPr>
+            </w:pPr>
+            <w:r>
+              <w:rPr>
+                <w:rFonts w:ascii="Tahoma" w:hAnsi="Tahoma" w:cs="Tahoma"/>
+              </w:rPr>
+              <w:t>PK</w:t>
+            </w:r>
+          </w:p>
+        </w:tc>
+        <w:tc>
+          <w:tcPr>
+            <w:tcW w:w="2160" w:type="dxa"/>
+          </w:tcPr>
+          <w:p>
+            <w:pPr>
+              <w:spacing w:after="0" w:line="240" w:lineRule="auto"/>
+              <w:rPr>
+                <w:rFonts w:ascii="Tahoma" w:hAnsi="Tahoma" w:cs="Tahoma"/>
+              </w:rPr>
+            </w:pPr>
+            <w:r>
+              <w:rPr>
+                <w:rFonts w:ascii="Tahoma" w:hAnsi="Tahoma" w:cs="Tahoma"/>
+              </w:rPr>
+              <w:t>No</w:t>
+            </w:r>
+          </w:p>
+        </w:tc>
+      </w:tr>
+      <w:tr>
+        <w:tblPrEx>
+          <w:tblBorders>
+            <w:top w:val="single" w:color="auto" w:sz="4" w:space="0"/>
+            <w:left w:val="single" w:color="auto" w:sz="4" w:space="0"/>
+            <w:bottom w:val="single" w:color="auto" w:sz="4" w:space="0"/>
+            <w:right w:val="single" w:color="auto" w:sz="4" w:space="0"/>
+            <w:insideH w:val="single" w:color="auto" w:sz="4" w:space="0"/>
+            <w:insideV w:val="single" w:color="auto" w:sz="4" w:space="0"/>
+          </w:tblBorders>
+          <w:tblCellMar>
+            <w:top w:w="0" w:type="dxa"/>
+            <w:left w:w="108" w:type="dxa"/>
+            <w:bottom w:w="0" w:type="dxa"/>
+            <w:right w:w="108" w:type="dxa"/>
+          </w:tblCellMar>
+        </w:tblPrEx>
+        <w:trPr>
+          <w:jc w:val="center"/>
+        </w:trPr>
+        <w:tc>
+          <w:tcPr>
+            <w:tcW w:w="2160" w:type="dxa"/>
+          </w:tcPr>
+          <w:p>
+            <w:pPr>
+              <w:spacing w:after="0" w:line="240" w:lineRule="auto"/>
+              <w:rPr>
+                <w:rFonts w:ascii="Tahoma" w:hAnsi="Tahoma" w:cs="Tahoma"/>
+              </w:rPr>
+            </w:pPr>
+            <w:r>
+              <w:rPr>
+                <w:rFonts w:ascii="Tahoma" w:hAnsi="Tahoma" w:cs="Tahoma"/>
+              </w:rPr>
+              <w:t>member_id</w:t>
+            </w:r>
+          </w:p>
+        </w:tc>
+        <w:tc>
+          <w:tcPr>
+            <w:tcW w:w="2160" w:type="dxa"/>
+          </w:tcPr>
+          <w:p>
+            <w:pPr>
+              <w:spacing w:after="0" w:line="240" w:lineRule="auto"/>
+              <w:rPr>
+                <w:rFonts w:ascii="Tahoma" w:hAnsi="Tahoma" w:cs="Tahoma"/>
+              </w:rPr>
+            </w:pPr>
+            <w:r>
+              <w:rPr>
+                <w:rFonts w:ascii="Tahoma" w:hAnsi="Tahoma" w:cs="Tahoma"/>
+              </w:rPr>
+              <w:t>CHAR(10)</w:t>
+            </w:r>
+          </w:p>
+        </w:tc>
+        <w:tc>
+          <w:tcPr>
+            <w:tcW w:w="2160" w:type="dxa"/>
+          </w:tcPr>
+          <w:p>
+            <w:pPr>
+              <w:spacing w:after="0" w:line="240" w:lineRule="auto"/>
+              <w:rPr>
+                <w:rFonts w:ascii="Tahoma" w:hAnsi="Tahoma" w:cs="Tahoma"/>
+              </w:rPr>
+            </w:pPr>
+            <w:r>
+              <w:rPr>
+                <w:rFonts w:ascii="Tahoma" w:hAnsi="Tahoma" w:cs="Tahoma"/>
+              </w:rPr>
+              <w:t>FK→member</w:t>
+            </w:r>
+          </w:p>
+        </w:tc>
+        <w:tc>
+          <w:tcPr>
+            <w:tcW w:w="2160" w:type="dxa"/>
+          </w:tcPr>
+          <w:p>
+            <w:pPr>
+              <w:spacing w:after="0" w:line="240" w:lineRule="auto"/>
+              <w:rPr>
+                <w:rFonts w:ascii="Tahoma" w:hAnsi="Tahoma" w:cs="Tahoma"/>
+              </w:rPr>
+            </w:pPr>
+            <w:r>
+              <w:rPr>
+                <w:rFonts w:ascii="Tahoma" w:hAnsi="Tahoma" w:cs="Tahoma"/>
+              </w:rPr>
+              <w:t>No</w:t>
+            </w:r>
+          </w:p>
+        </w:tc>
+      </w:tr>
+      <w:tr>
+        <w:tblPrEx>
+          <w:tblBorders>
+            <w:top w:val="single" w:color="auto" w:sz="4" w:space="0"/>
+            <w:left w:val="single" w:color="auto" w:sz="4" w:space="0"/>
+            <w:bottom w:val="single" w:color="auto" w:sz="4" w:space="0"/>
+            <w:right w:val="single" w:color="auto" w:sz="4" w:space="0"/>
+            <w:insideH w:val="single" w:color="auto" w:sz="4" w:space="0"/>
+            <w:insideV w:val="single" w:color="auto" w:sz="4" w:space="0"/>
+          </w:tblBorders>
+          <w:tblCellMar>
+            <w:top w:w="0" w:type="dxa"/>
+            <w:left w:w="108" w:type="dxa"/>
+            <w:bottom w:w="0" w:type="dxa"/>
+            <w:right w:w="108" w:type="dxa"/>
+          </w:tblCellMar>
+        </w:tblPrEx>
+        <w:trPr>
+          <w:jc w:val="center"/>
+        </w:trPr>
+        <w:tc>
+          <w:tcPr>
+            <w:tcW w:w="2160" w:type="dxa"/>
+          </w:tcPr>
+          <w:p>
+            <w:pPr>
+              <w:spacing w:after="0" w:line="240" w:lineRule="auto"/>
+              <w:rPr>
+                <w:rFonts w:ascii="Tahoma" w:hAnsi="Tahoma" w:cs="Tahoma"/>
+              </w:rPr>
+            </w:pPr>
+            <w:r>
+              <w:rPr>
+                <w:rFonts w:ascii="Tahoma" w:hAnsi="Tahoma" w:cs="Tahoma"/>
+              </w:rPr>
+              <w:t>librarian_id</w:t>
+            </w:r>
+          </w:p>
+        </w:tc>
+        <w:tc>
+          <w:tcPr>
+            <w:tcW w:w="2160" w:type="dxa"/>
+          </w:tcPr>
+          <w:p>
+            <w:pPr>
+              <w:spacing w:after="0" w:line="240" w:lineRule="auto"/>
+              <w:rPr>
+                <w:rFonts w:ascii="Tahoma" w:hAnsi="Tahoma" w:cs="Tahoma"/>
+              </w:rPr>
+            </w:pPr>
+            <w:r>
+              <w:rPr>
+                <w:rFonts w:ascii="Tahoma" w:hAnsi="Tahoma" w:cs="Tahoma"/>
+              </w:rPr>
+              <w:t>CHAR(10)</w:t>
+            </w:r>
+          </w:p>
+        </w:tc>
+        <w:tc>
+          <w:tcPr>
+            <w:tcW w:w="2160" w:type="dxa"/>
+          </w:tcPr>
+          <w:p>
+            <w:pPr>
+              <w:spacing w:after="0" w:line="240" w:lineRule="auto"/>
+              <w:rPr>
+                <w:rFonts w:ascii="Tahoma" w:hAnsi="Tahoma" w:cs="Tahoma"/>
+              </w:rPr>
+            </w:pPr>
+            <w:r>
+              <w:rPr>
+                <w:rFonts w:ascii="Tahoma" w:hAnsi="Tahoma" w:cs="Tahoma"/>
+              </w:rPr>
+              <w:t>FK→librarian</w:t>
+            </w:r>
+          </w:p>
+        </w:tc>
+        <w:tc>
+          <w:tcPr>
+            <w:tcW w:w="2160" w:type="dxa"/>
+          </w:tcPr>
+          <w:p>
+            <w:pPr>
+              <w:spacing w:after="0" w:line="240" w:lineRule="auto"/>
+              <w:rPr>
+                <w:rFonts w:ascii="Tahoma" w:hAnsi="Tahoma" w:cs="Tahoma"/>
+              </w:rPr>
+            </w:pPr>
+            <w:r>
+              <w:rPr>
+                <w:rFonts w:ascii="Tahoma" w:hAnsi="Tahoma" w:cs="Tahoma"/>
+              </w:rPr>
+              <w:t>No</w:t>
+            </w:r>
+          </w:p>
+        </w:tc>
+      </w:tr>
+      <w:tr>
+        <w:tblPrEx>
+          <w:tblBorders>
+            <w:top w:val="single" w:color="auto" w:sz="4" w:space="0"/>
+            <w:left w:val="single" w:color="auto" w:sz="4" w:space="0"/>
+            <w:bottom w:val="single" w:color="auto" w:sz="4" w:space="0"/>
+            <w:right w:val="single" w:color="auto" w:sz="4" w:space="0"/>
+            <w:insideH w:val="single" w:color="auto" w:sz="4" w:space="0"/>
+            <w:insideV w:val="single" w:color="auto" w:sz="4" w:space="0"/>
+          </w:tblBorders>
+          <w:tblCellMar>
+            <w:top w:w="0" w:type="dxa"/>
+            <w:left w:w="108" w:type="dxa"/>
+            <w:bottom w:w="0" w:type="dxa"/>
+            <w:right w:w="108" w:type="dxa"/>
+          </w:tblCellMar>
+        </w:tblPrEx>
+        <w:trPr>
+          <w:jc w:val="center"/>
+        </w:trPr>
+        <w:tc>
+          <w:tcPr>
+            <w:tcW w:w="2160" w:type="dxa"/>
+          </w:tcPr>
+          <w:p>
+            <w:pPr>
+              <w:spacing w:after="0" w:line="240" w:lineRule="auto"/>
+              <w:rPr>
+                <w:rFonts w:ascii="Tahoma" w:hAnsi="Tahoma" w:cs="Tahoma"/>
+              </w:rPr>
+            </w:pPr>
+            <w:r>
+              <w:rPr>
+                <w:rFonts w:ascii="Tahoma" w:hAnsi="Tahoma" w:cs="Tahoma"/>
+              </w:rPr>
+              <w:t>loan_date</w:t>
+            </w:r>
+          </w:p>
+        </w:tc>
+        <w:tc>
+          <w:tcPr>
+            <w:tcW w:w="2160" w:type="dxa"/>
+          </w:tcPr>
+          <w:p>
+            <w:pPr>
+              <w:spacing w:after="0" w:line="240" w:lineRule="auto"/>
+              <w:rPr>
+                <w:rFonts w:ascii="Tahoma" w:hAnsi="Tahoma" w:cs="Tahoma"/>
+              </w:rPr>
+            </w:pPr>
+            <w:r>
+              <w:rPr>
+                <w:rFonts w:ascii="Tahoma" w:hAnsi="Tahoma" w:cs="Tahoma"/>
+              </w:rPr>
+              <w:t>DATE</w:t>
+            </w:r>
+          </w:p>
+        </w:tc>
+        <w:tc>
+          <w:tcPr>
+            <w:tcW w:w="2160" w:type="dxa"/>
+          </w:tcPr>
+          <w:p>
+            <w:pPr>
+              <w:spacing w:after="0" w:line="240" w:lineRule="auto"/>
+              <w:rPr>
+                <w:rFonts w:ascii="Tahoma" w:hAnsi="Tahoma" w:cs="Tahoma"/>
+              </w:rPr>
+            </w:pPr>
+          </w:p>
+        </w:tc>
+        <w:tc>
+          <w:tcPr>
+            <w:tcW w:w="2160" w:type="dxa"/>
+          </w:tcPr>
+          <w:p>
+            <w:pPr>
+              <w:spacing w:after="0" w:line="240" w:lineRule="auto"/>
+              <w:rPr>
+                <w:rFonts w:ascii="Tahoma" w:hAnsi="Tahoma" w:cs="Tahoma"/>
+              </w:rPr>
+            </w:pPr>
+            <w:r>
+              <w:rPr>
+                <w:rFonts w:ascii="Tahoma" w:hAnsi="Tahoma" w:cs="Tahoma"/>
+              </w:rPr>
+              <w:t>No</w:t>
+            </w:r>
+          </w:p>
+        </w:tc>
+      </w:tr>
+      <w:tr>
+        <w:tblPrEx>
+          <w:tblBorders>
+            <w:top w:val="single" w:color="auto" w:sz="4" w:space="0"/>
+            <w:left w:val="single" w:color="auto" w:sz="4" w:space="0"/>
+            <w:bottom w:val="single" w:color="auto" w:sz="4" w:space="0"/>
+            <w:right w:val="single" w:color="auto" w:sz="4" w:space="0"/>
+            <w:insideH w:val="single" w:color="auto" w:sz="4" w:space="0"/>
+            <w:insideV w:val="single" w:color="auto" w:sz="4" w:space="0"/>
+          </w:tblBorders>
+          <w:tblCellMar>
+            <w:top w:w="0" w:type="dxa"/>
+            <w:left w:w="108" w:type="dxa"/>
+            <w:bottom w:w="0" w:type="dxa"/>
+            <w:right w:w="108" w:type="dxa"/>
+          </w:tblCellMar>
+        </w:tblPrEx>
+        <w:trPr>
+          <w:jc w:val="center"/>
+        </w:trPr>
+        <w:tc>
+          <w:tcPr>
+            <w:tcW w:w="2160" w:type="dxa"/>
+          </w:tcPr>
+          <w:p>
+            <w:pPr>
+              <w:spacing w:after="0" w:line="240" w:lineRule="auto"/>
+              <w:rPr>
+                <w:rFonts w:ascii="Tahoma" w:hAnsi="Tahoma" w:cs="Tahoma"/>
+              </w:rPr>
+            </w:pPr>
+            <w:r>
+              <w:rPr>
+                <w:rFonts w:ascii="Tahoma" w:hAnsi="Tahoma" w:cs="Tahoma"/>
+              </w:rPr>
+              <w:t>due_date</w:t>
+            </w:r>
+          </w:p>
+        </w:tc>
+        <w:tc>
+          <w:tcPr>
+            <w:tcW w:w="2160" w:type="dxa"/>
+          </w:tcPr>
+          <w:p>
+            <w:pPr>
+              <w:spacing w:after="0" w:line="240" w:lineRule="auto"/>
+              <w:rPr>
+                <w:rFonts w:ascii="Tahoma" w:hAnsi="Tahoma" w:cs="Tahoma"/>
+              </w:rPr>
+            </w:pPr>
+            <w:r>
+              <w:rPr>
+                <w:rFonts w:ascii="Tahoma" w:hAnsi="Tahoma" w:cs="Tahoma"/>
+              </w:rPr>
+              <w:t>DATE</w:t>
+            </w:r>
+          </w:p>
+        </w:tc>
+        <w:tc>
+          <w:tcPr>
+            <w:tcW w:w="2160" w:type="dxa"/>
+          </w:tcPr>
+          <w:p>
+            <w:pPr>
+              <w:spacing w:after="0" w:line="240" w:lineRule="auto"/>
+              <w:rPr>
+                <w:rFonts w:ascii="Tahoma" w:hAnsi="Tahoma" w:cs="Tahoma"/>
+              </w:rPr>
+            </w:pPr>
+          </w:p>
+        </w:tc>
+        <w:tc>
+          <w:tcPr>
+            <w:tcW w:w="2160" w:type="dxa"/>
+          </w:tcPr>
+          <w:p>
+            <w:pPr>
+              <w:spacing w:after="0" w:line="240" w:lineRule="auto"/>
+              <w:rPr>
+                <w:rFonts w:ascii="Tahoma" w:hAnsi="Tahoma" w:cs="Tahoma"/>
+              </w:rPr>
+            </w:pPr>
+            <w:r>
+              <w:rPr>
+                <w:rFonts w:ascii="Tahoma" w:hAnsi="Tahoma" w:cs="Tahoma"/>
+              </w:rPr>
+              <w:t>No</w:t>
+            </w:r>
+          </w:p>
+        </w:tc>
+      </w:tr>
+    </w:tbl>
+    <w:p>
+      <w:pPr>
+        <w:rPr>
+          <w:rFonts w:ascii="Tahoma" w:hAnsi="Tahoma" w:cs="Tahoma"/>
+        </w:rPr>
+      </w:pPr>
+      <w:r>
+        <w:rPr>
+          <w:rFonts w:ascii="Tahoma" w:hAnsi="Tahoma" w:cs="Tahoma"/>
+          <w:b/>
+        </w:rPr>
+        <w:t>`</w:t>
+      </w:r>
+      <w:r>
+        <w:rPr>
+          <w:rFonts w:hint="default" w:ascii="Tahoma" w:hAnsi="Tahoma" w:cs="Tahoma"/>
+          <w:b/>
+          <w:lang w:val="en-US"/>
+        </w:rPr>
+        <w:t>LOANED_COPY</w:t>
+      </w:r>
+      <w:r>
+        <w:rPr>
+          <w:rFonts w:ascii="Tahoma" w:hAnsi="Tahoma" w:cs="Tahoma"/>
+          <w:b/>
+        </w:rPr>
+        <w:t>`</w:t>
+      </w:r>
+      <w:r>
+        <w:rPr>
+          <w:rFonts w:ascii="Tahoma" w:hAnsi="Tahoma" w:cs="Tahoma"/>
+        </w:rPr>
+        <w:t xml:space="preserve"> </w:t>
+      </w:r>
+    </w:p>
+    <w:tbl>
+      <w:tblPr>
+        <w:tblStyle w:val="18"/>
+        <w:tblW w:w="0" w:type="auto"/>
+        <w:jc w:val="center"/>
+        <w:tblBorders>
+          <w:top w:val="single" w:color="auto" w:sz="4" w:space="0"/>
+          <w:left w:val="single" w:color="auto" w:sz="4" w:space="0"/>
+          <w:bottom w:val="single" w:color="auto" w:sz="4" w:space="0"/>
+          <w:right w:val="single" w:color="auto" w:sz="4" w:space="0"/>
+          <w:insideH w:val="single" w:color="auto" w:sz="4" w:space="0"/>
+          <w:insideV w:val="single" w:color="auto" w:sz="4" w:space="0"/>
+        </w:tblBorders>
+        <w:tblLayout w:type="autofit"/>
+        <w:tblCellMar>
+          <w:top w:w="0" w:type="dxa"/>
+          <w:left w:w="108" w:type="dxa"/>
+          <w:bottom w:w="0" w:type="dxa"/>
+          <w:right w:w="108" w:type="dxa"/>
+        </w:tblCellMar>
+      </w:tblPr>
+      <w:tblGrid>
+        <w:gridCol w:w="2160"/>
+        <w:gridCol w:w="2160"/>
+        <w:gridCol w:w="2160"/>
+        <w:gridCol w:w="2160"/>
+      </w:tblGrid>
+      <w:tr>
+        <w:tblPrEx>
+          <w:tblBorders>
+            <w:top w:val="single" w:color="auto" w:sz="4" w:space="0"/>
+            <w:left w:val="single" w:color="auto" w:sz="4" w:space="0"/>
+            <w:bottom w:val="single" w:color="auto" w:sz="4" w:space="0"/>
+            <w:right w:val="single" w:color="auto" w:sz="4" w:space="0"/>
+            <w:insideH w:val="single" w:color="auto" w:sz="4" w:space="0"/>
+            <w:insideV w:val="single" w:color="auto" w:sz="4" w:space="0"/>
+          </w:tblBorders>
+          <w:tblCellMar>
+            <w:top w:w="0" w:type="dxa"/>
+            <w:left w:w="108" w:type="dxa"/>
+            <w:bottom w:w="0" w:type="dxa"/>
+            <w:right w:w="108" w:type="dxa"/>
+          </w:tblCellMar>
+        </w:tblPrEx>
+        <w:trPr>
+          <w:jc w:val="center"/>
+        </w:trPr>
+        <w:tc>
+          <w:tcPr>
+            <w:tcW w:w="2160" w:type="dxa"/>
+          </w:tcPr>
+          <w:p>
+            <w:pPr>
+              <w:spacing w:after="0" w:line="240" w:lineRule="auto"/>
+              <w:rPr>
+                <w:rFonts w:ascii="Tahoma" w:hAnsi="Tahoma" w:cs="Tahoma"/>
+              </w:rPr>
+            </w:pPr>
+            <w:r>
+              <w:rPr>
+                <w:rFonts w:ascii="Tahoma" w:hAnsi="Tahoma" w:cs="Tahoma"/>
+                <w:b/>
+              </w:rPr>
+              <w:t>Cột</w:t>
+            </w:r>
+          </w:p>
+        </w:tc>
+        <w:tc>
+          <w:tcPr>
+            <w:tcW w:w="2160" w:type="dxa"/>
+          </w:tcPr>
+          <w:p>
+            <w:pPr>
+              <w:spacing w:after="0" w:line="240" w:lineRule="auto"/>
+              <w:rPr>
+                <w:rFonts w:ascii="Tahoma" w:hAnsi="Tahoma" w:cs="Tahoma"/>
+              </w:rPr>
+            </w:pPr>
+            <w:r>
+              <w:rPr>
+                <w:rFonts w:ascii="Tahoma" w:hAnsi="Tahoma" w:cs="Tahoma"/>
+                <w:b/>
+              </w:rPr>
+              <w:t>Kiểu</w:t>
+            </w:r>
+          </w:p>
+        </w:tc>
+        <w:tc>
+          <w:tcPr>
+            <w:tcW w:w="2160" w:type="dxa"/>
+          </w:tcPr>
+          <w:p>
+            <w:pPr>
+              <w:spacing w:after="0" w:line="240" w:lineRule="auto"/>
+              <w:rPr>
+                <w:rFonts w:ascii="Tahoma" w:hAnsi="Tahoma" w:cs="Tahoma"/>
+              </w:rPr>
+            </w:pPr>
+            <w:r>
+              <w:rPr>
+                <w:rFonts w:ascii="Tahoma" w:hAnsi="Tahoma" w:cs="Tahoma"/>
+                <w:b/>
+              </w:rPr>
+              <w:t>Khóa</w:t>
+            </w:r>
+          </w:p>
+        </w:tc>
+        <w:tc>
+          <w:tcPr>
+            <w:tcW w:w="2160" w:type="dxa"/>
+          </w:tcPr>
+          <w:p>
+            <w:pPr>
+              <w:spacing w:after="0" w:line="240" w:lineRule="auto"/>
+              <w:rPr>
+                <w:rFonts w:ascii="Tahoma" w:hAnsi="Tahoma" w:cs="Tahoma"/>
+              </w:rPr>
+            </w:pPr>
+            <w:r>
+              <w:rPr>
+                <w:rFonts w:ascii="Tahoma" w:hAnsi="Tahoma" w:cs="Tahoma"/>
+                <w:b/>
+              </w:rPr>
+              <w:t>Nullable</w:t>
+            </w:r>
+          </w:p>
+        </w:tc>
+      </w:tr>
+      <w:tr>
+        <w:tblPrEx>
+          <w:tblBorders>
+            <w:top w:val="single" w:color="auto" w:sz="4" w:space="0"/>
+            <w:left w:val="single" w:color="auto" w:sz="4" w:space="0"/>
+            <w:bottom w:val="single" w:color="auto" w:sz="4" w:space="0"/>
+            <w:right w:val="single" w:color="auto" w:sz="4" w:space="0"/>
+            <w:insideH w:val="single" w:color="auto" w:sz="4" w:space="0"/>
+            <w:insideV w:val="single" w:color="auto" w:sz="4" w:space="0"/>
+          </w:tblBorders>
+          <w:tblCellMar>
+            <w:top w:w="0" w:type="dxa"/>
+            <w:left w:w="108" w:type="dxa"/>
+            <w:bottom w:w="0" w:type="dxa"/>
+            <w:right w:w="108" w:type="dxa"/>
+          </w:tblCellMar>
+        </w:tblPrEx>
+        <w:trPr>
+          <w:jc w:val="center"/>
+        </w:trPr>
+        <w:tc>
+          <w:tcPr>
+            <w:tcW w:w="2160" w:type="dxa"/>
+          </w:tcPr>
+          <w:p>
+            <w:pPr>
+              <w:spacing w:after="0" w:line="240" w:lineRule="auto"/>
+              <w:rPr>
+                <w:rFonts w:ascii="Tahoma" w:hAnsi="Tahoma" w:cs="Tahoma"/>
+              </w:rPr>
+            </w:pPr>
+            <w:r>
+              <w:rPr>
+                <w:rFonts w:ascii="Tahoma" w:hAnsi="Tahoma" w:cs="Tahoma"/>
+              </w:rPr>
+              <w:t>loaned_copy_id</w:t>
+            </w:r>
+          </w:p>
+        </w:tc>
+        <w:tc>
+          <w:tcPr>
+            <w:tcW w:w="2160" w:type="dxa"/>
+          </w:tcPr>
+          <w:p>
+            <w:pPr>
+              <w:spacing w:after="0" w:line="240" w:lineRule="auto"/>
+              <w:rPr>
+                <w:rFonts w:ascii="Tahoma" w:hAnsi="Tahoma" w:cs="Tahoma"/>
+              </w:rPr>
+            </w:pPr>
+            <w:r>
+              <w:rPr>
+                <w:rFonts w:ascii="Tahoma" w:hAnsi="Tahoma" w:cs="Tahoma"/>
+              </w:rPr>
+              <w:t>CHAR(10)</w:t>
+            </w:r>
+          </w:p>
+        </w:tc>
+        <w:tc>
+          <w:tcPr>
+            <w:tcW w:w="2160" w:type="dxa"/>
+          </w:tcPr>
+          <w:p>
+            <w:pPr>
+              <w:spacing w:after="0" w:line="240" w:lineRule="auto"/>
+              <w:rPr>
+                <w:rFonts w:ascii="Tahoma" w:hAnsi="Tahoma" w:cs="Tahoma"/>
+              </w:rPr>
+            </w:pPr>
+            <w:r>
+              <w:rPr>
+                <w:rFonts w:ascii="Tahoma" w:hAnsi="Tahoma" w:cs="Tahoma"/>
+              </w:rPr>
+              <w:t>PK</w:t>
+            </w:r>
+          </w:p>
+        </w:tc>
+        <w:tc>
+          <w:tcPr>
+            <w:tcW w:w="2160" w:type="dxa"/>
+          </w:tcPr>
+          <w:p>
+            <w:pPr>
+              <w:spacing w:after="0" w:line="240" w:lineRule="auto"/>
+              <w:rPr>
+                <w:rFonts w:ascii="Tahoma" w:hAnsi="Tahoma" w:cs="Tahoma"/>
+              </w:rPr>
+            </w:pPr>
+            <w:r>
+              <w:rPr>
+                <w:rFonts w:ascii="Tahoma" w:hAnsi="Tahoma" w:cs="Tahoma"/>
+              </w:rPr>
+              <w:t>No</w:t>
+            </w:r>
+          </w:p>
+        </w:tc>
+      </w:tr>
+      <w:tr>
+        <w:tblPrEx>
+          <w:tblBorders>
+            <w:top w:val="single" w:color="auto" w:sz="4" w:space="0"/>
+            <w:left w:val="single" w:color="auto" w:sz="4" w:space="0"/>
+            <w:bottom w:val="single" w:color="auto" w:sz="4" w:space="0"/>
+            <w:right w:val="single" w:color="auto" w:sz="4" w:space="0"/>
+            <w:insideH w:val="single" w:color="auto" w:sz="4" w:space="0"/>
+            <w:insideV w:val="single" w:color="auto" w:sz="4" w:space="0"/>
+          </w:tblBorders>
+          <w:tblCellMar>
+            <w:top w:w="0" w:type="dxa"/>
+            <w:left w:w="108" w:type="dxa"/>
+            <w:bottom w:w="0" w:type="dxa"/>
+            <w:right w:w="108" w:type="dxa"/>
+          </w:tblCellMar>
+        </w:tblPrEx>
+        <w:trPr>
+          <w:jc w:val="center"/>
+        </w:trPr>
+        <w:tc>
+          <w:tcPr>
+            <w:tcW w:w="2160" w:type="dxa"/>
+          </w:tcPr>
+          <w:p>
+            <w:pPr>
+              <w:spacing w:after="0" w:line="240" w:lineRule="auto"/>
+              <w:rPr>
+                <w:rFonts w:ascii="Tahoma" w:hAnsi="Tahoma" w:cs="Tahoma"/>
+              </w:rPr>
+            </w:pPr>
+            <w:r>
+              <w:rPr>
+                <w:rFonts w:ascii="Tahoma" w:hAnsi="Tahoma" w:cs="Tahoma"/>
+              </w:rPr>
+              <w:t>loan_id</w:t>
+            </w:r>
+          </w:p>
+        </w:tc>
+        <w:tc>
+          <w:tcPr>
+            <w:tcW w:w="2160" w:type="dxa"/>
+          </w:tcPr>
+          <w:p>
+            <w:pPr>
+              <w:spacing w:after="0" w:line="240" w:lineRule="auto"/>
+              <w:rPr>
+                <w:rFonts w:ascii="Tahoma" w:hAnsi="Tahoma" w:cs="Tahoma"/>
+              </w:rPr>
+            </w:pPr>
+            <w:r>
+              <w:rPr>
+                <w:rFonts w:ascii="Tahoma" w:hAnsi="Tahoma" w:cs="Tahoma"/>
+              </w:rPr>
+              <w:t>CHAR(10)</w:t>
+            </w:r>
+          </w:p>
+        </w:tc>
+        <w:tc>
+          <w:tcPr>
+            <w:tcW w:w="2160" w:type="dxa"/>
+          </w:tcPr>
+          <w:p>
+            <w:pPr>
+              <w:spacing w:after="0" w:line="240" w:lineRule="auto"/>
+              <w:rPr>
+                <w:rFonts w:ascii="Tahoma" w:hAnsi="Tahoma" w:cs="Tahoma"/>
+              </w:rPr>
+            </w:pPr>
+            <w:r>
+              <w:rPr>
+                <w:rFonts w:ascii="Tahoma" w:hAnsi="Tahoma" w:cs="Tahoma"/>
+              </w:rPr>
+              <w:t>FK→loan_record</w:t>
+            </w:r>
+          </w:p>
+        </w:tc>
+        <w:tc>
+          <w:tcPr>
+            <w:tcW w:w="2160" w:type="dxa"/>
+          </w:tcPr>
+          <w:p>
+            <w:pPr>
+              <w:spacing w:after="0" w:line="240" w:lineRule="auto"/>
+              <w:rPr>
+                <w:rFonts w:ascii="Tahoma" w:hAnsi="Tahoma" w:cs="Tahoma"/>
+              </w:rPr>
+            </w:pPr>
+            <w:r>
+              <w:rPr>
+                <w:rFonts w:ascii="Tahoma" w:hAnsi="Tahoma" w:cs="Tahoma"/>
+              </w:rPr>
+              <w:t>No</w:t>
+            </w:r>
+          </w:p>
+        </w:tc>
+      </w:tr>
+      <w:tr>
+        <w:tblPrEx>
+          <w:tblBorders>
+            <w:top w:val="single" w:color="auto" w:sz="4" w:space="0"/>
+            <w:left w:val="single" w:color="auto" w:sz="4" w:space="0"/>
+            <w:bottom w:val="single" w:color="auto" w:sz="4" w:space="0"/>
+            <w:right w:val="single" w:color="auto" w:sz="4" w:space="0"/>
+            <w:insideH w:val="single" w:color="auto" w:sz="4" w:space="0"/>
+            <w:insideV w:val="single" w:color="auto" w:sz="4" w:space="0"/>
+          </w:tblBorders>
+          <w:tblCellMar>
+            <w:top w:w="0" w:type="dxa"/>
+            <w:left w:w="108" w:type="dxa"/>
+            <w:bottom w:w="0" w:type="dxa"/>
+            <w:right w:w="108" w:type="dxa"/>
+          </w:tblCellMar>
+        </w:tblPrEx>
+        <w:trPr>
+          <w:jc w:val="center"/>
+        </w:trPr>
+        <w:tc>
+          <w:tcPr>
+            <w:tcW w:w="2160" w:type="dxa"/>
+          </w:tcPr>
+          <w:p>
+            <w:pPr>
+              <w:spacing w:after="0" w:line="240" w:lineRule="auto"/>
+              <w:rPr>
+                <w:rFonts w:ascii="Tahoma" w:hAnsi="Tahoma" w:cs="Tahoma"/>
+              </w:rPr>
+            </w:pPr>
+            <w:r>
+              <w:rPr>
+                <w:rFonts w:ascii="Tahoma" w:hAnsi="Tahoma" w:cs="Tahoma"/>
+              </w:rPr>
+              <w:t>copy_id</w:t>
+            </w:r>
+          </w:p>
+        </w:tc>
+        <w:tc>
+          <w:tcPr>
+            <w:tcW w:w="2160" w:type="dxa"/>
+          </w:tcPr>
+          <w:p>
+            <w:pPr>
+              <w:spacing w:after="0" w:line="240" w:lineRule="auto"/>
+              <w:rPr>
+                <w:rFonts w:ascii="Tahoma" w:hAnsi="Tahoma" w:cs="Tahoma"/>
+              </w:rPr>
+            </w:pPr>
+            <w:r>
+              <w:rPr>
+                <w:rFonts w:ascii="Tahoma" w:hAnsi="Tahoma" w:cs="Tahoma"/>
+              </w:rPr>
+              <w:t>CHAR(10)</w:t>
+            </w:r>
+          </w:p>
+        </w:tc>
+        <w:tc>
+          <w:tcPr>
+            <w:tcW w:w="2160" w:type="dxa"/>
+          </w:tcPr>
+          <w:p>
+            <w:pPr>
+              <w:spacing w:after="0" w:line="240" w:lineRule="auto"/>
+              <w:rPr>
+                <w:rFonts w:ascii="Tahoma" w:hAnsi="Tahoma" w:cs="Tahoma"/>
+              </w:rPr>
+            </w:pPr>
+            <w:r>
+              <w:rPr>
+                <w:rFonts w:ascii="Tahoma" w:hAnsi="Tahoma" w:cs="Tahoma"/>
+              </w:rPr>
+              <w:t>FK→book_copy</w:t>
+            </w:r>
+          </w:p>
+        </w:tc>
+        <w:tc>
+          <w:tcPr>
+            <w:tcW w:w="2160" w:type="dxa"/>
+          </w:tcPr>
+          <w:p>
+            <w:pPr>
+              <w:spacing w:after="0" w:line="240" w:lineRule="auto"/>
+              <w:rPr>
+                <w:rFonts w:ascii="Tahoma" w:hAnsi="Tahoma" w:cs="Tahoma"/>
+              </w:rPr>
+            </w:pPr>
+            <w:r>
+              <w:rPr>
+                <w:rFonts w:ascii="Tahoma" w:hAnsi="Tahoma" w:cs="Tahoma"/>
+              </w:rPr>
+              <w:t>No</w:t>
+            </w:r>
+          </w:p>
+        </w:tc>
+      </w:tr>
+      <w:tr>
+        <w:tblPrEx>
+          <w:tblBorders>
+            <w:top w:val="single" w:color="auto" w:sz="4" w:space="0"/>
+            <w:left w:val="single" w:color="auto" w:sz="4" w:space="0"/>
+            <w:bottom w:val="single" w:color="auto" w:sz="4" w:space="0"/>
+            <w:right w:val="single" w:color="auto" w:sz="4" w:space="0"/>
+            <w:insideH w:val="single" w:color="auto" w:sz="4" w:space="0"/>
+            <w:insideV w:val="single" w:color="auto" w:sz="4" w:space="0"/>
+          </w:tblBorders>
+          <w:tblCellMar>
+            <w:top w:w="0" w:type="dxa"/>
+            <w:left w:w="108" w:type="dxa"/>
+            <w:bottom w:w="0" w:type="dxa"/>
+            <w:right w:w="108" w:type="dxa"/>
+          </w:tblCellMar>
+        </w:tblPrEx>
+        <w:trPr>
+          <w:jc w:val="center"/>
+        </w:trPr>
+        <w:tc>
+          <w:tcPr>
+            <w:tcW w:w="2160" w:type="dxa"/>
+          </w:tcPr>
+          <w:p>
+            <w:pPr>
+              <w:spacing w:after="0" w:line="240" w:lineRule="auto"/>
+              <w:rPr>
+                <w:rFonts w:ascii="Tahoma" w:hAnsi="Tahoma" w:cs="Tahoma"/>
+              </w:rPr>
+            </w:pPr>
+            <w:r>
+              <w:rPr>
+                <w:rFonts w:ascii="Tahoma" w:hAnsi="Tahoma" w:cs="Tahoma"/>
+              </w:rPr>
+              <w:t>return_date</w:t>
+            </w:r>
+          </w:p>
+        </w:tc>
+        <w:tc>
+          <w:tcPr>
+            <w:tcW w:w="2160" w:type="dxa"/>
+          </w:tcPr>
+          <w:p>
+            <w:pPr>
+              <w:spacing w:after="0" w:line="240" w:lineRule="auto"/>
+              <w:rPr>
+                <w:rFonts w:ascii="Tahoma" w:hAnsi="Tahoma" w:cs="Tahoma"/>
+              </w:rPr>
+            </w:pPr>
+            <w:r>
+              <w:rPr>
+                <w:rFonts w:ascii="Tahoma" w:hAnsi="Tahoma" w:cs="Tahoma"/>
+              </w:rPr>
+              <w:t>DATE</w:t>
+            </w:r>
+          </w:p>
+        </w:tc>
+        <w:tc>
+          <w:tcPr>
+            <w:tcW w:w="2160" w:type="dxa"/>
+          </w:tcPr>
+          <w:p>
+            <w:pPr>
+              <w:spacing w:after="0" w:line="240" w:lineRule="auto"/>
+              <w:rPr>
+                <w:rFonts w:ascii="Tahoma" w:hAnsi="Tahoma" w:cs="Tahoma"/>
+              </w:rPr>
+            </w:pPr>
+          </w:p>
+        </w:tc>
+        <w:tc>
+          <w:tcPr>
+            <w:tcW w:w="2160" w:type="dxa"/>
+          </w:tcPr>
+          <w:p>
+            <w:pPr>
+              <w:spacing w:after="0" w:line="240" w:lineRule="auto"/>
+              <w:rPr>
+                <w:rFonts w:ascii="Tahoma" w:hAnsi="Tahoma" w:cs="Tahoma"/>
+              </w:rPr>
+            </w:pPr>
+            <w:r>
+              <w:rPr>
+                <w:rFonts w:ascii="Tahoma" w:hAnsi="Tahoma" w:cs="Tahoma"/>
+              </w:rPr>
+              <w:t>Yes</w:t>
+            </w:r>
+          </w:p>
+        </w:tc>
+      </w:tr>
+    </w:tbl>
+    <w:p>
+      <w:pPr>
+        <w:rPr>
+          <w:rFonts w:ascii="Tahoma" w:hAnsi="Tahoma" w:cs="Tahoma"/>
+        </w:rPr>
+      </w:pPr>
+      <w:r>
+        <w:rPr>
+          <w:rFonts w:ascii="Tahoma" w:hAnsi="Tahoma" w:cs="Tahoma"/>
+          <w:b/>
+        </w:rPr>
+        <w:t>`</w:t>
+      </w:r>
+      <w:r>
+        <w:rPr>
+          <w:rFonts w:hint="default" w:ascii="Tahoma" w:hAnsi="Tahoma" w:cs="Tahoma"/>
+          <w:b/>
+          <w:lang w:val="en-US"/>
+        </w:rPr>
+        <w:t>FINE</w:t>
+      </w:r>
+      <w:r>
+        <w:rPr>
+          <w:rFonts w:ascii="Tahoma" w:hAnsi="Tahoma" w:cs="Tahoma"/>
+          <w:b/>
+        </w:rPr>
+        <w:t>`</w:t>
+      </w:r>
+    </w:p>
+    <w:tbl>
+      <w:tblPr>
+        <w:tblStyle w:val="18"/>
+        <w:tblW w:w="0" w:type="auto"/>
+        <w:jc w:val="center"/>
+        <w:tblBorders>
+          <w:top w:val="single" w:color="auto" w:sz="4" w:space="0"/>
+          <w:left w:val="single" w:color="auto" w:sz="4" w:space="0"/>
+          <w:bottom w:val="single" w:color="auto" w:sz="4" w:space="0"/>
+          <w:right w:val="single" w:color="auto" w:sz="4" w:space="0"/>
+          <w:insideH w:val="single" w:color="auto" w:sz="4" w:space="0"/>
+          <w:insideV w:val="single" w:color="auto" w:sz="4" w:space="0"/>
+        </w:tblBorders>
+        <w:tblLayout w:type="autofit"/>
+        <w:tblCellMar>
+          <w:top w:w="0" w:type="dxa"/>
+          <w:left w:w="108" w:type="dxa"/>
+          <w:bottom w:w="0" w:type="dxa"/>
+          <w:right w:w="108" w:type="dxa"/>
+        </w:tblCellMar>
+      </w:tblPr>
+      <w:tblGrid>
+        <w:gridCol w:w="2160"/>
+        <w:gridCol w:w="2160"/>
+        <w:gridCol w:w="2160"/>
+        <w:gridCol w:w="2160"/>
+      </w:tblGrid>
+      <w:tr>
+        <w:tblPrEx>
+          <w:tblBorders>
+            <w:top w:val="single" w:color="auto" w:sz="4" w:space="0"/>
+            <w:left w:val="single" w:color="auto" w:sz="4" w:space="0"/>
+            <w:bottom w:val="single" w:color="auto" w:sz="4" w:space="0"/>
+            <w:right w:val="single" w:color="auto" w:sz="4" w:space="0"/>
+            <w:insideH w:val="single" w:color="auto" w:sz="4" w:space="0"/>
+            <w:insideV w:val="single" w:color="auto" w:sz="4" w:space="0"/>
+          </w:tblBorders>
+          <w:tblCellMar>
+            <w:top w:w="0" w:type="dxa"/>
+            <w:left w:w="108" w:type="dxa"/>
+            <w:bottom w:w="0" w:type="dxa"/>
+            <w:right w:w="108" w:type="dxa"/>
+          </w:tblCellMar>
+        </w:tblPrEx>
+        <w:trPr>
+          <w:jc w:val="center"/>
+        </w:trPr>
+        <w:tc>
+          <w:tcPr>
+            <w:tcW w:w="2160" w:type="dxa"/>
+          </w:tcPr>
+          <w:p>
+            <w:pPr>
+              <w:spacing w:after="0" w:line="240" w:lineRule="auto"/>
+              <w:rPr>
+                <w:rFonts w:ascii="Tahoma" w:hAnsi="Tahoma" w:cs="Tahoma"/>
+              </w:rPr>
+            </w:pPr>
+            <w:r>
+              <w:rPr>
+                <w:rFonts w:ascii="Tahoma" w:hAnsi="Tahoma" w:cs="Tahoma"/>
+                <w:b/>
+              </w:rPr>
+              <w:t>Cột</w:t>
+            </w:r>
+          </w:p>
+        </w:tc>
+        <w:tc>
+          <w:tcPr>
+            <w:tcW w:w="2160" w:type="dxa"/>
+          </w:tcPr>
+          <w:p>
+            <w:pPr>
+              <w:spacing w:after="0" w:line="240" w:lineRule="auto"/>
+              <w:rPr>
+                <w:rFonts w:ascii="Tahoma" w:hAnsi="Tahoma" w:cs="Tahoma"/>
+              </w:rPr>
+            </w:pPr>
+            <w:r>
+              <w:rPr>
+                <w:rFonts w:ascii="Tahoma" w:hAnsi="Tahoma" w:cs="Tahoma"/>
+                <w:b/>
+              </w:rPr>
+              <w:t>Kiểu</w:t>
+            </w:r>
+          </w:p>
+        </w:tc>
+        <w:tc>
+          <w:tcPr>
+            <w:tcW w:w="2160" w:type="dxa"/>
+          </w:tcPr>
+          <w:p>
+            <w:pPr>
+              <w:spacing w:after="0" w:line="240" w:lineRule="auto"/>
+              <w:rPr>
+                <w:rFonts w:ascii="Tahoma" w:hAnsi="Tahoma" w:cs="Tahoma"/>
+              </w:rPr>
+            </w:pPr>
+            <w:r>
+              <w:rPr>
+                <w:rFonts w:ascii="Tahoma" w:hAnsi="Tahoma" w:cs="Tahoma"/>
+                <w:b/>
+              </w:rPr>
+              <w:t>Khóa</w:t>
+            </w:r>
+          </w:p>
+        </w:tc>
+        <w:tc>
+          <w:tcPr>
+            <w:tcW w:w="2160" w:type="dxa"/>
+          </w:tcPr>
+          <w:p>
+            <w:pPr>
+              <w:spacing w:after="0" w:line="240" w:lineRule="auto"/>
+              <w:rPr>
+                <w:rFonts w:ascii="Tahoma" w:hAnsi="Tahoma" w:cs="Tahoma"/>
+              </w:rPr>
+            </w:pPr>
+            <w:r>
+              <w:rPr>
+                <w:rFonts w:ascii="Tahoma" w:hAnsi="Tahoma" w:cs="Tahoma"/>
+                <w:b/>
+              </w:rPr>
+              <w:t>Nullable</w:t>
+            </w:r>
+          </w:p>
+        </w:tc>
+      </w:tr>
+      <w:tr>
+        <w:tblPrEx>
+          <w:tblBorders>
+            <w:top w:val="single" w:color="auto" w:sz="4" w:space="0"/>
+            <w:left w:val="single" w:color="auto" w:sz="4" w:space="0"/>
+            <w:bottom w:val="single" w:color="auto" w:sz="4" w:space="0"/>
+            <w:right w:val="single" w:color="auto" w:sz="4" w:space="0"/>
+            <w:insideH w:val="single" w:color="auto" w:sz="4" w:space="0"/>
+            <w:insideV w:val="single" w:color="auto" w:sz="4" w:space="0"/>
+          </w:tblBorders>
+          <w:tblCellMar>
+            <w:top w:w="0" w:type="dxa"/>
+            <w:left w:w="108" w:type="dxa"/>
+            <w:bottom w:w="0" w:type="dxa"/>
+            <w:right w:w="108" w:type="dxa"/>
+          </w:tblCellMar>
+        </w:tblPrEx>
+        <w:trPr>
+          <w:jc w:val="center"/>
+        </w:trPr>
+        <w:tc>
+          <w:tcPr>
+            <w:tcW w:w="2160" w:type="dxa"/>
+          </w:tcPr>
+          <w:p>
+            <w:pPr>
+              <w:spacing w:after="0" w:line="240" w:lineRule="auto"/>
+              <w:rPr>
+                <w:rFonts w:ascii="Tahoma" w:hAnsi="Tahoma" w:cs="Tahoma"/>
+              </w:rPr>
+            </w:pPr>
+            <w:r>
+              <w:rPr>
+                <w:rFonts w:ascii="Tahoma" w:hAnsi="Tahoma" w:cs="Tahoma"/>
+              </w:rPr>
+              <w:t>fine_id</w:t>
+            </w:r>
+          </w:p>
+        </w:tc>
+        <w:tc>
+          <w:tcPr>
+            <w:tcW w:w="2160" w:type="dxa"/>
+          </w:tcPr>
+          <w:p>
+            <w:pPr>
+              <w:spacing w:after="0" w:line="240" w:lineRule="auto"/>
+              <w:rPr>
+                <w:rFonts w:ascii="Tahoma" w:hAnsi="Tahoma" w:cs="Tahoma"/>
+              </w:rPr>
+            </w:pPr>
+            <w:r>
+              <w:rPr>
+                <w:rFonts w:ascii="Tahoma" w:hAnsi="Tahoma" w:cs="Tahoma"/>
+              </w:rPr>
+              <w:t>CHAR(10)</w:t>
+            </w:r>
+          </w:p>
+        </w:tc>
+        <w:tc>
+          <w:tcPr>
+            <w:tcW w:w="2160" w:type="dxa"/>
+          </w:tcPr>
+          <w:p>
+            <w:pPr>
+              <w:spacing w:after="0" w:line="240" w:lineRule="auto"/>
+              <w:rPr>
+                <w:rFonts w:ascii="Tahoma" w:hAnsi="Tahoma" w:cs="Tahoma"/>
+              </w:rPr>
+            </w:pPr>
+            <w:r>
+              <w:rPr>
+                <w:rFonts w:ascii="Tahoma" w:hAnsi="Tahoma" w:cs="Tahoma"/>
+              </w:rPr>
+              <w:t>PK</w:t>
+            </w:r>
+          </w:p>
+        </w:tc>
+        <w:tc>
+          <w:tcPr>
+            <w:tcW w:w="2160" w:type="dxa"/>
+          </w:tcPr>
+          <w:p>
+            <w:pPr>
+              <w:spacing w:after="0" w:line="240" w:lineRule="auto"/>
+              <w:rPr>
+                <w:rFonts w:ascii="Tahoma" w:hAnsi="Tahoma" w:cs="Tahoma"/>
+              </w:rPr>
+            </w:pPr>
+            <w:r>
+              <w:rPr>
+                <w:rFonts w:ascii="Tahoma" w:hAnsi="Tahoma" w:cs="Tahoma"/>
+              </w:rPr>
+              <w:t>No</w:t>
+            </w:r>
+          </w:p>
+        </w:tc>
+      </w:tr>
+      <w:tr>
+        <w:tblPrEx>
+          <w:tblBorders>
+            <w:top w:val="single" w:color="auto" w:sz="4" w:space="0"/>
+            <w:left w:val="single" w:color="auto" w:sz="4" w:space="0"/>
+            <w:bottom w:val="single" w:color="auto" w:sz="4" w:space="0"/>
+            <w:right w:val="single" w:color="auto" w:sz="4" w:space="0"/>
+            <w:insideH w:val="single" w:color="auto" w:sz="4" w:space="0"/>
+            <w:insideV w:val="single" w:color="auto" w:sz="4" w:space="0"/>
+          </w:tblBorders>
+          <w:tblCellMar>
+            <w:top w:w="0" w:type="dxa"/>
+            <w:left w:w="108" w:type="dxa"/>
+            <w:bottom w:w="0" w:type="dxa"/>
+            <w:right w:w="108" w:type="dxa"/>
+          </w:tblCellMar>
+        </w:tblPrEx>
+        <w:trPr>
+          <w:jc w:val="center"/>
+        </w:trPr>
+        <w:tc>
+          <w:tcPr>
+            <w:tcW w:w="2160" w:type="dxa"/>
+          </w:tcPr>
+          <w:p>
+            <w:pPr>
+              <w:spacing w:after="0" w:line="240" w:lineRule="auto"/>
+              <w:rPr>
+                <w:rFonts w:ascii="Tahoma" w:hAnsi="Tahoma" w:cs="Tahoma"/>
+              </w:rPr>
+            </w:pPr>
+            <w:r>
+              <w:rPr>
+                <w:rFonts w:ascii="Tahoma" w:hAnsi="Tahoma" w:cs="Tahoma"/>
+              </w:rPr>
+              <w:t>loaned_copy_id</w:t>
+            </w:r>
+          </w:p>
+        </w:tc>
+        <w:tc>
+          <w:tcPr>
+            <w:tcW w:w="2160" w:type="dxa"/>
+          </w:tcPr>
+          <w:p>
+            <w:pPr>
+              <w:spacing w:after="0" w:line="240" w:lineRule="auto"/>
+              <w:rPr>
+                <w:rFonts w:ascii="Tahoma" w:hAnsi="Tahoma" w:cs="Tahoma"/>
+              </w:rPr>
+            </w:pPr>
+            <w:r>
+              <w:rPr>
+                <w:rFonts w:ascii="Tahoma" w:hAnsi="Tahoma" w:cs="Tahoma"/>
+              </w:rPr>
+              <w:t>CHAR(10)</w:t>
+            </w:r>
+          </w:p>
+        </w:tc>
+        <w:tc>
+          <w:tcPr>
+            <w:tcW w:w="2160" w:type="dxa"/>
+          </w:tcPr>
+          <w:p>
+            <w:pPr>
+              <w:spacing w:after="0" w:line="240" w:lineRule="auto"/>
+              <w:rPr>
+                <w:rFonts w:ascii="Tahoma" w:hAnsi="Tahoma" w:cs="Tahoma"/>
+              </w:rPr>
+            </w:pPr>
+            <w:r>
+              <w:rPr>
+                <w:rFonts w:ascii="Tahoma" w:hAnsi="Tahoma" w:cs="Tahoma"/>
+              </w:rPr>
+              <w:t>FK→loaned_copy, UK</w:t>
+            </w:r>
+          </w:p>
+        </w:tc>
+        <w:tc>
+          <w:tcPr>
+            <w:tcW w:w="2160" w:type="dxa"/>
+          </w:tcPr>
+          <w:p>
+            <w:pPr>
+              <w:spacing w:after="0" w:line="240" w:lineRule="auto"/>
+              <w:rPr>
+                <w:rFonts w:ascii="Tahoma" w:hAnsi="Tahoma" w:cs="Tahoma"/>
+              </w:rPr>
+            </w:pPr>
+            <w:r>
+              <w:rPr>
+                <w:rFonts w:ascii="Tahoma" w:hAnsi="Tahoma" w:cs="Tahoma"/>
+              </w:rPr>
+              <w:t>No</w:t>
+            </w:r>
+          </w:p>
+        </w:tc>
+      </w:tr>
+      <w:tr>
+        <w:tblPrEx>
+          <w:tblBorders>
+            <w:top w:val="single" w:color="auto" w:sz="4" w:space="0"/>
+            <w:left w:val="single" w:color="auto" w:sz="4" w:space="0"/>
+            <w:bottom w:val="single" w:color="auto" w:sz="4" w:space="0"/>
+            <w:right w:val="single" w:color="auto" w:sz="4" w:space="0"/>
+            <w:insideH w:val="single" w:color="auto" w:sz="4" w:space="0"/>
+            <w:insideV w:val="single" w:color="auto" w:sz="4" w:space="0"/>
+          </w:tblBorders>
+          <w:tblCellMar>
+            <w:top w:w="0" w:type="dxa"/>
+            <w:left w:w="108" w:type="dxa"/>
+            <w:bottom w:w="0" w:type="dxa"/>
+            <w:right w:w="108" w:type="dxa"/>
+          </w:tblCellMar>
+        </w:tblPrEx>
+        <w:trPr>
+          <w:jc w:val="center"/>
+        </w:trPr>
+        <w:tc>
+          <w:tcPr>
+            <w:tcW w:w="2160" w:type="dxa"/>
+          </w:tcPr>
+          <w:p>
+            <w:pPr>
+              <w:spacing w:after="0" w:line="240" w:lineRule="auto"/>
+              <w:rPr>
+                <w:rFonts w:ascii="Tahoma" w:hAnsi="Tahoma" w:cs="Tahoma"/>
+              </w:rPr>
+            </w:pPr>
+            <w:r>
+              <w:rPr>
+                <w:rFonts w:ascii="Tahoma" w:hAnsi="Tahoma" w:cs="Tahoma"/>
+              </w:rPr>
+              <w:t>librarian_id</w:t>
+            </w:r>
+          </w:p>
+        </w:tc>
+        <w:tc>
+          <w:tcPr>
+            <w:tcW w:w="2160" w:type="dxa"/>
+          </w:tcPr>
+          <w:p>
+            <w:pPr>
+              <w:spacing w:after="0" w:line="240" w:lineRule="auto"/>
+              <w:rPr>
+                <w:rFonts w:ascii="Tahoma" w:hAnsi="Tahoma" w:cs="Tahoma"/>
+              </w:rPr>
+            </w:pPr>
+            <w:r>
+              <w:rPr>
+                <w:rFonts w:ascii="Tahoma" w:hAnsi="Tahoma" w:cs="Tahoma"/>
+              </w:rPr>
+              <w:t>CHAR(10)</w:t>
+            </w:r>
+          </w:p>
+        </w:tc>
+        <w:tc>
+          <w:tcPr>
+            <w:tcW w:w="2160" w:type="dxa"/>
+          </w:tcPr>
+          <w:p>
+            <w:pPr>
+              <w:spacing w:after="0" w:line="240" w:lineRule="auto"/>
+              <w:rPr>
+                <w:rFonts w:ascii="Tahoma" w:hAnsi="Tahoma" w:cs="Tahoma"/>
+              </w:rPr>
+            </w:pPr>
+            <w:r>
+              <w:rPr>
+                <w:rFonts w:ascii="Tahoma" w:hAnsi="Tahoma" w:cs="Tahoma"/>
+              </w:rPr>
+              <w:t>FK→librarian</w:t>
+            </w:r>
+          </w:p>
+        </w:tc>
+        <w:tc>
+          <w:tcPr>
+            <w:tcW w:w="2160" w:type="dxa"/>
+          </w:tcPr>
+          <w:p>
+            <w:pPr>
+              <w:spacing w:after="0" w:line="240" w:lineRule="auto"/>
+              <w:rPr>
+                <w:rFonts w:ascii="Tahoma" w:hAnsi="Tahoma" w:cs="Tahoma"/>
+              </w:rPr>
+            </w:pPr>
+            <w:r>
+              <w:rPr>
+                <w:rFonts w:ascii="Tahoma" w:hAnsi="Tahoma" w:cs="Tahoma"/>
+              </w:rPr>
+              <w:t>No</w:t>
+            </w:r>
+          </w:p>
+        </w:tc>
+      </w:tr>
+      <w:tr>
+        <w:tblPrEx>
+          <w:tblBorders>
+            <w:top w:val="single" w:color="auto" w:sz="4" w:space="0"/>
+            <w:left w:val="single" w:color="auto" w:sz="4" w:space="0"/>
+            <w:bottom w:val="single" w:color="auto" w:sz="4" w:space="0"/>
+            <w:right w:val="single" w:color="auto" w:sz="4" w:space="0"/>
+            <w:insideH w:val="single" w:color="auto" w:sz="4" w:space="0"/>
+            <w:insideV w:val="single" w:color="auto" w:sz="4" w:space="0"/>
+          </w:tblBorders>
+          <w:tblCellMar>
+            <w:top w:w="0" w:type="dxa"/>
+            <w:left w:w="108" w:type="dxa"/>
+            <w:bottom w:w="0" w:type="dxa"/>
+            <w:right w:w="108" w:type="dxa"/>
+          </w:tblCellMar>
+        </w:tblPrEx>
+        <w:trPr>
+          <w:jc w:val="center"/>
+        </w:trPr>
+        <w:tc>
+          <w:tcPr>
+            <w:tcW w:w="2160" w:type="dxa"/>
+          </w:tcPr>
+          <w:p>
+            <w:pPr>
+              <w:spacing w:after="0" w:line="240" w:lineRule="auto"/>
+              <w:rPr>
+                <w:rFonts w:ascii="Tahoma" w:hAnsi="Tahoma" w:cs="Tahoma"/>
+              </w:rPr>
+            </w:pPr>
+            <w:r>
+              <w:rPr>
+                <w:rFonts w:ascii="Tahoma" w:hAnsi="Tahoma" w:cs="Tahoma"/>
+              </w:rPr>
+              <w:t>amount</w:t>
+            </w:r>
+          </w:p>
+        </w:tc>
+        <w:tc>
+          <w:tcPr>
+            <w:tcW w:w="2160" w:type="dxa"/>
+          </w:tcPr>
+          <w:p>
+            <w:pPr>
+              <w:spacing w:after="0" w:line="240" w:lineRule="auto"/>
+              <w:rPr>
+                <w:rFonts w:ascii="Tahoma" w:hAnsi="Tahoma" w:cs="Tahoma"/>
+              </w:rPr>
+            </w:pPr>
+            <w:r>
+              <w:rPr>
+                <w:rFonts w:ascii="Tahoma" w:hAnsi="Tahoma" w:cs="Tahoma"/>
+              </w:rPr>
+              <w:t>DECIMAL(10,2)</w:t>
+            </w:r>
+          </w:p>
+        </w:tc>
+        <w:tc>
+          <w:tcPr>
+            <w:tcW w:w="2160" w:type="dxa"/>
+          </w:tcPr>
+          <w:p>
+            <w:pPr>
+              <w:spacing w:after="0" w:line="240" w:lineRule="auto"/>
+              <w:rPr>
+                <w:rFonts w:ascii="Tahoma" w:hAnsi="Tahoma" w:cs="Tahoma"/>
+              </w:rPr>
+            </w:pPr>
+          </w:p>
+        </w:tc>
+        <w:tc>
+          <w:tcPr>
+            <w:tcW w:w="2160" w:type="dxa"/>
+          </w:tcPr>
+          <w:p>
+            <w:pPr>
+              <w:spacing w:after="0" w:line="240" w:lineRule="auto"/>
+              <w:rPr>
+                <w:rFonts w:ascii="Tahoma" w:hAnsi="Tahoma" w:cs="Tahoma"/>
+              </w:rPr>
+            </w:pPr>
+            <w:r>
+              <w:rPr>
+                <w:rFonts w:ascii="Tahoma" w:hAnsi="Tahoma" w:cs="Tahoma"/>
+              </w:rPr>
+              <w:t>No</w:t>
+            </w:r>
+          </w:p>
+        </w:tc>
+      </w:tr>
+      <w:tr>
+        <w:tblPrEx>
+          <w:tblBorders>
+            <w:top w:val="single" w:color="auto" w:sz="4" w:space="0"/>
+            <w:left w:val="single" w:color="auto" w:sz="4" w:space="0"/>
+            <w:bottom w:val="single" w:color="auto" w:sz="4" w:space="0"/>
+            <w:right w:val="single" w:color="auto" w:sz="4" w:space="0"/>
+            <w:insideH w:val="single" w:color="auto" w:sz="4" w:space="0"/>
+            <w:insideV w:val="single" w:color="auto" w:sz="4" w:space="0"/>
+          </w:tblBorders>
+          <w:tblCellMar>
+            <w:top w:w="0" w:type="dxa"/>
+            <w:left w:w="108" w:type="dxa"/>
+            <w:bottom w:w="0" w:type="dxa"/>
+            <w:right w:w="108" w:type="dxa"/>
+          </w:tblCellMar>
+        </w:tblPrEx>
+        <w:trPr>
+          <w:jc w:val="center"/>
+        </w:trPr>
+        <w:tc>
+          <w:tcPr>
+            <w:tcW w:w="2160" w:type="dxa"/>
+          </w:tcPr>
+          <w:p>
+            <w:pPr>
+              <w:spacing w:after="0" w:line="240" w:lineRule="auto"/>
+              <w:rPr>
+                <w:rFonts w:ascii="Tahoma" w:hAnsi="Tahoma" w:cs="Tahoma"/>
+              </w:rPr>
+            </w:pPr>
+            <w:r>
+              <w:rPr>
+                <w:rFonts w:ascii="Tahoma" w:hAnsi="Tahoma" w:cs="Tahoma"/>
+              </w:rPr>
+              <w:t>paid_status</w:t>
+            </w:r>
+          </w:p>
+        </w:tc>
+        <w:tc>
+          <w:tcPr>
+            <w:tcW w:w="2160" w:type="dxa"/>
+          </w:tcPr>
+          <w:p>
+            <w:pPr>
+              <w:spacing w:after="0" w:line="240" w:lineRule="auto"/>
+              <w:rPr>
+                <w:rFonts w:ascii="Tahoma" w:hAnsi="Tahoma" w:cs="Tahoma"/>
+              </w:rPr>
+            </w:pPr>
+            <w:r>
+              <w:rPr>
+                <w:rFonts w:ascii="Tahoma" w:hAnsi="Tahoma" w:cs="Tahoma"/>
+              </w:rPr>
+              <w:t>VARCHAR(20)</w:t>
+            </w:r>
+          </w:p>
+        </w:tc>
+        <w:tc>
+          <w:tcPr>
+            <w:tcW w:w="2160" w:type="dxa"/>
+          </w:tcPr>
+          <w:p>
+            <w:pPr>
+              <w:spacing w:after="0" w:line="240" w:lineRule="auto"/>
+              <w:rPr>
+                <w:rFonts w:ascii="Tahoma" w:hAnsi="Tahoma" w:cs="Tahoma"/>
+              </w:rPr>
+            </w:pPr>
+          </w:p>
+        </w:tc>
+        <w:tc>
+          <w:tcPr>
+            <w:tcW w:w="2160" w:type="dxa"/>
+          </w:tcPr>
+          <w:p>
+            <w:pPr>
+              <w:spacing w:after="0" w:line="240" w:lineRule="auto"/>
+              <w:rPr>
+                <w:rFonts w:ascii="Tahoma" w:hAnsi="Tahoma" w:cs="Tahoma"/>
+              </w:rPr>
+            </w:pPr>
+            <w:r>
+              <w:rPr>
+                <w:rFonts w:ascii="Tahoma" w:hAnsi="Tahoma" w:cs="Tahoma"/>
+              </w:rPr>
+              <w:t>No</w:t>
+            </w:r>
+          </w:p>
+        </w:tc>
+      </w:tr>
+    </w:tbl>
+    <w:p>
+      <w:pPr>
+        <w:rPr>
+          <w:rFonts w:ascii="Tahoma" w:hAnsi="Tahoma" w:cs="Tahoma"/>
+        </w:rPr>
+      </w:pPr>
+      <w:r>
+        <w:rPr>
+          <w:rFonts w:ascii="Tahoma" w:hAnsi="Tahoma" w:cs="Tahoma"/>
+          <w:b/>
+        </w:rPr>
+        <w:t>`</w:t>
+      </w:r>
+      <w:r>
+        <w:rPr>
+          <w:rFonts w:hint="default" w:ascii="Tahoma" w:hAnsi="Tahoma" w:cs="Tahoma"/>
+          <w:b/>
+          <w:lang w:val="en-US"/>
+        </w:rPr>
+        <w:t>LICENSE</w:t>
+      </w:r>
+      <w:r>
+        <w:rPr>
+          <w:rFonts w:ascii="Tahoma" w:hAnsi="Tahoma" w:cs="Tahoma"/>
+          <w:b/>
+        </w:rPr>
+        <w:t>`</w:t>
+      </w:r>
+      <w:r>
+        <w:rPr>
+          <w:rFonts w:ascii="Tahoma" w:hAnsi="Tahoma" w:cs="Tahoma"/>
+        </w:rPr>
+        <w:t xml:space="preserve"> </w:t>
+      </w:r>
+      <w:bookmarkStart w:id="0" w:name="_GoBack"/>
+      <w:bookmarkEnd w:id="0"/>
+    </w:p>
+    <w:tbl>
+      <w:tblPr>
+        <w:tblStyle w:val="18"/>
+        <w:tblW w:w="0" w:type="auto"/>
+        <w:jc w:val="center"/>
+        <w:tblBorders>
+          <w:top w:val="single" w:color="auto" w:sz="4" w:space="0"/>
+          <w:left w:val="single" w:color="auto" w:sz="4" w:space="0"/>
+          <w:bottom w:val="single" w:color="auto" w:sz="4" w:space="0"/>
+          <w:right w:val="single" w:color="auto" w:sz="4" w:space="0"/>
+          <w:insideH w:val="single" w:color="auto" w:sz="4" w:space="0"/>
+          <w:insideV w:val="single" w:color="auto" w:sz="4" w:space="0"/>
+        </w:tblBorders>
+        <w:tblLayout w:type="autofit"/>
+        <w:tblCellMar>
+          <w:top w:w="0" w:type="dxa"/>
+          <w:left w:w="108" w:type="dxa"/>
+          <w:bottom w:w="0" w:type="dxa"/>
+          <w:right w:w="108" w:type="dxa"/>
+        </w:tblCellMar>
+      </w:tblPr>
+      <w:tblGrid>
+        <w:gridCol w:w="2160"/>
+        <w:gridCol w:w="2160"/>
+        <w:gridCol w:w="2160"/>
+        <w:gridCol w:w="2160"/>
+      </w:tblGrid>
+      <w:tr>
+        <w:tblPrEx>
+          <w:tblBorders>
+            <w:top w:val="single" w:color="auto" w:sz="4" w:space="0"/>
+            <w:left w:val="single" w:color="auto" w:sz="4" w:space="0"/>
+            <w:bottom w:val="single" w:color="auto" w:sz="4" w:space="0"/>
+            <w:right w:val="single" w:color="auto" w:sz="4" w:space="0"/>
+            <w:insideH w:val="single" w:color="auto" w:sz="4" w:space="0"/>
+            <w:insideV w:val="single" w:color="auto" w:sz="4" w:space="0"/>
+          </w:tblBorders>
+          <w:tblCellMar>
+            <w:top w:w="0" w:type="dxa"/>
+            <w:left w:w="108" w:type="dxa"/>
+            <w:bottom w:w="0" w:type="dxa"/>
+            <w:right w:w="108" w:type="dxa"/>
+          </w:tblCellMar>
+        </w:tblPrEx>
+        <w:trPr>
+          <w:jc w:val="center"/>
+        </w:trPr>
+        <w:tc>
+          <w:tcPr>
+            <w:tcW w:w="2160" w:type="dxa"/>
+          </w:tcPr>
+          <w:p>
+            <w:pPr>
+              <w:spacing w:after="0" w:line="240" w:lineRule="auto"/>
+              <w:rPr>
+                <w:rFonts w:ascii="Tahoma" w:hAnsi="Tahoma" w:cs="Tahoma"/>
+              </w:rPr>
+            </w:pPr>
+            <w:r>
+              <w:rPr>
+                <w:rFonts w:ascii="Tahoma" w:hAnsi="Tahoma" w:cs="Tahoma"/>
+                <w:b/>
+              </w:rPr>
+              <w:t>Cột</w:t>
+            </w:r>
+          </w:p>
+        </w:tc>
+        <w:tc>
+          <w:tcPr>
+            <w:tcW w:w="2160" w:type="dxa"/>
+          </w:tcPr>
+          <w:p>
+            <w:pPr>
+              <w:spacing w:after="0" w:line="240" w:lineRule="auto"/>
+              <w:rPr>
+                <w:rFonts w:ascii="Tahoma" w:hAnsi="Tahoma" w:cs="Tahoma"/>
+              </w:rPr>
+            </w:pPr>
+            <w:r>
+              <w:rPr>
+                <w:rFonts w:ascii="Tahoma" w:hAnsi="Tahoma" w:cs="Tahoma"/>
+                <w:b/>
+              </w:rPr>
+              <w:t>Kiểu</w:t>
+            </w:r>
+          </w:p>
+        </w:tc>
+        <w:tc>
+          <w:tcPr>
+            <w:tcW w:w="2160" w:type="dxa"/>
+          </w:tcPr>
+          <w:p>
+            <w:pPr>
+              <w:spacing w:after="0" w:line="240" w:lineRule="auto"/>
+              <w:rPr>
+                <w:rFonts w:ascii="Tahoma" w:hAnsi="Tahoma" w:cs="Tahoma"/>
+              </w:rPr>
+            </w:pPr>
+            <w:r>
+              <w:rPr>
+                <w:rFonts w:ascii="Tahoma" w:hAnsi="Tahoma" w:cs="Tahoma"/>
+                <w:b/>
+              </w:rPr>
+              <w:t>Khóa</w:t>
+            </w:r>
+          </w:p>
+        </w:tc>
+        <w:tc>
+          <w:tcPr>
+            <w:tcW w:w="2160" w:type="dxa"/>
+          </w:tcPr>
+          <w:p>
+            <w:pPr>
+              <w:spacing w:after="0" w:line="240" w:lineRule="auto"/>
+              <w:rPr>
+                <w:rFonts w:ascii="Tahoma" w:hAnsi="Tahoma" w:cs="Tahoma"/>
+              </w:rPr>
+            </w:pPr>
+            <w:r>
+              <w:rPr>
+                <w:rFonts w:ascii="Tahoma" w:hAnsi="Tahoma" w:cs="Tahoma"/>
+                <w:b/>
+              </w:rPr>
+              <w:t>Nullable</w:t>
+            </w:r>
+          </w:p>
+        </w:tc>
+      </w:tr>
+      <w:tr>
+        <w:tblPrEx>
+          <w:tblBorders>
+            <w:top w:val="single" w:color="auto" w:sz="4" w:space="0"/>
+            <w:left w:val="single" w:color="auto" w:sz="4" w:space="0"/>
+            <w:bottom w:val="single" w:color="auto" w:sz="4" w:space="0"/>
+            <w:right w:val="single" w:color="auto" w:sz="4" w:space="0"/>
+            <w:insideH w:val="single" w:color="auto" w:sz="4" w:space="0"/>
+            <w:insideV w:val="single" w:color="auto" w:sz="4" w:space="0"/>
+          </w:tblBorders>
+          <w:tblCellMar>
+            <w:top w:w="0" w:type="dxa"/>
+            <w:left w:w="108" w:type="dxa"/>
+            <w:bottom w:w="0" w:type="dxa"/>
+            <w:right w:w="108" w:type="dxa"/>
+          </w:tblCellMar>
+        </w:tblPrEx>
+        <w:trPr>
+          <w:jc w:val="center"/>
+        </w:trPr>
+        <w:tc>
+          <w:tcPr>
+            <w:tcW w:w="2160" w:type="dxa"/>
+          </w:tcPr>
+          <w:p>
+            <w:pPr>
+              <w:spacing w:after="0" w:line="240" w:lineRule="auto"/>
+              <w:rPr>
+                <w:rFonts w:ascii="Tahoma" w:hAnsi="Tahoma" w:cs="Tahoma"/>
+              </w:rPr>
+            </w:pPr>
+            <w:r>
+              <w:rPr>
+                <w:rFonts w:ascii="Tahoma" w:hAnsi="Tahoma" w:cs="Tahoma"/>
+              </w:rPr>
+              <w:t>license_id</w:t>
+            </w:r>
+          </w:p>
+        </w:tc>
+        <w:tc>
+          <w:tcPr>
+            <w:tcW w:w="2160" w:type="dxa"/>
+          </w:tcPr>
+          <w:p>
+            <w:pPr>
+              <w:spacing w:after="0" w:line="240" w:lineRule="auto"/>
+              <w:rPr>
+                <w:rFonts w:ascii="Tahoma" w:hAnsi="Tahoma" w:cs="Tahoma"/>
+              </w:rPr>
+            </w:pPr>
+            <w:r>
+              <w:rPr>
+                <w:rFonts w:ascii="Tahoma" w:hAnsi="Tahoma" w:cs="Tahoma"/>
+              </w:rPr>
+              <w:t>CHAR(10)</w:t>
+            </w:r>
+          </w:p>
+        </w:tc>
+        <w:tc>
+          <w:tcPr>
+            <w:tcW w:w="2160" w:type="dxa"/>
+          </w:tcPr>
+          <w:p>
+            <w:pPr>
+              <w:spacing w:after="0" w:line="240" w:lineRule="auto"/>
+              <w:rPr>
+                <w:rFonts w:ascii="Tahoma" w:hAnsi="Tahoma" w:cs="Tahoma"/>
+              </w:rPr>
+            </w:pPr>
+            <w:r>
+              <w:rPr>
+                <w:rFonts w:ascii="Tahoma" w:hAnsi="Tahoma" w:cs="Tahoma"/>
+              </w:rPr>
+              <w:t>PK</w:t>
+            </w:r>
+          </w:p>
+        </w:tc>
+        <w:tc>
+          <w:tcPr>
+            <w:tcW w:w="2160" w:type="dxa"/>
+          </w:tcPr>
+          <w:p>
+            <w:pPr>
+              <w:spacing w:after="0" w:line="240" w:lineRule="auto"/>
+              <w:rPr>
+                <w:rFonts w:ascii="Tahoma" w:hAnsi="Tahoma" w:cs="Tahoma"/>
+              </w:rPr>
+            </w:pPr>
+            <w:r>
+              <w:rPr>
+                <w:rFonts w:ascii="Tahoma" w:hAnsi="Tahoma" w:cs="Tahoma"/>
+              </w:rPr>
+              <w:t>No</w:t>
+            </w:r>
+          </w:p>
+        </w:tc>
+      </w:tr>
+      <w:tr>
+        <w:tblPrEx>
+          <w:tblBorders>
+            <w:top w:val="single" w:color="auto" w:sz="4" w:space="0"/>
+            <w:left w:val="single" w:color="auto" w:sz="4" w:space="0"/>
+            <w:bottom w:val="single" w:color="auto" w:sz="4" w:space="0"/>
+            <w:right w:val="single" w:color="auto" w:sz="4" w:space="0"/>
+            <w:insideH w:val="single" w:color="auto" w:sz="4" w:space="0"/>
+            <w:insideV w:val="single" w:color="auto" w:sz="4" w:space="0"/>
+          </w:tblBorders>
+          <w:tblCellMar>
+            <w:top w:w="0" w:type="dxa"/>
+            <w:left w:w="108" w:type="dxa"/>
+            <w:bottom w:w="0" w:type="dxa"/>
+            <w:right w:w="108" w:type="dxa"/>
+          </w:tblCellMar>
+        </w:tblPrEx>
+        <w:trPr>
+          <w:jc w:val="center"/>
+        </w:trPr>
+        <w:tc>
+          <w:tcPr>
+            <w:tcW w:w="2160" w:type="dxa"/>
+          </w:tcPr>
+          <w:p>
+            <w:pPr>
+              <w:spacing w:after="0" w:line="240" w:lineRule="auto"/>
+              <w:rPr>
+                <w:rFonts w:ascii="Tahoma" w:hAnsi="Tahoma" w:cs="Tahoma"/>
+              </w:rPr>
+            </w:pPr>
+            <w:r>
+              <w:rPr>
+                <w:rFonts w:ascii="Tahoma" w:hAnsi="Tahoma" w:cs="Tahoma"/>
+              </w:rPr>
+              <w:t>license_type</w:t>
+            </w:r>
+          </w:p>
+        </w:tc>
+        <w:tc>
+          <w:tcPr>
+            <w:tcW w:w="2160" w:type="dxa"/>
+          </w:tcPr>
+          <w:p>
+            <w:pPr>
+              <w:spacing w:after="0" w:line="240" w:lineRule="auto"/>
+              <w:rPr>
+                <w:rFonts w:ascii="Tahoma" w:hAnsi="Tahoma" w:cs="Tahoma"/>
+              </w:rPr>
+            </w:pPr>
+            <w:r>
+              <w:rPr>
+                <w:rFonts w:ascii="Tahoma" w:hAnsi="Tahoma" w:cs="Tahoma"/>
+              </w:rPr>
+              <w:t>VARCHAR(50)</w:t>
+            </w:r>
+          </w:p>
+        </w:tc>
+        <w:tc>
+          <w:tcPr>
+            <w:tcW w:w="2160" w:type="dxa"/>
+          </w:tcPr>
+          <w:p>
+            <w:pPr>
+              <w:spacing w:after="0" w:line="240" w:lineRule="auto"/>
+              <w:rPr>
+                <w:rFonts w:ascii="Tahoma" w:hAnsi="Tahoma" w:cs="Tahoma"/>
+              </w:rPr>
+            </w:pPr>
+          </w:p>
+        </w:tc>
+        <w:tc>
+          <w:tcPr>
+            <w:tcW w:w="2160" w:type="dxa"/>
+          </w:tcPr>
+          <w:p>
+            <w:pPr>
+              <w:spacing w:after="0" w:line="240" w:lineRule="auto"/>
+              <w:rPr>
+                <w:rFonts w:ascii="Tahoma" w:hAnsi="Tahoma" w:cs="Tahoma"/>
+              </w:rPr>
+            </w:pPr>
+            <w:r>
+              <w:rPr>
+                <w:rFonts w:ascii="Tahoma" w:hAnsi="Tahoma" w:cs="Tahoma"/>
+              </w:rPr>
+              <w:t>No</w:t>
+            </w:r>
+          </w:p>
+        </w:tc>
+      </w:tr>
+      <w:tr>
+        <w:tblPrEx>
+          <w:tblBorders>
+            <w:top w:val="single" w:color="auto" w:sz="4" w:space="0"/>
+            <w:left w:val="single" w:color="auto" w:sz="4" w:space="0"/>
+            <w:bottom w:val="single" w:color="auto" w:sz="4" w:space="0"/>
+            <w:right w:val="single" w:color="auto" w:sz="4" w:space="0"/>
+            <w:insideH w:val="single" w:color="auto" w:sz="4" w:space="0"/>
+            <w:insideV w:val="single" w:color="auto" w:sz="4" w:space="0"/>
+          </w:tblBorders>
+          <w:tblCellMar>
+            <w:top w:w="0" w:type="dxa"/>
+            <w:left w:w="108" w:type="dxa"/>
+            <w:bottom w:w="0" w:type="dxa"/>
+            <w:right w:w="108" w:type="dxa"/>
+          </w:tblCellMar>
+        </w:tblPrEx>
+        <w:trPr>
+          <w:jc w:val="center"/>
+        </w:trPr>
+        <w:tc>
+          <w:tcPr>
+            <w:tcW w:w="2160" w:type="dxa"/>
+          </w:tcPr>
+          <w:p>
+            <w:pPr>
+              <w:spacing w:after="0" w:line="240" w:lineRule="auto"/>
+              <w:rPr>
+                <w:rFonts w:ascii="Tahoma" w:hAnsi="Tahoma" w:cs="Tahoma"/>
+              </w:rPr>
+            </w:pPr>
+            <w:r>
+              <w:rPr>
+                <w:rFonts w:ascii="Tahoma" w:hAnsi="Tahoma" w:cs="Tahoma"/>
+              </w:rPr>
+              <w:t>description</w:t>
+            </w:r>
+          </w:p>
+        </w:tc>
+        <w:tc>
+          <w:tcPr>
+            <w:tcW w:w="2160" w:type="dxa"/>
+          </w:tcPr>
+          <w:p>
+            <w:pPr>
+              <w:spacing w:after="0" w:line="240" w:lineRule="auto"/>
+              <w:rPr>
+                <w:rFonts w:ascii="Tahoma" w:hAnsi="Tahoma" w:cs="Tahoma"/>
+              </w:rPr>
+            </w:pPr>
+            <w:r>
+              <w:rPr>
+                <w:rFonts w:ascii="Tahoma" w:hAnsi="Tahoma" w:cs="Tahoma"/>
+              </w:rPr>
+              <w:t>VARCHAR(255)</w:t>
+            </w:r>
+          </w:p>
+        </w:tc>
+        <w:tc>
+          <w:tcPr>
+            <w:tcW w:w="2160" w:type="dxa"/>
+          </w:tcPr>
+          <w:p>
+            <w:pPr>
+              <w:spacing w:after="0" w:line="240" w:lineRule="auto"/>
+              <w:rPr>
+                <w:rFonts w:ascii="Tahoma" w:hAnsi="Tahoma" w:cs="Tahoma"/>
+              </w:rPr>
+            </w:pPr>
+          </w:p>
+        </w:tc>
+        <w:tc>
+          <w:tcPr>
+            <w:tcW w:w="2160" w:type="dxa"/>
+          </w:tcPr>
+          <w:p>
+            <w:pPr>
+              <w:spacing w:after="0" w:line="240" w:lineRule="auto"/>
+              <w:rPr>
+                <w:rFonts w:ascii="Tahoma" w:hAnsi="Tahoma" w:cs="Tahoma"/>
+              </w:rPr>
+            </w:pPr>
+            <w:r>
+              <w:rPr>
+                <w:rFonts w:ascii="Tahoma" w:hAnsi="Tahoma" w:cs="Tahoma"/>
+              </w:rPr>
+              <w:t>Yes</w:t>
+            </w:r>
+          </w:p>
+        </w:tc>
+      </w:tr>
+    </w:tbl>
+    <w:p>
+      <w:pPr>
+        <w:rPr>
+          <w:rFonts w:ascii="Tahoma" w:hAnsi="Tahoma" w:cs="Tahoma"/>
+          <w:b/>
+        </w:rPr>
+      </w:pPr>
+    </w:p>
+    <w:p>
+      <w:pPr>
+        <w:rPr>
+          <w:rFonts w:ascii="Tahoma" w:hAnsi="Tahoma" w:cs="Tahoma"/>
+          <w:b/>
+        </w:rPr>
+      </w:pPr>
+    </w:p>
+    <w:p>
+      <w:pPr>
+        <w:rPr>
+          <w:rFonts w:ascii="Tahoma" w:hAnsi="Tahoma" w:cs="Tahoma"/>
+        </w:rPr>
+      </w:pPr>
+      <w:r>
+        <w:rPr>
+          <w:rFonts w:ascii="Tahoma" w:hAnsi="Tahoma" w:cs="Tahoma"/>
+          <w:b/>
+        </w:rPr>
+        <w:t>`</w:t>
+      </w:r>
+      <w:r>
+        <w:rPr>
+          <w:rFonts w:hint="default" w:ascii="Tahoma" w:hAnsi="Tahoma" w:cs="Tahoma"/>
+          <w:b/>
+          <w:lang w:val="en-US"/>
+        </w:rPr>
+        <w:t>ACCESS_LICENSE</w:t>
+      </w:r>
+      <w:r>
+        <w:rPr>
+          <w:rFonts w:ascii="Tahoma" w:hAnsi="Tahoma" w:cs="Tahoma"/>
+          <w:b/>
+        </w:rPr>
+        <w:t>`</w:t>
+      </w:r>
+      <w:r>
+        <w:rPr>
+          <w:rFonts w:ascii="Tahoma" w:hAnsi="Tahoma" w:cs="Tahoma"/>
+        </w:rPr>
+        <w:t xml:space="preserve"> </w:t>
+      </w:r>
+    </w:p>
+    <w:tbl>
+      <w:tblPr>
+        <w:tblStyle w:val="18"/>
+        <w:tblW w:w="0" w:type="auto"/>
+        <w:jc w:val="center"/>
+        <w:tblBorders>
+          <w:top w:val="single" w:color="auto" w:sz="4" w:space="0"/>
+          <w:left w:val="single" w:color="auto" w:sz="4" w:space="0"/>
+          <w:bottom w:val="single" w:color="auto" w:sz="4" w:space="0"/>
+          <w:right w:val="single" w:color="auto" w:sz="4" w:space="0"/>
+          <w:insideH w:val="single" w:color="auto" w:sz="4" w:space="0"/>
+          <w:insideV w:val="single" w:color="auto" w:sz="4" w:space="0"/>
+        </w:tblBorders>
+        <w:tblLayout w:type="autofit"/>
+        <w:tblCellMar>
+          <w:top w:w="0" w:type="dxa"/>
+          <w:left w:w="108" w:type="dxa"/>
+          <w:bottom w:w="0" w:type="dxa"/>
+          <w:right w:w="108" w:type="dxa"/>
+        </w:tblCellMar>
+      </w:tblPr>
+      <w:tblGrid>
+        <w:gridCol w:w="2160"/>
+        <w:gridCol w:w="2160"/>
+        <w:gridCol w:w="2160"/>
+        <w:gridCol w:w="2160"/>
+      </w:tblGrid>
+      <w:tr>
+        <w:tblPrEx>
+          <w:tblBorders>
+            <w:top w:val="single" w:color="auto" w:sz="4" w:space="0"/>
+            <w:left w:val="single" w:color="auto" w:sz="4" w:space="0"/>
+            <w:bottom w:val="single" w:color="auto" w:sz="4" w:space="0"/>
+            <w:right w:val="single" w:color="auto" w:sz="4" w:space="0"/>
+            <w:insideH w:val="single" w:color="auto" w:sz="4" w:space="0"/>
+            <w:insideV w:val="single" w:color="auto" w:sz="4" w:space="0"/>
+          </w:tblBorders>
+          <w:tblCellMar>
+            <w:top w:w="0" w:type="dxa"/>
+            <w:left w:w="108" w:type="dxa"/>
+            <w:bottom w:w="0" w:type="dxa"/>
+            <w:right w:w="108" w:type="dxa"/>
+          </w:tblCellMar>
+        </w:tblPrEx>
+        <w:trPr>
+          <w:jc w:val="center"/>
+        </w:trPr>
+        <w:tc>
+          <w:tcPr>
+            <w:tcW w:w="2160" w:type="dxa"/>
+          </w:tcPr>
+          <w:p>
+            <w:pPr>
+              <w:spacing w:after="0" w:line="240" w:lineRule="auto"/>
+              <w:rPr>
+                <w:rFonts w:ascii="Tahoma" w:hAnsi="Tahoma" w:cs="Tahoma"/>
+              </w:rPr>
+            </w:pPr>
+            <w:r>
+              <w:rPr>
+                <w:rFonts w:ascii="Tahoma" w:hAnsi="Tahoma" w:cs="Tahoma"/>
+                <w:b/>
+              </w:rPr>
+              <w:t>Cột</w:t>
+            </w:r>
+          </w:p>
+        </w:tc>
+        <w:tc>
+          <w:tcPr>
+            <w:tcW w:w="2160" w:type="dxa"/>
+          </w:tcPr>
+          <w:p>
+            <w:pPr>
+              <w:spacing w:after="0" w:line="240" w:lineRule="auto"/>
+              <w:rPr>
+                <w:rFonts w:ascii="Tahoma" w:hAnsi="Tahoma" w:cs="Tahoma"/>
+              </w:rPr>
+            </w:pPr>
+            <w:r>
+              <w:rPr>
+                <w:rFonts w:ascii="Tahoma" w:hAnsi="Tahoma" w:cs="Tahoma"/>
+                <w:b/>
+              </w:rPr>
+              <w:t>Kiểu</w:t>
+            </w:r>
+          </w:p>
+        </w:tc>
+        <w:tc>
+          <w:tcPr>
+            <w:tcW w:w="2160" w:type="dxa"/>
+          </w:tcPr>
+          <w:p>
+            <w:pPr>
+              <w:spacing w:after="0" w:line="240" w:lineRule="auto"/>
+              <w:rPr>
+                <w:rFonts w:ascii="Tahoma" w:hAnsi="Tahoma" w:cs="Tahoma"/>
+              </w:rPr>
+            </w:pPr>
+            <w:r>
+              <w:rPr>
+                <w:rFonts w:ascii="Tahoma" w:hAnsi="Tahoma" w:cs="Tahoma"/>
+                <w:b/>
+              </w:rPr>
+              <w:t>Khóa</w:t>
+            </w:r>
+          </w:p>
+        </w:tc>
+        <w:tc>
+          <w:tcPr>
+            <w:tcW w:w="2160" w:type="dxa"/>
+          </w:tcPr>
+          <w:p>
+            <w:pPr>
+              <w:spacing w:after="0" w:line="240" w:lineRule="auto"/>
+              <w:rPr>
+                <w:rFonts w:ascii="Tahoma" w:hAnsi="Tahoma" w:cs="Tahoma"/>
+              </w:rPr>
+            </w:pPr>
+            <w:r>
+              <w:rPr>
+                <w:rFonts w:ascii="Tahoma" w:hAnsi="Tahoma" w:cs="Tahoma"/>
+                <w:b/>
+              </w:rPr>
+              <w:t>Nullable</w:t>
+            </w:r>
+          </w:p>
+        </w:tc>
+      </w:tr>
+      <w:tr>
+        <w:tblPrEx>
+          <w:tblBorders>
+            <w:top w:val="single" w:color="auto" w:sz="4" w:space="0"/>
+            <w:left w:val="single" w:color="auto" w:sz="4" w:space="0"/>
+            <w:bottom w:val="single" w:color="auto" w:sz="4" w:space="0"/>
+            <w:right w:val="single" w:color="auto" w:sz="4" w:space="0"/>
+            <w:insideH w:val="single" w:color="auto" w:sz="4" w:space="0"/>
+            <w:insideV w:val="single" w:color="auto" w:sz="4" w:space="0"/>
+          </w:tblBorders>
+          <w:tblCellMar>
+            <w:top w:w="0" w:type="dxa"/>
+            <w:left w:w="108" w:type="dxa"/>
+            <w:bottom w:w="0" w:type="dxa"/>
+            <w:right w:w="108" w:type="dxa"/>
+          </w:tblCellMar>
+        </w:tblPrEx>
+        <w:trPr>
+          <w:jc w:val="center"/>
+        </w:trPr>
+        <w:tc>
+          <w:tcPr>
+            <w:tcW w:w="2160" w:type="dxa"/>
+          </w:tcPr>
+          <w:p>
+            <w:pPr>
+              <w:spacing w:after="0" w:line="240" w:lineRule="auto"/>
+              <w:rPr>
+                <w:rFonts w:ascii="Tahoma" w:hAnsi="Tahoma" w:cs="Tahoma"/>
+              </w:rPr>
+            </w:pPr>
+            <w:r>
+              <w:rPr>
+                <w:rFonts w:ascii="Tahoma" w:hAnsi="Tahoma" w:cs="Tahoma"/>
+              </w:rPr>
+              <w:t>license_id</w:t>
+            </w:r>
+          </w:p>
+        </w:tc>
+        <w:tc>
+          <w:tcPr>
+            <w:tcW w:w="2160" w:type="dxa"/>
+          </w:tcPr>
+          <w:p>
+            <w:pPr>
+              <w:spacing w:after="0" w:line="240" w:lineRule="auto"/>
+              <w:rPr>
+                <w:rFonts w:ascii="Tahoma" w:hAnsi="Tahoma" w:cs="Tahoma"/>
+              </w:rPr>
+            </w:pPr>
+            <w:r>
+              <w:rPr>
+                <w:rFonts w:ascii="Tahoma" w:hAnsi="Tahoma" w:cs="Tahoma"/>
+              </w:rPr>
+              <w:t>CHAR(10)</w:t>
+            </w:r>
+          </w:p>
+        </w:tc>
+        <w:tc>
+          <w:tcPr>
+            <w:tcW w:w="2160" w:type="dxa"/>
+          </w:tcPr>
+          <w:p>
+            <w:pPr>
+              <w:spacing w:after="0" w:line="240" w:lineRule="auto"/>
+              <w:rPr>
+                <w:rFonts w:ascii="Tahoma" w:hAnsi="Tahoma" w:cs="Tahoma"/>
+              </w:rPr>
+            </w:pPr>
+            <w:r>
+              <w:rPr>
+                <w:rFonts w:ascii="Tahoma" w:hAnsi="Tahoma" w:cs="Tahoma"/>
+              </w:rPr>
+              <w:t>PK, FK→license</w:t>
+            </w:r>
+          </w:p>
+        </w:tc>
+        <w:tc>
+          <w:tcPr>
+            <w:tcW w:w="2160" w:type="dxa"/>
+          </w:tcPr>
+          <w:p>
+            <w:pPr>
+              <w:spacing w:after="0" w:line="240" w:lineRule="auto"/>
+              <w:rPr>
+                <w:rFonts w:ascii="Tahoma" w:hAnsi="Tahoma" w:cs="Tahoma"/>
+              </w:rPr>
+            </w:pPr>
+            <w:r>
+              <w:rPr>
+                <w:rFonts w:ascii="Tahoma" w:hAnsi="Tahoma" w:cs="Tahoma"/>
+              </w:rPr>
+              <w:t>No</w:t>
+            </w:r>
+          </w:p>
+        </w:tc>
+      </w:tr>
+      <w:tr>
+        <w:tblPrEx>
+          <w:tblBorders>
+            <w:top w:val="single" w:color="auto" w:sz="4" w:space="0"/>
+            <w:left w:val="single" w:color="auto" w:sz="4" w:space="0"/>
+            <w:bottom w:val="single" w:color="auto" w:sz="4" w:space="0"/>
+            <w:right w:val="single" w:color="auto" w:sz="4" w:space="0"/>
+            <w:insideH w:val="single" w:color="auto" w:sz="4" w:space="0"/>
+            <w:insideV w:val="single" w:color="auto" w:sz="4" w:space="0"/>
+          </w:tblBorders>
+          <w:tblCellMar>
+            <w:top w:w="0" w:type="dxa"/>
+            <w:left w:w="108" w:type="dxa"/>
+            <w:bottom w:w="0" w:type="dxa"/>
+            <w:right w:w="108" w:type="dxa"/>
+          </w:tblCellMar>
+        </w:tblPrEx>
+        <w:trPr>
+          <w:jc w:val="center"/>
+        </w:trPr>
+        <w:tc>
+          <w:tcPr>
+            <w:tcW w:w="2160" w:type="dxa"/>
+          </w:tcPr>
+          <w:p>
+            <w:pPr>
+              <w:spacing w:after="0" w:line="240" w:lineRule="auto"/>
+              <w:rPr>
+                <w:rFonts w:ascii="Tahoma" w:hAnsi="Tahoma" w:cs="Tahoma"/>
+              </w:rPr>
+            </w:pPr>
+            <w:r>
+              <w:rPr>
+                <w:rFonts w:ascii="Tahoma" w:hAnsi="Tahoma" w:cs="Tahoma"/>
+              </w:rPr>
+              <w:t>resource_id</w:t>
+            </w:r>
+          </w:p>
+        </w:tc>
+        <w:tc>
+          <w:tcPr>
+            <w:tcW w:w="2160" w:type="dxa"/>
+          </w:tcPr>
+          <w:p>
+            <w:pPr>
+              <w:spacing w:after="0" w:line="240" w:lineRule="auto"/>
+              <w:rPr>
+                <w:rFonts w:ascii="Tahoma" w:hAnsi="Tahoma" w:cs="Tahoma"/>
+              </w:rPr>
+            </w:pPr>
+            <w:r>
+              <w:rPr>
+                <w:rFonts w:ascii="Tahoma" w:hAnsi="Tahoma" w:cs="Tahoma"/>
+              </w:rPr>
+              <w:t>CHAR(10)</w:t>
+            </w:r>
+          </w:p>
+        </w:tc>
+        <w:tc>
+          <w:tcPr>
+            <w:tcW w:w="2160" w:type="dxa"/>
+          </w:tcPr>
+          <w:p>
+            <w:pPr>
+              <w:spacing w:after="0" w:line="240" w:lineRule="auto"/>
+              <w:rPr>
+                <w:rFonts w:ascii="Tahoma" w:hAnsi="Tahoma" w:cs="Tahoma"/>
+              </w:rPr>
+            </w:pPr>
+            <w:r>
+              <w:rPr>
+                <w:rFonts w:ascii="Tahoma" w:hAnsi="Tahoma" w:cs="Tahoma"/>
+              </w:rPr>
+              <w:t>PK, FK→open_access</w:t>
+            </w:r>
+          </w:p>
+        </w:tc>
+        <w:tc>
+          <w:tcPr>
+            <w:tcW w:w="2160" w:type="dxa"/>
+          </w:tcPr>
+          <w:p>
+            <w:pPr>
+              <w:spacing w:after="0" w:line="240" w:lineRule="auto"/>
+              <w:rPr>
+                <w:rFonts w:ascii="Tahoma" w:hAnsi="Tahoma" w:cs="Tahoma"/>
+              </w:rPr>
+            </w:pPr>
+            <w:r>
+              <w:rPr>
+                <w:rFonts w:ascii="Tahoma" w:hAnsi="Tahoma" w:cs="Tahoma"/>
+              </w:rPr>
+              <w:t>No</w:t>
+            </w:r>
+          </w:p>
+        </w:tc>
+      </w:tr>
+      <w:tr>
+        <w:tblPrEx>
+          <w:tblBorders>
+            <w:top w:val="single" w:color="auto" w:sz="4" w:space="0"/>
+            <w:left w:val="single" w:color="auto" w:sz="4" w:space="0"/>
+            <w:bottom w:val="single" w:color="auto" w:sz="4" w:space="0"/>
+            <w:right w:val="single" w:color="auto" w:sz="4" w:space="0"/>
+            <w:insideH w:val="single" w:color="auto" w:sz="4" w:space="0"/>
+            <w:insideV w:val="single" w:color="auto" w:sz="4" w:space="0"/>
+          </w:tblBorders>
+          <w:tblCellMar>
+            <w:top w:w="0" w:type="dxa"/>
+            <w:left w:w="108" w:type="dxa"/>
+            <w:bottom w:w="0" w:type="dxa"/>
+            <w:right w:w="108" w:type="dxa"/>
+          </w:tblCellMar>
+        </w:tblPrEx>
+        <w:trPr>
+          <w:jc w:val="center"/>
+        </w:trPr>
+        <w:tc>
+          <w:tcPr>
+            <w:tcW w:w="2160" w:type="dxa"/>
+          </w:tcPr>
+          <w:p>
+            <w:pPr>
+              <w:spacing w:after="0" w:line="240" w:lineRule="auto"/>
+              <w:rPr>
+                <w:rFonts w:ascii="Tahoma" w:hAnsi="Tahoma" w:cs="Tahoma"/>
+              </w:rPr>
+            </w:pPr>
+            <w:r>
+              <w:rPr>
+                <w:rFonts w:ascii="Tahoma" w:hAnsi="Tahoma" w:cs="Tahoma"/>
+              </w:rPr>
+              <w:t>granted_date</w:t>
+            </w:r>
+          </w:p>
+        </w:tc>
+        <w:tc>
+          <w:tcPr>
+            <w:tcW w:w="2160" w:type="dxa"/>
+          </w:tcPr>
+          <w:p>
+            <w:pPr>
+              <w:spacing w:after="0" w:line="240" w:lineRule="auto"/>
+              <w:rPr>
+                <w:rFonts w:ascii="Tahoma" w:hAnsi="Tahoma" w:cs="Tahoma"/>
+              </w:rPr>
+            </w:pPr>
+            <w:r>
+              <w:rPr>
+                <w:rFonts w:ascii="Tahoma" w:hAnsi="Tahoma" w:cs="Tahoma"/>
+              </w:rPr>
+              <w:t>DATE</w:t>
+            </w:r>
+          </w:p>
+        </w:tc>
+        <w:tc>
+          <w:tcPr>
+            <w:tcW w:w="2160" w:type="dxa"/>
+          </w:tcPr>
+          <w:p>
+            <w:pPr>
+              <w:spacing w:after="0" w:line="240" w:lineRule="auto"/>
+              <w:rPr>
+                <w:rFonts w:ascii="Tahoma" w:hAnsi="Tahoma" w:cs="Tahoma"/>
+              </w:rPr>
+            </w:pPr>
+          </w:p>
+        </w:tc>
+        <w:tc>
+          <w:tcPr>
+            <w:tcW w:w="2160" w:type="dxa"/>
+          </w:tcPr>
+          <w:p>
+            <w:pPr>
+              <w:spacing w:after="0" w:line="240" w:lineRule="auto"/>
+              <w:rPr>
+                <w:rFonts w:ascii="Tahoma" w:hAnsi="Tahoma" w:cs="Tahoma"/>
+              </w:rPr>
+            </w:pPr>
+            <w:r>
+              <w:rPr>
+                <w:rFonts w:ascii="Tahoma" w:hAnsi="Tahoma" w:cs="Tahoma"/>
+              </w:rPr>
+              <w:t>No</w:t>
+            </w:r>
+          </w:p>
+        </w:tc>
+      </w:tr>
+    </w:tbl>
+    <w:p>
+      <w:pPr>
+        <w:rPr>
+          <w:rFonts w:ascii="Tahoma" w:hAnsi="Tahoma" w:cs="Tahoma"/>
+        </w:rPr>
+      </w:pPr>
+      <w:r>
+        <w:rPr>
+          <w:rFonts w:ascii="Tahoma" w:hAnsi="Tahoma" w:cs="Tahoma"/>
+          <w:b/>
+        </w:rPr>
+        <w:t>`</w:t>
+      </w:r>
+      <w:r>
+        <w:rPr>
+          <w:rFonts w:hint="default" w:ascii="Tahoma" w:hAnsi="Tahoma" w:cs="Tahoma"/>
+          <w:b/>
+          <w:lang w:val="en-US"/>
+        </w:rPr>
+        <w:t>ACCESS_LOG</w:t>
+      </w:r>
+      <w:r>
+        <w:rPr>
+          <w:rFonts w:ascii="Tahoma" w:hAnsi="Tahoma" w:cs="Tahoma"/>
+          <w:b/>
+        </w:rPr>
+        <w:t>`</w:t>
+      </w:r>
+      <w:r>
+        <w:rPr>
+          <w:rFonts w:ascii="Tahoma" w:hAnsi="Tahoma" w:cs="Tahoma"/>
+        </w:rPr>
+        <w:t xml:space="preserve"> </w:t>
+      </w:r>
+    </w:p>
+    <w:tbl>
+      <w:tblPr>
+        <w:tblStyle w:val="18"/>
+        <w:tblW w:w="0" w:type="auto"/>
+        <w:jc w:val="center"/>
+        <w:tblBorders>
+          <w:top w:val="single" w:color="auto" w:sz="4" w:space="0"/>
+          <w:left w:val="single" w:color="auto" w:sz="4" w:space="0"/>
+          <w:bottom w:val="single" w:color="auto" w:sz="4" w:space="0"/>
+          <w:right w:val="single" w:color="auto" w:sz="4" w:space="0"/>
+          <w:insideH w:val="single" w:color="auto" w:sz="4" w:space="0"/>
+          <w:insideV w:val="single" w:color="auto" w:sz="4" w:space="0"/>
+        </w:tblBorders>
+        <w:tblLayout w:type="autofit"/>
+        <w:tblCellMar>
+          <w:top w:w="0" w:type="dxa"/>
+          <w:left w:w="108" w:type="dxa"/>
+          <w:bottom w:w="0" w:type="dxa"/>
+          <w:right w:w="108" w:type="dxa"/>
+        </w:tblCellMar>
+      </w:tblPr>
+      <w:tblGrid>
+        <w:gridCol w:w="2160"/>
+        <w:gridCol w:w="2160"/>
+        <w:gridCol w:w="2160"/>
+        <w:gridCol w:w="2160"/>
+      </w:tblGrid>
+      <w:tr>
+        <w:tblPrEx>
+          <w:tblBorders>
+            <w:top w:val="single" w:color="auto" w:sz="4" w:space="0"/>
+            <w:left w:val="single" w:color="auto" w:sz="4" w:space="0"/>
+            <w:bottom w:val="single" w:color="auto" w:sz="4" w:space="0"/>
+            <w:right w:val="single" w:color="auto" w:sz="4" w:space="0"/>
+            <w:insideH w:val="single" w:color="auto" w:sz="4" w:space="0"/>
+            <w:insideV w:val="single" w:color="auto" w:sz="4" w:space="0"/>
+          </w:tblBorders>
+          <w:tblCellMar>
+            <w:top w:w="0" w:type="dxa"/>
+            <w:left w:w="108" w:type="dxa"/>
+            <w:bottom w:w="0" w:type="dxa"/>
+            <w:right w:w="108" w:type="dxa"/>
+          </w:tblCellMar>
+        </w:tblPrEx>
+        <w:trPr>
+          <w:jc w:val="center"/>
+        </w:trPr>
+        <w:tc>
+          <w:tcPr>
+            <w:tcW w:w="2160" w:type="dxa"/>
+          </w:tcPr>
+          <w:p>
+            <w:pPr>
+              <w:spacing w:after="0" w:line="240" w:lineRule="auto"/>
+              <w:rPr>
+                <w:rFonts w:ascii="Tahoma" w:hAnsi="Tahoma" w:cs="Tahoma"/>
+              </w:rPr>
+            </w:pPr>
+            <w:r>
+              <w:rPr>
+                <w:rFonts w:ascii="Tahoma" w:hAnsi="Tahoma" w:cs="Tahoma"/>
+                <w:b/>
+              </w:rPr>
+              <w:t>Cột</w:t>
+            </w:r>
+          </w:p>
+        </w:tc>
+        <w:tc>
+          <w:tcPr>
+            <w:tcW w:w="2160" w:type="dxa"/>
+          </w:tcPr>
+          <w:p>
+            <w:pPr>
+              <w:spacing w:after="0" w:line="240" w:lineRule="auto"/>
+              <w:rPr>
+                <w:rFonts w:ascii="Tahoma" w:hAnsi="Tahoma" w:cs="Tahoma"/>
+              </w:rPr>
+            </w:pPr>
+            <w:r>
+              <w:rPr>
+                <w:rFonts w:ascii="Tahoma" w:hAnsi="Tahoma" w:cs="Tahoma"/>
+                <w:b/>
+              </w:rPr>
+              <w:t>Kiểu</w:t>
+            </w:r>
+          </w:p>
+        </w:tc>
+        <w:tc>
+          <w:tcPr>
+            <w:tcW w:w="2160" w:type="dxa"/>
+          </w:tcPr>
+          <w:p>
+            <w:pPr>
+              <w:spacing w:after="0" w:line="240" w:lineRule="auto"/>
+              <w:rPr>
+                <w:rFonts w:ascii="Tahoma" w:hAnsi="Tahoma" w:cs="Tahoma"/>
+              </w:rPr>
+            </w:pPr>
+            <w:r>
+              <w:rPr>
+                <w:rFonts w:ascii="Tahoma" w:hAnsi="Tahoma" w:cs="Tahoma"/>
+                <w:b/>
+              </w:rPr>
+              <w:t>Khóa</w:t>
+            </w:r>
+          </w:p>
+        </w:tc>
+        <w:tc>
+          <w:tcPr>
+            <w:tcW w:w="2160" w:type="dxa"/>
+          </w:tcPr>
+          <w:p>
+            <w:pPr>
+              <w:spacing w:after="0" w:line="240" w:lineRule="auto"/>
+              <w:rPr>
+                <w:rFonts w:ascii="Tahoma" w:hAnsi="Tahoma" w:cs="Tahoma"/>
+              </w:rPr>
+            </w:pPr>
+            <w:r>
+              <w:rPr>
+                <w:rFonts w:ascii="Tahoma" w:hAnsi="Tahoma" w:cs="Tahoma"/>
+                <w:b/>
+              </w:rPr>
+              <w:t>Nullable</w:t>
+            </w:r>
+          </w:p>
+        </w:tc>
+      </w:tr>
+      <w:tr>
+        <w:tblPrEx>
+          <w:tblBorders>
+            <w:top w:val="single" w:color="auto" w:sz="4" w:space="0"/>
+            <w:left w:val="single" w:color="auto" w:sz="4" w:space="0"/>
+            <w:bottom w:val="single" w:color="auto" w:sz="4" w:space="0"/>
+            <w:right w:val="single" w:color="auto" w:sz="4" w:space="0"/>
+            <w:insideH w:val="single" w:color="auto" w:sz="4" w:space="0"/>
+            <w:insideV w:val="single" w:color="auto" w:sz="4" w:space="0"/>
+          </w:tblBorders>
+          <w:tblCellMar>
+            <w:top w:w="0" w:type="dxa"/>
+            <w:left w:w="108" w:type="dxa"/>
+            <w:bottom w:w="0" w:type="dxa"/>
+            <w:right w:w="108" w:type="dxa"/>
+          </w:tblCellMar>
+        </w:tblPrEx>
+        <w:trPr>
+          <w:jc w:val="center"/>
+        </w:trPr>
+        <w:tc>
+          <w:tcPr>
+            <w:tcW w:w="2160" w:type="dxa"/>
+          </w:tcPr>
+          <w:p>
+            <w:pPr>
+              <w:spacing w:after="0" w:line="240" w:lineRule="auto"/>
+              <w:rPr>
+                <w:rFonts w:ascii="Tahoma" w:hAnsi="Tahoma" w:cs="Tahoma"/>
+              </w:rPr>
+            </w:pPr>
+            <w:r>
+              <w:rPr>
+                <w:rFonts w:ascii="Tahoma" w:hAnsi="Tahoma" w:cs="Tahoma"/>
+              </w:rPr>
+              <w:t>access_id</w:t>
+            </w:r>
+          </w:p>
+        </w:tc>
+        <w:tc>
+          <w:tcPr>
+            <w:tcW w:w="2160" w:type="dxa"/>
+          </w:tcPr>
+          <w:p>
+            <w:pPr>
+              <w:spacing w:after="0" w:line="240" w:lineRule="auto"/>
+              <w:rPr>
+                <w:rFonts w:ascii="Tahoma" w:hAnsi="Tahoma" w:cs="Tahoma"/>
+              </w:rPr>
+            </w:pPr>
+            <w:r>
+              <w:rPr>
+                <w:rFonts w:ascii="Tahoma" w:hAnsi="Tahoma" w:cs="Tahoma"/>
+              </w:rPr>
+              <w:t>CHAR(10)</w:t>
+            </w:r>
+          </w:p>
+        </w:tc>
+        <w:tc>
+          <w:tcPr>
+            <w:tcW w:w="2160" w:type="dxa"/>
+          </w:tcPr>
+          <w:p>
+            <w:pPr>
+              <w:spacing w:after="0" w:line="240" w:lineRule="auto"/>
+              <w:rPr>
+                <w:rFonts w:ascii="Tahoma" w:hAnsi="Tahoma" w:cs="Tahoma"/>
+              </w:rPr>
+            </w:pPr>
+            <w:r>
+              <w:rPr>
+                <w:rFonts w:ascii="Tahoma" w:hAnsi="Tahoma" w:cs="Tahoma"/>
+              </w:rPr>
+              <w:t>PK</w:t>
+            </w:r>
+          </w:p>
+        </w:tc>
+        <w:tc>
+          <w:tcPr>
+            <w:tcW w:w="2160" w:type="dxa"/>
+          </w:tcPr>
+          <w:p>
+            <w:pPr>
+              <w:spacing w:after="0" w:line="240" w:lineRule="auto"/>
+              <w:rPr>
+                <w:rFonts w:ascii="Tahoma" w:hAnsi="Tahoma" w:cs="Tahoma"/>
+              </w:rPr>
+            </w:pPr>
+            <w:r>
+              <w:rPr>
+                <w:rFonts w:ascii="Tahoma" w:hAnsi="Tahoma" w:cs="Tahoma"/>
+              </w:rPr>
+              <w:t>No</w:t>
+            </w:r>
+          </w:p>
+        </w:tc>
+      </w:tr>
+      <w:tr>
+        <w:tblPrEx>
+          <w:tblBorders>
+            <w:top w:val="single" w:color="auto" w:sz="4" w:space="0"/>
+            <w:left w:val="single" w:color="auto" w:sz="4" w:space="0"/>
+            <w:bottom w:val="single" w:color="auto" w:sz="4" w:space="0"/>
+            <w:right w:val="single" w:color="auto" w:sz="4" w:space="0"/>
+            <w:insideH w:val="single" w:color="auto" w:sz="4" w:space="0"/>
+            <w:insideV w:val="single" w:color="auto" w:sz="4" w:space="0"/>
+          </w:tblBorders>
+          <w:tblCellMar>
+            <w:top w:w="0" w:type="dxa"/>
+            <w:left w:w="108" w:type="dxa"/>
+            <w:bottom w:w="0" w:type="dxa"/>
+            <w:right w:w="108" w:type="dxa"/>
+          </w:tblCellMar>
+        </w:tblPrEx>
+        <w:trPr>
+          <w:jc w:val="center"/>
+        </w:trPr>
+        <w:tc>
+          <w:tcPr>
+            <w:tcW w:w="2160" w:type="dxa"/>
+          </w:tcPr>
+          <w:p>
+            <w:pPr>
+              <w:spacing w:after="0" w:line="240" w:lineRule="auto"/>
+              <w:rPr>
+                <w:rFonts w:ascii="Tahoma" w:hAnsi="Tahoma" w:cs="Tahoma"/>
+              </w:rPr>
+            </w:pPr>
+            <w:r>
+              <w:rPr>
+                <w:rFonts w:ascii="Tahoma" w:hAnsi="Tahoma" w:cs="Tahoma"/>
+              </w:rPr>
+              <w:t>member_id</w:t>
+            </w:r>
+          </w:p>
+        </w:tc>
+        <w:tc>
+          <w:tcPr>
+            <w:tcW w:w="2160" w:type="dxa"/>
+          </w:tcPr>
+          <w:p>
+            <w:pPr>
+              <w:spacing w:after="0" w:line="240" w:lineRule="auto"/>
+              <w:rPr>
+                <w:rFonts w:ascii="Tahoma" w:hAnsi="Tahoma" w:cs="Tahoma"/>
+              </w:rPr>
+            </w:pPr>
+            <w:r>
+              <w:rPr>
+                <w:rFonts w:ascii="Tahoma" w:hAnsi="Tahoma" w:cs="Tahoma"/>
+              </w:rPr>
+              <w:t>CHAR(10)</w:t>
+            </w:r>
+          </w:p>
+        </w:tc>
+        <w:tc>
+          <w:tcPr>
+            <w:tcW w:w="2160" w:type="dxa"/>
+          </w:tcPr>
+          <w:p>
+            <w:pPr>
+              <w:spacing w:after="0" w:line="240" w:lineRule="auto"/>
+              <w:rPr>
+                <w:rFonts w:ascii="Tahoma" w:hAnsi="Tahoma" w:cs="Tahoma"/>
+              </w:rPr>
+            </w:pPr>
+            <w:r>
+              <w:rPr>
+                <w:rFonts w:ascii="Tahoma" w:hAnsi="Tahoma" w:cs="Tahoma"/>
+              </w:rPr>
+              <w:t>FK→member</w:t>
+            </w:r>
+          </w:p>
+        </w:tc>
+        <w:tc>
+          <w:tcPr>
+            <w:tcW w:w="2160" w:type="dxa"/>
+          </w:tcPr>
+          <w:p>
+            <w:pPr>
+              <w:spacing w:after="0" w:line="240" w:lineRule="auto"/>
+              <w:rPr>
+                <w:rFonts w:ascii="Tahoma" w:hAnsi="Tahoma" w:cs="Tahoma"/>
+              </w:rPr>
+            </w:pPr>
+            <w:r>
+              <w:rPr>
+                <w:rFonts w:ascii="Tahoma" w:hAnsi="Tahoma" w:cs="Tahoma"/>
+              </w:rPr>
+              <w:t>No</w:t>
+            </w:r>
+          </w:p>
+        </w:tc>
+      </w:tr>
+      <w:tr>
+        <w:tblPrEx>
+          <w:tblBorders>
+            <w:top w:val="single" w:color="auto" w:sz="4" w:space="0"/>
+            <w:left w:val="single" w:color="auto" w:sz="4" w:space="0"/>
+            <w:bottom w:val="single" w:color="auto" w:sz="4" w:space="0"/>
+            <w:right w:val="single" w:color="auto" w:sz="4" w:space="0"/>
+            <w:insideH w:val="single" w:color="auto" w:sz="4" w:space="0"/>
+            <w:insideV w:val="single" w:color="auto" w:sz="4" w:space="0"/>
+          </w:tblBorders>
+          <w:tblCellMar>
+            <w:top w:w="0" w:type="dxa"/>
+            <w:left w:w="108" w:type="dxa"/>
+            <w:bottom w:w="0" w:type="dxa"/>
+            <w:right w:w="108" w:type="dxa"/>
+          </w:tblCellMar>
+        </w:tblPrEx>
+        <w:trPr>
+          <w:jc w:val="center"/>
+        </w:trPr>
+        <w:tc>
+          <w:tcPr>
+            <w:tcW w:w="2160" w:type="dxa"/>
+          </w:tcPr>
+          <w:p>
+            <w:pPr>
+              <w:spacing w:after="0" w:line="240" w:lineRule="auto"/>
+              <w:rPr>
+                <w:rFonts w:ascii="Tahoma" w:hAnsi="Tahoma" w:cs="Tahoma"/>
+              </w:rPr>
+            </w:pPr>
+            <w:r>
+              <w:rPr>
+                <w:rFonts w:ascii="Tahoma" w:hAnsi="Tahoma" w:cs="Tahoma"/>
+              </w:rPr>
+              <w:t>resource_id</w:t>
+            </w:r>
+          </w:p>
+        </w:tc>
+        <w:tc>
+          <w:tcPr>
+            <w:tcW w:w="2160" w:type="dxa"/>
+          </w:tcPr>
+          <w:p>
+            <w:pPr>
+              <w:spacing w:after="0" w:line="240" w:lineRule="auto"/>
+              <w:rPr>
+                <w:rFonts w:ascii="Tahoma" w:hAnsi="Tahoma" w:cs="Tahoma"/>
+              </w:rPr>
+            </w:pPr>
+            <w:r>
+              <w:rPr>
+                <w:rFonts w:ascii="Tahoma" w:hAnsi="Tahoma" w:cs="Tahoma"/>
+              </w:rPr>
+              <w:t>CHAR(10)</w:t>
+            </w:r>
+          </w:p>
+        </w:tc>
+        <w:tc>
+          <w:tcPr>
+            <w:tcW w:w="2160" w:type="dxa"/>
+          </w:tcPr>
+          <w:p>
+            <w:pPr>
+              <w:spacing w:after="0" w:line="240" w:lineRule="auto"/>
+              <w:rPr>
+                <w:rFonts w:ascii="Tahoma" w:hAnsi="Tahoma" w:cs="Tahoma"/>
+              </w:rPr>
+            </w:pPr>
+            <w:r>
+              <w:rPr>
+                <w:rFonts w:ascii="Tahoma" w:hAnsi="Tahoma" w:cs="Tahoma"/>
+              </w:rPr>
+              <w:t>FK→journal</w:t>
+            </w:r>
+          </w:p>
+        </w:tc>
+        <w:tc>
+          <w:tcPr>
+            <w:tcW w:w="2160" w:type="dxa"/>
+          </w:tcPr>
+          <w:p>
+            <w:pPr>
+              <w:spacing w:after="0" w:line="240" w:lineRule="auto"/>
+              <w:rPr>
+                <w:rFonts w:ascii="Tahoma" w:hAnsi="Tahoma" w:cs="Tahoma"/>
+              </w:rPr>
+            </w:pPr>
+            <w:r>
+              <w:rPr>
+                <w:rFonts w:ascii="Tahoma" w:hAnsi="Tahoma" w:cs="Tahoma"/>
+              </w:rPr>
+              <w:t>No</w:t>
+            </w:r>
+          </w:p>
+        </w:tc>
+      </w:tr>
+      <w:tr>
+        <w:tblPrEx>
+          <w:tblBorders>
+            <w:top w:val="single" w:color="auto" w:sz="4" w:space="0"/>
+            <w:left w:val="single" w:color="auto" w:sz="4" w:space="0"/>
+            <w:bottom w:val="single" w:color="auto" w:sz="4" w:space="0"/>
+            <w:right w:val="single" w:color="auto" w:sz="4" w:space="0"/>
+            <w:insideH w:val="single" w:color="auto" w:sz="4" w:space="0"/>
+            <w:insideV w:val="single" w:color="auto" w:sz="4" w:space="0"/>
+          </w:tblBorders>
+          <w:tblCellMar>
+            <w:top w:w="0" w:type="dxa"/>
+            <w:left w:w="108" w:type="dxa"/>
+            <w:bottom w:w="0" w:type="dxa"/>
+            <w:right w:w="108" w:type="dxa"/>
+          </w:tblCellMar>
+        </w:tblPrEx>
+        <w:trPr>
+          <w:jc w:val="center"/>
+        </w:trPr>
+        <w:tc>
+          <w:tcPr>
+            <w:tcW w:w="2160" w:type="dxa"/>
+          </w:tcPr>
+          <w:p>
+            <w:pPr>
+              <w:spacing w:after="0" w:line="240" w:lineRule="auto"/>
+              <w:rPr>
+                <w:rFonts w:ascii="Tahoma" w:hAnsi="Tahoma" w:cs="Tahoma"/>
+              </w:rPr>
+            </w:pPr>
+            <w:r>
+              <w:rPr>
+                <w:rFonts w:ascii="Tahoma" w:hAnsi="Tahoma" w:cs="Tahoma"/>
+              </w:rPr>
+              <w:t>access_time</w:t>
+            </w:r>
+          </w:p>
+        </w:tc>
+        <w:tc>
+          <w:tcPr>
+            <w:tcW w:w="2160" w:type="dxa"/>
+          </w:tcPr>
+          <w:p>
+            <w:pPr>
+              <w:spacing w:after="0" w:line="240" w:lineRule="auto"/>
+              <w:rPr>
+                <w:rFonts w:ascii="Tahoma" w:hAnsi="Tahoma" w:cs="Tahoma"/>
+              </w:rPr>
+            </w:pPr>
+            <w:r>
+              <w:rPr>
+                <w:rFonts w:ascii="Tahoma" w:hAnsi="Tahoma" w:cs="Tahoma"/>
+              </w:rPr>
+              <w:t>DATETIME</w:t>
+            </w:r>
+          </w:p>
+        </w:tc>
+        <w:tc>
+          <w:tcPr>
+            <w:tcW w:w="2160" w:type="dxa"/>
+          </w:tcPr>
+          <w:p>
+            <w:pPr>
+              <w:spacing w:after="0" w:line="240" w:lineRule="auto"/>
+              <w:rPr>
+                <w:rFonts w:ascii="Tahoma" w:hAnsi="Tahoma" w:cs="Tahoma"/>
+              </w:rPr>
+            </w:pPr>
+          </w:p>
+        </w:tc>
+        <w:tc>
+          <w:tcPr>
+            <w:tcW w:w="2160" w:type="dxa"/>
+          </w:tcPr>
+          <w:p>
+            <w:pPr>
+              <w:spacing w:after="0" w:line="240" w:lineRule="auto"/>
+              <w:rPr>
+                <w:rFonts w:ascii="Tahoma" w:hAnsi="Tahoma" w:cs="Tahoma"/>
+              </w:rPr>
+            </w:pPr>
+            <w:r>
+              <w:rPr>
+                <w:rFonts w:ascii="Tahoma" w:hAnsi="Tahoma" w:cs="Tahoma"/>
+              </w:rPr>
+              <w:t>No</w:t>
+            </w:r>
+          </w:p>
+        </w:tc>
+      </w:tr>
+    </w:tbl>
+    <w:p>
+      <w:pPr>
+        <w:rPr>
+          <w:rFonts w:ascii="Tahoma" w:hAnsi="Tahoma" w:cs="Tahoma"/>
+        </w:rPr>
+      </w:pPr>
+      <w:r>
+        <w:rPr>
+          <w:rFonts w:ascii="Tahoma" w:hAnsi="Tahoma" w:cs="Tahoma"/>
+          <w:b/>
+        </w:rPr>
+        <w:t>`</w:t>
+      </w:r>
+      <w:r>
+        <w:rPr>
+          <w:rFonts w:hint="default" w:ascii="Tahoma" w:hAnsi="Tahoma" w:cs="Tahoma"/>
+          <w:b/>
+          <w:lang w:val="en-US"/>
+        </w:rPr>
+        <w:t>RESOURCE_AUTHOR</w:t>
+      </w:r>
+      <w:r>
+        <w:rPr>
+          <w:rFonts w:ascii="Tahoma" w:hAnsi="Tahoma" w:cs="Tahoma"/>
+          <w:b/>
+        </w:rPr>
+        <w:t>`</w:t>
+      </w:r>
+      <w:r>
+        <w:rPr>
+          <w:rFonts w:ascii="Tahoma" w:hAnsi="Tahoma" w:cs="Tahoma"/>
+        </w:rPr>
+        <w:t xml:space="preserve"> </w:t>
+      </w:r>
+    </w:p>
+    <w:tbl>
+      <w:tblPr>
+        <w:tblStyle w:val="18"/>
+        <w:tblW w:w="0" w:type="auto"/>
+        <w:jc w:val="center"/>
+        <w:tblBorders>
+          <w:top w:val="single" w:color="auto" w:sz="4" w:space="0"/>
+          <w:left w:val="single" w:color="auto" w:sz="4" w:space="0"/>
+          <w:bottom w:val="single" w:color="auto" w:sz="4" w:space="0"/>
+          <w:right w:val="single" w:color="auto" w:sz="4" w:space="0"/>
+          <w:insideH w:val="single" w:color="auto" w:sz="4" w:space="0"/>
+          <w:insideV w:val="single" w:color="auto" w:sz="4" w:space="0"/>
+        </w:tblBorders>
+        <w:tblLayout w:type="autofit"/>
+        <w:tblCellMar>
+          <w:top w:w="0" w:type="dxa"/>
+          <w:left w:w="108" w:type="dxa"/>
+          <w:bottom w:w="0" w:type="dxa"/>
+          <w:right w:w="108" w:type="dxa"/>
+        </w:tblCellMar>
+      </w:tblPr>
+      <w:tblGrid>
+        <w:gridCol w:w="2160"/>
+        <w:gridCol w:w="2160"/>
+        <w:gridCol w:w="2160"/>
+        <w:gridCol w:w="2160"/>
+      </w:tblGrid>
+      <w:tr>
+        <w:tblPrEx>
+          <w:tblBorders>
+            <w:top w:val="single" w:color="auto" w:sz="4" w:space="0"/>
+            <w:left w:val="single" w:color="auto" w:sz="4" w:space="0"/>
+            <w:bottom w:val="single" w:color="auto" w:sz="4" w:space="0"/>
+            <w:right w:val="single" w:color="auto" w:sz="4" w:space="0"/>
+            <w:insideH w:val="single" w:color="auto" w:sz="4" w:space="0"/>
+            <w:insideV w:val="single" w:color="auto" w:sz="4" w:space="0"/>
+          </w:tblBorders>
+          <w:tblCellMar>
+            <w:top w:w="0" w:type="dxa"/>
+            <w:left w:w="108" w:type="dxa"/>
+            <w:bottom w:w="0" w:type="dxa"/>
+            <w:right w:w="108" w:type="dxa"/>
+          </w:tblCellMar>
+        </w:tblPrEx>
+        <w:trPr>
+          <w:jc w:val="center"/>
+        </w:trPr>
+        <w:tc>
+          <w:tcPr>
+            <w:tcW w:w="2160" w:type="dxa"/>
+          </w:tcPr>
+          <w:p>
+            <w:pPr>
+              <w:spacing w:after="0" w:line="240" w:lineRule="auto"/>
+              <w:rPr>
+                <w:rFonts w:ascii="Tahoma" w:hAnsi="Tahoma" w:cs="Tahoma"/>
+              </w:rPr>
+            </w:pPr>
+            <w:r>
+              <w:rPr>
+                <w:rFonts w:ascii="Tahoma" w:hAnsi="Tahoma" w:cs="Tahoma"/>
+                <w:b/>
+              </w:rPr>
+              <w:t>Cột</w:t>
+            </w:r>
+          </w:p>
+        </w:tc>
+        <w:tc>
+          <w:tcPr>
+            <w:tcW w:w="2160" w:type="dxa"/>
+          </w:tcPr>
+          <w:p>
+            <w:pPr>
+              <w:spacing w:after="0" w:line="240" w:lineRule="auto"/>
+              <w:rPr>
+                <w:rFonts w:ascii="Tahoma" w:hAnsi="Tahoma" w:cs="Tahoma"/>
+              </w:rPr>
+            </w:pPr>
+            <w:r>
+              <w:rPr>
+                <w:rFonts w:ascii="Tahoma" w:hAnsi="Tahoma" w:cs="Tahoma"/>
+                <w:b/>
+              </w:rPr>
+              <w:t>Kiểu</w:t>
+            </w:r>
+          </w:p>
+        </w:tc>
+        <w:tc>
+          <w:tcPr>
+            <w:tcW w:w="2160" w:type="dxa"/>
+          </w:tcPr>
+          <w:p>
+            <w:pPr>
+              <w:spacing w:after="0" w:line="240" w:lineRule="auto"/>
+              <w:rPr>
+                <w:rFonts w:ascii="Tahoma" w:hAnsi="Tahoma" w:cs="Tahoma"/>
+              </w:rPr>
+            </w:pPr>
+            <w:r>
+              <w:rPr>
+                <w:rFonts w:ascii="Tahoma" w:hAnsi="Tahoma" w:cs="Tahoma"/>
+                <w:b/>
+              </w:rPr>
+              <w:t>Khóa</w:t>
+            </w:r>
+          </w:p>
+        </w:tc>
+        <w:tc>
+          <w:tcPr>
+            <w:tcW w:w="2160" w:type="dxa"/>
+          </w:tcPr>
+          <w:p>
+            <w:pPr>
+              <w:spacing w:after="0" w:line="240" w:lineRule="auto"/>
+              <w:rPr>
+                <w:rFonts w:ascii="Tahoma" w:hAnsi="Tahoma" w:cs="Tahoma"/>
+              </w:rPr>
+            </w:pPr>
+            <w:r>
+              <w:rPr>
+                <w:rFonts w:ascii="Tahoma" w:hAnsi="Tahoma" w:cs="Tahoma"/>
+                <w:b/>
+              </w:rPr>
+              <w:t>Nullable</w:t>
+            </w:r>
+          </w:p>
+        </w:tc>
+      </w:tr>
+      <w:tr>
+        <w:tblPrEx>
+          <w:tblBorders>
+            <w:top w:val="single" w:color="auto" w:sz="4" w:space="0"/>
+            <w:left w:val="single" w:color="auto" w:sz="4" w:space="0"/>
+            <w:bottom w:val="single" w:color="auto" w:sz="4" w:space="0"/>
+            <w:right w:val="single" w:color="auto" w:sz="4" w:space="0"/>
+            <w:insideH w:val="single" w:color="auto" w:sz="4" w:space="0"/>
+            <w:insideV w:val="single" w:color="auto" w:sz="4" w:space="0"/>
+          </w:tblBorders>
+          <w:tblCellMar>
+            <w:top w:w="0" w:type="dxa"/>
+            <w:left w:w="108" w:type="dxa"/>
+            <w:bottom w:w="0" w:type="dxa"/>
+            <w:right w:w="108" w:type="dxa"/>
+          </w:tblCellMar>
+        </w:tblPrEx>
+        <w:trPr>
+          <w:jc w:val="center"/>
+        </w:trPr>
+        <w:tc>
+          <w:tcPr>
+            <w:tcW w:w="2160" w:type="dxa"/>
+          </w:tcPr>
+          <w:p>
+            <w:pPr>
+              <w:spacing w:after="0" w:line="240" w:lineRule="auto"/>
+              <w:rPr>
+                <w:rFonts w:ascii="Tahoma" w:hAnsi="Tahoma" w:cs="Tahoma"/>
+              </w:rPr>
+            </w:pPr>
+            <w:r>
+              <w:rPr>
+                <w:rFonts w:ascii="Tahoma" w:hAnsi="Tahoma" w:cs="Tahoma"/>
+              </w:rPr>
+              <w:t>author_id</w:t>
+            </w:r>
+          </w:p>
+        </w:tc>
+        <w:tc>
+          <w:tcPr>
+            <w:tcW w:w="2160" w:type="dxa"/>
+          </w:tcPr>
+          <w:p>
+            <w:pPr>
+              <w:spacing w:after="0" w:line="240" w:lineRule="auto"/>
+              <w:rPr>
+                <w:rFonts w:ascii="Tahoma" w:hAnsi="Tahoma" w:cs="Tahoma"/>
+              </w:rPr>
+            </w:pPr>
+            <w:r>
+              <w:rPr>
+                <w:rFonts w:ascii="Tahoma" w:hAnsi="Tahoma" w:cs="Tahoma"/>
+              </w:rPr>
+              <w:t>CHAR(10)</w:t>
+            </w:r>
+          </w:p>
+        </w:tc>
+        <w:tc>
+          <w:tcPr>
+            <w:tcW w:w="2160" w:type="dxa"/>
+          </w:tcPr>
+          <w:p>
+            <w:pPr>
+              <w:spacing w:after="0" w:line="240" w:lineRule="auto"/>
+              <w:rPr>
+                <w:rFonts w:ascii="Tahoma" w:hAnsi="Tahoma" w:cs="Tahoma"/>
+              </w:rPr>
+            </w:pPr>
+            <w:r>
+              <w:rPr>
+                <w:rFonts w:ascii="Tahoma" w:hAnsi="Tahoma" w:cs="Tahoma"/>
+              </w:rPr>
+              <w:t>PK, FK→author</w:t>
+            </w:r>
+          </w:p>
+        </w:tc>
+        <w:tc>
+          <w:tcPr>
+            <w:tcW w:w="2160" w:type="dxa"/>
+          </w:tcPr>
+          <w:p>
+            <w:pPr>
+              <w:spacing w:after="0" w:line="240" w:lineRule="auto"/>
+              <w:rPr>
+                <w:rFonts w:ascii="Tahoma" w:hAnsi="Tahoma" w:cs="Tahoma"/>
+              </w:rPr>
+            </w:pPr>
+            <w:r>
+              <w:rPr>
+                <w:rFonts w:ascii="Tahoma" w:hAnsi="Tahoma" w:cs="Tahoma"/>
+              </w:rPr>
+              <w:t>No</w:t>
+            </w:r>
+          </w:p>
+        </w:tc>
+      </w:tr>
+      <w:tr>
+        <w:tblPrEx>
+          <w:tblBorders>
+            <w:top w:val="single" w:color="auto" w:sz="4" w:space="0"/>
+            <w:left w:val="single" w:color="auto" w:sz="4" w:space="0"/>
+            <w:bottom w:val="single" w:color="auto" w:sz="4" w:space="0"/>
+            <w:right w:val="single" w:color="auto" w:sz="4" w:space="0"/>
+            <w:insideH w:val="single" w:color="auto" w:sz="4" w:space="0"/>
+            <w:insideV w:val="single" w:color="auto" w:sz="4" w:space="0"/>
+          </w:tblBorders>
+          <w:tblCellMar>
+            <w:top w:w="0" w:type="dxa"/>
+            <w:left w:w="108" w:type="dxa"/>
+            <w:bottom w:w="0" w:type="dxa"/>
+            <w:right w:w="108" w:type="dxa"/>
+          </w:tblCellMar>
+        </w:tblPrEx>
+        <w:trPr>
+          <w:jc w:val="center"/>
+        </w:trPr>
+        <w:tc>
+          <w:tcPr>
+            <w:tcW w:w="2160" w:type="dxa"/>
+          </w:tcPr>
+          <w:p>
+            <w:pPr>
+              <w:spacing w:after="0" w:line="240" w:lineRule="auto"/>
+              <w:rPr>
+                <w:rFonts w:ascii="Tahoma" w:hAnsi="Tahoma" w:cs="Tahoma"/>
+              </w:rPr>
+            </w:pPr>
+            <w:r>
+              <w:rPr>
+                <w:rFonts w:ascii="Tahoma" w:hAnsi="Tahoma" w:cs="Tahoma"/>
+              </w:rPr>
+              <w:t>resource_id</w:t>
+            </w:r>
+          </w:p>
+        </w:tc>
+        <w:tc>
+          <w:tcPr>
+            <w:tcW w:w="2160" w:type="dxa"/>
+          </w:tcPr>
+          <w:p>
+            <w:pPr>
+              <w:spacing w:after="0" w:line="240" w:lineRule="auto"/>
+              <w:rPr>
+                <w:rFonts w:ascii="Tahoma" w:hAnsi="Tahoma" w:cs="Tahoma"/>
+              </w:rPr>
+            </w:pPr>
+            <w:r>
+              <w:rPr>
+                <w:rFonts w:ascii="Tahoma" w:hAnsi="Tahoma" w:cs="Tahoma"/>
+              </w:rPr>
+              <w:t>CHAR(10)</w:t>
+            </w:r>
+          </w:p>
+        </w:tc>
+        <w:tc>
+          <w:tcPr>
+            <w:tcW w:w="2160" w:type="dxa"/>
+          </w:tcPr>
+          <w:p>
+            <w:pPr>
+              <w:spacing w:after="0" w:line="240" w:lineRule="auto"/>
+              <w:rPr>
+                <w:rFonts w:ascii="Tahoma" w:hAnsi="Tahoma" w:cs="Tahoma"/>
+              </w:rPr>
+            </w:pPr>
+            <w:r>
+              <w:rPr>
+                <w:rFonts w:ascii="Tahoma" w:hAnsi="Tahoma" w:cs="Tahoma"/>
+              </w:rPr>
+              <w:t>PK, FK→resource</w:t>
+            </w:r>
+          </w:p>
+        </w:tc>
+        <w:tc>
+          <w:tcPr>
+            <w:tcW w:w="2160" w:type="dxa"/>
+          </w:tcPr>
+          <w:p>
+            <w:pPr>
+              <w:spacing w:after="0" w:line="240" w:lineRule="auto"/>
+              <w:rPr>
+                <w:rFonts w:ascii="Tahoma" w:hAnsi="Tahoma" w:cs="Tahoma"/>
+              </w:rPr>
+            </w:pPr>
+            <w:r>
+              <w:rPr>
+                <w:rFonts w:ascii="Tahoma" w:hAnsi="Tahoma" w:cs="Tahoma"/>
+              </w:rPr>
+              <w:t>No</w:t>
+            </w:r>
+          </w:p>
+        </w:tc>
+      </w:tr>
+    </w:tbl>
+    <w:p>
+      <w:pPr>
+        <w:tabs>
+          <w:tab w:val="left" w:pos="4176"/>
+        </w:tabs>
+        <w:jc w:val="center"/>
+        <w:rPr>
+          <w:sz w:val="32"/>
+          <w:szCs w:val="32"/>
+        </w:rPr>
+      </w:pPr>
+    </w:p>
+    <w:p>
+      <w:pPr>
+        <w:tabs>
+          <w:tab w:val="left" w:pos="4176"/>
+        </w:tabs>
+        <w:jc w:val="center"/>
+        <w:rPr>
+          <w:sz w:val="32"/>
+          <w:szCs w:val="32"/>
+        </w:rPr>
+      </w:pPr>
+    </w:p>
+    <w:p>
+      <w:pPr>
+        <w:jc w:val="center"/>
+        <w:rPr>
+          <w:b/>
+          <w:bCs/>
+          <w:i/>
+          <w:iCs/>
+          <w:sz w:val="32"/>
+          <w:szCs w:val="32"/>
+          <w:u w:val="single"/>
         </w:rPr>
       </w:pPr>
     </w:p>
@@ -3464,8 +10928,8 @@
       <w:tblGrid>
         <w:gridCol w:w="2198"/>
         <w:gridCol w:w="3907"/>
-        <w:gridCol w:w="2032"/>
-        <w:gridCol w:w="1805"/>
+        <w:gridCol w:w="2033"/>
+        <w:gridCol w:w="1804"/>
       </w:tblGrid>
       <w:tr>
         <w:tblPrEx>
@@ -3490,7 +10954,7 @@
         </w:trPr>
         <w:tc>
           <w:tcPr>
-            <w:tcW w:w="2405" w:type="dxa"/>
+            <w:tcW w:w="2199" w:type="dxa"/>
           </w:tcPr>
           <w:p>
             <w:pPr>
@@ -3503,7 +10967,7 @@
         </w:tc>
         <w:tc>
           <w:tcPr>
-            <w:tcW w:w="3458" w:type="dxa"/>
+            <w:tcW w:w="3905" w:type="dxa"/>
           </w:tcPr>
           <w:p>
             <w:pPr>
@@ -3516,7 +10980,7 @@
         </w:tc>
         <w:tc>
           <w:tcPr>
-            <w:tcW w:w="2129" w:type="dxa"/>
+            <w:tcW w:w="2033" w:type="dxa"/>
           </w:tcPr>
           <w:p>
             <w:pPr>
@@ -3529,7 +10993,7 @@
         </w:tc>
         <w:tc>
           <w:tcPr>
-            <w:tcW w:w="1950" w:type="dxa"/>
+            <w:tcW w:w="1805" w:type="dxa"/>
           </w:tcPr>
           <w:p>
             <w:pPr>
@@ -3564,7 +11028,7 @@
         </w:trPr>
         <w:tc>
           <w:tcPr>
-            <w:tcW w:w="2405" w:type="dxa"/>
+            <w:tcW w:w="2199" w:type="dxa"/>
           </w:tcPr>
           <w:p>
             <w:pPr>
@@ -3577,7 +11041,7 @@
         </w:tc>
         <w:tc>
           <w:tcPr>
-            <w:tcW w:w="3458" w:type="dxa"/>
+            <w:tcW w:w="3905" w:type="dxa"/>
           </w:tcPr>
           <w:p>
             <w:pPr>
@@ -3622,7 +11086,7 @@
         </w:tc>
         <w:tc>
           <w:tcPr>
-            <w:tcW w:w="2129" w:type="dxa"/>
+            <w:tcW w:w="2033" w:type="dxa"/>
           </w:tcPr>
           <w:p>
             <w:pPr>
@@ -3639,7 +11103,7 @@
         </w:tc>
         <w:tc>
           <w:tcPr>
-            <w:tcW w:w="1950" w:type="dxa"/>
+            <w:tcW w:w="1805" w:type="dxa"/>
           </w:tcPr>
           <w:p>
             <w:pPr>
@@ -3674,7 +11138,7 @@
         </w:trPr>
         <w:tc>
           <w:tcPr>
-            <w:tcW w:w="2405" w:type="dxa"/>
+            <w:tcW w:w="2199" w:type="dxa"/>
           </w:tcPr>
           <w:p>
             <w:pPr>
@@ -3687,7 +11151,7 @@
         </w:tc>
         <w:tc>
           <w:tcPr>
-            <w:tcW w:w="3458" w:type="dxa"/>
+            <w:tcW w:w="3905" w:type="dxa"/>
           </w:tcPr>
           <w:p>
             <w:pPr>
@@ -3732,7 +11196,7 @@
         </w:tc>
         <w:tc>
           <w:tcPr>
-            <w:tcW w:w="2129" w:type="dxa"/>
+            <w:tcW w:w="2033" w:type="dxa"/>
           </w:tcPr>
           <w:p>
             <w:pPr>
@@ -3749,7 +11213,7 @@
         </w:tc>
         <w:tc>
           <w:tcPr>
-            <w:tcW w:w="1950" w:type="dxa"/>
+            <w:tcW w:w="1805" w:type="dxa"/>
           </w:tcPr>
           <w:p>
             <w:pPr>
@@ -3784,7 +11248,7 @@
         </w:trPr>
         <w:tc>
           <w:tcPr>
-            <w:tcW w:w="2405" w:type="dxa"/>
+            <w:tcW w:w="2199" w:type="dxa"/>
           </w:tcPr>
           <w:p>
             <w:pPr>
@@ -3797,7 +11261,7 @@
         </w:tc>
         <w:tc>
           <w:tcPr>
-            <w:tcW w:w="3458" w:type="dxa"/>
+            <w:tcW w:w="3905" w:type="dxa"/>
           </w:tcPr>
           <w:p>
             <w:pPr>
@@ -3842,7 +11306,7 @@
         </w:tc>
         <w:tc>
           <w:tcPr>
-            <w:tcW w:w="2129" w:type="dxa"/>
+            <w:tcW w:w="2033" w:type="dxa"/>
           </w:tcPr>
           <w:p>
             <w:pPr>
@@ -3862,7 +11326,7 @@
         </w:tc>
         <w:tc>
           <w:tcPr>
-            <w:tcW w:w="1950" w:type="dxa"/>
+            <w:tcW w:w="1805" w:type="dxa"/>
           </w:tcPr>
           <w:p>
             <w:pPr>
@@ -5094,7 +12558,7 @@
     <w:lsdException w:qFormat="1" w:unhideWhenUsed="0" w:uiPriority="10" w:semiHidden="0" w:name="Title"/>
     <w:lsdException w:uiPriority="99" w:name="Closing"/>
     <w:lsdException w:uiPriority="99" w:name="Signature"/>
-    <w:lsdException w:qFormat="1" w:uiPriority="1" w:name="Default Paragraph Font"/>
+    <w:lsdException w:qFormat="1" w:uiPriority="1" w:semiHidden="0" w:name="Default Paragraph Font"/>
     <w:lsdException w:uiPriority="99" w:name="Body Text"/>
     <w:lsdException w:uiPriority="99" w:name="Body Text Indent"/>
     <w:lsdException w:uiPriority="99" w:name="List Continue"/>
@@ -5115,7 +12579,7 @@
     <w:lsdException w:uiPriority="99" w:name="Body Text Indent 3"/>
     <w:lsdException w:uiPriority="99" w:name="Block Text"/>
     <w:lsdException w:qFormat="1" w:uiPriority="99" w:semiHidden="0" w:name="Hyperlink"/>
-    <w:lsdException w:uiPriority="99" w:name="FollowedHyperlink"/>
+    <w:lsdException w:qFormat="1" w:uiPriority="99" w:name="FollowedHyperlink"/>
     <w:lsdException w:qFormat="1" w:unhideWhenUsed="0" w:uiPriority="22" w:semiHidden="0" w:name="Strong"/>
     <w:lsdException w:qFormat="1" w:unhideWhenUsed="0" w:uiPriority="20" w:semiHidden="0" w:name="Emphasis"/>
     <w:lsdException w:uiPriority="99" w:name="Document Map"/>
@@ -5521,7 +12985,6 @@
   </w:style>
   <w:style w:type="character" w:default="1" w:styleId="11">
     <w:name w:val="Default Paragraph Font"/>
-    <w:semiHidden/>
     <w:unhideWhenUsed/>
     <w:qFormat/>
     <w:uiPriority w:val="1"/>
@@ -5542,15 +13005,20 @@
     </w:tblPr>
   </w:style>
   <w:style w:type="character" w:styleId="13">
-    <w:name w:val="HTML Code"/>
+    <w:name w:val="FollowedHyperlink"/>
     <w:basedOn w:val="11"/>
     <w:semiHidden/>
     <w:unhideWhenUsed/>
+    <w:qFormat/>
     <w:uiPriority w:val="99"/>
     <w:rPr>
-      <w:rFonts w:ascii="Courier New" w:hAnsi="Courier New" w:cs="Courier New"/>
-      <w:sz w:val="20"/>
-      <w:szCs w:val="20"/>
+      <w:color w:val="954F72" w:themeColor="followedHyperlink"/>
+      <w:u w:val="single"/>
+      <w14:textFill>
+        <w14:solidFill>
+          <w14:schemeClr w14:val="folHlink"/>
+        </w14:solidFill>
+      </w14:textFill>
     </w:rPr>
   </w:style>
   <w:style w:type="character" w:styleId="14">
@@ -5965,6 +13433,19 @@
     <w:basedOn w:val="11"/>
     <w:semiHidden/>
     <w:unhideWhenUsed/>
+    <w:qFormat/>
+    <w:uiPriority w:val="99"/>
+    <w:rPr>
+      <w:color w:val="605E5C"/>
+      <w:shd w:val="clear" w:color="auto" w:fill="E1DFDD"/>
+    </w:rPr>
+  </w:style>
+  <w:style w:type="character" w:customStyle="1" w:styleId="39">
+    <w:name w:val="Unresolved Mention"/>
+    <w:basedOn w:val="11"/>
+    <w:semiHidden/>
+    <w:unhideWhenUsed/>
+    <w:qFormat/>
     <w:uiPriority w:val="99"/>
     <w:rPr>
       <w:color w:val="605E5C"/>

--- a/Báo Cáo Dự Án Database.docx
+++ b/Báo Cáo Dự Án Database.docx
@@ -2313,7 +2313,7 @@
         <w:rPr>
           <w:rFonts w:ascii="Calibri" w:hAnsi="Calibri" w:eastAsia="SimSun" w:cs="Calibri"/>
         </w:rPr>
-        <w:t>Hạn mức mượn tối đa: Một Member chỉ được mượn tối đa 05 Book_Copy cùng một thời điểm (tính trên tổng số Loaned_Copy chưa trả).</w:t>
+        <w:t>Hạn mức mượn tối đa: Một Member chỉ được mượn tối đa 05 Book_Copy cùng một thời điểm, được tính trên tổng số Loaned_Copy chưa trả (Return_Date IS NULL).</w:t>
       </w:r>
     </w:p>
     <w:p>
@@ -2332,7 +2332,123 @@
         <w:rPr>
           <w:rFonts w:ascii="Calibri" w:hAnsi="Calibri" w:eastAsia="SimSun" w:cs="Calibri"/>
         </w:rPr>
-        <w:t>Điều kiện tạm dừng mượn: Member không được phép tạo Loan_Record mới nếu đang có ít nhất một Loaned_Copy quá hạn chưa trả</w:t>
+        <w:t>Member không được phép tạo Loan_Record mới nếu đang có ít nhất một Loaned_Copy quá hạn chưa trả</w:t>
+      </w:r>
+      <w:r>
+        <w:rPr>
+          <w:rFonts w:hint="default" w:ascii="Calibri" w:hAnsi="Calibri" w:eastAsia="SimSun" w:cs="Calibri"/>
+          <w:lang w:val="en-US"/>
+        </w:rPr>
+        <w:t xml:space="preserve"> (Return_Date IS NULL và Ngày hiện tại &gt; Due_Date)</w:t>
+      </w:r>
+    </w:p>
+    <w:p>
+      <w:pPr>
+        <w:pStyle w:val="33"/>
+        <w:numPr>
+          <w:ilvl w:val="0"/>
+          <w:numId w:val="10"/>
+        </w:numPr>
+        <w:ind w:left="2105"/>
+        <w:rPr>
+          <w:rFonts w:ascii="Calibri" w:hAnsi="Calibri" w:eastAsia="SimSun" w:cs="Calibri"/>
+        </w:rPr>
+      </w:pPr>
+      <w:r>
+        <w:rPr>
+          <w:rFonts w:ascii="Calibri" w:hAnsi="Calibri" w:eastAsia="SimSun" w:cs="Calibri"/>
+        </w:rPr>
+        <w:t>Member không được phép tạo Loan_Record mới nếu còn ít nhất một Fine chưa được thanh toán</w:t>
+      </w:r>
+      <w:r>
+        <w:rPr>
+          <w:rFonts w:hint="default" w:ascii="Calibri" w:hAnsi="Calibri" w:eastAsia="SimSun" w:cs="Calibri"/>
+          <w:lang w:val="en-US"/>
+        </w:rPr>
+        <w:t xml:space="preserve"> (Paid_Status = ‘Unpaid’)</w:t>
+      </w:r>
+      <w:r>
+        <w:rPr>
+          <w:rFonts w:ascii="Calibri" w:hAnsi="Calibri" w:eastAsia="SimSun" w:cs="Calibri"/>
+        </w:rPr>
+        <w:t>.</w:t>
+      </w:r>
+    </w:p>
+    <w:p>
+      <w:pPr>
+        <w:pStyle w:val="33"/>
+        <w:numPr>
+          <w:ilvl w:val="0"/>
+          <w:numId w:val="10"/>
+        </w:numPr>
+        <w:ind w:left="2105"/>
+        <w:rPr>
+          <w:rFonts w:ascii="Calibri" w:hAnsi="Calibri" w:eastAsia="SimSun" w:cs="Calibri"/>
+        </w:rPr>
+      </w:pPr>
+      <w:r>
+        <w:rPr>
+          <w:rFonts w:ascii="Calibri" w:hAnsi="Calibri" w:eastAsia="SimSun" w:cs="Calibri"/>
+          <w:b/>
+          <w:bCs/>
+        </w:rPr>
+        <w:t>Điều kiện được phép mượn tiếp</w:t>
+      </w:r>
+      <w:r>
+        <w:rPr>
+          <w:rFonts w:ascii="Calibri" w:hAnsi="Calibri" w:eastAsia="SimSun" w:cs="Calibri"/>
+        </w:rPr>
+        <w:t xml:space="preserve">: Member chỉ được phép tạo Loan_Record mới khi đồng thời thỏa mãn các điều kiện tại </w:t>
+      </w:r>
+      <w:r>
+        <w:rPr>
+          <w:rFonts w:ascii="Calibri" w:hAnsi="Calibri" w:eastAsia="SimSun" w:cs="Calibri"/>
+          <w:b/>
+          <w:bCs/>
+        </w:rPr>
+        <w:t>Quy tắc 15</w:t>
+      </w:r>
+      <w:r>
+        <w:rPr>
+          <w:rFonts w:ascii="Calibri" w:hAnsi="Calibri" w:eastAsia="SimSun" w:cs="Calibri"/>
+        </w:rPr>
+        <w:t xml:space="preserve">, </w:t>
+      </w:r>
+      <w:r>
+        <w:rPr>
+          <w:rFonts w:ascii="Calibri" w:hAnsi="Calibri" w:eastAsia="SimSun" w:cs="Calibri"/>
+          <w:b/>
+          <w:bCs/>
+        </w:rPr>
+        <w:t xml:space="preserve">16 </w:t>
+      </w:r>
+      <w:r>
+        <w:rPr>
+          <w:rFonts w:ascii="Calibri" w:hAnsi="Calibri" w:eastAsia="SimSun" w:cs="Calibri"/>
+        </w:rPr>
+        <w:t xml:space="preserve">và </w:t>
+      </w:r>
+      <w:r>
+        <w:rPr>
+          <w:rFonts w:ascii="Calibri" w:hAnsi="Calibri" w:eastAsia="SimSun" w:cs="Calibri"/>
+          <w:b/>
+          <w:bCs/>
+        </w:rPr>
+        <w:t>17</w:t>
+      </w:r>
+      <w:r>
+        <w:rPr>
+          <w:rFonts w:ascii="Calibri" w:hAnsi="Calibri" w:eastAsia="SimSun" w:cs="Calibri"/>
+        </w:rPr>
+        <w:t xml:space="preserve">. Cụ thể, số lượng sách đang mượn </w:t>
+      </w:r>
+      <w:bookmarkStart w:id="0" w:name="_GoBack"/>
+      <w:bookmarkEnd w:id="0"/>
+      <w:r>
+        <w:rPr>
+          <w:rFonts w:ascii="Calibri" w:hAnsi="Calibri" w:eastAsia="SimSun" w:cs="Calibri"/>
+        </w:rPr>
+        <w:t>phải nhỏ hơn 05, không có sách quá hạn chưa trả và không còn tiền phạt chưa thanh toán.</w:t>
       </w:r>
     </w:p>
     <w:p>
@@ -2690,7 +2806,7 @@
         <w:tabs>
           <w:tab w:val="left" w:pos="240"/>
         </w:tabs>
-        <w:ind w:left="2160" w:right="-960" w:firstLine="720"/>
+        <w:ind w:left="2160" w:right="-960" w:rightChars="-400" w:firstLine="720"/>
         <w:rPr>
           <w:rFonts w:ascii="Calibri" w:hAnsi="Calibri" w:eastAsia="SimSun" w:cs="Calibri"/>
           <w:lang w:eastAsia="zh-CN"/>
@@ -2725,7 +2841,7 @@
         <w:tabs>
           <w:tab w:val="left" w:pos="240"/>
         </w:tabs>
-        <w:ind w:left="2160" w:right="-960" w:firstLine="720"/>
+        <w:ind w:left="2160" w:right="-960" w:rightChars="-400" w:firstLine="720"/>
         <w:rPr>
           <w:rFonts w:ascii="Calibri" w:hAnsi="Calibri" w:eastAsia="SimSun" w:cs="Calibri"/>
           <w:lang w:eastAsia="zh-CN"/>
@@ -2745,7 +2861,7 @@
         <w:tabs>
           <w:tab w:val="left" w:pos="240"/>
         </w:tabs>
-        <w:ind w:left="2160" w:right="-960" w:firstLine="720"/>
+        <w:ind w:left="2160" w:right="-960" w:rightChars="-400" w:firstLine="720"/>
         <w:rPr>
           <w:rFonts w:ascii="Calibri" w:hAnsi="Calibri" w:eastAsia="SimSun" w:cs="Calibri"/>
           <w:lang w:eastAsia="zh-CN"/>
@@ -3070,69 +3186,6 @@
         </w:rPr>
         <w:t>Các trường ngày tháng phải tuân thủ logic thời gian thực.</w:t>
       </w:r>
-    </w:p>
-    <w:p>
-      <w:pPr>
-        <w:pStyle w:val="33"/>
-        <w:ind w:left="0"/>
-        <w:rPr>
-          <w:rFonts w:ascii="Calibri" w:hAnsi="Calibri" w:eastAsia="SimSun" w:cs="Calibri"/>
-        </w:rPr>
-      </w:pPr>
-    </w:p>
-    <w:p>
-      <w:pPr>
-        <w:pStyle w:val="33"/>
-        <w:ind w:left="0"/>
-        <w:rPr>
-          <w:rFonts w:ascii="Calibri" w:hAnsi="Calibri" w:eastAsia="SimSun" w:cs="Calibri"/>
-        </w:rPr>
-      </w:pPr>
-    </w:p>
-    <w:p>
-      <w:pPr>
-        <w:pStyle w:val="33"/>
-        <w:ind w:left="0"/>
-        <w:rPr>
-          <w:rFonts w:ascii="Calibri" w:hAnsi="Calibri" w:eastAsia="SimSun" w:cs="Calibri"/>
-        </w:rPr>
-      </w:pPr>
-    </w:p>
-    <w:p>
-      <w:pPr>
-        <w:pStyle w:val="33"/>
-        <w:ind w:left="0"/>
-        <w:rPr>
-          <w:rFonts w:ascii="Calibri" w:hAnsi="Calibri" w:eastAsia="SimSun" w:cs="Calibri"/>
-        </w:rPr>
-      </w:pPr>
-    </w:p>
-    <w:p>
-      <w:pPr>
-        <w:pStyle w:val="33"/>
-        <w:ind w:left="0"/>
-        <w:rPr>
-          <w:rFonts w:ascii="Calibri" w:hAnsi="Calibri" w:eastAsia="SimSun" w:cs="Calibri"/>
-        </w:rPr>
-      </w:pPr>
-    </w:p>
-    <w:p>
-      <w:pPr>
-        <w:pStyle w:val="33"/>
-        <w:ind w:left="0"/>
-        <w:rPr>
-          <w:rFonts w:ascii="Calibri" w:hAnsi="Calibri" w:eastAsia="SimSun" w:cs="Calibri"/>
-        </w:rPr>
-      </w:pPr>
-    </w:p>
-    <w:p>
-      <w:pPr>
-        <w:pStyle w:val="33"/>
-        <w:ind w:left="0"/>
-        <w:rPr>
-          <w:rFonts w:ascii="Calibri" w:hAnsi="Calibri" w:eastAsia="SimSun" w:cs="Calibri"/>
-        </w:rPr>
-      </w:pPr>
     </w:p>
     <w:p>
       <w:pPr>
@@ -3197,13 +3250,13 @@
               <wp:posOffset>341630</wp:posOffset>
             </wp:positionV>
             <wp:extent cx="7315200" cy="5996305"/>
-            <wp:effectExtent l="0" t="0" r="0" b="4445"/>
+            <wp:effectExtent l="0" t="0" r="0" b="8255"/>
             <wp:wrapThrough wrapText="bothSides">
               <wp:wrapPolygon>
                 <wp:start x="0" y="0"/>
-                <wp:lineTo x="0" y="21547"/>
-                <wp:lineTo x="21544" y="21547"/>
-                <wp:lineTo x="21544" y="0"/>
+                <wp:lineTo x="0" y="21520"/>
+                <wp:lineTo x="21555" y="21520"/>
+                <wp:lineTo x="21555" y="0"/>
                 <wp:lineTo x="0" y="0"/>
               </wp:wrapPolygon>
             </wp:wrapThrough>
@@ -3253,7 +3306,18 @@
         </w:drawing>
       </w:r>
     </w:p>
-    <w:p/>
+    <w:p>
+      <w:pPr>
+        <w:tabs>
+          <w:tab w:val="left" w:pos="4176"/>
+        </w:tabs>
+        <w:jc w:val="both"/>
+        <w:rPr>
+          <w:sz w:val="32"/>
+          <w:szCs w:val="32"/>
+        </w:rPr>
+      </w:pPr>
+    </w:p>
     <w:p>
       <w:pPr>
         <w:tabs>
@@ -3265,31 +3329,6 @@
           <w:szCs w:val="32"/>
         </w:rPr>
       </w:pPr>
-      <w:r>
-        <w:fldChar w:fldCharType="begin"/>
-      </w:r>
-      <w:r>
-        <w:instrText xml:space="preserve"> HYPERLINK "https://drive.google.com/file/d/1SX4wWYel_MN4FzE29eD9LWwo-BkAr4_P/view?usp=sharing" </w:instrText>
-      </w:r>
-      <w:r>
-        <w:fldChar w:fldCharType="separate"/>
-      </w:r>
-      <w:r>
-        <w:rPr>
-          <w:rStyle w:val="14"/>
-          <w:sz w:val="32"/>
-          <w:szCs w:val="32"/>
-        </w:rPr>
-        <w:t>Link đến lược đồ ER</w:t>
-      </w:r>
-      <w:r>
-        <w:rPr>
-          <w:rStyle w:val="14"/>
-          <w:sz w:val="32"/>
-          <w:szCs w:val="32"/>
-        </w:rPr>
-        <w:fldChar w:fldCharType="end"/>
-      </w:r>
     </w:p>
     <w:p>
       <w:pPr>
@@ -3305,18 +3344,127 @@
     </w:p>
     <w:p>
       <w:pPr>
-        <w:tabs>
-          <w:tab w:val="left" w:pos="4176"/>
-        </w:tabs>
-        <w:jc w:val="center"/>
-        <w:rPr>
-          <w:sz w:val="32"/>
-          <w:szCs w:val="32"/>
-        </w:rPr>
-      </w:pPr>
-    </w:p>
-    <w:p>
-      <w:pPr>
+        <w:rPr>
+          <w:rFonts w:ascii="Tahoma" w:hAnsi="Tahoma" w:cs="Tahoma"/>
+          <w:b/>
+        </w:rPr>
+      </w:pPr>
+    </w:p>
+    <w:p>
+      <w:pPr>
+        <w:rPr>
+          <w:rFonts w:ascii="Tahoma" w:hAnsi="Tahoma" w:cs="Tahoma"/>
+          <w:b/>
+        </w:rPr>
+      </w:pPr>
+    </w:p>
+    <w:p>
+      <w:pPr>
+        <w:rPr>
+          <w:rFonts w:ascii="Tahoma" w:hAnsi="Tahoma" w:cs="Tahoma"/>
+          <w:b/>
+        </w:rPr>
+      </w:pPr>
+    </w:p>
+    <w:p>
+      <w:pPr>
+        <w:rPr>
+          <w:rFonts w:ascii="Tahoma" w:hAnsi="Tahoma" w:cs="Tahoma"/>
+          <w:b/>
+        </w:rPr>
+      </w:pPr>
+    </w:p>
+    <w:p>
+      <w:pPr>
+        <w:rPr>
+          <w:rFonts w:ascii="Tahoma" w:hAnsi="Tahoma" w:cs="Tahoma"/>
+          <w:b/>
+        </w:rPr>
+      </w:pPr>
+    </w:p>
+    <w:p>
+      <w:pPr>
+        <w:rPr>
+          <w:rFonts w:ascii="Tahoma" w:hAnsi="Tahoma" w:cs="Tahoma"/>
+          <w:b/>
+        </w:rPr>
+      </w:pPr>
+    </w:p>
+    <w:p>
+      <w:pPr>
+        <w:rPr>
+          <w:rFonts w:ascii="Tahoma" w:hAnsi="Tahoma" w:cs="Tahoma"/>
+          <w:b/>
+        </w:rPr>
+      </w:pPr>
+    </w:p>
+    <w:p>
+      <w:pPr>
+        <w:rPr>
+          <w:rFonts w:ascii="Tahoma" w:hAnsi="Tahoma" w:cs="Tahoma"/>
+          <w:b/>
+        </w:rPr>
+      </w:pPr>
+    </w:p>
+    <w:p>
+      <w:pPr>
+        <w:rPr>
+          <w:rFonts w:ascii="Tahoma" w:hAnsi="Tahoma" w:cs="Tahoma"/>
+          <w:b/>
+        </w:rPr>
+      </w:pPr>
+    </w:p>
+    <w:p>
+      <w:pPr>
+        <w:rPr>
+          <w:rFonts w:ascii="Tahoma" w:hAnsi="Tahoma" w:cs="Tahoma"/>
+          <w:b/>
+        </w:rPr>
+      </w:pPr>
+    </w:p>
+    <w:p>
+      <w:pPr>
+        <w:rPr>
+          <w:rFonts w:ascii="Tahoma" w:hAnsi="Tahoma" w:cs="Tahoma"/>
+          <w:b/>
+        </w:rPr>
+      </w:pPr>
+    </w:p>
+    <w:p>
+      <w:pPr>
+        <w:rPr>
+          <w:rFonts w:ascii="Tahoma" w:hAnsi="Tahoma" w:cs="Tahoma"/>
+          <w:b/>
+        </w:rPr>
+      </w:pPr>
+    </w:p>
+    <w:p>
+      <w:pPr>
+        <w:rPr>
+          <w:rFonts w:ascii="Tahoma" w:hAnsi="Tahoma" w:cs="Tahoma"/>
+          <w:b/>
+        </w:rPr>
+      </w:pPr>
+    </w:p>
+    <w:p>
+      <w:pPr>
+        <w:rPr>
+          <w:rFonts w:ascii="Tahoma" w:hAnsi="Tahoma" w:cs="Tahoma"/>
+          <w:b/>
+        </w:rPr>
+      </w:pPr>
+    </w:p>
+    <w:p>
+      <w:pPr>
+        <w:rPr>
+          <w:rFonts w:ascii="Tahoma" w:hAnsi="Tahoma" w:cs="Tahoma"/>
+          <w:b/>
+        </w:rPr>
+      </w:pPr>
+    </w:p>
+    <w:p>
+      <w:pPr>
+        <w:ind w:left="3600" w:leftChars="0" w:firstLine="720" w:firstLineChars="0"/>
         <w:rPr>
           <w:rFonts w:ascii="Tahoma" w:hAnsi="Tahoma" w:cs="Tahoma"/>
         </w:rPr>
@@ -3857,6 +4005,16 @@
     </w:tbl>
     <w:p>
       <w:pPr>
+        <w:ind w:left="3600" w:leftChars="0" w:firstLine="720" w:firstLineChars="0"/>
+        <w:rPr>
+          <w:rFonts w:ascii="Tahoma" w:hAnsi="Tahoma" w:cs="Tahoma"/>
+          <w:b/>
+        </w:rPr>
+      </w:pPr>
+    </w:p>
+    <w:p>
+      <w:pPr>
+        <w:ind w:left="3600" w:leftChars="0" w:firstLine="720" w:firstLineChars="0"/>
         <w:rPr>
           <w:rFonts w:ascii="Tahoma" w:hAnsi="Tahoma" w:cs="Tahoma"/>
         </w:rPr>
@@ -4293,6 +4451,16 @@
     </w:tbl>
     <w:p>
       <w:pPr>
+        <w:ind w:left="3600" w:leftChars="0" w:firstLine="720" w:firstLineChars="0"/>
+        <w:rPr>
+          <w:rFonts w:ascii="Tahoma" w:hAnsi="Tahoma" w:cs="Tahoma"/>
+          <w:b/>
+        </w:rPr>
+      </w:pPr>
+    </w:p>
+    <w:p>
+      <w:pPr>
+        <w:ind w:left="3600" w:leftChars="0" w:firstLine="720" w:firstLineChars="0"/>
         <w:rPr>
           <w:rFonts w:ascii="Tahoma" w:hAnsi="Tahoma" w:cs="Tahoma"/>
         </w:rPr>
@@ -4645,6 +4813,16 @@
     </w:tbl>
     <w:p>
       <w:pPr>
+        <w:ind w:left="3600" w:leftChars="0" w:firstLine="720" w:firstLineChars="0"/>
+        <w:rPr>
+          <w:rFonts w:ascii="Tahoma" w:hAnsi="Tahoma" w:cs="Tahoma"/>
+          <w:b/>
+        </w:rPr>
+      </w:pPr>
+    </w:p>
+    <w:p>
+      <w:pPr>
+        <w:ind w:left="3600" w:leftChars="0" w:firstLine="720" w:firstLineChars="0"/>
         <w:rPr>
           <w:rFonts w:ascii="Tahoma" w:hAnsi="Tahoma" w:cs="Tahoma"/>
         </w:rPr>
@@ -4997,6 +5175,16 @@
     </w:tbl>
     <w:p>
       <w:pPr>
+        <w:ind w:left="3600" w:leftChars="0" w:firstLine="720" w:firstLineChars="0"/>
+        <w:rPr>
+          <w:rFonts w:ascii="Tahoma" w:hAnsi="Tahoma" w:cs="Tahoma"/>
+          <w:b/>
+        </w:rPr>
+      </w:pPr>
+    </w:p>
+    <w:p>
+      <w:pPr>
+        <w:ind w:left="3600" w:leftChars="0" w:firstLine="720" w:firstLineChars="0"/>
         <w:rPr>
           <w:rFonts w:ascii="Tahoma" w:hAnsi="Tahoma" w:cs="Tahoma"/>
         </w:rPr>
@@ -5440,6 +5628,16 @@
     </w:tbl>
     <w:p>
       <w:pPr>
+        <w:ind w:left="3600" w:leftChars="0" w:firstLine="720" w:firstLineChars="0"/>
+        <w:rPr>
+          <w:rFonts w:ascii="Tahoma" w:hAnsi="Tahoma" w:cs="Tahoma"/>
+          <w:b/>
+        </w:rPr>
+      </w:pPr>
+    </w:p>
+    <w:p>
+      <w:pPr>
+        <w:ind w:left="3600" w:leftChars="0" w:firstLine="720" w:firstLineChars="0"/>
         <w:rPr>
           <w:rFonts w:ascii="Tahoma" w:hAnsi="Tahoma" w:cs="Tahoma"/>
         </w:rPr>
@@ -5889,6 +6087,16 @@
     </w:tbl>
     <w:p>
       <w:pPr>
+        <w:ind w:left="3600" w:leftChars="0" w:firstLine="720" w:firstLineChars="0"/>
+        <w:rPr>
+          <w:rFonts w:ascii="Tahoma" w:hAnsi="Tahoma" w:cs="Tahoma"/>
+          <w:b/>
+        </w:rPr>
+      </w:pPr>
+    </w:p>
+    <w:p>
+      <w:pPr>
+        <w:ind w:left="3600" w:leftChars="0" w:firstLine="720" w:firstLineChars="0"/>
         <w:rPr>
           <w:rFonts w:ascii="Tahoma" w:hAnsi="Tahoma" w:cs="Tahoma"/>
         </w:rPr>
@@ -6429,6 +6637,16 @@
     </w:tbl>
     <w:p>
       <w:pPr>
+        <w:ind w:left="3600" w:leftChars="0" w:firstLine="720" w:firstLineChars="0"/>
+        <w:rPr>
+          <w:rFonts w:ascii="Tahoma" w:hAnsi="Tahoma" w:cs="Tahoma"/>
+          <w:b/>
+        </w:rPr>
+      </w:pPr>
+    </w:p>
+    <w:p>
+      <w:pPr>
+        <w:ind w:left="3600" w:leftChars="0" w:firstLine="720" w:firstLineChars="0"/>
         <w:rPr>
           <w:rFonts w:ascii="Tahoma" w:hAnsi="Tahoma" w:cs="Tahoma"/>
         </w:rPr>
@@ -6781,6 +6999,16 @@
     </w:tbl>
     <w:p>
       <w:pPr>
+        <w:ind w:left="3600" w:leftChars="0" w:firstLine="720" w:firstLineChars="0"/>
+        <w:rPr>
+          <w:rFonts w:ascii="Tahoma" w:hAnsi="Tahoma" w:cs="Tahoma"/>
+          <w:b/>
+        </w:rPr>
+      </w:pPr>
+    </w:p>
+    <w:p>
+      <w:pPr>
+        <w:ind w:left="3600" w:leftChars="0" w:firstLine="720" w:firstLineChars="0"/>
         <w:rPr>
           <w:rFonts w:ascii="Tahoma" w:hAnsi="Tahoma" w:cs="Tahoma"/>
         </w:rPr>
@@ -7147,6 +7375,7 @@
     </w:p>
     <w:p>
       <w:pPr>
+        <w:ind w:left="3600" w:leftChars="0" w:firstLine="720" w:firstLineChars="0"/>
         <w:rPr>
           <w:rFonts w:ascii="Tahoma" w:hAnsi="Tahoma" w:cs="Tahoma"/>
         </w:rPr>
@@ -7784,6 +8013,7 @@
     </w:tbl>
     <w:p>
       <w:pPr>
+        <w:ind w:left="3600" w:leftChars="0" w:firstLine="720" w:firstLineChars="0"/>
         <w:rPr>
           <w:rFonts w:ascii="Tahoma" w:hAnsi="Tahoma" w:cs="Tahoma"/>
         </w:rPr>
@@ -8330,6 +8560,7 @@
     </w:tbl>
     <w:p>
       <w:pPr>
+        <w:ind w:left="3600" w:leftChars="0" w:firstLine="720" w:firstLineChars="0"/>
         <w:rPr>
           <w:rFonts w:ascii="Tahoma" w:hAnsi="Tahoma" w:cs="Tahoma"/>
         </w:rPr>
@@ -8961,6 +9192,7 @@
     </w:tbl>
     <w:p>
       <w:pPr>
+        <w:ind w:left="3600" w:leftChars="0" w:firstLine="720" w:firstLineChars="0"/>
         <w:rPr>
           <w:rFonts w:ascii="Tahoma" w:hAnsi="Tahoma" w:cs="Tahoma"/>
         </w:rPr>
@@ -8993,8 +9225,6 @@
         </w:rPr>
         <w:t xml:space="preserve"> </w:t>
       </w:r>
-      <w:bookmarkStart w:id="0" w:name="_GoBack"/>
-      <w:bookmarkEnd w:id="0"/>
     </w:p>
     <w:tbl>
       <w:tblPr>
@@ -9414,14 +9644,7 @@
     </w:p>
     <w:p>
       <w:pPr>
-        <w:rPr>
-          <w:rFonts w:ascii="Tahoma" w:hAnsi="Tahoma" w:cs="Tahoma"/>
-          <w:b/>
-        </w:rPr>
-      </w:pPr>
-    </w:p>
-    <w:p>
-      <w:pPr>
+        <w:ind w:left="3600" w:leftChars="0" w:firstLine="720" w:firstLineChars="0"/>
         <w:rPr>
           <w:rFonts w:ascii="Tahoma" w:hAnsi="Tahoma" w:cs="Tahoma"/>
         </w:rPr>
@@ -9871,6 +10094,16 @@
     </w:tbl>
     <w:p>
       <w:pPr>
+        <w:ind w:left="3600" w:leftChars="0" w:firstLine="720" w:firstLineChars="0"/>
+        <w:rPr>
+          <w:rFonts w:ascii="Tahoma" w:hAnsi="Tahoma" w:cs="Tahoma"/>
+          <w:b/>
+        </w:rPr>
+      </w:pPr>
+    </w:p>
+    <w:p>
+      <w:pPr>
+        <w:ind w:left="3600" w:leftChars="0" w:firstLine="720" w:firstLineChars="0"/>
         <w:rPr>
           <w:rFonts w:ascii="Tahoma" w:hAnsi="Tahoma" w:cs="Tahoma"/>
         </w:rPr>
@@ -10417,6 +10650,16 @@
     </w:tbl>
     <w:p>
       <w:pPr>
+        <w:ind w:left="3600" w:leftChars="0" w:firstLine="720" w:firstLineChars="0"/>
+        <w:rPr>
+          <w:rFonts w:ascii="Tahoma" w:hAnsi="Tahoma" w:cs="Tahoma"/>
+          <w:b/>
+        </w:rPr>
+      </w:pPr>
+    </w:p>
+    <w:p>
+      <w:pPr>
+        <w:ind w:left="3600" w:leftChars="0" w:firstLine="720" w:firstLineChars="0"/>
         <w:rPr>
           <w:rFonts w:ascii="Tahoma" w:hAnsi="Tahoma" w:cs="Tahoma"/>
         </w:rPr>
@@ -10775,9 +11018,41 @@
     </w:tbl>
     <w:p>
       <w:pPr>
+        <w:pStyle w:val="33"/>
+        <w:ind w:left="0"/>
+        <w:rPr>
+          <w:rFonts w:ascii="SimSun" w:hAnsi="SimSun" w:eastAsia="SimSun" w:cs="SimSun"/>
+        </w:rPr>
+      </w:pPr>
+    </w:p>
+    <w:p>
+      <w:pPr>
+        <w:pStyle w:val="33"/>
+        <w:ind w:left="0"/>
+        <w:rPr>
+          <w:rFonts w:ascii="SimSun" w:hAnsi="SimSun" w:eastAsia="SimSun" w:cs="SimSun"/>
+        </w:rPr>
+      </w:pPr>
+    </w:p>
+    <w:p>
+      <w:pPr>
+        <w:pStyle w:val="33"/>
+        <w:ind w:left="0"/>
+        <w:rPr>
+          <w:rFonts w:ascii="SimSun" w:hAnsi="SimSun" w:eastAsia="SimSun" w:cs="SimSun"/>
+        </w:rPr>
+      </w:pPr>
+    </w:p>
+    <w:p/>
+    <w:p/>
+    <w:p/>
+    <w:p>
+      <w:pPr>
+        <w:pStyle w:val="33"/>
         <w:tabs>
           <w:tab w:val="left" w:pos="4176"/>
         </w:tabs>
+        <w:ind w:left="284"/>
         <w:jc w:val="center"/>
         <w:rPr>
           <w:sz w:val="32"/>
@@ -10787,27 +11062,15 @@
     </w:p>
     <w:p>
       <w:pPr>
+        <w:pStyle w:val="33"/>
         <w:tabs>
           <w:tab w:val="left" w:pos="4176"/>
         </w:tabs>
+        <w:ind w:left="284"/>
         <w:jc w:val="center"/>
         <w:rPr>
           <w:sz w:val="32"/>
           <w:szCs w:val="32"/>
-        </w:rPr>
-      </w:pPr>
-    </w:p>
-    <w:p>
-      <w:pPr>
-        <w:jc w:val="center"/>
-        <w:rPr>
-          <w:b/>
-          <w:bCs/>
-          <w:i/>
-          <w:iCs/>
-          <w:sz w:val="32"/>
-          <w:szCs w:val="32"/>
-          <w:u w:val="single"/>
         </w:rPr>
       </w:pPr>
     </w:p>
@@ -10928,8 +11191,8 @@
       <w:tblGrid>
         <w:gridCol w:w="2198"/>
         <w:gridCol w:w="3907"/>
-        <w:gridCol w:w="2033"/>
-        <w:gridCol w:w="1804"/>
+        <w:gridCol w:w="2032"/>
+        <w:gridCol w:w="1805"/>
       </w:tblGrid>
       <w:tr>
         <w:tblPrEx>
@@ -10954,7 +11217,7 @@
         </w:trPr>
         <w:tc>
           <w:tcPr>
-            <w:tcW w:w="2199" w:type="dxa"/>
+            <w:tcW w:w="2405" w:type="dxa"/>
           </w:tcPr>
           <w:p>
             <w:pPr>
@@ -10967,7 +11230,7 @@
         </w:tc>
         <w:tc>
           <w:tcPr>
-            <w:tcW w:w="3905" w:type="dxa"/>
+            <w:tcW w:w="3458" w:type="dxa"/>
           </w:tcPr>
           <w:p>
             <w:pPr>
@@ -10980,7 +11243,7 @@
         </w:tc>
         <w:tc>
           <w:tcPr>
-            <w:tcW w:w="2033" w:type="dxa"/>
+            <w:tcW w:w="2129" w:type="dxa"/>
           </w:tcPr>
           <w:p>
             <w:pPr>
@@ -10993,7 +11256,7 @@
         </w:tc>
         <w:tc>
           <w:tcPr>
-            <w:tcW w:w="1805" w:type="dxa"/>
+            <w:tcW w:w="1950" w:type="dxa"/>
           </w:tcPr>
           <w:p>
             <w:pPr>
@@ -11028,7 +11291,7 @@
         </w:trPr>
         <w:tc>
           <w:tcPr>
-            <w:tcW w:w="2199" w:type="dxa"/>
+            <w:tcW w:w="2405" w:type="dxa"/>
           </w:tcPr>
           <w:p>
             <w:pPr>
@@ -11041,7 +11304,7 @@
         </w:tc>
         <w:tc>
           <w:tcPr>
-            <w:tcW w:w="3905" w:type="dxa"/>
+            <w:tcW w:w="3458" w:type="dxa"/>
           </w:tcPr>
           <w:p>
             <w:pPr>
@@ -11086,7 +11349,7 @@
         </w:tc>
         <w:tc>
           <w:tcPr>
-            <w:tcW w:w="2033" w:type="dxa"/>
+            <w:tcW w:w="2129" w:type="dxa"/>
           </w:tcPr>
           <w:p>
             <w:pPr>
@@ -11103,7 +11366,7 @@
         </w:tc>
         <w:tc>
           <w:tcPr>
-            <w:tcW w:w="1805" w:type="dxa"/>
+            <w:tcW w:w="1950" w:type="dxa"/>
           </w:tcPr>
           <w:p>
             <w:pPr>
@@ -11138,7 +11401,7 @@
         </w:trPr>
         <w:tc>
           <w:tcPr>
-            <w:tcW w:w="2199" w:type="dxa"/>
+            <w:tcW w:w="2405" w:type="dxa"/>
           </w:tcPr>
           <w:p>
             <w:pPr>
@@ -11151,7 +11414,7 @@
         </w:tc>
         <w:tc>
           <w:tcPr>
-            <w:tcW w:w="3905" w:type="dxa"/>
+            <w:tcW w:w="3458" w:type="dxa"/>
           </w:tcPr>
           <w:p>
             <w:pPr>
@@ -11196,7 +11459,7 @@
         </w:tc>
         <w:tc>
           <w:tcPr>
-            <w:tcW w:w="2033" w:type="dxa"/>
+            <w:tcW w:w="2129" w:type="dxa"/>
           </w:tcPr>
           <w:p>
             <w:pPr>
@@ -11213,7 +11476,7 @@
         </w:tc>
         <w:tc>
           <w:tcPr>
-            <w:tcW w:w="1805" w:type="dxa"/>
+            <w:tcW w:w="1950" w:type="dxa"/>
           </w:tcPr>
           <w:p>
             <w:pPr>
@@ -11248,7 +11511,7 @@
         </w:trPr>
         <w:tc>
           <w:tcPr>
-            <w:tcW w:w="2199" w:type="dxa"/>
+            <w:tcW w:w="2405" w:type="dxa"/>
           </w:tcPr>
           <w:p>
             <w:pPr>
@@ -11261,7 +11524,7 @@
         </w:tc>
         <w:tc>
           <w:tcPr>
-            <w:tcW w:w="3905" w:type="dxa"/>
+            <w:tcW w:w="3458" w:type="dxa"/>
           </w:tcPr>
           <w:p>
             <w:pPr>
@@ -11306,7 +11569,7 @@
         </w:tc>
         <w:tc>
           <w:tcPr>
-            <w:tcW w:w="2033" w:type="dxa"/>
+            <w:tcW w:w="2129" w:type="dxa"/>
           </w:tcPr>
           <w:p>
             <w:pPr>
@@ -11326,7 +11589,7 @@
         </w:tc>
         <w:tc>
           <w:tcPr>
-            <w:tcW w:w="1805" w:type="dxa"/>
+            <w:tcW w:w="1950" w:type="dxa"/>
           </w:tcPr>
           <w:p>
             <w:pPr>
@@ -12558,7 +12821,7 @@
     <w:lsdException w:qFormat="1" w:unhideWhenUsed="0" w:uiPriority="10" w:semiHidden="0" w:name="Title"/>
     <w:lsdException w:uiPriority="99" w:name="Closing"/>
     <w:lsdException w:uiPriority="99" w:name="Signature"/>
-    <w:lsdException w:qFormat="1" w:uiPriority="1" w:semiHidden="0" w:name="Default Paragraph Font"/>
+    <w:lsdException w:qFormat="1" w:uiPriority="1" w:name="Default Paragraph Font"/>
     <w:lsdException w:uiPriority="99" w:name="Body Text"/>
     <w:lsdException w:uiPriority="99" w:name="Body Text Indent"/>
     <w:lsdException w:uiPriority="99" w:name="List Continue"/>
@@ -12579,7 +12842,7 @@
     <w:lsdException w:uiPriority="99" w:name="Body Text Indent 3"/>
     <w:lsdException w:uiPriority="99" w:name="Block Text"/>
     <w:lsdException w:qFormat="1" w:uiPriority="99" w:semiHidden="0" w:name="Hyperlink"/>
-    <w:lsdException w:qFormat="1" w:uiPriority="99" w:name="FollowedHyperlink"/>
+    <w:lsdException w:uiPriority="99" w:name="FollowedHyperlink"/>
     <w:lsdException w:qFormat="1" w:unhideWhenUsed="0" w:uiPriority="22" w:semiHidden="0" w:name="Strong"/>
     <w:lsdException w:qFormat="1" w:unhideWhenUsed="0" w:uiPriority="20" w:semiHidden="0" w:name="Emphasis"/>
     <w:lsdException w:uiPriority="99" w:name="Document Map"/>
@@ -12985,6 +13248,7 @@
   </w:style>
   <w:style w:type="character" w:default="1" w:styleId="11">
     <w:name w:val="Default Paragraph Font"/>
+    <w:semiHidden/>
     <w:unhideWhenUsed/>
     <w:qFormat/>
     <w:uiPriority w:val="1"/>
@@ -13005,20 +13269,15 @@
     </w:tblPr>
   </w:style>
   <w:style w:type="character" w:styleId="13">
-    <w:name w:val="FollowedHyperlink"/>
+    <w:name w:val="HTML Code"/>
     <w:basedOn w:val="11"/>
     <w:semiHidden/>
     <w:unhideWhenUsed/>
-    <w:qFormat/>
     <w:uiPriority w:val="99"/>
     <w:rPr>
-      <w:color w:val="954F72" w:themeColor="followedHyperlink"/>
-      <w:u w:val="single"/>
-      <w14:textFill>
-        <w14:solidFill>
-          <w14:schemeClr w14:val="folHlink"/>
-        </w14:solidFill>
-      </w14:textFill>
+      <w:rFonts w:ascii="Courier New" w:hAnsi="Courier New" w:cs="Courier New"/>
+      <w:sz w:val="20"/>
+      <w:szCs w:val="20"/>
     </w:rPr>
   </w:style>
   <w:style w:type="character" w:styleId="14">
@@ -13440,18 +13699,6 @@
       <w:shd w:val="clear" w:color="auto" w:fill="E1DFDD"/>
     </w:rPr>
   </w:style>
-  <w:style w:type="character" w:customStyle="1" w:styleId="39">
-    <w:name w:val="Unresolved Mention"/>
-    <w:basedOn w:val="11"/>
-    <w:semiHidden/>
-    <w:unhideWhenUsed/>
-    <w:qFormat/>
-    <w:uiPriority w:val="99"/>
-    <w:rPr>
-      <w:color w:val="605E5C"/>
-      <w:shd w:val="clear" w:color="auto" w:fill="E1DFDD"/>
-    </w:rPr>
-  </w:style>
 </w:styles>
 </file>
 
